--- a/mokdong3/2fin/word/md3s2_vocab_test_exam.docx
+++ b/mokdong3/2fin/word/md3s2_vocab_test_exam.docx
@@ -55,7 +55,7 @@
           <w:sz w:val="17"/>
           <w:u w:val="none"/>
         </w:rPr>
-        <w:t>배점: 4점 9문항(3·6·9·11·13·15·16·19·20번) / 3점 11문항 · 「있는 대로」 복수정답 3문항(6·11·15번) · 서술형 5문항(8·16·17·18·19번)</w:t>
+        <w:t>배점: 4점 12문항(2·3·4·6·9·11·13·15·17·18·19·20번) / 3점 8문항 · 「있는 대로」 복수정답 3문항(6·11·15번) · 서술형 5문항(8·16·17·18·19번)</w:t>
       </w:r>
     </w:p>
     <w:p>
@@ -70,7 +70,7 @@
           <w:sz w:val="21"/>
           <w:u w:val="none"/>
         </w:rPr>
-        <w:t>■ [1~6] 영영풀이 · 단어 의미</w:t>
+        <w:t>■ [1~6] 영영풀이 · 2단계 추론</w:t>
       </w:r>
     </w:p>
     <w:p>
@@ -94,7 +94,25 @@
           <w:sz w:val="20"/>
           <w:u w:val="none"/>
         </w:rPr>
-        <w:t xml:space="preserve">다음 영영풀이에 해당하는 단어로 알맞은 것은? </w:t>
+        <w:t xml:space="preserve">다음 글의 밑줄 친 단어의 영영풀이로 알맞지 </w:t>
+      </w:r>
+      <w:r>
+        <w:rPr>
+          <w:b/>
+          <w:i w:val="0"/>
+          <w:sz w:val="20"/>
+          <w:u w:val="none"/>
+        </w:rPr>
+        <w:t>않은</w:t>
+      </w:r>
+      <w:r>
+        <w:rPr>
+          <w:b w:val="0"/>
+          <w:i w:val="0"/>
+          <w:sz w:val="20"/>
+          <w:u w:val="none"/>
+        </w:rPr>
+        <w:t xml:space="preserve"> 것은? </w:t>
       </w:r>
       <w:r>
         <w:rPr>
@@ -125,12 +143,102 @@
           <w:sz w:val="20"/>
           <w:u w:val="none"/>
         </w:rPr>
-        <w:t>to pay someone to work for you</w:t>
+        <w:t>The word Sherpa comes from the Sherpa ⓐ</w:t>
+      </w:r>
+      <w:r>
+        <w:rPr>
+          <w:b w:val="0"/>
+          <w:i w:val="0"/>
+          <w:sz w:val="20"/>
+          <w:u w:val="single"/>
+        </w:rPr>
+        <w:t>tribe</w:t>
+      </w:r>
+      <w:r>
+        <w:rPr>
+          <w:b w:val="0"/>
+          <w:i w:val="0"/>
+          <w:sz w:val="20"/>
+          <w:u w:val="none"/>
+        </w:rPr>
+        <w:t>, which lives in the eastern part of Nepal. Sherpas have good climbing skills and know their way around the mountains well. They also have little difficulty ⓑ</w:t>
+      </w:r>
+      <w:r>
+        <w:rPr>
+          <w:b w:val="0"/>
+          <w:i w:val="0"/>
+          <w:sz w:val="20"/>
+          <w:u w:val="single"/>
+        </w:rPr>
+        <w:t>breathing</w:t>
+      </w:r>
+      <w:r>
+        <w:rPr>
+          <w:b w:val="0"/>
+          <w:i w:val="0"/>
+          <w:sz w:val="20"/>
+          <w:u w:val="none"/>
+        </w:rPr>
+        <w:t xml:space="preserve"> high up in the mountains. Therefore, mountain climbers started to ⓒ</w:t>
+      </w:r>
+      <w:r>
+        <w:rPr>
+          <w:b w:val="0"/>
+          <w:i w:val="0"/>
+          <w:sz w:val="20"/>
+          <w:u w:val="single"/>
+        </w:rPr>
+        <w:t>hire</w:t>
+      </w:r>
+      <w:r>
+        <w:rPr>
+          <w:b w:val="0"/>
+          <w:i w:val="0"/>
+          <w:sz w:val="20"/>
+          <w:u w:val="none"/>
+        </w:rPr>
+        <w:t xml:space="preserve"> Sherpas to help them climb Mount Everest. Sherpas lead mountain climbers to the top of the mountain. They ⓓ</w:t>
+      </w:r>
+      <w:r>
+        <w:rPr>
+          <w:b w:val="0"/>
+          <w:i w:val="0"/>
+          <w:sz w:val="20"/>
+          <w:u w:val="single"/>
+        </w:rPr>
+        <w:t>support</w:t>
+      </w:r>
+      <w:r>
+        <w:rPr>
+          <w:b w:val="0"/>
+          <w:i w:val="0"/>
+          <w:sz w:val="20"/>
+          <w:u w:val="none"/>
+        </w:rPr>
+        <w:t xml:space="preserve"> climbers in many ways. For example, they put up tents and carry climbers' bags. Sherpas are often called the ⓔ</w:t>
+      </w:r>
+      <w:r>
+        <w:rPr>
+          <w:b w:val="0"/>
+          <w:i w:val="0"/>
+          <w:sz w:val="20"/>
+          <w:u w:val="single"/>
+        </w:rPr>
+        <w:t>invisible</w:t>
+      </w:r>
+      <w:r>
+        <w:rPr>
+          <w:b w:val="0"/>
+          <w:i w:val="0"/>
+          <w:sz w:val="20"/>
+          <w:u w:val="none"/>
+        </w:rPr>
+        <w:t xml:space="preserve"> people of Mount Everest because people often see a picture of only the climbers at the top of the mountain.</w:t>
       </w:r>
     </w:p>
     <w:p>
       <w:pPr>
-        <w:spacing w:after="30"/>
+        <w:spacing w:after="10"/>
         <w:ind w:left="170"/>
       </w:pPr>
       <w:r>
@@ -140,7 +248,67 @@
           <w:sz w:val="20"/>
           <w:u w:val="none"/>
         </w:rPr>
-        <w:t>① hire    ② support    ③ register    ④ achieve    ⑤ breathe</w:t>
+        <w:t>① ⓐ a group of people who have their own language and ways of living</w:t>
+      </w:r>
+    </w:p>
+    <w:p>
+      <w:pPr>
+        <w:spacing w:after="10"/>
+        <w:ind w:left="170"/>
+      </w:pPr>
+      <w:r>
+        <w:rPr>
+          <w:b w:val="0"/>
+          <w:i w:val="0"/>
+          <w:sz w:val="20"/>
+          <w:u w:val="none"/>
+        </w:rPr>
+        <w:t>② ⓑ to take air into your body and let it out again</w:t>
+      </w:r>
+    </w:p>
+    <w:p>
+      <w:pPr>
+        <w:spacing w:after="10"/>
+        <w:ind w:left="170"/>
+      </w:pPr>
+      <w:r>
+        <w:rPr>
+          <w:b w:val="0"/>
+          <w:i w:val="0"/>
+          <w:sz w:val="20"/>
+          <w:u w:val="none"/>
+        </w:rPr>
+        <w:t>③ ⓒ to pay someone to work for you</w:t>
+      </w:r>
+    </w:p>
+    <w:p>
+      <w:pPr>
+        <w:spacing w:after="10"/>
+        <w:ind w:left="170"/>
+      </w:pPr>
+      <w:r>
+        <w:rPr>
+          <w:b w:val="0"/>
+          <w:i w:val="0"/>
+          <w:sz w:val="20"/>
+          <w:u w:val="none"/>
+        </w:rPr>
+        <w:t>④ ⓓ to stop someone from doing what they want to do</w:t>
+      </w:r>
+    </w:p>
+    <w:p>
+      <w:pPr>
+        <w:spacing w:after="10"/>
+        <w:ind w:left="170"/>
+      </w:pPr>
+      <w:r>
+        <w:rPr>
+          <w:b w:val="0"/>
+          <w:i w:val="0"/>
+          <w:sz w:val="20"/>
+          <w:u w:val="none"/>
+        </w:rPr>
+        <w:t>⑤ ⓔ not able to be seen</w:t>
       </w:r>
     </w:p>
     <w:p>
@@ -164,16 +332,34 @@
           <w:sz w:val="20"/>
           <w:u w:val="none"/>
         </w:rPr>
-        <w:t xml:space="preserve">다음 영영풀이에 해당하는 단어로 알맞은 것은? </w:t>
-      </w:r>
-      <w:r>
-        <w:rPr>
-          <w:b w:val="0"/>
+        <w:t xml:space="preserve">다음 (A)~(D)의 빈칸에 들어갈 단어의 영영풀이가 </w:t>
+      </w:r>
+      <w:r>
+        <w:rPr>
+          <w:b/>
           <w:i w:val="0"/>
           <w:sz w:val="20"/>
           <w:u w:val="none"/>
         </w:rPr>
-        <w:t>(3점)</w:t>
+        <w:t>아닌</w:t>
+      </w:r>
+      <w:r>
+        <w:rPr>
+          <w:b w:val="0"/>
+          <w:i w:val="0"/>
+          <w:sz w:val="20"/>
+          <w:u w:val="none"/>
+        </w:rPr>
+        <w:t xml:space="preserve"> 것은? </w:t>
+      </w:r>
+      <w:r>
+        <w:rPr>
+          <w:b w:val="0"/>
+          <w:i w:val="0"/>
+          <w:sz w:val="20"/>
+          <w:u w:val="none"/>
+        </w:rPr>
+        <w:t>(4점)</w:t>
       </w:r>
     </w:p>
     <w:p>
@@ -195,14 +381,11 @@
           <w:sz w:val="20"/>
           <w:u w:val="none"/>
         </w:rPr>
-        <w:t>something that shows you may have a particular illness</w:t>
-      </w:r>
-    </w:p>
-    <w:p>
-      <w:pPr>
-        <w:spacing w:after="30"/>
-        <w:ind w:left="170"/>
-      </w:pPr>
+        <w:t>(A) Big data has to be ________d, and this is done by big data experts.</w:t>
+      </w:r>
+      <w:r>
+        <w:br/>
+      </w:r>
       <w:r>
         <w:rPr>
           <w:b w:val="0"/>
@@ -210,22 +393,22 @@
           <w:sz w:val="20"/>
           <w:u w:val="none"/>
         </w:rPr>
-        <w:t>① spread    ② symptom    ③ trace    ④ method    ⑤ purchase</w:t>
-      </w:r>
-    </w:p>
-    <w:p>
-      <w:pPr>
-        <w:spacing w:after="20" w:before="50"/>
-      </w:pPr>
-      <w:r>
-        <w:rPr>
-          <w:b/>
-          <w:i w:val="0"/>
-          <w:color w:val="1F3864"/>
+        <w:t>(B) Runners can choose a pacer depending on their ________ finish time.</w:t>
+      </w:r>
+      <w:r>
+        <w:br/>
+      </w:r>
+      <w:r>
+        <w:rPr>
+          <w:b w:val="0"/>
+          <w:i w:val="0"/>
           <w:sz w:val="20"/>
           <w:u w:val="none"/>
         </w:rPr>
-        <w:t xml:space="preserve">3. </w:t>
+        <w:t>(C) The man was so ________ that he cried out to the sky, "Please help me."</w:t>
+      </w:r>
+      <w:r>
+        <w:br/>
       </w:r>
       <w:r>
         <w:rPr>
@@ -234,34 +417,7 @@
           <w:sz w:val="20"/>
           <w:u w:val="none"/>
         </w:rPr>
-        <w:t xml:space="preserve">다음 영영풀이와 단어의 연결이 </w:t>
-      </w:r>
-      <w:r>
-        <w:rPr>
-          <w:b/>
-          <w:i w:val="0"/>
-          <w:sz w:val="20"/>
-          <w:u w:val="none"/>
-        </w:rPr>
-        <w:t>어색한</w:t>
-      </w:r>
-      <w:r>
-        <w:rPr>
-          <w:b w:val="0"/>
-          <w:i w:val="0"/>
-          <w:sz w:val="20"/>
-          <w:u w:val="none"/>
-        </w:rPr>
-        <w:t xml:space="preserve"> 것은? </w:t>
-      </w:r>
-      <w:r>
-        <w:rPr>
-          <w:b w:val="0"/>
-          <w:i w:val="0"/>
-          <w:sz w:val="20"/>
-          <w:u w:val="none"/>
-        </w:rPr>
-        <w:t>(4점)</w:t>
+        <w:t>(D) Sherpas have little difficulty ________ing high up in the mountains.</w:t>
       </w:r>
     </w:p>
     <w:p>
@@ -276,7 +432,7 @@
           <w:sz w:val="20"/>
           <w:u w:val="none"/>
         </w:rPr>
-        <w:t>① loyalty – a feeling of support for someone or something</w:t>
+        <w:t>① to examine something carefully</w:t>
       </w:r>
     </w:p>
     <w:p>
@@ -291,7 +447,7 @@
           <w:sz w:val="20"/>
           <w:u w:val="none"/>
         </w:rPr>
-        <w:t>② dynasty – a period of time during which members of the same family rule a country</w:t>
+        <w:t>② the aim or result that you try to achieve</w:t>
       </w:r>
     </w:p>
     <w:p>
@@ -306,7 +462,7 @@
           <w:sz w:val="20"/>
           <w:u w:val="none"/>
         </w:rPr>
-        <w:t>③ attitude – the way you think or feel about something</w:t>
+        <w:t>③ sad because something was not as good as you hoped</w:t>
       </w:r>
     </w:p>
     <w:p>
@@ -321,7 +477,7 @@
           <w:sz w:val="20"/>
           <w:u w:val="none"/>
         </w:rPr>
-        <w:t>④ bloom – to shape or force something straight into a curve</w:t>
+        <w:t>④ to stay away from someone or something</w:t>
       </w:r>
     </w:p>
     <w:p>
@@ -336,7 +492,7 @@
           <w:sz w:val="20"/>
           <w:u w:val="none"/>
         </w:rPr>
-        <w:t>⑤ justice – fairness in the way people are treated</w:t>
+        <w:t>⑤ to take air into your body and let it out again</w:t>
       </w:r>
     </w:p>
     <w:p>
@@ -351,7 +507,7 @@
           <w:sz w:val="20"/>
           <w:u w:val="none"/>
         </w:rPr>
-        <w:t xml:space="preserve">4. </w:t>
+        <w:t xml:space="preserve">3. </w:t>
       </w:r>
       <w:r>
         <w:rPr>
@@ -360,16 +516,160 @@
           <w:sz w:val="20"/>
           <w:u w:val="none"/>
         </w:rPr>
-        <w:t xml:space="preserve">다음 영영풀이에 해당하는 표현으로 알맞은 것은? </w:t>
-      </w:r>
-      <w:r>
-        <w:rPr>
-          <w:b w:val="0"/>
+        <w:t xml:space="preserve">다음 영영풀이와 단어의 연결이 </w:t>
+      </w:r>
+      <w:r>
+        <w:rPr>
+          <w:b/>
           <w:i w:val="0"/>
           <w:sz w:val="20"/>
           <w:u w:val="none"/>
         </w:rPr>
-        <w:t>(3점)</w:t>
+        <w:t>어색한</w:t>
+      </w:r>
+      <w:r>
+        <w:rPr>
+          <w:b w:val="0"/>
+          <w:i w:val="0"/>
+          <w:sz w:val="20"/>
+          <w:u w:val="none"/>
+        </w:rPr>
+        <w:t xml:space="preserve"> 것은? </w:t>
+      </w:r>
+      <w:r>
+        <w:rPr>
+          <w:b w:val="0"/>
+          <w:i w:val="0"/>
+          <w:sz w:val="20"/>
+          <w:u w:val="none"/>
+        </w:rPr>
+        <w:t>(4점)</w:t>
+      </w:r>
+    </w:p>
+    <w:p>
+      <w:pPr>
+        <w:spacing w:after="10"/>
+        <w:ind w:left="170"/>
+      </w:pPr>
+      <w:r>
+        <w:rPr>
+          <w:b w:val="0"/>
+          <w:i w:val="0"/>
+          <w:sz w:val="20"/>
+          <w:u w:val="none"/>
+        </w:rPr>
+        <w:t>① loyalty – a feeling of support for someone or something</w:t>
+      </w:r>
+    </w:p>
+    <w:p>
+      <w:pPr>
+        <w:spacing w:after="10"/>
+        <w:ind w:left="170"/>
+      </w:pPr>
+      <w:r>
+        <w:rPr>
+          <w:b w:val="0"/>
+          <w:i w:val="0"/>
+          <w:sz w:val="20"/>
+          <w:u w:val="none"/>
+        </w:rPr>
+        <w:t>② dynasty – a period of time during which members of the same family rule a country</w:t>
+      </w:r>
+    </w:p>
+    <w:p>
+      <w:pPr>
+        <w:spacing w:after="10"/>
+        <w:ind w:left="170"/>
+      </w:pPr>
+      <w:r>
+        <w:rPr>
+          <w:b w:val="0"/>
+          <w:i w:val="0"/>
+          <w:sz w:val="20"/>
+          <w:u w:val="none"/>
+        </w:rPr>
+        <w:t>③ attitude – the way you think or feel about something</w:t>
+      </w:r>
+    </w:p>
+    <w:p>
+      <w:pPr>
+        <w:spacing w:after="10"/>
+        <w:ind w:left="170"/>
+      </w:pPr>
+      <w:r>
+        <w:rPr>
+          <w:b w:val="0"/>
+          <w:i w:val="0"/>
+          <w:sz w:val="20"/>
+          <w:u w:val="none"/>
+        </w:rPr>
+        <w:t>④ bloom – to shape or force something straight into a curve</w:t>
+      </w:r>
+    </w:p>
+    <w:p>
+      <w:pPr>
+        <w:spacing w:after="10"/>
+        <w:ind w:left="170"/>
+      </w:pPr>
+      <w:r>
+        <w:rPr>
+          <w:b w:val="0"/>
+          <w:i w:val="0"/>
+          <w:sz w:val="20"/>
+          <w:u w:val="none"/>
+        </w:rPr>
+        <w:t>⑤ justice – fairness in the way people are treated</w:t>
+      </w:r>
+    </w:p>
+    <w:p>
+      <w:pPr>
+        <w:spacing w:after="20" w:before="50"/>
+      </w:pPr>
+      <w:r>
+        <w:rPr>
+          <w:b/>
+          <w:i w:val="0"/>
+          <w:color w:val="1F3864"/>
+          <w:sz w:val="20"/>
+          <w:u w:val="none"/>
+        </w:rPr>
+        <w:t xml:space="preserve">4. </w:t>
+      </w:r>
+      <w:r>
+        <w:rPr>
+          <w:b w:val="0"/>
+          <w:i w:val="0"/>
+          <w:sz w:val="20"/>
+          <w:u w:val="none"/>
+        </w:rPr>
+        <w:t xml:space="preserve">다음은 5과 본문의 요약문이다. 〈보기〉의 말을 (1)~(5)에 한 번씩 넣을 때 들어갈 수 </w:t>
+      </w:r>
+      <w:r>
+        <w:rPr>
+          <w:b/>
+          <w:i w:val="0"/>
+          <w:sz w:val="20"/>
+          <w:u w:val="none"/>
+        </w:rPr>
+        <w:t>없는</w:t>
+      </w:r>
+      <w:r>
+        <w:rPr>
+          <w:b w:val="0"/>
+          <w:i w:val="0"/>
+          <w:sz w:val="20"/>
+          <w:u w:val="none"/>
+        </w:rPr>
+        <w:t xml:space="preserve"> 것은? (순서 상관없음) </w:t>
+      </w:r>
+      <w:r>
+        <w:rPr>
+          <w:b w:val="0"/>
+          <w:i w:val="0"/>
+          <w:sz w:val="20"/>
+          <w:u w:val="none"/>
+        </w:rPr>
+        <w:t>(4점)</w:t>
       </w:r>
     </w:p>
     <w:p>
@@ -391,7 +691,19 @@
           <w:sz w:val="20"/>
           <w:u w:val="none"/>
         </w:rPr>
-        <w:t>to pay attention to someone or something, so that you know where they are or what is happening to them</w:t>
+        <w:t>〈보기〉 depending on · keeps track of · achieve · wear out · register · harmony</w:t>
+      </w:r>
+      <w:r>
+        <w:br/>
+      </w:r>
+      <w:r>
+        <w:rPr>
+          <w:b w:val="0"/>
+          <w:i w:val="0"/>
+          <w:sz w:val="20"/>
+          <w:u w:val="none"/>
+        </w:rPr>
+        <w:t>Pacers are experienced runners who help others manage their race. Runners choose a pacer (1)________ their target finish time. Since the pacer (2)________ the time, runners can (3)________ their goals more easily. A pit crew checks the car and changes the tires, which (4)________ easily in a high speed race. Because a pit stop is very short, the crew has to work in perfect (5)________.</w:t>
       </w:r>
     </w:p>
     <w:p>
@@ -406,7 +718,7 @@
           <w:sz w:val="20"/>
           <w:u w:val="none"/>
         </w:rPr>
-        <w:t>① on one's own</w:t>
+        <w:t>① depending on</w:t>
       </w:r>
     </w:p>
     <w:p>
@@ -421,7 +733,7 @@
           <w:sz w:val="20"/>
           <w:u w:val="none"/>
         </w:rPr>
-        <w:t>② depending on</w:t>
+        <w:t>② keeps track of</w:t>
       </w:r>
     </w:p>
     <w:p>
@@ -436,7 +748,7 @@
           <w:sz w:val="20"/>
           <w:u w:val="none"/>
         </w:rPr>
-        <w:t>③ keep track of</w:t>
+        <w:t>③ achieve</w:t>
       </w:r>
     </w:p>
     <w:p>
@@ -466,7 +778,7 @@
           <w:sz w:val="20"/>
           <w:u w:val="none"/>
         </w:rPr>
-        <w:t>⑤ focus on</w:t>
+        <w:t>⑤ register</w:t>
       </w:r>
     </w:p>
     <w:p>
@@ -1362,7 +1674,7 @@
           <w:sz w:val="21"/>
           <w:u w:val="none"/>
         </w:rPr>
-        <w:t>■ [12~15] 숙어 · 어형 변화</w:t>
+        <w:t>■ [12~15] 지문 어휘 · 숙어 · 어형 변화</w:t>
       </w:r>
     </w:p>
     <w:p>
@@ -1386,7 +1698,25 @@
           <w:sz w:val="20"/>
           <w:u w:val="none"/>
         </w:rPr>
-        <w:t xml:space="preserve">다음 우리말에 맞도록 빈칸에 알맞은 것은? </w:t>
+        <w:t xml:space="preserve">다음 영영풀이 중 윗글에서 찾을 수 </w:t>
+      </w:r>
+      <w:r>
+        <w:rPr>
+          <w:b/>
+          <w:i w:val="0"/>
+          <w:sz w:val="20"/>
+          <w:u w:val="none"/>
+        </w:rPr>
+        <w:t>없는</w:t>
+      </w:r>
+      <w:r>
+        <w:rPr>
+          <w:b w:val="0"/>
+          <w:i w:val="0"/>
+          <w:sz w:val="20"/>
+          <w:u w:val="none"/>
+        </w:rPr>
+        <w:t xml:space="preserve"> 단어의 풀이는? </w:t>
       </w:r>
       <w:r>
         <w:rPr>
@@ -1417,24 +1747,12 @@
           <w:sz w:val="20"/>
           <w:u w:val="none"/>
         </w:rPr>
-        <w:t>그녀는 그 문제를 혼자서 해결했다.</w:t>
-      </w:r>
-      <w:r>
-        <w:br/>
-      </w:r>
-      <w:r>
-        <w:rPr>
-          <w:b w:val="0"/>
-          <w:i w:val="0"/>
-          <w:sz w:val="20"/>
-          <w:u w:val="none"/>
-        </w:rPr>
-        <w:t>She managed to fix the problem ________.</w:t>
+        <w:t>Once upon a time, a man lived with his old mother. One winter, the man's mother became ill and couldn't eat anything. On one very cold day, the mother said to the man, "It would be wonderful if I could eat fresh fish." The man went out to the river, but it was completely frozen. It was impossible for him to catch any fish. The man was so disappointed that he cried out to the sky, "What should I do? Please help me." Then the ice melted, and three carp suddenly came out of the water. The man went back home and cooked the fish for his mother. Then his mother got well.</w:t>
       </w:r>
     </w:p>
     <w:p>
       <w:pPr>
-        <w:spacing w:after="30"/>
+        <w:spacing w:after="10"/>
         <w:ind w:left="170"/>
       </w:pPr>
       <w:r>
@@ -1444,7 +1762,67 @@
           <w:sz w:val="20"/>
           <w:u w:val="none"/>
         </w:rPr>
-        <w:t>① on her own    ② in her own    ③ by her own    ④ of her own    ⑤ on herself</w:t>
+        <w:t>① turned into ice; very cold</w:t>
+      </w:r>
+    </w:p>
+    <w:p>
+      <w:pPr>
+        <w:spacing w:after="10"/>
+        <w:ind w:left="170"/>
+      </w:pPr>
+      <w:r>
+        <w:rPr>
+          <w:b w:val="0"/>
+          <w:i w:val="0"/>
+          <w:sz w:val="20"/>
+          <w:u w:val="none"/>
+        </w:rPr>
+        <w:t>② sad because something was not as good as you hoped</w:t>
+      </w:r>
+    </w:p>
+    <w:p>
+      <w:pPr>
+        <w:spacing w:after="10"/>
+        <w:ind w:left="170"/>
+      </w:pPr>
+      <w:r>
+        <w:rPr>
+          <w:b w:val="0"/>
+          <w:i w:val="0"/>
+          <w:sz w:val="20"/>
+          <w:u w:val="none"/>
+        </w:rPr>
+        <w:t>③ a large fish that lives in lakes and rivers</w:t>
+      </w:r>
+    </w:p>
+    <w:p>
+      <w:pPr>
+        <w:spacing w:after="10"/>
+        <w:ind w:left="170"/>
+      </w:pPr>
+      <w:r>
+        <w:rPr>
+          <w:b w:val="0"/>
+          <w:i w:val="0"/>
+          <w:sz w:val="20"/>
+          <w:u w:val="none"/>
+        </w:rPr>
+        <w:t>④ to begin to be seen; come into existence or use</w:t>
+      </w:r>
+    </w:p>
+    <w:p>
+      <w:pPr>
+        <w:spacing w:after="10"/>
+        <w:ind w:left="170"/>
+      </w:pPr>
+      <w:r>
+        <w:rPr>
+          <w:b w:val="0"/>
+          <w:i w:val="0"/>
+          <w:sz w:val="20"/>
+          <w:u w:val="none"/>
+        </w:rPr>
+        <w:t>⑤ a long time ago</w:t>
       </w:r>
     </w:p>
     <w:p>
@@ -1973,7 +2351,7 @@
           <w:sz w:val="21"/>
           <w:u w:val="none"/>
         </w:rPr>
-        <w:t>■ [16~20] 서술형 — 영영풀이 · Crossword</w:t>
+        <w:t>■ [16~20] 서술형 — 영영풀이 · 철자 조합 · 배열영작</w:t>
       </w:r>
     </w:p>
     <w:p>
@@ -2006,7 +2384,7 @@
           <w:sz w:val="20"/>
           <w:u w:val="none"/>
         </w:rPr>
-        <w:t>(4점)</w:t>
+        <w:t>(3점)</w:t>
       </w:r>
     </w:p>
     <w:p>
@@ -2079,7 +2457,7 @@
           <w:sz w:val="20"/>
           <w:u w:val="none"/>
         </w:rPr>
-        <w:t xml:space="preserve">다음 영영풀이에 해당하는 단어를 쓰시오. </w:t>
+        <w:t xml:space="preserve">(1)~(4)의 영영풀이에 해당하는 단어를 쓴 뒤, 지시된 자리의 철자를 순서대로 조합하여 만들어지는 단어와 그 단어의 영영풀이를 쓰시오. </w:t>
       </w:r>
       <w:r>
         <w:rPr>
@@ -2088,7 +2466,7 @@
           <w:sz w:val="20"/>
           <w:u w:val="none"/>
         </w:rPr>
-        <w:t>(3점)</w:t>
+        <w:t>(4점)</w:t>
       </w:r>
     </w:p>
     <w:p>
@@ -2110,7 +2488,43 @@
           <w:sz w:val="20"/>
           <w:u w:val="none"/>
         </w:rPr>
-        <w:t>the action of buying something; a thing that has been bought</w:t>
+        <w:t>(1) n. a polite way of behaving toward other people → ________ 【1번째 철자】</w:t>
+      </w:r>
+      <w:r>
+        <w:br/>
+      </w:r>
+      <w:r>
+        <w:rPr>
+          <w:b w:val="0"/>
+          <w:i w:val="0"/>
+          <w:sz w:val="20"/>
+          <w:u w:val="none"/>
+        </w:rPr>
+        <w:t>(2) v. to make someone remember something → ________ 【2번째 철자】</w:t>
+      </w:r>
+      <w:r>
+        <w:br/>
+      </w:r>
+      <w:r>
+        <w:rPr>
+          <w:b w:val="0"/>
+          <w:i w:val="0"/>
+          <w:sz w:val="20"/>
+          <w:u w:val="none"/>
+        </w:rPr>
+        <w:t>(3) n. a period of time during which members of the same family rule a country or region → ________ 【3번째 철자】</w:t>
+      </w:r>
+      <w:r>
+        <w:br/>
+      </w:r>
+      <w:r>
+        <w:rPr>
+          <w:b w:val="0"/>
+          <w:i w:val="0"/>
+          <w:sz w:val="20"/>
+          <w:u w:val="none"/>
+        </w:rPr>
+        <w:t>(4) n. a metal cup or other object that someone gets for winning a game or race → ________ 【1번째 철자】</w:t>
       </w:r>
     </w:p>
     <w:p>
@@ -2125,7 +2539,7 @@
           <w:sz w:val="20"/>
           <w:u w:val="none"/>
         </w:rPr>
-        <w:t>→ p____________</w:t>
+        <w:t>(1) ________ (2) ________ (3) ________ (4) ________ → 조합 단어: ________ / 영영풀이: ______________________</w:t>
       </w:r>
     </w:p>
     <w:p>
@@ -2149,7 +2563,7 @@
           <w:sz w:val="20"/>
           <w:u w:val="none"/>
         </w:rPr>
-        <w:t xml:space="preserve">다음 우리말에 맞게 빈칸에 알맞은 말을 쓰시오. </w:t>
+        <w:t xml:space="preserve">〈보기〉의 말을 모두 한 번씩 배열하여 우리말에 맞게 영작하고 ★ 자리(세 번째 어구)의 단어를 쓰시오. (함정어 1개 제외) </w:t>
       </w:r>
       <w:r>
         <w:rPr>
@@ -2158,7 +2572,7 @@
           <w:sz w:val="20"/>
           <w:u w:val="none"/>
         </w:rPr>
-        <w:t>(3점)</w:t>
+        <w:t>(4점)</w:t>
       </w:r>
     </w:p>
     <w:p>
@@ -2180,7 +2594,7 @@
           <w:sz w:val="20"/>
           <w:u w:val="none"/>
         </w:rPr>
-        <w:t>그 노래는 나에게 고향을 생각나게 한다.</w:t>
+        <w:t>〈보기〉 ( the song / me / reminds / of / my hometown / remembers )</w:t>
       </w:r>
       <w:r>
         <w:br/>
@@ -2192,7 +2606,19 @@
           <w:sz w:val="20"/>
           <w:u w:val="none"/>
         </w:rPr>
-        <w:t>The song ________ me ________ my hometown.</w:t>
+        <w:t>“그 노래는 나에게 고향을 생각나게 한다.”</w:t>
+      </w:r>
+      <w:r>
+        <w:br/>
+      </w:r>
+      <w:r>
+        <w:rPr>
+          <w:b w:val="0"/>
+          <w:i w:val="0"/>
+          <w:sz w:val="20"/>
+          <w:u w:val="none"/>
+        </w:rPr>
+        <w:t>→ ________ ________ ★________ ________ ________.</w:t>
       </w:r>
     </w:p>
     <w:p>
@@ -2207,7 +2633,7 @@
           <w:sz w:val="20"/>
           <w:u w:val="none"/>
         </w:rPr>
-        <w:t>→ ________ / ________</w:t>
+        <w:t>→ ____________________________________ / ★ = ________</w:t>
       </w:r>
     </w:p>
     <w:p>
@@ -2493,7 +2919,7 @@
           <w:sz w:val="18"/>
           <w:u w:val="none"/>
         </w:rPr>
-        <w:t xml:space="preserve"> ①</w:t>
+        <w:t xml:space="preserve"> ④</w:t>
       </w:r>
       <w:r>
         <w:rPr>
@@ -2522,7 +2948,7 @@
           <w:sz w:val="18"/>
           <w:u w:val="none"/>
         </w:rPr>
-        <w:t xml:space="preserve"> ②</w:t>
+        <w:t xml:space="preserve"> ④</w:t>
       </w:r>
       <w:r>
         <w:rPr>
@@ -2580,7 +3006,7 @@
           <w:sz w:val="18"/>
           <w:u w:val="none"/>
         </w:rPr>
-        <w:t xml:space="preserve"> ③</w:t>
+        <w:t xml:space="preserve"> ⑤</w:t>
       </w:r>
       <w:r>
         <w:rPr>
@@ -2812,7 +3238,7 @@
           <w:sz w:val="18"/>
           <w:u w:val="none"/>
         </w:rPr>
-        <w:t xml:space="preserve"> ①</w:t>
+        <w:t xml:space="preserve"> ④</w:t>
       </w:r>
       <w:r>
         <w:rPr>
@@ -2957,7 +3383,7 @@
           <w:sz w:val="18"/>
           <w:u w:val="none"/>
         </w:rPr>
-        <w:t xml:space="preserve"> purchase</w:t>
+        <w:t xml:space="preserve"> (1) respect (2) remind (3) dynasty (4) trophy → r·e·n·t = rent : to pay money to use something for a short time</w:t>
       </w:r>
       <w:r>
         <w:rPr>
@@ -2986,7 +3412,7 @@
           <w:sz w:val="18"/>
           <w:u w:val="none"/>
         </w:rPr>
-        <w:t xml:space="preserve"> reminds / of</w:t>
+        <w:t xml:space="preserve"> The song reminds me of my hometown. / ★ = reminds</w:t>
       </w:r>
       <w:r>
         <w:rPr>

--- a/mokdong3/2fin/word/md3s2_vocab_test_exam.docx
+++ b/mokdong3/2fin/word/md3s2_vocab_test_exam.docx
@@ -2594,7 +2594,7 @@
           <w:sz w:val="20"/>
           <w:u w:val="none"/>
         </w:rPr>
-        <w:t>〈보기〉 ( the song / me / reminds / of / my hometown / remembers )</w:t>
+        <w:t>〈보기〉 ( my hometown / remembers / the song / me / reminds / of )</w:t>
       </w:r>
       <w:r>
         <w:br/>

--- a/mokdong3/2fin/word/md3s2_vocab_test_exam.docx
+++ b/mokdong3/2fin/word/md3s2_vocab_test_exam.docx
@@ -19,10 +19,10 @@
     </w:p>
     <w:p>
       <w:pPr>
-        <w:spacing w:after="80"/>
         <w:pBdr>
           <w:bottom w:val="single" w:sz="8" w:space="2" w:color="1F3864"/>
         </w:pBdr>
+        <w:spacing w:after="80"/>
       </w:pPr>
       <w:r>
         <w:rPr>
@@ -126,8 +126,6 @@
     </w:p>
     <w:p>
       <w:pPr>
-        <w:spacing w:after="30"/>
-        <w:ind w:left="57" w:right="57"/>
         <w:pBdr>
           <w:top w:val="single" w:sz="4" w:space="3" w:color="8DA2C4"/>
           <w:left w:val="single" w:sz="4" w:space="3" w:color="8DA2C4"/>
@@ -135,6 +133,8 @@
           <w:right w:val="single" w:sz="4" w:space="3" w:color="8DA2C4"/>
         </w:pBdr>
         <w:shd w:val="clear" w:color="auto" w:fill="F7F9FC"/>
+        <w:spacing w:after="30"/>
+        <w:ind w:left="57" w:right="57"/>
       </w:pPr>
       <w:r>
         <w:rPr>
@@ -364,8 +364,6 @@
     </w:p>
     <w:p>
       <w:pPr>
-        <w:spacing w:after="30"/>
-        <w:ind w:left="57" w:right="57"/>
         <w:pBdr>
           <w:top w:val="single" w:sz="4" w:space="3" w:color="8DA2C4"/>
           <w:left w:val="single" w:sz="4" w:space="3" w:color="8DA2C4"/>
@@ -373,6 +371,8 @@
           <w:right w:val="single" w:sz="4" w:space="3" w:color="8DA2C4"/>
         </w:pBdr>
         <w:shd w:val="clear" w:color="auto" w:fill="F7F9FC"/>
+        <w:spacing w:after="30"/>
+        <w:ind w:left="57" w:right="57"/>
       </w:pPr>
       <w:r>
         <w:rPr>
@@ -674,8 +674,6 @@
     </w:p>
     <w:p>
       <w:pPr>
-        <w:spacing w:after="30"/>
-        <w:ind w:left="57" w:right="57"/>
         <w:pBdr>
           <w:top w:val="single" w:sz="4" w:space="3" w:color="8DA2C4"/>
           <w:left w:val="single" w:sz="4" w:space="3" w:color="8DA2C4"/>
@@ -683,6 +681,8 @@
           <w:right w:val="single" w:sz="4" w:space="3" w:color="8DA2C4"/>
         </w:pBdr>
         <w:shd w:val="clear" w:color="auto" w:fill="F7F9FC"/>
+        <w:spacing w:after="30"/>
+        <w:ind w:left="57" w:right="57"/>
       </w:pPr>
       <w:r>
         <w:rPr>
@@ -816,8 +816,6 @@
     </w:p>
     <w:p>
       <w:pPr>
-        <w:spacing w:after="30"/>
-        <w:ind w:left="57" w:right="57"/>
         <w:pBdr>
           <w:top w:val="single" w:sz="4" w:space="3" w:color="8DA2C4"/>
           <w:left w:val="single" w:sz="4" w:space="3" w:color="8DA2C4"/>
@@ -825,6 +823,8 @@
           <w:right w:val="single" w:sz="4" w:space="3" w:color="8DA2C4"/>
         </w:pBdr>
         <w:shd w:val="clear" w:color="auto" w:fill="F7F9FC"/>
+        <w:spacing w:after="30"/>
+        <w:ind w:left="57" w:right="57"/>
       </w:pPr>
       <w:r>
         <w:rPr>
@@ -1045,8 +1045,6 @@
     </w:p>
     <w:p>
       <w:pPr>
-        <w:spacing w:after="30"/>
-        <w:ind w:left="57" w:right="57"/>
         <w:pBdr>
           <w:top w:val="single" w:sz="4" w:space="3" w:color="8DA2C4"/>
           <w:left w:val="single" w:sz="4" w:space="3" w:color="8DA2C4"/>
@@ -1054,6 +1052,8 @@
           <w:right w:val="single" w:sz="4" w:space="3" w:color="8DA2C4"/>
         </w:pBdr>
         <w:shd w:val="clear" w:color="auto" w:fill="F7F9FC"/>
+        <w:spacing w:after="30"/>
+        <w:ind w:left="57" w:right="57"/>
       </w:pPr>
       <w:r>
         <w:rPr>
@@ -1175,8 +1175,6 @@
     </w:p>
     <w:p>
       <w:pPr>
-        <w:spacing w:after="30"/>
-        <w:ind w:left="57" w:right="57"/>
         <w:pBdr>
           <w:top w:val="single" w:sz="4" w:space="3" w:color="8DA2C4"/>
           <w:left w:val="single" w:sz="4" w:space="3" w:color="8DA2C4"/>
@@ -1184,6 +1182,8 @@
           <w:right w:val="single" w:sz="4" w:space="3" w:color="8DA2C4"/>
         </w:pBdr>
         <w:shd w:val="clear" w:color="auto" w:fill="F7F9FC"/>
+        <w:spacing w:after="30"/>
+        <w:ind w:left="57" w:right="57"/>
       </w:pPr>
       <w:r>
         <w:rPr>
@@ -1269,8 +1269,6 @@
     </w:p>
     <w:p>
       <w:pPr>
-        <w:spacing w:after="30"/>
-        <w:ind w:left="57" w:right="57"/>
         <w:pBdr>
           <w:top w:val="single" w:sz="4" w:space="3" w:color="8DA2C4"/>
           <w:left w:val="single" w:sz="4" w:space="3" w:color="8DA2C4"/>
@@ -1278,6 +1276,8 @@
           <w:right w:val="single" w:sz="4" w:space="3" w:color="8DA2C4"/>
         </w:pBdr>
         <w:shd w:val="clear" w:color="auto" w:fill="F7F9FC"/>
+        <w:spacing w:after="30"/>
+        <w:ind w:left="57" w:right="57"/>
       </w:pPr>
       <w:r>
         <w:rPr>
@@ -1399,8 +1399,6 @@
     </w:p>
     <w:p>
       <w:pPr>
-        <w:spacing w:after="30"/>
-        <w:ind w:left="57" w:right="57"/>
         <w:pBdr>
           <w:top w:val="single" w:sz="4" w:space="3" w:color="8DA2C4"/>
           <w:left w:val="single" w:sz="4" w:space="3" w:color="8DA2C4"/>
@@ -1408,6 +1406,8 @@
           <w:right w:val="single" w:sz="4" w:space="3" w:color="8DA2C4"/>
         </w:pBdr>
         <w:shd w:val="clear" w:color="auto" w:fill="F7F9FC"/>
+        <w:spacing w:after="30"/>
+        <w:ind w:left="57" w:right="57"/>
       </w:pPr>
       <w:r>
         <w:rPr>
@@ -1730,8 +1730,6 @@
     </w:p>
     <w:p>
       <w:pPr>
-        <w:spacing w:after="30"/>
-        <w:ind w:left="57" w:right="57"/>
         <w:pBdr>
           <w:top w:val="single" w:sz="4" w:space="3" w:color="8DA2C4"/>
           <w:left w:val="single" w:sz="4" w:space="3" w:color="8DA2C4"/>
@@ -1739,6 +1737,8 @@
           <w:right w:val="single" w:sz="4" w:space="3" w:color="8DA2C4"/>
         </w:pBdr>
         <w:shd w:val="clear" w:color="auto" w:fill="F7F9FC"/>
+        <w:spacing w:after="30"/>
+        <w:ind w:left="57" w:right="57"/>
       </w:pPr>
       <w:r>
         <w:rPr>
@@ -1860,8 +1860,6 @@
     </w:p>
     <w:p>
       <w:pPr>
-        <w:spacing w:after="30"/>
-        <w:ind w:left="57" w:right="57"/>
         <w:pBdr>
           <w:top w:val="single" w:sz="4" w:space="3" w:color="8DA2C4"/>
           <w:left w:val="single" w:sz="4" w:space="3" w:color="8DA2C4"/>
@@ -1869,6 +1867,8 @@
           <w:right w:val="single" w:sz="4" w:space="3" w:color="8DA2C4"/>
         </w:pBdr>
         <w:shd w:val="clear" w:color="auto" w:fill="F7F9FC"/>
+        <w:spacing w:after="30"/>
+        <w:ind w:left="57" w:right="57"/>
       </w:pPr>
       <w:r>
         <w:rPr>
@@ -2389,8 +2389,6 @@
     </w:p>
     <w:p>
       <w:pPr>
-        <w:spacing w:after="30"/>
-        <w:ind w:left="57" w:right="57"/>
         <w:pBdr>
           <w:top w:val="single" w:sz="4" w:space="3" w:color="8DA2C4"/>
           <w:left w:val="single" w:sz="4" w:space="3" w:color="8DA2C4"/>
@@ -2398,6 +2396,8 @@
           <w:right w:val="single" w:sz="4" w:space="3" w:color="8DA2C4"/>
         </w:pBdr>
         <w:shd w:val="clear" w:color="auto" w:fill="F7F9FC"/>
+        <w:spacing w:after="30"/>
+        <w:ind w:left="57" w:right="57"/>
       </w:pPr>
       <w:r>
         <w:rPr>
@@ -2471,8 +2471,6 @@
     </w:p>
     <w:p>
       <w:pPr>
-        <w:spacing w:after="30"/>
-        <w:ind w:left="57" w:right="57"/>
         <w:pBdr>
           <w:top w:val="single" w:sz="4" w:space="3" w:color="8DA2C4"/>
           <w:left w:val="single" w:sz="4" w:space="3" w:color="8DA2C4"/>
@@ -2480,6 +2478,8 @@
           <w:right w:val="single" w:sz="4" w:space="3" w:color="8DA2C4"/>
         </w:pBdr>
         <w:shd w:val="clear" w:color="auto" w:fill="F7F9FC"/>
+        <w:spacing w:after="30"/>
+        <w:ind w:left="57" w:right="57"/>
       </w:pPr>
       <w:r>
         <w:rPr>
@@ -2577,8 +2577,6 @@
     </w:p>
     <w:p>
       <w:pPr>
-        <w:spacing w:after="30"/>
-        <w:ind w:left="57" w:right="57"/>
         <w:pBdr>
           <w:top w:val="single" w:sz="4" w:space="3" w:color="8DA2C4"/>
           <w:left w:val="single" w:sz="4" w:space="3" w:color="8DA2C4"/>
@@ -2586,6 +2584,8 @@
           <w:right w:val="single" w:sz="4" w:space="3" w:color="8DA2C4"/>
         </w:pBdr>
         <w:shd w:val="clear" w:color="auto" w:fill="F7F9FC"/>
+        <w:spacing w:after="30"/>
+        <w:ind w:left="57" w:right="57"/>
       </w:pPr>
       <w:r>
         <w:rPr>
@@ -2671,8 +2671,6 @@
     </w:p>
     <w:p>
       <w:pPr>
-        <w:spacing w:after="30"/>
-        <w:ind w:left="57" w:right="57"/>
         <w:pBdr>
           <w:top w:val="single" w:sz="4" w:space="3" w:color="8DA2C4"/>
           <w:left w:val="single" w:sz="4" w:space="3" w:color="8DA2C4"/>
@@ -2680,6 +2678,8 @@
           <w:right w:val="single" w:sz="4" w:space="3" w:color="8DA2C4"/>
         </w:pBdr>
         <w:shd w:val="clear" w:color="auto" w:fill="F7F9FC"/>
+        <w:spacing w:after="30"/>
+        <w:ind w:left="57" w:right="57"/>
       </w:pPr>
       <w:r>
         <w:rPr>
@@ -2753,8 +2753,6 @@
     </w:p>
     <w:p>
       <w:pPr>
-        <w:spacing w:after="30"/>
-        <w:ind w:left="57" w:right="57"/>
         <w:pBdr>
           <w:top w:val="single" w:sz="4" w:space="3" w:color="8DA2C4"/>
           <w:left w:val="single" w:sz="4" w:space="3" w:color="8DA2C4"/>
@@ -2762,6 +2760,8 @@
           <w:right w:val="single" w:sz="4" w:space="3" w:color="8DA2C4"/>
         </w:pBdr>
         <w:shd w:val="clear" w:color="auto" w:fill="F7F9FC"/>
+        <w:spacing w:after="30"/>
+        <w:ind w:left="57" w:right="57"/>
       </w:pPr>
       <w:r>
         <w:rPr>
@@ -2878,8 +2878,8 @@
           <w:type w:val="continuous"/>
           <w:pgSz w:w="11906" w:h="16838"/>
           <w:pgMar w:top="680" w:right="794" w:bottom="624" w:left="794" w:header="720" w:footer="720" w:gutter="0"/>
+          <w:cols w:num="2" w:space="396" w:sep="1"/>
           <w:docGrid w:linePitch="360"/>
-          <w:cols w:num="2" w:space="396" w:sep="1"/>
         </w:sectPr>
       </w:pPr>
     </w:p>
@@ -3476,8 +3476,8 @@
     <w:sectPr>
       <w:pgSz w:w="11906" w:h="16838"/>
       <w:pgMar w:top="680" w:right="794" w:bottom="624" w:left="794" w:header="720" w:footer="720" w:gutter="0"/>
+      <w:cols w:num="1" w:space="396"/>
       <w:docGrid w:linePitch="360"/>
-      <w:cols w:num="1" w:space="396"/>
     </w:sectPr>
   </w:body>
 </w:document>

--- a/mokdong3/2fin/word/md3s2_vocab_test_exam.docx
+++ b/mokdong3/2fin/word/md3s2_vocab_test_exam.docx
@@ -4,14 +4,14 @@
   <w:body>
     <w:p>
       <w:pPr>
-        <w:spacing w:after="20"/>
-      </w:pPr>
-      <w:r>
-        <w:rPr>
+        <w:spacing w:before="0" w:after="20" w:line="259" w:lineRule="auto"/>
+      </w:pPr>
+      <w:r>
+        <w:rPr>
+          <w:rFonts w:ascii="맑은 고딕" w:hAnsi="맑은 고딕" w:eastAsia="맑은 고딕"/>
           <w:b/>
           <w:i w:val="0"/>
-          <w:color w:val="1F3864"/>
-          <w:sz w:val="26"/>
+          <w:sz w:val="28"/>
           <w:u w:val="none"/>
         </w:rPr>
         <w:t>L5~8 어휘 전문문제</w:t>
@@ -19,19 +19,20 @@
     </w:p>
     <w:p>
       <w:pPr>
+        <w:spacing w:before="0" w:after="60" w:line="259" w:lineRule="auto"/>
         <w:pBdr>
-          <w:bottom w:val="single" w:sz="8" w:space="2" w:color="1F3864"/>
+          <w:bottom w:val="single" w:sz="8" w:space="1" w:color="1F3864"/>
         </w:pBdr>
-        <w:spacing w:after="80"/>
-      </w:pPr>
-      <w:r>
-        <w:rPr>
+      </w:pPr>
+      <w:r>
+        <w:rPr>
+          <w:rFonts w:ascii="맑은 고딕" w:hAnsi="맑은 고딕" w:eastAsia="맑은 고딕"/>
           <w:b w:val="0"/>
           <w:i w:val="0"/>
           <w:sz w:val="18"/>
           <w:u w:val="none"/>
         </w:rPr>
-        <w:t>목동중 3학년 · 2학기 기말 · 실전문제   반 ____  번호 ____  이름 ____________  점수 ______</w:t>
+        <w:t>목동중 3학년 · 2학기 기말 · 실전문제      반 ____  번호 ____  이름 ____________  점수 ______</w:t>
       </w:r>
     </w:p>
     <w:p>
@@ -39,2838 +40,3280 @@
         <w:sectPr>
           <w:pgSz w:w="11906" w:h="16838"/>
           <w:pgMar w:top="680" w:right="794" w:bottom="624" w:left="794" w:header="720" w:footer="720" w:gutter="0"/>
-          <w:cols w:space="720"/>
           <w:docGrid w:linePitch="360"/>
+          <w:cols w:num="1" w:space="360"/>
         </w:sectPr>
       </w:pPr>
     </w:p>
     <w:p>
       <w:pPr>
-        <w:spacing w:after="60"/>
-      </w:pPr>
-      <w:r>
-        <w:rPr>
-          <w:b w:val="0"/>
-          <w:i/>
-          <w:sz w:val="17"/>
-          <w:u w:val="none"/>
-        </w:rPr>
-        <w:t>배점: 4점 12문항(2·3·4·6·9·11·13·15·17·18·19·20번) / 3점 8문항 · 「있는 대로」 복수정답 3문항(6·11·15번) · 서술형 5문항(8·16·17·18·19번)</w:t>
-      </w:r>
-    </w:p>
-    <w:p>
-      <w:pPr>
-        <w:spacing w:after="30" w:before="100"/>
-      </w:pPr>
-      <w:r>
-        <w:rPr>
-          <w:b/>
-          <w:i w:val="0"/>
-          <w:color w:val="1F3864"/>
-          <w:sz w:val="21"/>
-          <w:u w:val="none"/>
-        </w:rPr>
-        <w:t>■ [1~6] 영영풀이 · 2단계 추론</w:t>
-      </w:r>
-    </w:p>
-    <w:p>
-      <w:pPr>
-        <w:spacing w:after="20" w:before="50"/>
-      </w:pPr>
-      <w:r>
-        <w:rPr>
+        <w:keepNext/>
+        <w:spacing w:before="0" w:after="40" w:line="259" w:lineRule="auto"/>
+      </w:pPr>
+      <w:r>
+        <w:rPr>
+          <w:rFonts w:ascii="맑은 고딕" w:hAnsi="맑은 고딕" w:eastAsia="맑은 고딕"/>
           <w:b/>
           <w:i w:val="0"/>
           <w:color w:val="1F3864"/>
           <w:sz w:val="20"/>
           <w:u w:val="none"/>
         </w:rPr>
-        <w:t xml:space="preserve">1. </w:t>
-      </w:r>
-      <w:r>
-        <w:rPr>
-          <w:b w:val="0"/>
-          <w:i w:val="0"/>
-          <w:sz w:val="20"/>
-          <w:u w:val="none"/>
-        </w:rPr>
-        <w:t xml:space="preserve">다음 글의 밑줄 친 단어의 영영풀이로 알맞지 </w:t>
-      </w:r>
-      <w:r>
-        <w:rPr>
-          <w:b/>
-          <w:i w:val="0"/>
-          <w:sz w:val="20"/>
-          <w:u w:val="none"/>
-        </w:rPr>
-        <w:t>않은</w:t>
-      </w:r>
-      <w:r>
-        <w:rPr>
-          <w:b w:val="0"/>
-          <w:i w:val="0"/>
-          <w:sz w:val="20"/>
-          <w:u w:val="none"/>
-        </w:rPr>
-        <w:t xml:space="preserve"> 것은? </w:t>
-      </w:r>
-      <w:r>
-        <w:rPr>
-          <w:b w:val="0"/>
-          <w:i w:val="0"/>
-          <w:sz w:val="20"/>
-          <w:u w:val="none"/>
-        </w:rPr>
-        <w:t>(3점)</w:t>
+        <w:t>■ [1~6] 영영풀이 · 2단계 추론</w:t>
       </w:r>
     </w:p>
     <w:p>
       <w:pPr>
-        <w:pBdr>
-          <w:top w:val="single" w:sz="4" w:space="3" w:color="8DA2C4"/>
-          <w:left w:val="single" w:sz="4" w:space="3" w:color="8DA2C4"/>
-          <w:bottom w:val="single" w:sz="4" w:space="3" w:color="8DA2C4"/>
-          <w:right w:val="single" w:sz="4" w:space="3" w:color="8DA2C4"/>
-        </w:pBdr>
-        <w:shd w:val="clear" w:color="auto" w:fill="F7F9FC"/>
-        <w:spacing w:after="30"/>
-        <w:ind w:left="57" w:right="57"/>
-      </w:pPr>
-      <w:r>
-        <w:rPr>
+        <w:keepNext/>
+        <w:spacing w:before="0" w:after="20" w:line="259" w:lineRule="auto"/>
+      </w:pPr>
+      <w:r>
+        <w:rPr>
+          <w:rFonts w:ascii="맑은 고딕" w:hAnsi="맑은 고딕" w:eastAsia="맑은 고딕"/>
+          <w:b/>
+          <w:i w:val="0"/>
+          <w:sz w:val="18"/>
+          <w:u w:val="none"/>
+        </w:rPr>
+        <w:t xml:space="preserve">1. </w:t>
+      </w:r>
+      <w:r>
+        <w:rPr>
+          <w:rFonts w:ascii="맑은 고딕" w:hAnsi="맑은 고딕" w:eastAsia="맑은 고딕"/>
           <w:b w:val="0"/>
           <w:i w:val="0"/>
-          <w:sz w:val="20"/>
+          <w:sz w:val="18"/>
           <w:u w:val="none"/>
         </w:rPr>
-        <w:t>The word Sherpa comes from the Sherpa ⓐ</w:t>
-      </w:r>
-      <w:r>
-        <w:rPr>
+        <w:t xml:space="preserve">다음 글의 밑줄 친 단어의 영영풀이로 알맞지 </w:t>
+      </w:r>
+      <w:r>
+        <w:rPr>
+          <w:rFonts w:ascii="맑은 고딕" w:hAnsi="맑은 고딕" w:eastAsia="맑은 고딕"/>
+          <w:b/>
+          <w:i w:val="0"/>
+          <w:sz w:val="18"/>
+          <w:u w:val="none"/>
+        </w:rPr>
+        <w:t>않은</w:t>
+      </w:r>
+      <w:r>
+        <w:rPr>
+          <w:rFonts w:ascii="맑은 고딕" w:hAnsi="맑은 고딕" w:eastAsia="맑은 고딕"/>
           <w:b w:val="0"/>
           <w:i w:val="0"/>
-          <w:sz w:val="20"/>
-          <w:u w:val="single"/>
-        </w:rPr>
-        <w:t>tribe</w:t>
-      </w:r>
-      <w:r>
-        <w:rPr>
+          <w:sz w:val="18"/>
+          <w:u w:val="none"/>
+        </w:rPr>
+        <w:t xml:space="preserve"> 것은? </w:t>
+      </w:r>
+      <w:r>
+        <w:rPr>
+          <w:rFonts w:ascii="맑은 고딕" w:hAnsi="맑은 고딕" w:eastAsia="맑은 고딕"/>
           <w:b w:val="0"/>
           <w:i w:val="0"/>
-          <w:sz w:val="20"/>
+          <w:sz w:val="18"/>
           <w:u w:val="none"/>
         </w:rPr>
-        <w:t>, which lives in the eastern part of Nepal. Sherpas have good climbing skills and know their way around the mountains well. They also have little difficulty ⓑ</w:t>
-      </w:r>
-      <w:r>
-        <w:rPr>
-          <w:b w:val="0"/>
-          <w:i w:val="0"/>
-          <w:sz w:val="20"/>
-          <w:u w:val="single"/>
-        </w:rPr>
-        <w:t>breathing</w:t>
-      </w:r>
-      <w:r>
-        <w:rPr>
-          <w:b w:val="0"/>
-          <w:i w:val="0"/>
-          <w:sz w:val="20"/>
-          <w:u w:val="none"/>
-        </w:rPr>
-        <w:t xml:space="preserve"> high up in the mountains. Therefore, mountain climbers started to ⓒ</w:t>
-      </w:r>
-      <w:r>
-        <w:rPr>
-          <w:b w:val="0"/>
-          <w:i w:val="0"/>
-          <w:sz w:val="20"/>
-          <w:u w:val="single"/>
-        </w:rPr>
-        <w:t>hire</w:t>
-      </w:r>
-      <w:r>
-        <w:rPr>
-          <w:b w:val="0"/>
-          <w:i w:val="0"/>
-          <w:sz w:val="20"/>
-          <w:u w:val="none"/>
-        </w:rPr>
-        <w:t xml:space="preserve"> Sherpas to help them climb Mount Everest. Sherpas lead mountain climbers to the top of the mountain. They ⓓ</w:t>
-      </w:r>
-      <w:r>
-        <w:rPr>
-          <w:b w:val="0"/>
-          <w:i w:val="0"/>
-          <w:sz w:val="20"/>
-          <w:u w:val="single"/>
-        </w:rPr>
-        <w:t>support</w:t>
-      </w:r>
-      <w:r>
-        <w:rPr>
-          <w:b w:val="0"/>
-          <w:i w:val="0"/>
-          <w:sz w:val="20"/>
-          <w:u w:val="none"/>
-        </w:rPr>
-        <w:t xml:space="preserve"> climbers in many ways. For example, they put up tents and carry climbers' bags. Sherpas are often called the ⓔ</w:t>
-      </w:r>
-      <w:r>
-        <w:rPr>
-          <w:b w:val="0"/>
-          <w:i w:val="0"/>
-          <w:sz w:val="20"/>
-          <w:u w:val="single"/>
-        </w:rPr>
-        <w:t>invisible</w:t>
-      </w:r>
-      <w:r>
-        <w:rPr>
-          <w:b w:val="0"/>
-          <w:i w:val="0"/>
-          <w:sz w:val="20"/>
-          <w:u w:val="none"/>
-        </w:rPr>
-        <w:t xml:space="preserve"> people of Mount Everest because people often see a picture of only the climbers at the top of the mountain.</w:t>
+        <w:t>(3점)</w:t>
       </w:r>
     </w:p>
     <w:p>
       <w:pPr>
-        <w:spacing w:after="10"/>
-        <w:ind w:left="170"/>
-      </w:pPr>
-      <w:r>
-        <w:rPr>
+        <w:spacing w:before="0" w:after="20" w:line="259" w:lineRule="auto"/>
+        <w:ind w:left="57"/>
+      </w:pPr>
+      <w:r>
+        <w:rPr>
+          <w:rFonts w:ascii="맑은 고딕" w:hAnsi="맑은 고딕" w:eastAsia="맑은 고딕"/>
           <w:b w:val="0"/>
           <w:i w:val="0"/>
-          <w:sz w:val="20"/>
+          <w:sz w:val="18"/>
           <w:u w:val="none"/>
         </w:rPr>
-        <w:t>① ⓐ a group of people who have their own language and ways of living</w:t>
+        <w:t>The word Sherpa comes from the Sherpa ⓐ</w:t>
+      </w:r>
+      <w:r>
+        <w:rPr>
+          <w:rFonts w:ascii="맑은 고딕" w:hAnsi="맑은 고딕" w:eastAsia="맑은 고딕"/>
+          <w:b w:val="0"/>
+          <w:i w:val="0"/>
+          <w:sz w:val="18"/>
+          <w:u w:val="single"/>
+        </w:rPr>
+        <w:t>tribe</w:t>
+      </w:r>
+      <w:r>
+        <w:rPr>
+          <w:rFonts w:ascii="맑은 고딕" w:hAnsi="맑은 고딕" w:eastAsia="맑은 고딕"/>
+          <w:b w:val="0"/>
+          <w:i w:val="0"/>
+          <w:sz w:val="18"/>
+          <w:u w:val="none"/>
+        </w:rPr>
+        <w:t>, which lives in the eastern part of Nepal. Sherpas have good climbing skills and know their way around the mountains well. They also have little difficulty ⓑ</w:t>
+      </w:r>
+      <w:r>
+        <w:rPr>
+          <w:rFonts w:ascii="맑은 고딕" w:hAnsi="맑은 고딕" w:eastAsia="맑은 고딕"/>
+          <w:b w:val="0"/>
+          <w:i w:val="0"/>
+          <w:sz w:val="18"/>
+          <w:u w:val="single"/>
+        </w:rPr>
+        <w:t>breathing</w:t>
+      </w:r>
+      <w:r>
+        <w:rPr>
+          <w:rFonts w:ascii="맑은 고딕" w:hAnsi="맑은 고딕" w:eastAsia="맑은 고딕"/>
+          <w:b w:val="0"/>
+          <w:i w:val="0"/>
+          <w:sz w:val="18"/>
+          <w:u w:val="none"/>
+        </w:rPr>
+        <w:t xml:space="preserve"> high up in the mountains. Therefore, mountain climbers started to ⓒ</w:t>
+      </w:r>
+      <w:r>
+        <w:rPr>
+          <w:rFonts w:ascii="맑은 고딕" w:hAnsi="맑은 고딕" w:eastAsia="맑은 고딕"/>
+          <w:b w:val="0"/>
+          <w:i w:val="0"/>
+          <w:sz w:val="18"/>
+          <w:u w:val="single"/>
+        </w:rPr>
+        <w:t>hire</w:t>
+      </w:r>
+      <w:r>
+        <w:rPr>
+          <w:rFonts w:ascii="맑은 고딕" w:hAnsi="맑은 고딕" w:eastAsia="맑은 고딕"/>
+          <w:b w:val="0"/>
+          <w:i w:val="0"/>
+          <w:sz w:val="18"/>
+          <w:u w:val="none"/>
+        </w:rPr>
+        <w:t xml:space="preserve"> Sherpas to help them climb Mount Everest. Sherpas lead mountain climbers to the top of the mountain. They ⓓ</w:t>
+      </w:r>
+      <w:r>
+        <w:rPr>
+          <w:rFonts w:ascii="맑은 고딕" w:hAnsi="맑은 고딕" w:eastAsia="맑은 고딕"/>
+          <w:b w:val="0"/>
+          <w:i w:val="0"/>
+          <w:sz w:val="18"/>
+          <w:u w:val="single"/>
+        </w:rPr>
+        <w:t>support</w:t>
+      </w:r>
+      <w:r>
+        <w:rPr>
+          <w:rFonts w:ascii="맑은 고딕" w:hAnsi="맑은 고딕" w:eastAsia="맑은 고딕"/>
+          <w:b w:val="0"/>
+          <w:i w:val="0"/>
+          <w:sz w:val="18"/>
+          <w:u w:val="none"/>
+        </w:rPr>
+        <w:t xml:space="preserve"> climbers in many ways. For example, they put up tents and carry climbers' bags. Sherpas are often called the ⓔ</w:t>
+      </w:r>
+      <w:r>
+        <w:rPr>
+          <w:rFonts w:ascii="맑은 고딕" w:hAnsi="맑은 고딕" w:eastAsia="맑은 고딕"/>
+          <w:b w:val="0"/>
+          <w:i w:val="0"/>
+          <w:sz w:val="18"/>
+          <w:u w:val="single"/>
+        </w:rPr>
+        <w:t>invisible</w:t>
+      </w:r>
+      <w:r>
+        <w:rPr>
+          <w:rFonts w:ascii="맑은 고딕" w:hAnsi="맑은 고딕" w:eastAsia="맑은 고딕"/>
+          <w:b w:val="0"/>
+          <w:i w:val="0"/>
+          <w:sz w:val="18"/>
+          <w:u w:val="none"/>
+        </w:rPr>
+        <w:t xml:space="preserve"> people of Mount Everest because people often see a picture of only the climbers at the top of the mountain.</w:t>
       </w:r>
     </w:p>
     <w:p>
       <w:pPr>
-        <w:spacing w:after="10"/>
-        <w:ind w:left="170"/>
-      </w:pPr>
-      <w:r>
-        <w:rPr>
+        <w:spacing w:before="0" w:after="0" w:line="259" w:lineRule="auto"/>
+        <w:ind w:left="113"/>
+      </w:pPr>
+      <w:r>
+        <w:rPr>
+          <w:rFonts w:ascii="맑은 고딕" w:hAnsi="맑은 고딕" w:eastAsia="맑은 고딕"/>
           <w:b w:val="0"/>
           <w:i w:val="0"/>
-          <w:sz w:val="20"/>
+          <w:sz w:val="18"/>
           <w:u w:val="none"/>
         </w:rPr>
-        <w:t>② ⓑ to take air into your body and let it out again</w:t>
+        <w:t>① ⓐ a group of people who have their own language and ways of living</w:t>
       </w:r>
     </w:p>
     <w:p>
       <w:pPr>
-        <w:spacing w:after="10"/>
-        <w:ind w:left="170"/>
-      </w:pPr>
-      <w:r>
-        <w:rPr>
+        <w:spacing w:before="0" w:after="0" w:line="259" w:lineRule="auto"/>
+        <w:ind w:left="113"/>
+      </w:pPr>
+      <w:r>
+        <w:rPr>
+          <w:rFonts w:ascii="맑은 고딕" w:hAnsi="맑은 고딕" w:eastAsia="맑은 고딕"/>
           <w:b w:val="0"/>
           <w:i w:val="0"/>
-          <w:sz w:val="20"/>
+          <w:sz w:val="18"/>
           <w:u w:val="none"/>
         </w:rPr>
-        <w:t>③ ⓒ to pay someone to work for you</w:t>
+        <w:t>② ⓑ to take air into your body and let it out again</w:t>
       </w:r>
     </w:p>
     <w:p>
       <w:pPr>
-        <w:spacing w:after="10"/>
-        <w:ind w:left="170"/>
-      </w:pPr>
-      <w:r>
-        <w:rPr>
+        <w:spacing w:before="0" w:after="0" w:line="259" w:lineRule="auto"/>
+        <w:ind w:left="113"/>
+      </w:pPr>
+      <w:r>
+        <w:rPr>
+          <w:rFonts w:ascii="맑은 고딕" w:hAnsi="맑은 고딕" w:eastAsia="맑은 고딕"/>
           <w:b w:val="0"/>
           <w:i w:val="0"/>
-          <w:sz w:val="20"/>
+          <w:sz w:val="18"/>
           <w:u w:val="none"/>
         </w:rPr>
-        <w:t>④ ⓓ to stop someone from doing what they want to do</w:t>
+        <w:t>③ ⓒ to pay someone to work for you</w:t>
       </w:r>
     </w:p>
     <w:p>
       <w:pPr>
-        <w:spacing w:after="10"/>
-        <w:ind w:left="170"/>
-      </w:pPr>
-      <w:r>
-        <w:rPr>
+        <w:spacing w:before="0" w:after="0" w:line="259" w:lineRule="auto"/>
+        <w:ind w:left="113"/>
+      </w:pPr>
+      <w:r>
+        <w:rPr>
+          <w:rFonts w:ascii="맑은 고딕" w:hAnsi="맑은 고딕" w:eastAsia="맑은 고딕"/>
           <w:b w:val="0"/>
           <w:i w:val="0"/>
-          <w:sz w:val="20"/>
+          <w:sz w:val="18"/>
           <w:u w:val="none"/>
         </w:rPr>
-        <w:t>⑤ ⓔ not able to be seen</w:t>
+        <w:t>④ ⓓ to stay away from someone or something</w:t>
       </w:r>
     </w:p>
     <w:p>
       <w:pPr>
-        <w:spacing w:after="20" w:before="50"/>
-      </w:pPr>
-      <w:r>
-        <w:rPr>
+        <w:spacing w:before="0" w:after="0" w:line="259" w:lineRule="auto"/>
+        <w:ind w:left="113"/>
+      </w:pPr>
+      <w:r>
+        <w:rPr>
+          <w:rFonts w:ascii="맑은 고딕" w:hAnsi="맑은 고딕" w:eastAsia="맑은 고딕"/>
+          <w:b w:val="0"/>
+          <w:i w:val="0"/>
+          <w:sz w:val="18"/>
+          <w:u w:val="none"/>
+        </w:rPr>
+        <w:t>⑤ ⓔ not able to be seen</w:t>
+      </w:r>
+    </w:p>
+    <w:p>
+      <w:pPr>
+        <w:spacing w:before="0" w:after="0" w:line="259" w:lineRule="auto"/>
+      </w:pPr>
+    </w:p>
+    <w:p>
+      <w:pPr>
+        <w:spacing w:before="0" w:after="40" w:line="259" w:lineRule="auto"/>
+      </w:pPr>
+    </w:p>
+    <w:p>
+      <w:pPr>
+        <w:keepNext/>
+        <w:spacing w:before="0" w:after="20" w:line="259" w:lineRule="auto"/>
+      </w:pPr>
+      <w:r>
+        <w:rPr>
+          <w:rFonts w:ascii="맑은 고딕" w:hAnsi="맑은 고딕" w:eastAsia="맑은 고딕"/>
+          <w:b/>
+          <w:i w:val="0"/>
+          <w:sz w:val="18"/>
+          <w:u w:val="none"/>
+        </w:rPr>
+        <w:t xml:space="preserve">2. </w:t>
+      </w:r>
+      <w:r>
+        <w:rPr>
+          <w:rFonts w:ascii="맑은 고딕" w:hAnsi="맑은 고딕" w:eastAsia="맑은 고딕"/>
+          <w:b w:val="0"/>
+          <w:i w:val="0"/>
+          <w:sz w:val="18"/>
+          <w:u w:val="none"/>
+        </w:rPr>
+        <w:t xml:space="preserve">다음 (A)~(D)의 빈칸에 들어갈 단어의 영영풀이가 </w:t>
+      </w:r>
+      <w:r>
+        <w:rPr>
+          <w:rFonts w:ascii="맑은 고딕" w:hAnsi="맑은 고딕" w:eastAsia="맑은 고딕"/>
+          <w:b/>
+          <w:i w:val="0"/>
+          <w:sz w:val="18"/>
+          <w:u w:val="none"/>
+        </w:rPr>
+        <w:t>아닌</w:t>
+      </w:r>
+      <w:r>
+        <w:rPr>
+          <w:rFonts w:ascii="맑은 고딕" w:hAnsi="맑은 고딕" w:eastAsia="맑은 고딕"/>
+          <w:b w:val="0"/>
+          <w:i w:val="0"/>
+          <w:sz w:val="18"/>
+          <w:u w:val="none"/>
+        </w:rPr>
+        <w:t xml:space="preserve"> 것은? </w:t>
+      </w:r>
+      <w:r>
+        <w:rPr>
+          <w:rFonts w:ascii="맑은 고딕" w:hAnsi="맑은 고딕" w:eastAsia="맑은 고딕"/>
+          <w:b w:val="0"/>
+          <w:i w:val="0"/>
+          <w:sz w:val="18"/>
+          <w:u w:val="none"/>
+        </w:rPr>
+        <w:t>(4점)</w:t>
+      </w:r>
+    </w:p>
+    <w:p>
+      <w:pPr>
+        <w:spacing w:before="0" w:after="20" w:line="259" w:lineRule="auto"/>
+        <w:ind w:left="57"/>
+      </w:pPr>
+      <w:r>
+        <w:rPr>
+          <w:rFonts w:ascii="맑은 고딕" w:hAnsi="맑은 고딕" w:eastAsia="맑은 고딕"/>
+          <w:b w:val="0"/>
+          <w:i w:val="0"/>
+          <w:sz w:val="18"/>
+          <w:u w:val="none"/>
+        </w:rPr>
+        <w:t>(A) Big data has to be ________d, and this is done by big data experts.</w:t>
+      </w:r>
+      <w:r>
+        <w:br/>
+      </w:r>
+      <w:r>
+        <w:rPr>
+          <w:rFonts w:ascii="맑은 고딕" w:hAnsi="맑은 고딕" w:eastAsia="맑은 고딕"/>
+          <w:b w:val="0"/>
+          <w:i w:val="0"/>
+          <w:sz w:val="18"/>
+          <w:u w:val="none"/>
+        </w:rPr>
+        <w:t>(B) Runners can choose a pacer depending on their ________ finish time.</w:t>
+      </w:r>
+      <w:r>
+        <w:br/>
+      </w:r>
+      <w:r>
+        <w:rPr>
+          <w:rFonts w:ascii="맑은 고딕" w:hAnsi="맑은 고딕" w:eastAsia="맑은 고딕"/>
+          <w:b w:val="0"/>
+          <w:i w:val="0"/>
+          <w:sz w:val="18"/>
+          <w:u w:val="none"/>
+        </w:rPr>
+        <w:t>(C) The man was so ________ that he cried out to the sky, “What should I do? Please help me.”</w:t>
+      </w:r>
+      <w:r>
+        <w:br/>
+      </w:r>
+      <w:r>
+        <w:rPr>
+          <w:rFonts w:ascii="맑은 고딕" w:hAnsi="맑은 고딕" w:eastAsia="맑은 고딕"/>
+          <w:b w:val="0"/>
+          <w:i w:val="0"/>
+          <w:sz w:val="18"/>
+          <w:u w:val="none"/>
+        </w:rPr>
+        <w:t>(D) Sherpas have little difficulty ________ing high up in the mountains.</w:t>
+      </w:r>
+    </w:p>
+    <w:p>
+      <w:pPr>
+        <w:spacing w:before="0" w:after="0" w:line="259" w:lineRule="auto"/>
+        <w:ind w:left="113"/>
+      </w:pPr>
+      <w:r>
+        <w:rPr>
+          <w:rFonts w:ascii="맑은 고딕" w:hAnsi="맑은 고딕" w:eastAsia="맑은 고딕"/>
+          <w:b w:val="0"/>
+          <w:i w:val="0"/>
+          <w:sz w:val="18"/>
+          <w:u w:val="none"/>
+        </w:rPr>
+        <w:t>① to examine something carefully</w:t>
+      </w:r>
+    </w:p>
+    <w:p>
+      <w:pPr>
+        <w:spacing w:before="0" w:after="0" w:line="259" w:lineRule="auto"/>
+        <w:ind w:left="113"/>
+      </w:pPr>
+      <w:r>
+        <w:rPr>
+          <w:rFonts w:ascii="맑은 고딕" w:hAnsi="맑은 고딕" w:eastAsia="맑은 고딕"/>
+          <w:b w:val="0"/>
+          <w:i w:val="0"/>
+          <w:sz w:val="18"/>
+          <w:u w:val="none"/>
+        </w:rPr>
+        <w:t>② the aim or result that you try to achieve</w:t>
+      </w:r>
+    </w:p>
+    <w:p>
+      <w:pPr>
+        <w:spacing w:before="0" w:after="0" w:line="259" w:lineRule="auto"/>
+        <w:ind w:left="113"/>
+      </w:pPr>
+      <w:r>
+        <w:rPr>
+          <w:rFonts w:ascii="맑은 고딕" w:hAnsi="맑은 고딕" w:eastAsia="맑은 고딕"/>
+          <w:b w:val="0"/>
+          <w:i w:val="0"/>
+          <w:sz w:val="18"/>
+          <w:u w:val="none"/>
+        </w:rPr>
+        <w:t>③ sad because something was not as good as you hoped</w:t>
+      </w:r>
+    </w:p>
+    <w:p>
+      <w:pPr>
+        <w:spacing w:before="0" w:after="0" w:line="259" w:lineRule="auto"/>
+        <w:ind w:left="113"/>
+      </w:pPr>
+      <w:r>
+        <w:rPr>
+          <w:rFonts w:ascii="맑은 고딕" w:hAnsi="맑은 고딕" w:eastAsia="맑은 고딕"/>
+          <w:b w:val="0"/>
+          <w:i w:val="0"/>
+          <w:sz w:val="18"/>
+          <w:u w:val="none"/>
+        </w:rPr>
+        <w:t>④ to stay away from someone or something</w:t>
+      </w:r>
+    </w:p>
+    <w:p>
+      <w:pPr>
+        <w:spacing w:before="0" w:after="0" w:line="259" w:lineRule="auto"/>
+        <w:ind w:left="113"/>
+      </w:pPr>
+      <w:r>
+        <w:rPr>
+          <w:rFonts w:ascii="맑은 고딕" w:hAnsi="맑은 고딕" w:eastAsia="맑은 고딕"/>
+          <w:b w:val="0"/>
+          <w:i w:val="0"/>
+          <w:sz w:val="18"/>
+          <w:u w:val="none"/>
+        </w:rPr>
+        <w:t>⑤ to take air into your body and let it out again</w:t>
+      </w:r>
+    </w:p>
+    <w:p>
+      <w:pPr>
+        <w:spacing w:before="0" w:after="0" w:line="259" w:lineRule="auto"/>
+      </w:pPr>
+    </w:p>
+    <w:p>
+      <w:pPr>
+        <w:spacing w:before="0" w:after="40" w:line="259" w:lineRule="auto"/>
+      </w:pPr>
+    </w:p>
+    <w:p>
+      <w:pPr>
+        <w:keepNext/>
+        <w:spacing w:before="0" w:after="20" w:line="259" w:lineRule="auto"/>
+      </w:pPr>
+      <w:r>
+        <w:rPr>
+          <w:rFonts w:ascii="맑은 고딕" w:hAnsi="맑은 고딕" w:eastAsia="맑은 고딕"/>
+          <w:b/>
+          <w:i w:val="0"/>
+          <w:sz w:val="18"/>
+          <w:u w:val="none"/>
+        </w:rPr>
+        <w:t xml:space="preserve">3. </w:t>
+      </w:r>
+      <w:r>
+        <w:rPr>
+          <w:rFonts w:ascii="맑은 고딕" w:hAnsi="맑은 고딕" w:eastAsia="맑은 고딕"/>
+          <w:b w:val="0"/>
+          <w:i w:val="0"/>
+          <w:sz w:val="18"/>
+          <w:u w:val="none"/>
+        </w:rPr>
+        <w:t xml:space="preserve">다음 영영풀이와 단어의 연결이 </w:t>
+      </w:r>
+      <w:r>
+        <w:rPr>
+          <w:rFonts w:ascii="맑은 고딕" w:hAnsi="맑은 고딕" w:eastAsia="맑은 고딕"/>
+          <w:b/>
+          <w:i w:val="0"/>
+          <w:sz w:val="18"/>
+          <w:u w:val="none"/>
+        </w:rPr>
+        <w:t>어색한</w:t>
+      </w:r>
+      <w:r>
+        <w:rPr>
+          <w:rFonts w:ascii="맑은 고딕" w:hAnsi="맑은 고딕" w:eastAsia="맑은 고딕"/>
+          <w:b w:val="0"/>
+          <w:i w:val="0"/>
+          <w:sz w:val="18"/>
+          <w:u w:val="none"/>
+        </w:rPr>
+        <w:t xml:space="preserve"> 것은? </w:t>
+      </w:r>
+      <w:r>
+        <w:rPr>
+          <w:rFonts w:ascii="맑은 고딕" w:hAnsi="맑은 고딕" w:eastAsia="맑은 고딕"/>
+          <w:b w:val="0"/>
+          <w:i w:val="0"/>
+          <w:sz w:val="18"/>
+          <w:u w:val="none"/>
+        </w:rPr>
+        <w:t>(4점)</w:t>
+      </w:r>
+    </w:p>
+    <w:p>
+      <w:pPr>
+        <w:spacing w:before="0" w:after="0" w:line="259" w:lineRule="auto"/>
+        <w:ind w:left="113"/>
+      </w:pPr>
+      <w:r>
+        <w:rPr>
+          <w:rFonts w:ascii="맑은 고딕" w:hAnsi="맑은 고딕" w:eastAsia="맑은 고딕"/>
+          <w:b w:val="0"/>
+          <w:i w:val="0"/>
+          <w:sz w:val="18"/>
+          <w:u w:val="none"/>
+        </w:rPr>
+        <w:t>① loyalty – a feeling of support for someone or something</w:t>
+      </w:r>
+    </w:p>
+    <w:p>
+      <w:pPr>
+        <w:spacing w:before="0" w:after="0" w:line="259" w:lineRule="auto"/>
+        <w:ind w:left="113"/>
+      </w:pPr>
+      <w:r>
+        <w:rPr>
+          <w:rFonts w:ascii="맑은 고딕" w:hAnsi="맑은 고딕" w:eastAsia="맑은 고딕"/>
+          <w:b w:val="0"/>
+          <w:i w:val="0"/>
+          <w:sz w:val="18"/>
+          <w:u w:val="none"/>
+        </w:rPr>
+        <w:t>② dynasty – a period of time during which members of the same family rule a country</w:t>
+      </w:r>
+    </w:p>
+    <w:p>
+      <w:pPr>
+        <w:spacing w:before="0" w:after="0" w:line="259" w:lineRule="auto"/>
+        <w:ind w:left="113"/>
+      </w:pPr>
+      <w:r>
+        <w:rPr>
+          <w:rFonts w:ascii="맑은 고딕" w:hAnsi="맑은 고딕" w:eastAsia="맑은 고딕"/>
+          <w:b w:val="0"/>
+          <w:i w:val="0"/>
+          <w:sz w:val="18"/>
+          <w:u w:val="none"/>
+        </w:rPr>
+        <w:t>③ attitude – the way you think or feel about something</w:t>
+      </w:r>
+    </w:p>
+    <w:p>
+      <w:pPr>
+        <w:spacing w:before="0" w:after="0" w:line="259" w:lineRule="auto"/>
+        <w:ind w:left="113"/>
+      </w:pPr>
+      <w:r>
+        <w:rPr>
+          <w:rFonts w:ascii="맑은 고딕" w:hAnsi="맑은 고딕" w:eastAsia="맑은 고딕"/>
+          <w:b w:val="0"/>
+          <w:i w:val="0"/>
+          <w:sz w:val="18"/>
+          <w:u w:val="none"/>
+        </w:rPr>
+        <w:t>④ bloom – to shape or force something straight into a curve</w:t>
+      </w:r>
+    </w:p>
+    <w:p>
+      <w:pPr>
+        <w:spacing w:before="0" w:after="0" w:line="259" w:lineRule="auto"/>
+        <w:ind w:left="113"/>
+      </w:pPr>
+      <w:r>
+        <w:rPr>
+          <w:rFonts w:ascii="맑은 고딕" w:hAnsi="맑은 고딕" w:eastAsia="맑은 고딕"/>
+          <w:b w:val="0"/>
+          <w:i w:val="0"/>
+          <w:sz w:val="18"/>
+          <w:u w:val="none"/>
+        </w:rPr>
+        <w:t>⑤ justice – fairness in the way people are treated</w:t>
+      </w:r>
+    </w:p>
+    <w:p>
+      <w:pPr>
+        <w:spacing w:before="0" w:after="0" w:line="259" w:lineRule="auto"/>
+      </w:pPr>
+    </w:p>
+    <w:p>
+      <w:pPr>
+        <w:spacing w:before="0" w:after="40" w:line="259" w:lineRule="auto"/>
+      </w:pPr>
+    </w:p>
+    <w:p>
+      <w:pPr>
+        <w:keepNext/>
+        <w:spacing w:before="0" w:after="20" w:line="259" w:lineRule="auto"/>
+      </w:pPr>
+      <w:r>
+        <w:rPr>
+          <w:rFonts w:ascii="맑은 고딕" w:hAnsi="맑은 고딕" w:eastAsia="맑은 고딕"/>
+          <w:b/>
+          <w:i w:val="0"/>
+          <w:sz w:val="18"/>
+          <w:u w:val="none"/>
+        </w:rPr>
+        <w:t xml:space="preserve">4. </w:t>
+      </w:r>
+      <w:r>
+        <w:rPr>
+          <w:rFonts w:ascii="맑은 고딕" w:hAnsi="맑은 고딕" w:eastAsia="맑은 고딕"/>
+          <w:b w:val="0"/>
+          <w:i w:val="0"/>
+          <w:sz w:val="18"/>
+          <w:u w:val="none"/>
+        </w:rPr>
+        <w:t xml:space="preserve">다음은 5과 본문의 요약문이다. 〈보기〉의 말을 (1)~(5)에 한 번씩 넣을 때 들어갈 수 </w:t>
+      </w:r>
+      <w:r>
+        <w:rPr>
+          <w:rFonts w:ascii="맑은 고딕" w:hAnsi="맑은 고딕" w:eastAsia="맑은 고딕"/>
+          <w:b/>
+          <w:i w:val="0"/>
+          <w:sz w:val="18"/>
+          <w:u w:val="none"/>
+        </w:rPr>
+        <w:t>없는</w:t>
+      </w:r>
+      <w:r>
+        <w:rPr>
+          <w:rFonts w:ascii="맑은 고딕" w:hAnsi="맑은 고딕" w:eastAsia="맑은 고딕"/>
+          <w:b w:val="0"/>
+          <w:i w:val="0"/>
+          <w:sz w:val="18"/>
+          <w:u w:val="none"/>
+        </w:rPr>
+        <w:t xml:space="preserve"> 것은? (순서 상관없음) </w:t>
+      </w:r>
+      <w:r>
+        <w:rPr>
+          <w:rFonts w:ascii="맑은 고딕" w:hAnsi="맑은 고딕" w:eastAsia="맑은 고딕"/>
+          <w:b w:val="0"/>
+          <w:i w:val="0"/>
+          <w:sz w:val="18"/>
+          <w:u w:val="none"/>
+        </w:rPr>
+        <w:t>(4점)</w:t>
+      </w:r>
+    </w:p>
+    <w:p>
+      <w:pPr>
+        <w:spacing w:before="0" w:after="20" w:line="259" w:lineRule="auto"/>
+        <w:ind w:left="57"/>
+      </w:pPr>
+      <w:r>
+        <w:rPr>
+          <w:rFonts w:ascii="맑은 고딕" w:hAnsi="맑은 고딕" w:eastAsia="맑은 고딕"/>
+          <w:b w:val="0"/>
+          <w:i w:val="0"/>
+          <w:sz w:val="18"/>
+          <w:u w:val="none"/>
+        </w:rPr>
+        <w:t>〈보기〉 depending on · keeps track of · achieve · wear out · register · harmony</w:t>
+      </w:r>
+      <w:r>
+        <w:br/>
+      </w:r>
+      <w:r>
+        <w:rPr>
+          <w:rFonts w:ascii="맑은 고딕" w:hAnsi="맑은 고딕" w:eastAsia="맑은 고딕"/>
+          <w:b w:val="0"/>
+          <w:i w:val="0"/>
+          <w:sz w:val="18"/>
+          <w:u w:val="none"/>
+        </w:rPr>
+        <w:t>Pacers are experienced runners, and their job is to help other runners manage their race better. Runners choose a pacer (1)________ their target finish time. Since the pacer (2)________ the time, runners can (3)________ their goals more easily. A pit crew checks the car and changes the tires, which (4)________ easily in a high speed race. Because a pit stop is very short, the crew has to work in perfect (5)________.</w:t>
+      </w:r>
+    </w:p>
+    <w:p>
+      <w:pPr>
+        <w:spacing w:before="0" w:after="20" w:line="259" w:lineRule="auto"/>
+        <w:ind w:left="113"/>
+      </w:pPr>
+      <w:r>
+        <w:rPr>
+          <w:rFonts w:ascii="맑은 고딕" w:hAnsi="맑은 고딕" w:eastAsia="맑은 고딕"/>
+          <w:b w:val="0"/>
+          <w:i w:val="0"/>
+          <w:sz w:val="18"/>
+          <w:u w:val="none"/>
+        </w:rPr>
+        <w:t>① depending on</w:t>
+      </w:r>
+      <w:r>
+        <w:rPr>
+          <w:rFonts w:ascii="맑은 고딕" w:hAnsi="맑은 고딕" w:eastAsia="맑은 고딕"/>
+          <w:b w:val="0"/>
+          <w:i w:val="0"/>
+          <w:sz w:val="18"/>
+          <w:u w:val="none"/>
+        </w:rPr>
+        <w:t xml:space="preserve">    </w:t>
+      </w:r>
+      <w:r>
+        <w:rPr>
+          <w:rFonts w:ascii="맑은 고딕" w:hAnsi="맑은 고딕" w:eastAsia="맑은 고딕"/>
+          <w:b w:val="0"/>
+          <w:i w:val="0"/>
+          <w:sz w:val="18"/>
+          <w:u w:val="none"/>
+        </w:rPr>
+        <w:t>② keeps track of</w:t>
+      </w:r>
+      <w:r>
+        <w:rPr>
+          <w:rFonts w:ascii="맑은 고딕" w:hAnsi="맑은 고딕" w:eastAsia="맑은 고딕"/>
+          <w:b w:val="0"/>
+          <w:i w:val="0"/>
+          <w:sz w:val="18"/>
+          <w:u w:val="none"/>
+        </w:rPr>
+        <w:t xml:space="preserve">    </w:t>
+      </w:r>
+      <w:r>
+        <w:rPr>
+          <w:rFonts w:ascii="맑은 고딕" w:hAnsi="맑은 고딕" w:eastAsia="맑은 고딕"/>
+          <w:b w:val="0"/>
+          <w:i w:val="0"/>
+          <w:sz w:val="18"/>
+          <w:u w:val="none"/>
+        </w:rPr>
+        <w:t>③ achieve</w:t>
+      </w:r>
+      <w:r>
+        <w:rPr>
+          <w:rFonts w:ascii="맑은 고딕" w:hAnsi="맑은 고딕" w:eastAsia="맑은 고딕"/>
+          <w:b w:val="0"/>
+          <w:i w:val="0"/>
+          <w:sz w:val="18"/>
+          <w:u w:val="none"/>
+        </w:rPr>
+        <w:t xml:space="preserve">    </w:t>
+      </w:r>
+      <w:r>
+        <w:rPr>
+          <w:rFonts w:ascii="맑은 고딕" w:hAnsi="맑은 고딕" w:eastAsia="맑은 고딕"/>
+          <w:b w:val="0"/>
+          <w:i w:val="0"/>
+          <w:sz w:val="18"/>
+          <w:u w:val="none"/>
+        </w:rPr>
+        <w:t>④ wear out</w:t>
+      </w:r>
+      <w:r>
+        <w:rPr>
+          <w:rFonts w:ascii="맑은 고딕" w:hAnsi="맑은 고딕" w:eastAsia="맑은 고딕"/>
+          <w:b w:val="0"/>
+          <w:i w:val="0"/>
+          <w:sz w:val="18"/>
+          <w:u w:val="none"/>
+        </w:rPr>
+        <w:t xml:space="preserve">    </w:t>
+      </w:r>
+      <w:r>
+        <w:rPr>
+          <w:rFonts w:ascii="맑은 고딕" w:hAnsi="맑은 고딕" w:eastAsia="맑은 고딕"/>
+          <w:b w:val="0"/>
+          <w:i w:val="0"/>
+          <w:sz w:val="18"/>
+          <w:u w:val="none"/>
+        </w:rPr>
+        <w:t>⑤ register</w:t>
+      </w:r>
+    </w:p>
+    <w:p>
+      <w:pPr>
+        <w:spacing w:before="0" w:after="40" w:line="259" w:lineRule="auto"/>
+      </w:pPr>
+    </w:p>
+    <w:p>
+      <w:pPr>
+        <w:keepNext/>
+        <w:spacing w:before="0" w:after="20" w:line="259" w:lineRule="auto"/>
+      </w:pPr>
+      <w:r>
+        <w:rPr>
+          <w:rFonts w:ascii="맑은 고딕" w:hAnsi="맑은 고딕" w:eastAsia="맑은 고딕"/>
+          <w:b/>
+          <w:i w:val="0"/>
+          <w:sz w:val="18"/>
+          <w:u w:val="none"/>
+        </w:rPr>
+        <w:t xml:space="preserve">5. </w:t>
+      </w:r>
+      <w:r>
+        <w:rPr>
+          <w:rFonts w:ascii="맑은 고딕" w:hAnsi="맑은 고딕" w:eastAsia="맑은 고딕"/>
+          <w:b w:val="0"/>
+          <w:i w:val="0"/>
+          <w:sz w:val="18"/>
+          <w:u w:val="none"/>
+        </w:rPr>
+        <w:t xml:space="preserve">다음 영영풀이의 빈칸에 들어갈 말로 알맞은 것은? </w:t>
+      </w:r>
+      <w:r>
+        <w:rPr>
+          <w:rFonts w:ascii="맑은 고딕" w:hAnsi="맑은 고딕" w:eastAsia="맑은 고딕"/>
+          <w:b w:val="0"/>
+          <w:i w:val="0"/>
+          <w:sz w:val="18"/>
+          <w:u w:val="none"/>
+        </w:rPr>
+        <w:t>(3점)</w:t>
+      </w:r>
+    </w:p>
+    <w:p>
+      <w:pPr>
+        <w:spacing w:before="0" w:after="20" w:line="259" w:lineRule="auto"/>
+        <w:ind w:left="57"/>
+      </w:pPr>
+      <w:r>
+        <w:rPr>
+          <w:rFonts w:ascii="맑은 고딕" w:hAnsi="맑은 고딕" w:eastAsia="맑은 고딕"/>
+          <w:b w:val="0"/>
+          <w:i w:val="0"/>
+          <w:sz w:val="18"/>
+          <w:u w:val="none"/>
+        </w:rPr>
+        <w:t>invisible: not able to be ________</w:t>
+      </w:r>
+    </w:p>
+    <w:p>
+      <w:pPr>
+        <w:spacing w:before="0" w:after="20" w:line="259" w:lineRule="auto"/>
+        <w:ind w:left="113"/>
+      </w:pPr>
+      <w:r>
+        <w:rPr>
+          <w:rFonts w:ascii="맑은 고딕" w:hAnsi="맑은 고딕" w:eastAsia="맑은 고딕"/>
+          <w:b w:val="0"/>
+          <w:i w:val="0"/>
+          <w:sz w:val="18"/>
+          <w:u w:val="none"/>
+        </w:rPr>
+        <w:t>① heard</w:t>
+      </w:r>
+      <w:r>
+        <w:rPr>
+          <w:rFonts w:ascii="맑은 고딕" w:hAnsi="맑은 고딕" w:eastAsia="맑은 고딕"/>
+          <w:b w:val="0"/>
+          <w:i w:val="0"/>
+          <w:sz w:val="18"/>
+          <w:u w:val="none"/>
+        </w:rPr>
+        <w:t xml:space="preserve">    </w:t>
+      </w:r>
+      <w:r>
+        <w:rPr>
+          <w:rFonts w:ascii="맑은 고딕" w:hAnsi="맑은 고딕" w:eastAsia="맑은 고딕"/>
+          <w:b w:val="0"/>
+          <w:i w:val="0"/>
+          <w:sz w:val="18"/>
+          <w:u w:val="none"/>
+        </w:rPr>
+        <w:t>② seen</w:t>
+      </w:r>
+      <w:r>
+        <w:rPr>
+          <w:rFonts w:ascii="맑은 고딕" w:hAnsi="맑은 고딕" w:eastAsia="맑은 고딕"/>
+          <w:b w:val="0"/>
+          <w:i w:val="0"/>
+          <w:sz w:val="18"/>
+          <w:u w:val="none"/>
+        </w:rPr>
+        <w:t xml:space="preserve">    </w:t>
+      </w:r>
+      <w:r>
+        <w:rPr>
+          <w:rFonts w:ascii="맑은 고딕" w:hAnsi="맑은 고딕" w:eastAsia="맑은 고딕"/>
+          <w:b w:val="0"/>
+          <w:i w:val="0"/>
+          <w:sz w:val="18"/>
+          <w:u w:val="none"/>
+        </w:rPr>
+        <w:t>③ touched</w:t>
+      </w:r>
+      <w:r>
+        <w:rPr>
+          <w:rFonts w:ascii="맑은 고딕" w:hAnsi="맑은 고딕" w:eastAsia="맑은 고딕"/>
+          <w:b w:val="0"/>
+          <w:i w:val="0"/>
+          <w:sz w:val="18"/>
+          <w:u w:val="none"/>
+        </w:rPr>
+        <w:t xml:space="preserve">    </w:t>
+      </w:r>
+      <w:r>
+        <w:rPr>
+          <w:rFonts w:ascii="맑은 고딕" w:hAnsi="맑은 고딕" w:eastAsia="맑은 고딕"/>
+          <w:b w:val="0"/>
+          <w:i w:val="0"/>
+          <w:sz w:val="18"/>
+          <w:u w:val="none"/>
+        </w:rPr>
+        <w:t>④ moved</w:t>
+      </w:r>
+      <w:r>
+        <w:rPr>
+          <w:rFonts w:ascii="맑은 고딕" w:hAnsi="맑은 고딕" w:eastAsia="맑은 고딕"/>
+          <w:b w:val="0"/>
+          <w:i w:val="0"/>
+          <w:sz w:val="18"/>
+          <w:u w:val="none"/>
+        </w:rPr>
+        <w:t xml:space="preserve">    </w:t>
+      </w:r>
+      <w:r>
+        <w:rPr>
+          <w:rFonts w:ascii="맑은 고딕" w:hAnsi="맑은 고딕" w:eastAsia="맑은 고딕"/>
+          <w:b w:val="0"/>
+          <w:i w:val="0"/>
+          <w:sz w:val="18"/>
+          <w:u w:val="none"/>
+        </w:rPr>
+        <w:t>⑤ found</w:t>
+      </w:r>
+    </w:p>
+    <w:p>
+      <w:pPr>
+        <w:spacing w:before="0" w:after="40" w:line="259" w:lineRule="auto"/>
+      </w:pPr>
+    </w:p>
+    <w:p>
+      <w:pPr>
+        <w:keepNext/>
+        <w:spacing w:before="0" w:after="20" w:line="259" w:lineRule="auto"/>
+      </w:pPr>
+      <w:r>
+        <w:rPr>
+          <w:rFonts w:ascii="맑은 고딕" w:hAnsi="맑은 고딕" w:eastAsia="맑은 고딕"/>
+          <w:b/>
+          <w:i w:val="0"/>
+          <w:sz w:val="18"/>
+          <w:u w:val="none"/>
+        </w:rPr>
+        <w:t xml:space="preserve">6. </w:t>
+      </w:r>
+      <w:r>
+        <w:rPr>
+          <w:rFonts w:ascii="맑은 고딕" w:hAnsi="맑은 고딕" w:eastAsia="맑은 고딕"/>
+          <w:b w:val="0"/>
+          <w:i w:val="0"/>
+          <w:sz w:val="18"/>
+          <w:u w:val="none"/>
+        </w:rPr>
+        <w:t xml:space="preserve">단어와 그 영영풀이가 </w:t>
+      </w:r>
+      <w:r>
+        <w:rPr>
+          <w:rFonts w:ascii="맑은 고딕" w:hAnsi="맑은 고딕" w:eastAsia="맑은 고딕"/>
+          <w:b/>
+          <w:i w:val="0"/>
+          <w:sz w:val="18"/>
+          <w:u w:val="none"/>
+        </w:rPr>
+        <w:t>바르게</w:t>
+      </w:r>
+      <w:r>
+        <w:rPr>
+          <w:rFonts w:ascii="맑은 고딕" w:hAnsi="맑은 고딕" w:eastAsia="맑은 고딕"/>
+          <w:b w:val="0"/>
+          <w:i w:val="0"/>
+          <w:sz w:val="18"/>
+          <w:u w:val="none"/>
+        </w:rPr>
+        <w:t xml:space="preserve"> 연결된 것을 </w:t>
+      </w:r>
+      <w:r>
+        <w:rPr>
+          <w:rFonts w:ascii="맑은 고딕" w:hAnsi="맑은 고딕" w:eastAsia="맑은 고딕"/>
+          <w:b/>
+          <w:i w:val="0"/>
+          <w:sz w:val="18"/>
+          <w:u w:val="none"/>
+        </w:rPr>
+        <w:t>있는 대로</w:t>
+      </w:r>
+      <w:r>
+        <w:rPr>
+          <w:rFonts w:ascii="맑은 고딕" w:hAnsi="맑은 고딕" w:eastAsia="맑은 고딕"/>
+          <w:b w:val="0"/>
+          <w:i w:val="0"/>
+          <w:sz w:val="18"/>
+          <w:u w:val="none"/>
+        </w:rPr>
+        <w:t xml:space="preserve"> 고르면? </w:t>
+      </w:r>
+      <w:r>
+        <w:rPr>
+          <w:rFonts w:ascii="맑은 고딕" w:hAnsi="맑은 고딕" w:eastAsia="맑은 고딕"/>
+          <w:b w:val="0"/>
+          <w:i w:val="0"/>
+          <w:sz w:val="18"/>
+          <w:u w:val="none"/>
+        </w:rPr>
+        <w:t>(4점)</w:t>
+      </w:r>
+    </w:p>
+    <w:p>
+      <w:pPr>
+        <w:spacing w:before="0" w:after="0" w:line="259" w:lineRule="auto"/>
+        <w:ind w:left="113"/>
+      </w:pPr>
+      <w:r>
+        <w:rPr>
+          <w:rFonts w:ascii="맑은 고딕" w:hAnsi="맑은 고딕" w:eastAsia="맑은 고딕"/>
+          <w:b w:val="0"/>
+          <w:i w:val="0"/>
+          <w:sz w:val="18"/>
+          <w:u w:val="none"/>
+        </w:rPr>
+        <w:t>① analyze – to examine something carefully</w:t>
+      </w:r>
+    </w:p>
+    <w:p>
+      <w:pPr>
+        <w:spacing w:before="0" w:after="0" w:line="259" w:lineRule="auto"/>
+        <w:ind w:left="113"/>
+      </w:pPr>
+      <w:r>
+        <w:rPr>
+          <w:rFonts w:ascii="맑은 고딕" w:hAnsi="맑은 고딕" w:eastAsia="맑은 고딕"/>
+          <w:b w:val="0"/>
+          <w:i w:val="0"/>
+          <w:sz w:val="18"/>
+          <w:u w:val="none"/>
+        </w:rPr>
+        <w:t>② avoid – to stay away from someone or something</w:t>
+      </w:r>
+    </w:p>
+    <w:p>
+      <w:pPr>
+        <w:spacing w:before="0" w:after="0" w:line="259" w:lineRule="auto"/>
+        <w:ind w:left="113"/>
+      </w:pPr>
+      <w:r>
+        <w:rPr>
+          <w:rFonts w:ascii="맑은 고딕" w:hAnsi="맑은 고딕" w:eastAsia="맑은 고딕"/>
+          <w:b w:val="0"/>
+          <w:i w:val="0"/>
+          <w:sz w:val="18"/>
+          <w:u w:val="none"/>
+        </w:rPr>
+        <w:t>③ identify – to make something better</w:t>
+      </w:r>
+    </w:p>
+    <w:p>
+      <w:pPr>
+        <w:spacing w:before="0" w:after="0" w:line="259" w:lineRule="auto"/>
+        <w:ind w:left="113"/>
+      </w:pPr>
+      <w:r>
+        <w:rPr>
+          <w:rFonts w:ascii="맑은 고딕" w:hAnsi="맑은 고딕" w:eastAsia="맑은 고딕"/>
+          <w:b w:val="0"/>
+          <w:i w:val="0"/>
+          <w:sz w:val="18"/>
+          <w:u w:val="none"/>
+        </w:rPr>
+        <w:t>④ tribe – a group of people with a particular skill who work together</w:t>
+      </w:r>
+    </w:p>
+    <w:p>
+      <w:pPr>
+        <w:spacing w:before="0" w:after="0" w:line="259" w:lineRule="auto"/>
+        <w:ind w:left="113"/>
+      </w:pPr>
+      <w:r>
+        <w:rPr>
+          <w:rFonts w:ascii="맑은 고딕" w:hAnsi="맑은 고딕" w:eastAsia="맑은 고딕"/>
+          <w:b w:val="0"/>
+          <w:i w:val="0"/>
+          <w:sz w:val="18"/>
+          <w:u w:val="none"/>
+        </w:rPr>
+        <w:t>⑤ therefore – for the reason that you have mentioned</w:t>
+      </w:r>
+    </w:p>
+    <w:p>
+      <w:pPr>
+        <w:spacing w:before="0" w:after="0" w:line="259" w:lineRule="auto"/>
+      </w:pPr>
+    </w:p>
+    <w:p>
+      <w:pPr>
+        <w:spacing w:before="0" w:after="40" w:line="259" w:lineRule="auto"/>
+      </w:pPr>
+    </w:p>
+    <w:p>
+      <w:pPr>
+        <w:keepNext/>
+        <w:spacing w:before="0" w:after="40" w:line="259" w:lineRule="auto"/>
+      </w:pPr>
+      <w:r>
+        <w:rPr>
+          <w:rFonts w:ascii="맑은 고딕" w:hAnsi="맑은 고딕" w:eastAsia="맑은 고딕"/>
           <w:b/>
           <w:i w:val="0"/>
           <w:color w:val="1F3864"/>
           <w:sz w:val="20"/>
           <w:u w:val="none"/>
         </w:rPr>
-        <w:t xml:space="preserve">2. </w:t>
-      </w:r>
-      <w:r>
-        <w:rPr>
-          <w:b w:val="0"/>
-          <w:i w:val="0"/>
-          <w:sz w:val="20"/>
-          <w:u w:val="none"/>
-        </w:rPr>
-        <w:t xml:space="preserve">다음 (A)~(D)의 빈칸에 들어갈 단어의 영영풀이가 </w:t>
-      </w:r>
-      <w:r>
-        <w:rPr>
-          <w:b/>
-          <w:i w:val="0"/>
-          <w:sz w:val="20"/>
-          <w:u w:val="none"/>
-        </w:rPr>
-        <w:t>아닌</w:t>
-      </w:r>
-      <w:r>
-        <w:rPr>
-          <w:b w:val="0"/>
-          <w:i w:val="0"/>
-          <w:sz w:val="20"/>
-          <w:u w:val="none"/>
-        </w:rPr>
-        <w:t xml:space="preserve"> 것은? </w:t>
-      </w:r>
-      <w:r>
-        <w:rPr>
-          <w:b w:val="0"/>
-          <w:i w:val="0"/>
-          <w:sz w:val="20"/>
-          <w:u w:val="none"/>
-        </w:rPr>
-        <w:t>(4점)</w:t>
+        <w:t>■ [7~11] 문맥 어휘 · 보기 고르기</w:t>
       </w:r>
     </w:p>
     <w:p>
       <w:pPr>
-        <w:pBdr>
-          <w:top w:val="single" w:sz="4" w:space="3" w:color="8DA2C4"/>
-          <w:left w:val="single" w:sz="4" w:space="3" w:color="8DA2C4"/>
-          <w:bottom w:val="single" w:sz="4" w:space="3" w:color="8DA2C4"/>
-          <w:right w:val="single" w:sz="4" w:space="3" w:color="8DA2C4"/>
-        </w:pBdr>
-        <w:shd w:val="clear" w:color="auto" w:fill="F7F9FC"/>
-        <w:spacing w:after="30"/>
-        <w:ind w:left="57" w:right="57"/>
-      </w:pPr>
-      <w:r>
-        <w:rPr>
+        <w:keepNext/>
+        <w:spacing w:before="0" w:after="20" w:line="259" w:lineRule="auto"/>
+      </w:pPr>
+      <w:r>
+        <w:rPr>
+          <w:rFonts w:ascii="맑은 고딕" w:hAnsi="맑은 고딕" w:eastAsia="맑은 고딕"/>
+          <w:b/>
+          <w:i w:val="0"/>
+          <w:sz w:val="18"/>
+          <w:u w:val="none"/>
+        </w:rPr>
+        <w:t xml:space="preserve">7. </w:t>
+      </w:r>
+      <w:r>
+        <w:rPr>
+          <w:rFonts w:ascii="맑은 고딕" w:hAnsi="맑은 고딕" w:eastAsia="맑은 고딕"/>
           <w:b w:val="0"/>
           <w:i w:val="0"/>
-          <w:sz w:val="20"/>
+          <w:sz w:val="18"/>
           <w:u w:val="none"/>
         </w:rPr>
-        <w:t>(A) Big data has to be ________d, and this is done by big data experts.</w:t>
-      </w:r>
-      <w:r>
-        <w:br/>
-      </w:r>
-      <w:r>
-        <w:rPr>
+        <w:t xml:space="preserve">다음 글의 (A), (B), (C)에서 문맥상 알맞은 어휘로 바르게 짝지어진 것은? </w:t>
+      </w:r>
+      <w:r>
+        <w:rPr>
+          <w:rFonts w:ascii="맑은 고딕" w:hAnsi="맑은 고딕" w:eastAsia="맑은 고딕"/>
           <w:b w:val="0"/>
           <w:i w:val="0"/>
-          <w:sz w:val="20"/>
+          <w:sz w:val="18"/>
           <w:u w:val="none"/>
         </w:rPr>
-        <w:t>(B) Runners can choose a pacer depending on their ________ finish time.</w:t>
-      </w:r>
-      <w:r>
-        <w:br/>
-      </w:r>
-      <w:r>
-        <w:rPr>
-          <w:b w:val="0"/>
-          <w:i w:val="0"/>
-          <w:sz w:val="20"/>
-          <w:u w:val="none"/>
-        </w:rPr>
-        <w:t>(C) The man was so ________ that he cried out to the sky, "Please help me."</w:t>
-      </w:r>
-      <w:r>
-        <w:br/>
-      </w:r>
-      <w:r>
-        <w:rPr>
-          <w:b w:val="0"/>
-          <w:i w:val="0"/>
-          <w:sz w:val="20"/>
-          <w:u w:val="none"/>
-        </w:rPr>
-        <w:t>(D) Sherpas have little difficulty ________ing high up in the mountains.</w:t>
+        <w:t>(3점)</w:t>
       </w:r>
     </w:p>
     <w:p>
       <w:pPr>
-        <w:spacing w:after="10"/>
-        <w:ind w:left="170"/>
-      </w:pPr>
-      <w:r>
-        <w:rPr>
+        <w:spacing w:before="0" w:after="20" w:line="259" w:lineRule="auto"/>
+        <w:ind w:left="57"/>
+      </w:pPr>
+      <w:r>
+        <w:rPr>
+          <w:rFonts w:ascii="맑은 고딕" w:hAnsi="맑은 고딕" w:eastAsia="맑은 고딕"/>
           <w:b w:val="0"/>
           <w:i w:val="0"/>
-          <w:sz w:val="20"/>
+          <w:sz w:val="18"/>
           <w:u w:val="none"/>
         </w:rPr>
-        <w:t>① to examine something carefully</w:t>
+        <w:t>Last weekend, I participated in a half-marathon. There were a lot of (A) [pacers / players] to help us finish the race in a specific time. They were running at different speeds, so I chose one of them (B) [target / depending on] how fast I wanted to run. The pacer helped me keep a steady pace, and with her (C) [support / attention], I was able to break my own record.</w:t>
       </w:r>
     </w:p>
     <w:p>
       <w:pPr>
-        <w:spacing w:after="10"/>
-        <w:ind w:left="170"/>
-      </w:pPr>
-      <w:r>
-        <w:rPr>
+        <w:spacing w:before="0" w:after="0" w:line="259" w:lineRule="auto"/>
+        <w:ind w:left="113"/>
+      </w:pPr>
+      <w:r>
+        <w:rPr>
+          <w:rFonts w:ascii="맑은 고딕" w:hAnsi="맑은 고딕" w:eastAsia="맑은 고딕"/>
           <w:b w:val="0"/>
           <w:i w:val="0"/>
-          <w:sz w:val="20"/>
+          <w:sz w:val="18"/>
           <w:u w:val="none"/>
         </w:rPr>
-        <w:t>② the aim or result that you try to achieve</w:t>
+        <w:t>① pacers – target – attention</w:t>
       </w:r>
     </w:p>
     <w:p>
       <w:pPr>
-        <w:spacing w:after="10"/>
-        <w:ind w:left="170"/>
-      </w:pPr>
-      <w:r>
-        <w:rPr>
+        <w:spacing w:before="0" w:after="0" w:line="259" w:lineRule="auto"/>
+        <w:ind w:left="113"/>
+      </w:pPr>
+      <w:r>
+        <w:rPr>
+          <w:rFonts w:ascii="맑은 고딕" w:hAnsi="맑은 고딕" w:eastAsia="맑은 고딕"/>
           <w:b w:val="0"/>
           <w:i w:val="0"/>
-          <w:sz w:val="20"/>
+          <w:sz w:val="18"/>
           <w:u w:val="none"/>
         </w:rPr>
-        <w:t>③ sad because something was not as good as you hoped</w:t>
+        <w:t>② players – depending on – support</w:t>
       </w:r>
     </w:p>
     <w:p>
       <w:pPr>
-        <w:spacing w:after="10"/>
-        <w:ind w:left="170"/>
-      </w:pPr>
-      <w:r>
-        <w:rPr>
+        <w:spacing w:before="0" w:after="0" w:line="259" w:lineRule="auto"/>
+        <w:ind w:left="113"/>
+      </w:pPr>
+      <w:r>
+        <w:rPr>
+          <w:rFonts w:ascii="맑은 고딕" w:hAnsi="맑은 고딕" w:eastAsia="맑은 고딕"/>
           <w:b w:val="0"/>
           <w:i w:val="0"/>
-          <w:sz w:val="20"/>
+          <w:sz w:val="18"/>
           <w:u w:val="none"/>
         </w:rPr>
-        <w:t>④ to stay away from someone or something</w:t>
+        <w:t>③ pacers – depending on – support</w:t>
       </w:r>
     </w:p>
     <w:p>
       <w:pPr>
-        <w:spacing w:after="10"/>
-        <w:ind w:left="170"/>
-      </w:pPr>
-      <w:r>
-        <w:rPr>
+        <w:spacing w:before="0" w:after="0" w:line="259" w:lineRule="auto"/>
+        <w:ind w:left="113"/>
+      </w:pPr>
+      <w:r>
+        <w:rPr>
+          <w:rFonts w:ascii="맑은 고딕" w:hAnsi="맑은 고딕" w:eastAsia="맑은 고딕"/>
           <w:b w:val="0"/>
           <w:i w:val="0"/>
-          <w:sz w:val="20"/>
+          <w:sz w:val="18"/>
           <w:u w:val="none"/>
         </w:rPr>
-        <w:t>⑤ to take air into your body and let it out again</w:t>
+        <w:t>④ players – target – attention</w:t>
       </w:r>
     </w:p>
     <w:p>
       <w:pPr>
-        <w:spacing w:after="20" w:before="50"/>
-      </w:pPr>
-      <w:r>
-        <w:rPr>
+        <w:spacing w:before="0" w:after="0" w:line="259" w:lineRule="auto"/>
+        <w:ind w:left="113"/>
+      </w:pPr>
+      <w:r>
+        <w:rPr>
+          <w:rFonts w:ascii="맑은 고딕" w:hAnsi="맑은 고딕" w:eastAsia="맑은 고딕"/>
+          <w:b w:val="0"/>
+          <w:i w:val="0"/>
+          <w:sz w:val="18"/>
+          <w:u w:val="none"/>
+        </w:rPr>
+        <w:t>⑤ pacers – depending on – attention</w:t>
+      </w:r>
+    </w:p>
+    <w:p>
+      <w:pPr>
+        <w:spacing w:before="0" w:after="0" w:line="259" w:lineRule="auto"/>
+      </w:pPr>
+    </w:p>
+    <w:p>
+      <w:pPr>
+        <w:spacing w:before="0" w:after="40" w:line="259" w:lineRule="auto"/>
+      </w:pPr>
+    </w:p>
+    <w:p>
+      <w:pPr>
+        <w:keepNext/>
+        <w:spacing w:before="0" w:after="20" w:line="259" w:lineRule="auto"/>
+      </w:pPr>
+      <w:r>
+        <w:rPr>
+          <w:rFonts w:ascii="맑은 고딕" w:hAnsi="맑은 고딕" w:eastAsia="맑은 고딕"/>
+          <w:b/>
+          <w:i w:val="0"/>
+          <w:sz w:val="18"/>
+          <w:u w:val="none"/>
+        </w:rPr>
+        <w:t xml:space="preserve">8. </w:t>
+      </w:r>
+      <w:r>
+        <w:rPr>
+          <w:rFonts w:ascii="맑은 고딕" w:hAnsi="맑은 고딕" w:eastAsia="맑은 고딕"/>
+          <w:b w:val="0"/>
+          <w:i w:val="0"/>
+          <w:sz w:val="18"/>
+          <w:u w:val="none"/>
+        </w:rPr>
+        <w:t xml:space="preserve">&lt;보기&gt;에서 알맞은 표현을 골라 문장에 맞게 형태를 바꿔 쓰시오. </w:t>
+      </w:r>
+      <w:r>
+        <w:rPr>
+          <w:rFonts w:ascii="맑은 고딕" w:hAnsi="맑은 고딕" w:eastAsia="맑은 고딕"/>
+          <w:b w:val="0"/>
+          <w:i w:val="0"/>
+          <w:sz w:val="18"/>
+          <w:u w:val="none"/>
+        </w:rPr>
+        <w:t>(3점)</w:t>
+      </w:r>
+    </w:p>
+    <w:p>
+      <w:pPr>
+        <w:spacing w:before="0" w:after="20" w:line="259" w:lineRule="auto"/>
+        <w:ind w:left="57"/>
+      </w:pPr>
+      <w:r>
+        <w:rPr>
+          <w:rFonts w:ascii="맑은 고딕" w:hAnsi="맑은 고딕" w:eastAsia="맑은 고딕"/>
+          <w:b w:val="0"/>
+          <w:i w:val="0"/>
+          <w:sz w:val="18"/>
+          <w:u w:val="none"/>
+        </w:rPr>
+        <w:t>&lt;보기&gt; register, wear out, hire, keep track of</w:t>
+      </w:r>
+      <w:r>
+        <w:br/>
+      </w:r>
+      <w:r>
+        <w:rPr>
+          <w:rFonts w:ascii="맑은 고딕" w:hAnsi="맑은 고딕" w:eastAsia="맑은 고딕"/>
+          <w:b w:val="0"/>
+          <w:i w:val="0"/>
+          <w:sz w:val="18"/>
+          <w:u w:val="none"/>
+        </w:rPr>
+        <w:t>(1) My old backpack ________ and its zipper stopped working.</w:t>
+      </w:r>
+      <w:r>
+        <w:br/>
+      </w:r>
+      <w:r>
+        <w:rPr>
+          <w:rFonts w:ascii="맑은 고딕" w:hAnsi="맑은 고딕" w:eastAsia="맑은 고딕"/>
+          <w:b w:val="0"/>
+          <w:i w:val="0"/>
+          <w:sz w:val="18"/>
+          <w:u w:val="none"/>
+        </w:rPr>
+        <w:t>(2) How many students ________ for the English class?</w:t>
+      </w:r>
+    </w:p>
+    <w:p>
+      <w:pPr>
+        <w:spacing w:before="0" w:after="20" w:line="259" w:lineRule="auto"/>
+        <w:ind w:left="57"/>
+      </w:pPr>
+      <w:r>
+        <w:rPr>
+          <w:rFonts w:ascii="맑은 고딕" w:hAnsi="맑은 고딕" w:eastAsia="맑은 고딕"/>
+          <w:b w:val="0"/>
+          <w:i w:val="0"/>
+          <w:sz w:val="18"/>
+          <w:u w:val="none"/>
+        </w:rPr>
+        <w:t>(1) ____________ (2) ____________</w:t>
+      </w:r>
+    </w:p>
+    <w:p>
+      <w:pPr>
+        <w:spacing w:before="0" w:after="40" w:line="259" w:lineRule="auto"/>
+      </w:pPr>
+    </w:p>
+    <w:p>
+      <w:pPr>
+        <w:keepNext/>
+        <w:spacing w:before="0" w:after="20" w:line="259" w:lineRule="auto"/>
+      </w:pPr>
+      <w:r>
+        <w:rPr>
+          <w:rFonts w:ascii="맑은 고딕" w:hAnsi="맑은 고딕" w:eastAsia="맑은 고딕"/>
+          <w:b/>
+          <w:i w:val="0"/>
+          <w:sz w:val="18"/>
+          <w:u w:val="none"/>
+        </w:rPr>
+        <w:t xml:space="preserve">9. </w:t>
+      </w:r>
+      <w:r>
+        <w:rPr>
+          <w:rFonts w:ascii="맑은 고딕" w:hAnsi="맑은 고딕" w:eastAsia="맑은 고딕"/>
+          <w:b w:val="0"/>
+          <w:i w:val="0"/>
+          <w:sz w:val="18"/>
+          <w:u w:val="none"/>
+        </w:rPr>
+        <w:t xml:space="preserve">다음 글의 (A), (B), (C)에서 문맥상 알맞은 어휘로 바르게 짝지어진 것은? </w:t>
+      </w:r>
+      <w:r>
+        <w:rPr>
+          <w:rFonts w:ascii="맑은 고딕" w:hAnsi="맑은 고딕" w:eastAsia="맑은 고딕"/>
+          <w:b w:val="0"/>
+          <w:i w:val="0"/>
+          <w:sz w:val="18"/>
+          <w:u w:val="none"/>
+        </w:rPr>
+        <w:t>(4점)</w:t>
+      </w:r>
+    </w:p>
+    <w:p>
+      <w:pPr>
+        <w:spacing w:before="0" w:after="20" w:line="259" w:lineRule="auto"/>
+        <w:ind w:left="57"/>
+      </w:pPr>
+      <w:r>
+        <w:rPr>
+          <w:rFonts w:ascii="맑은 고딕" w:hAnsi="맑은 고딕" w:eastAsia="맑은 고딕"/>
+          <w:b w:val="0"/>
+          <w:i w:val="0"/>
+          <w:sz w:val="18"/>
+          <w:u w:val="none"/>
+        </w:rPr>
+        <w:t>To (A) [avoid / upload] spreading or catching the flu, you should keep your distance and stay home. Cover your mouth when you cough and wash your hands a lot. The usual (B) [medicine / symptoms] of flu are high temperature, cough, and headache. Take some medicine or see a doctor, then you're (C) [likely / lucky] to get better soon.</w:t>
+      </w:r>
+    </w:p>
+    <w:p>
+      <w:pPr>
+        <w:spacing w:before="0" w:after="0" w:line="259" w:lineRule="auto"/>
+        <w:ind w:left="113"/>
+      </w:pPr>
+      <w:r>
+        <w:rPr>
+          <w:rFonts w:ascii="맑은 고딕" w:hAnsi="맑은 고딕" w:eastAsia="맑은 고딕"/>
+          <w:b w:val="0"/>
+          <w:i w:val="0"/>
+          <w:sz w:val="18"/>
+          <w:u w:val="none"/>
+        </w:rPr>
+        <w:t>① avoid – medicine – likely</w:t>
+      </w:r>
+    </w:p>
+    <w:p>
+      <w:pPr>
+        <w:spacing w:before="0" w:after="0" w:line="259" w:lineRule="auto"/>
+        <w:ind w:left="113"/>
+      </w:pPr>
+      <w:r>
+        <w:rPr>
+          <w:rFonts w:ascii="맑은 고딕" w:hAnsi="맑은 고딕" w:eastAsia="맑은 고딕"/>
+          <w:b w:val="0"/>
+          <w:i w:val="0"/>
+          <w:sz w:val="18"/>
+          <w:u w:val="none"/>
+        </w:rPr>
+        <w:t>② avoid – symptoms – likely</w:t>
+      </w:r>
+    </w:p>
+    <w:p>
+      <w:pPr>
+        <w:spacing w:before="0" w:after="0" w:line="259" w:lineRule="auto"/>
+        <w:ind w:left="113"/>
+      </w:pPr>
+      <w:r>
+        <w:rPr>
+          <w:rFonts w:ascii="맑은 고딕" w:hAnsi="맑은 고딕" w:eastAsia="맑은 고딕"/>
+          <w:b w:val="0"/>
+          <w:i w:val="0"/>
+          <w:sz w:val="18"/>
+          <w:u w:val="none"/>
+        </w:rPr>
+        <w:t>③ upload – symptoms – lucky</w:t>
+      </w:r>
+    </w:p>
+    <w:p>
+      <w:pPr>
+        <w:spacing w:before="0" w:after="0" w:line="259" w:lineRule="auto"/>
+        <w:ind w:left="113"/>
+      </w:pPr>
+      <w:r>
+        <w:rPr>
+          <w:rFonts w:ascii="맑은 고딕" w:hAnsi="맑은 고딕" w:eastAsia="맑은 고딕"/>
+          <w:b w:val="0"/>
+          <w:i w:val="0"/>
+          <w:sz w:val="18"/>
+          <w:u w:val="none"/>
+        </w:rPr>
+        <w:t>④ upload – medicine – lucky</w:t>
+      </w:r>
+    </w:p>
+    <w:p>
+      <w:pPr>
+        <w:spacing w:before="0" w:after="0" w:line="259" w:lineRule="auto"/>
+        <w:ind w:left="113"/>
+      </w:pPr>
+      <w:r>
+        <w:rPr>
+          <w:rFonts w:ascii="맑은 고딕" w:hAnsi="맑은 고딕" w:eastAsia="맑은 고딕"/>
+          <w:b w:val="0"/>
+          <w:i w:val="0"/>
+          <w:sz w:val="18"/>
+          <w:u w:val="none"/>
+        </w:rPr>
+        <w:t>⑤ avoid – symptoms – lucky</w:t>
+      </w:r>
+    </w:p>
+    <w:p>
+      <w:pPr>
+        <w:spacing w:before="0" w:after="0" w:line="259" w:lineRule="auto"/>
+      </w:pPr>
+    </w:p>
+    <w:p>
+      <w:pPr>
+        <w:spacing w:before="0" w:after="40" w:line="259" w:lineRule="auto"/>
+      </w:pPr>
+    </w:p>
+    <w:p>
+      <w:pPr>
+        <w:keepNext/>
+        <w:spacing w:before="0" w:after="20" w:line="259" w:lineRule="auto"/>
+      </w:pPr>
+      <w:r>
+        <w:rPr>
+          <w:rFonts w:ascii="맑은 고딕" w:hAnsi="맑은 고딕" w:eastAsia="맑은 고딕"/>
+          <w:b/>
+          <w:i w:val="0"/>
+          <w:sz w:val="18"/>
+          <w:u w:val="none"/>
+        </w:rPr>
+        <w:t xml:space="preserve">10. </w:t>
+      </w:r>
+      <w:r>
+        <w:rPr>
+          <w:rFonts w:ascii="맑은 고딕" w:hAnsi="맑은 고딕" w:eastAsia="맑은 고딕"/>
+          <w:b w:val="0"/>
+          <w:i w:val="0"/>
+          <w:sz w:val="18"/>
+          <w:u w:val="none"/>
+        </w:rPr>
+        <w:t xml:space="preserve">다음 빈칸에 공통으로 들어갈 말로 알맞은 것은? </w:t>
+      </w:r>
+      <w:r>
+        <w:rPr>
+          <w:rFonts w:ascii="맑은 고딕" w:hAnsi="맑은 고딕" w:eastAsia="맑은 고딕"/>
+          <w:b w:val="0"/>
+          <w:i w:val="0"/>
+          <w:sz w:val="18"/>
+          <w:u w:val="none"/>
+        </w:rPr>
+        <w:t>(3점)</w:t>
+      </w:r>
+    </w:p>
+    <w:p>
+      <w:pPr>
+        <w:spacing w:before="0" w:after="20" w:line="259" w:lineRule="auto"/>
+        <w:ind w:left="57"/>
+      </w:pPr>
+      <w:r>
+        <w:rPr>
+          <w:rFonts w:ascii="맑은 고딕" w:hAnsi="맑은 고딕" w:eastAsia="맑은 고딕"/>
+          <w:b w:val="0"/>
+          <w:i w:val="0"/>
+          <w:sz w:val="18"/>
+          <w:u w:val="none"/>
+        </w:rPr>
+        <w:t>• Big data will play a more and more important ________ in our lives.</w:t>
+      </w:r>
+      <w:r>
+        <w:br/>
+      </w:r>
+      <w:r>
+        <w:rPr>
+          <w:rFonts w:ascii="맑은 고딕" w:hAnsi="맑은 고딕" w:eastAsia="맑은 고딕"/>
+          <w:b w:val="0"/>
+          <w:i w:val="0"/>
+          <w:sz w:val="18"/>
+          <w:u w:val="none"/>
+        </w:rPr>
+        <w:t>• Parents play an important ________ in a child's education.</w:t>
+      </w:r>
+    </w:p>
+    <w:p>
+      <w:pPr>
+        <w:spacing w:before="0" w:after="20" w:line="259" w:lineRule="auto"/>
+        <w:ind w:left="113"/>
+      </w:pPr>
+      <w:r>
+        <w:rPr>
+          <w:rFonts w:ascii="맑은 고딕" w:hAnsi="맑은 고딕" w:eastAsia="맑은 고딕"/>
+          <w:b w:val="0"/>
+          <w:i w:val="0"/>
+          <w:sz w:val="18"/>
+          <w:u w:val="none"/>
+        </w:rPr>
+        <w:t>① part</w:t>
+      </w:r>
+      <w:r>
+        <w:rPr>
+          <w:rFonts w:ascii="맑은 고딕" w:hAnsi="맑은 고딕" w:eastAsia="맑은 고딕"/>
+          <w:b w:val="0"/>
+          <w:i w:val="0"/>
+          <w:sz w:val="18"/>
+          <w:u w:val="none"/>
+        </w:rPr>
+        <w:t xml:space="preserve">    </w:t>
+      </w:r>
+      <w:r>
+        <w:rPr>
+          <w:rFonts w:ascii="맑은 고딕" w:hAnsi="맑은 고딕" w:eastAsia="맑은 고딕"/>
+          <w:b w:val="0"/>
+          <w:i w:val="0"/>
+          <w:sz w:val="18"/>
+          <w:u w:val="none"/>
+        </w:rPr>
+        <w:t>② role</w:t>
+      </w:r>
+      <w:r>
+        <w:rPr>
+          <w:rFonts w:ascii="맑은 고딕" w:hAnsi="맑은 고딕" w:eastAsia="맑은 고딕"/>
+          <w:b w:val="0"/>
+          <w:i w:val="0"/>
+          <w:sz w:val="18"/>
+          <w:u w:val="none"/>
+        </w:rPr>
+        <w:t xml:space="preserve">    </w:t>
+      </w:r>
+      <w:r>
+        <w:rPr>
+          <w:rFonts w:ascii="맑은 고딕" w:hAnsi="맑은 고딕" w:eastAsia="맑은 고딕"/>
+          <w:b w:val="0"/>
+          <w:i w:val="0"/>
+          <w:sz w:val="18"/>
+          <w:u w:val="none"/>
+        </w:rPr>
+        <w:t>③ method</w:t>
+      </w:r>
+      <w:r>
+        <w:rPr>
+          <w:rFonts w:ascii="맑은 고딕" w:hAnsi="맑은 고딕" w:eastAsia="맑은 고딕"/>
+          <w:b w:val="0"/>
+          <w:i w:val="0"/>
+          <w:sz w:val="18"/>
+          <w:u w:val="none"/>
+        </w:rPr>
+        <w:t xml:space="preserve">    </w:t>
+      </w:r>
+      <w:r>
+        <w:rPr>
+          <w:rFonts w:ascii="맑은 고딕" w:hAnsi="맑은 고딕" w:eastAsia="맑은 고딕"/>
+          <w:b w:val="0"/>
+          <w:i w:val="0"/>
+          <w:sz w:val="18"/>
+          <w:u w:val="none"/>
+        </w:rPr>
+        <w:t>④ trace</w:t>
+      </w:r>
+      <w:r>
+        <w:rPr>
+          <w:rFonts w:ascii="맑은 고딕" w:hAnsi="맑은 고딕" w:eastAsia="맑은 고딕"/>
+          <w:b w:val="0"/>
+          <w:i w:val="0"/>
+          <w:sz w:val="18"/>
+          <w:u w:val="none"/>
+        </w:rPr>
+        <w:t xml:space="preserve">    </w:t>
+      </w:r>
+      <w:r>
+        <w:rPr>
+          <w:rFonts w:ascii="맑은 고딕" w:hAnsi="맑은 고딕" w:eastAsia="맑은 고딕"/>
+          <w:b w:val="0"/>
+          <w:i w:val="0"/>
+          <w:sz w:val="18"/>
+          <w:u w:val="none"/>
+        </w:rPr>
+        <w:t>⑤ target</w:t>
+      </w:r>
+    </w:p>
+    <w:p>
+      <w:pPr>
+        <w:spacing w:before="0" w:after="40" w:line="259" w:lineRule="auto"/>
+      </w:pPr>
+    </w:p>
+    <w:p>
+      <w:pPr>
+        <w:keepNext/>
+        <w:spacing w:before="0" w:after="20" w:line="259" w:lineRule="auto"/>
+      </w:pPr>
+      <w:r>
+        <w:rPr>
+          <w:rFonts w:ascii="맑은 고딕" w:hAnsi="맑은 고딕" w:eastAsia="맑은 고딕"/>
+          <w:b/>
+          <w:i w:val="0"/>
+          <w:sz w:val="18"/>
+          <w:u w:val="none"/>
+        </w:rPr>
+        <w:t xml:space="preserve">11. </w:t>
+      </w:r>
+      <w:r>
+        <w:rPr>
+          <w:rFonts w:ascii="맑은 고딕" w:hAnsi="맑은 고딕" w:eastAsia="맑은 고딕"/>
+          <w:b w:val="0"/>
+          <w:i w:val="0"/>
+          <w:sz w:val="18"/>
+          <w:u w:val="none"/>
+        </w:rPr>
+        <w:t xml:space="preserve">밑줄 친 단어의 의미가 바르게 연결된 것을 </w:t>
+      </w:r>
+      <w:r>
+        <w:rPr>
+          <w:rFonts w:ascii="맑은 고딕" w:hAnsi="맑은 고딕" w:eastAsia="맑은 고딕"/>
+          <w:b/>
+          <w:i w:val="0"/>
+          <w:sz w:val="18"/>
+          <w:u w:val="none"/>
+        </w:rPr>
+        <w:t>있는 대로</w:t>
+      </w:r>
+      <w:r>
+        <w:rPr>
+          <w:rFonts w:ascii="맑은 고딕" w:hAnsi="맑은 고딕" w:eastAsia="맑은 고딕"/>
+          <w:b w:val="0"/>
+          <w:i w:val="0"/>
+          <w:sz w:val="18"/>
+          <w:u w:val="none"/>
+        </w:rPr>
+        <w:t xml:space="preserve"> 고르면? </w:t>
+      </w:r>
+      <w:r>
+        <w:rPr>
+          <w:rFonts w:ascii="맑은 고딕" w:hAnsi="맑은 고딕" w:eastAsia="맑은 고딕"/>
+          <w:b w:val="0"/>
+          <w:i w:val="0"/>
+          <w:sz w:val="18"/>
+          <w:u w:val="none"/>
+        </w:rPr>
+        <w:t>(4점)</w:t>
+      </w:r>
+    </w:p>
+    <w:p>
+      <w:pPr>
+        <w:spacing w:before="0" w:after="0" w:line="259" w:lineRule="auto"/>
+        <w:ind w:left="113"/>
+      </w:pPr>
+      <w:r>
+        <w:rPr>
+          <w:rFonts w:ascii="맑은 고딕" w:hAnsi="맑은 고딕" w:eastAsia="맑은 고딕"/>
+          <w:b w:val="0"/>
+          <w:i w:val="0"/>
+          <w:sz w:val="18"/>
+          <w:u w:val="none"/>
+        </w:rPr>
+        <w:t xml:space="preserve">① Look, there's a strange </w:t>
+      </w:r>
+      <w:r>
+        <w:rPr>
+          <w:rFonts w:ascii="맑은 고딕" w:hAnsi="맑은 고딕" w:eastAsia="맑은 고딕"/>
+          <w:b w:val="0"/>
+          <w:i w:val="0"/>
+          <w:sz w:val="18"/>
+          <w:u w:val="single"/>
+        </w:rPr>
+        <w:t>object</w:t>
+      </w:r>
+      <w:r>
+        <w:rPr>
+          <w:rFonts w:ascii="맑은 고딕" w:hAnsi="맑은 고딕" w:eastAsia="맑은 고딕"/>
+          <w:b w:val="0"/>
+          <w:i w:val="0"/>
+          <w:sz w:val="18"/>
+          <w:u w:val="none"/>
+        </w:rPr>
+        <w:t xml:space="preserve"> in the sky! – 목적</w:t>
+      </w:r>
+    </w:p>
+    <w:p>
+      <w:pPr>
+        <w:spacing w:before="0" w:after="0" w:line="259" w:lineRule="auto"/>
+        <w:ind w:left="113"/>
+      </w:pPr>
+      <w:r>
+        <w:rPr>
+          <w:rFonts w:ascii="맑은 고딕" w:hAnsi="맑은 고딕" w:eastAsia="맑은 고딕"/>
+          <w:b w:val="0"/>
+          <w:i w:val="0"/>
+          <w:sz w:val="18"/>
+          <w:u w:val="none"/>
+        </w:rPr>
+        <w:t xml:space="preserve">② He is a man of strong </w:t>
+      </w:r>
+      <w:r>
+        <w:rPr>
+          <w:rFonts w:ascii="맑은 고딕" w:hAnsi="맑은 고딕" w:eastAsia="맑은 고딕"/>
+          <w:b w:val="0"/>
+          <w:i w:val="0"/>
+          <w:sz w:val="18"/>
+          <w:u w:val="single"/>
+        </w:rPr>
+        <w:t>will</w:t>
+      </w:r>
+      <w:r>
+        <w:rPr>
+          <w:rFonts w:ascii="맑은 고딕" w:hAnsi="맑은 고딕" w:eastAsia="맑은 고딕"/>
+          <w:b w:val="0"/>
+          <w:i w:val="0"/>
+          <w:sz w:val="18"/>
+          <w:u w:val="none"/>
+        </w:rPr>
+        <w:t>. – 의지</w:t>
+      </w:r>
+    </w:p>
+    <w:p>
+      <w:pPr>
+        <w:spacing w:before="0" w:after="0" w:line="259" w:lineRule="auto"/>
+        <w:ind w:left="113"/>
+      </w:pPr>
+      <w:r>
+        <w:rPr>
+          <w:rFonts w:ascii="맑은 고딕" w:hAnsi="맑은 고딕" w:eastAsia="맑은 고딕"/>
+          <w:b w:val="0"/>
+          <w:i w:val="0"/>
+          <w:sz w:val="18"/>
+          <w:u w:val="none"/>
+        </w:rPr>
+        <w:t xml:space="preserve">③ The </w:t>
+      </w:r>
+      <w:r>
+        <w:rPr>
+          <w:rFonts w:ascii="맑은 고딕" w:hAnsi="맑은 고딕" w:eastAsia="맑은 고딕"/>
+          <w:b w:val="0"/>
+          <w:i w:val="0"/>
+          <w:sz w:val="18"/>
+          <w:u w:val="single"/>
+        </w:rPr>
+        <w:t>object</w:t>
+      </w:r>
+      <w:r>
+        <w:rPr>
+          <w:rFonts w:ascii="맑은 고딕" w:hAnsi="맑은 고딕" w:eastAsia="맑은 고딕"/>
+          <w:b w:val="0"/>
+          <w:i w:val="0"/>
+          <w:sz w:val="18"/>
+          <w:u w:val="none"/>
+        </w:rPr>
+        <w:t xml:space="preserve"> of the game is to improve children's math skills. – 목적</w:t>
+      </w:r>
+    </w:p>
+    <w:p>
+      <w:pPr>
+        <w:spacing w:before="0" w:after="0" w:line="259" w:lineRule="auto"/>
+        <w:ind w:left="113"/>
+      </w:pPr>
+      <w:r>
+        <w:rPr>
+          <w:rFonts w:ascii="맑은 고딕" w:hAnsi="맑은 고딕" w:eastAsia="맑은 고딕"/>
+          <w:b w:val="0"/>
+          <w:i w:val="0"/>
+          <w:sz w:val="18"/>
+          <w:u w:val="none"/>
+        </w:rPr>
+        <w:t xml:space="preserve">④ I </w:t>
+      </w:r>
+      <w:r>
+        <w:rPr>
+          <w:rFonts w:ascii="맑은 고딕" w:hAnsi="맑은 고딕" w:eastAsia="맑은 고딕"/>
+          <w:b w:val="0"/>
+          <w:i w:val="0"/>
+          <w:sz w:val="18"/>
+          <w:u w:val="single"/>
+        </w:rPr>
+        <w:t>will</w:t>
+      </w:r>
+      <w:r>
+        <w:rPr>
+          <w:rFonts w:ascii="맑은 고딕" w:hAnsi="맑은 고딕" w:eastAsia="맑은 고딕"/>
+          <w:b w:val="0"/>
+          <w:i w:val="0"/>
+          <w:sz w:val="18"/>
+          <w:u w:val="none"/>
+        </w:rPr>
+        <w:t xml:space="preserve"> do my best to win the game. – 유언</w:t>
+      </w:r>
+    </w:p>
+    <w:p>
+      <w:pPr>
+        <w:spacing w:before="0" w:after="0" w:line="259" w:lineRule="auto"/>
+        <w:ind w:left="113"/>
+      </w:pPr>
+      <w:r>
+        <w:rPr>
+          <w:rFonts w:ascii="맑은 고딕" w:hAnsi="맑은 고딕" w:eastAsia="맑은 고딕"/>
+          <w:b w:val="0"/>
+          <w:i w:val="0"/>
+          <w:sz w:val="18"/>
+          <w:u w:val="none"/>
+        </w:rPr>
+        <w:t xml:space="preserve">⑤ A </w:t>
+      </w:r>
+      <w:r>
+        <w:rPr>
+          <w:rFonts w:ascii="맑은 고딕" w:hAnsi="맑은 고딕" w:eastAsia="맑은 고딕"/>
+          <w:b w:val="0"/>
+          <w:i w:val="0"/>
+          <w:sz w:val="18"/>
+          <w:u w:val="single"/>
+        </w:rPr>
+        <w:t>pit</w:t>
+      </w:r>
+      <w:r>
+        <w:rPr>
+          <w:rFonts w:ascii="맑은 고딕" w:hAnsi="맑은 고딕" w:eastAsia="맑은 고딕"/>
+          <w:b w:val="0"/>
+          <w:i w:val="0"/>
+          <w:sz w:val="18"/>
+          <w:u w:val="none"/>
+        </w:rPr>
+        <w:t xml:space="preserve"> is a place on the side of the race track, and drivers stop there several times during a race. – 구덩이</w:t>
+      </w:r>
+    </w:p>
+    <w:p>
+      <w:pPr>
+        <w:spacing w:before="0" w:after="0" w:line="259" w:lineRule="auto"/>
+      </w:pPr>
+    </w:p>
+    <w:p>
+      <w:pPr>
+        <w:spacing w:before="0" w:after="40" w:line="259" w:lineRule="auto"/>
+      </w:pPr>
+    </w:p>
+    <w:p>
+      <w:pPr>
+        <w:keepNext/>
+        <w:spacing w:before="0" w:after="40" w:line="259" w:lineRule="auto"/>
+      </w:pPr>
+      <w:r>
+        <w:rPr>
+          <w:rFonts w:ascii="맑은 고딕" w:hAnsi="맑은 고딕" w:eastAsia="맑은 고딕"/>
           <w:b/>
           <w:i w:val="0"/>
           <w:color w:val="1F3864"/>
           <w:sz w:val="20"/>
           <w:u w:val="none"/>
         </w:rPr>
-        <w:t xml:space="preserve">3. </w:t>
-      </w:r>
-      <w:r>
-        <w:rPr>
-          <w:b w:val="0"/>
-          <w:i w:val="0"/>
-          <w:sz w:val="20"/>
-          <w:u w:val="none"/>
-        </w:rPr>
-        <w:t xml:space="preserve">다음 영영풀이와 단어의 연결이 </w:t>
-      </w:r>
-      <w:r>
-        <w:rPr>
-          <w:b/>
-          <w:i w:val="0"/>
-          <w:sz w:val="20"/>
-          <w:u w:val="none"/>
-        </w:rPr>
-        <w:t>어색한</w:t>
-      </w:r>
-      <w:r>
-        <w:rPr>
-          <w:b w:val="0"/>
-          <w:i w:val="0"/>
-          <w:sz w:val="20"/>
-          <w:u w:val="none"/>
-        </w:rPr>
-        <w:t xml:space="preserve"> 것은? </w:t>
-      </w:r>
-      <w:r>
-        <w:rPr>
-          <w:b w:val="0"/>
-          <w:i w:val="0"/>
-          <w:sz w:val="20"/>
-          <w:u w:val="none"/>
-        </w:rPr>
-        <w:t>(4점)</w:t>
+        <w:t>■ [12~15] 지문 어휘 · 숙어 · 어형 변화</w:t>
       </w:r>
     </w:p>
     <w:p>
       <w:pPr>
-        <w:spacing w:after="10"/>
-        <w:ind w:left="170"/>
-      </w:pPr>
-      <w:r>
-        <w:rPr>
+        <w:keepNext/>
+        <w:spacing w:before="0" w:after="20" w:line="259" w:lineRule="auto"/>
+      </w:pPr>
+      <w:r>
+        <w:rPr>
+          <w:rFonts w:ascii="맑은 고딕" w:hAnsi="맑은 고딕" w:eastAsia="맑은 고딕"/>
+          <w:b/>
+          <w:i w:val="0"/>
+          <w:sz w:val="18"/>
+          <w:u w:val="none"/>
+        </w:rPr>
+        <w:t xml:space="preserve">12. </w:t>
+      </w:r>
+      <w:r>
+        <w:rPr>
+          <w:rFonts w:ascii="맑은 고딕" w:hAnsi="맑은 고딕" w:eastAsia="맑은 고딕"/>
           <w:b w:val="0"/>
           <w:i w:val="0"/>
-          <w:sz w:val="20"/>
+          <w:sz w:val="18"/>
           <w:u w:val="none"/>
         </w:rPr>
-        <w:t>① loyalty – a feeling of support for someone or something</w:t>
+        <w:t xml:space="preserve">다음 영영풀이 중 윗글에서 찾을 수 </w:t>
+      </w:r>
+      <w:r>
+        <w:rPr>
+          <w:rFonts w:ascii="맑은 고딕" w:hAnsi="맑은 고딕" w:eastAsia="맑은 고딕"/>
+          <w:b/>
+          <w:i w:val="0"/>
+          <w:sz w:val="18"/>
+          <w:u w:val="none"/>
+        </w:rPr>
+        <w:t>없는</w:t>
+      </w:r>
+      <w:r>
+        <w:rPr>
+          <w:rFonts w:ascii="맑은 고딕" w:hAnsi="맑은 고딕" w:eastAsia="맑은 고딕"/>
+          <w:b w:val="0"/>
+          <w:i w:val="0"/>
+          <w:sz w:val="18"/>
+          <w:u w:val="none"/>
+        </w:rPr>
+        <w:t xml:space="preserve"> 단어의 풀이는? </w:t>
+      </w:r>
+      <w:r>
+        <w:rPr>
+          <w:rFonts w:ascii="맑은 고딕" w:hAnsi="맑은 고딕" w:eastAsia="맑은 고딕"/>
+          <w:b w:val="0"/>
+          <w:i w:val="0"/>
+          <w:sz w:val="18"/>
+          <w:u w:val="none"/>
+        </w:rPr>
+        <w:t>(3점)</w:t>
       </w:r>
     </w:p>
     <w:p>
       <w:pPr>
-        <w:spacing w:after="10"/>
-        <w:ind w:left="170"/>
-      </w:pPr>
-      <w:r>
-        <w:rPr>
+        <w:spacing w:before="0" w:after="20" w:line="259" w:lineRule="auto"/>
+        <w:ind w:left="57"/>
+      </w:pPr>
+      <w:r>
+        <w:rPr>
+          <w:rFonts w:ascii="맑은 고딕" w:hAnsi="맑은 고딕" w:eastAsia="맑은 고딕"/>
           <w:b w:val="0"/>
           <w:i w:val="0"/>
-          <w:sz w:val="20"/>
+          <w:sz w:val="18"/>
           <w:u w:val="none"/>
         </w:rPr>
-        <w:t>② dynasty – a period of time during which members of the same family rule a country</w:t>
+        <w:t>Once upon a time, a man lived with his old mother. One winter, the man's mother became ill and couldn't eat anything. On one very cold day, the mother said to the man, "It would be wonderful if I could eat fresh fish." The man went out to the river, but it was completely frozen. It was impossible for him to catch any fish. The man was so disappointed that he cried out to the sky, "What should I do? Please help me." Then the ice melted, and three carp suddenly came out of the water. The man went back home and cooked the fish for his mother. Then his mother got well.</w:t>
       </w:r>
     </w:p>
     <w:p>
       <w:pPr>
-        <w:spacing w:after="10"/>
-        <w:ind w:left="170"/>
-      </w:pPr>
-      <w:r>
-        <w:rPr>
+        <w:spacing w:before="0" w:after="0" w:line="259" w:lineRule="auto"/>
+        <w:ind w:left="113"/>
+      </w:pPr>
+      <w:r>
+        <w:rPr>
+          <w:rFonts w:ascii="맑은 고딕" w:hAnsi="맑은 고딕" w:eastAsia="맑은 고딕"/>
           <w:b w:val="0"/>
           <w:i w:val="0"/>
-          <w:sz w:val="20"/>
+          <w:sz w:val="18"/>
           <w:u w:val="none"/>
         </w:rPr>
-        <w:t>③ attitude – the way you think or feel about something</w:t>
+        <w:t>① turned into ice; very cold</w:t>
       </w:r>
     </w:p>
     <w:p>
       <w:pPr>
-        <w:spacing w:after="10"/>
-        <w:ind w:left="170"/>
-      </w:pPr>
-      <w:r>
-        <w:rPr>
+        <w:spacing w:before="0" w:after="0" w:line="259" w:lineRule="auto"/>
+        <w:ind w:left="113"/>
+      </w:pPr>
+      <w:r>
+        <w:rPr>
+          <w:rFonts w:ascii="맑은 고딕" w:hAnsi="맑은 고딕" w:eastAsia="맑은 고딕"/>
           <w:b w:val="0"/>
           <w:i w:val="0"/>
-          <w:sz w:val="20"/>
+          <w:sz w:val="18"/>
           <w:u w:val="none"/>
         </w:rPr>
-        <w:t>④ bloom – to shape or force something straight into a curve</w:t>
+        <w:t>② sad because something was not as good as you hoped</w:t>
       </w:r>
     </w:p>
     <w:p>
       <w:pPr>
-        <w:spacing w:after="10"/>
-        <w:ind w:left="170"/>
-      </w:pPr>
-      <w:r>
-        <w:rPr>
+        <w:spacing w:before="0" w:after="0" w:line="259" w:lineRule="auto"/>
+        <w:ind w:left="113"/>
+      </w:pPr>
+      <w:r>
+        <w:rPr>
+          <w:rFonts w:ascii="맑은 고딕" w:hAnsi="맑은 고딕" w:eastAsia="맑은 고딕"/>
           <w:b w:val="0"/>
           <w:i w:val="0"/>
-          <w:sz w:val="20"/>
+          <w:sz w:val="18"/>
           <w:u w:val="none"/>
         </w:rPr>
-        <w:t>⑤ justice – fairness in the way people are treated</w:t>
+        <w:t>③ a large fish that lives in lakes and rivers</w:t>
       </w:r>
     </w:p>
     <w:p>
       <w:pPr>
-        <w:spacing w:after="20" w:before="50"/>
-      </w:pPr>
-      <w:r>
-        <w:rPr>
+        <w:spacing w:before="0" w:after="0" w:line="259" w:lineRule="auto"/>
+        <w:ind w:left="113"/>
+      </w:pPr>
+      <w:r>
+        <w:rPr>
+          <w:rFonts w:ascii="맑은 고딕" w:hAnsi="맑은 고딕" w:eastAsia="맑은 고딕"/>
+          <w:b w:val="0"/>
+          <w:i w:val="0"/>
+          <w:sz w:val="18"/>
+          <w:u w:val="none"/>
+        </w:rPr>
+        <w:t>④ to begin to be seen; come into existence or use</w:t>
+      </w:r>
+    </w:p>
+    <w:p>
+      <w:pPr>
+        <w:spacing w:before="0" w:after="0" w:line="259" w:lineRule="auto"/>
+        <w:ind w:left="113"/>
+      </w:pPr>
+      <w:r>
+        <w:rPr>
+          <w:rFonts w:ascii="맑은 고딕" w:hAnsi="맑은 고딕" w:eastAsia="맑은 고딕"/>
+          <w:b w:val="0"/>
+          <w:i w:val="0"/>
+          <w:sz w:val="18"/>
+          <w:u w:val="none"/>
+        </w:rPr>
+        <w:t>⑤ a long time ago</w:t>
+      </w:r>
+    </w:p>
+    <w:p>
+      <w:pPr>
+        <w:spacing w:before="0" w:after="0" w:line="259" w:lineRule="auto"/>
+      </w:pPr>
+    </w:p>
+    <w:p>
+      <w:pPr>
+        <w:spacing w:before="0" w:after="40" w:line="259" w:lineRule="auto"/>
+      </w:pPr>
+    </w:p>
+    <w:p>
+      <w:pPr>
+        <w:keepNext/>
+        <w:spacing w:before="0" w:after="20" w:line="259" w:lineRule="auto"/>
+      </w:pPr>
+      <w:r>
+        <w:rPr>
+          <w:rFonts w:ascii="맑은 고딕" w:hAnsi="맑은 고딕" w:eastAsia="맑은 고딕"/>
+          <w:b/>
+          <w:i w:val="0"/>
+          <w:sz w:val="18"/>
+          <w:u w:val="none"/>
+        </w:rPr>
+        <w:t xml:space="preserve">13. </w:t>
+      </w:r>
+      <w:r>
+        <w:rPr>
+          <w:rFonts w:ascii="맑은 고딕" w:hAnsi="맑은 고딕" w:eastAsia="맑은 고딕"/>
+          <w:b w:val="0"/>
+          <w:i w:val="0"/>
+          <w:sz w:val="18"/>
+          <w:u w:val="none"/>
+        </w:rPr>
+        <w:t xml:space="preserve">다음 문장의 빈칸에 들어갈 말을 &lt;보기&gt;에서 골라 바르게 짝지은 것은? </w:t>
+      </w:r>
+      <w:r>
+        <w:rPr>
+          <w:rFonts w:ascii="맑은 고딕" w:hAnsi="맑은 고딕" w:eastAsia="맑은 고딕"/>
+          <w:b w:val="0"/>
+          <w:i w:val="0"/>
+          <w:sz w:val="18"/>
+          <w:u w:val="none"/>
+        </w:rPr>
+        <w:t>(4점)</w:t>
+      </w:r>
+    </w:p>
+    <w:p>
+      <w:pPr>
+        <w:spacing w:before="0" w:after="20" w:line="259" w:lineRule="auto"/>
+        <w:ind w:left="57"/>
+      </w:pPr>
+      <w:r>
+        <w:rPr>
+          <w:rFonts w:ascii="맑은 고딕" w:hAnsi="맑은 고딕" w:eastAsia="맑은 고딕"/>
+          <w:b w:val="0"/>
+          <w:i w:val="0"/>
+          <w:sz w:val="18"/>
+          <w:u w:val="none"/>
+        </w:rPr>
+        <w:t>&lt;보기&gt; despite / although</w:t>
+      </w:r>
+      <w:r>
+        <w:br/>
+      </w:r>
+      <w:r>
+        <w:rPr>
+          <w:rFonts w:ascii="맑은 고딕" w:hAnsi="맑은 고딕" w:eastAsia="맑은 고딕"/>
+          <w:b w:val="0"/>
+          <w:i w:val="0"/>
+          <w:sz w:val="18"/>
+          <w:u w:val="none"/>
+        </w:rPr>
+        <w:t>(a) They grow in muddy ponds, but still bloom beautifully ________ the dirty water.</w:t>
+      </w:r>
+      <w:r>
+        <w:br/>
+      </w:r>
+      <w:r>
+        <w:rPr>
+          <w:rFonts w:ascii="맑은 고딕" w:hAnsi="맑은 고딕" w:eastAsia="맑은 고딕"/>
+          <w:b w:val="0"/>
+          <w:i w:val="0"/>
+          <w:sz w:val="18"/>
+          <w:u w:val="none"/>
+        </w:rPr>
+        <w:t>(b) ________ it was raining, we played soccer.</w:t>
+      </w:r>
+    </w:p>
+    <w:p>
+      <w:pPr>
+        <w:spacing w:before="0" w:after="0" w:line="259" w:lineRule="auto"/>
+        <w:ind w:left="113"/>
+      </w:pPr>
+      <w:r>
+        <w:rPr>
+          <w:rFonts w:ascii="맑은 고딕" w:hAnsi="맑은 고딕" w:eastAsia="맑은 고딕"/>
+          <w:b w:val="0"/>
+          <w:i w:val="0"/>
+          <w:sz w:val="18"/>
+          <w:u w:val="none"/>
+        </w:rPr>
+        <w:t>① despite – despite</w:t>
+      </w:r>
+    </w:p>
+    <w:p>
+      <w:pPr>
+        <w:spacing w:before="0" w:after="0" w:line="259" w:lineRule="auto"/>
+        <w:ind w:left="113"/>
+      </w:pPr>
+      <w:r>
+        <w:rPr>
+          <w:rFonts w:ascii="맑은 고딕" w:hAnsi="맑은 고딕" w:eastAsia="맑은 고딕"/>
+          <w:b w:val="0"/>
+          <w:i w:val="0"/>
+          <w:sz w:val="18"/>
+          <w:u w:val="none"/>
+        </w:rPr>
+        <w:t>② despite – Although</w:t>
+      </w:r>
+    </w:p>
+    <w:p>
+      <w:pPr>
+        <w:spacing w:before="0" w:after="0" w:line="259" w:lineRule="auto"/>
+        <w:ind w:left="113"/>
+      </w:pPr>
+      <w:r>
+        <w:rPr>
+          <w:rFonts w:ascii="맑은 고딕" w:hAnsi="맑은 고딕" w:eastAsia="맑은 고딕"/>
+          <w:b w:val="0"/>
+          <w:i w:val="0"/>
+          <w:sz w:val="18"/>
+          <w:u w:val="none"/>
+        </w:rPr>
+        <w:t>③ although – Despite</w:t>
+      </w:r>
+    </w:p>
+    <w:p>
+      <w:pPr>
+        <w:spacing w:before="0" w:after="0" w:line="259" w:lineRule="auto"/>
+        <w:ind w:left="113"/>
+      </w:pPr>
+      <w:r>
+        <w:rPr>
+          <w:rFonts w:ascii="맑은 고딕" w:hAnsi="맑은 고딕" w:eastAsia="맑은 고딕"/>
+          <w:b w:val="0"/>
+          <w:i w:val="0"/>
+          <w:sz w:val="18"/>
+          <w:u w:val="none"/>
+        </w:rPr>
+        <w:t>④ although – Although</w:t>
+      </w:r>
+    </w:p>
+    <w:p>
+      <w:pPr>
+        <w:spacing w:before="0" w:after="0" w:line="259" w:lineRule="auto"/>
+        <w:ind w:left="113"/>
+      </w:pPr>
+      <w:r>
+        <w:rPr>
+          <w:rFonts w:ascii="맑은 고딕" w:hAnsi="맑은 고딕" w:eastAsia="맑은 고딕"/>
+          <w:b w:val="0"/>
+          <w:i w:val="0"/>
+          <w:sz w:val="18"/>
+          <w:u w:val="none"/>
+        </w:rPr>
+        <w:t>⑤ in spite – Although</w:t>
+      </w:r>
+    </w:p>
+    <w:p>
+      <w:pPr>
+        <w:spacing w:before="0" w:after="0" w:line="259" w:lineRule="auto"/>
+      </w:pPr>
+    </w:p>
+    <w:p>
+      <w:pPr>
+        <w:spacing w:before="0" w:after="40" w:line="259" w:lineRule="auto"/>
+      </w:pPr>
+    </w:p>
+    <w:p>
+      <w:pPr>
+        <w:keepNext/>
+        <w:spacing w:before="0" w:after="20" w:line="259" w:lineRule="auto"/>
+      </w:pPr>
+      <w:r>
+        <w:rPr>
+          <w:rFonts w:ascii="맑은 고딕" w:hAnsi="맑은 고딕" w:eastAsia="맑은 고딕"/>
+          <w:b/>
+          <w:i w:val="0"/>
+          <w:sz w:val="18"/>
+          <w:u w:val="none"/>
+        </w:rPr>
+        <w:t xml:space="preserve">14. </w:t>
+      </w:r>
+      <w:r>
+        <w:rPr>
+          <w:rFonts w:ascii="맑은 고딕" w:hAnsi="맑은 고딕" w:eastAsia="맑은 고딕"/>
+          <w:b w:val="0"/>
+          <w:i w:val="0"/>
+          <w:sz w:val="18"/>
+          <w:u w:val="none"/>
+        </w:rPr>
+        <w:t xml:space="preserve">다음 중 단어의 품사 변화가 </w:t>
+      </w:r>
+      <w:r>
+        <w:rPr>
+          <w:rFonts w:ascii="맑은 고딕" w:hAnsi="맑은 고딕" w:eastAsia="맑은 고딕"/>
+          <w:b/>
+          <w:i w:val="0"/>
+          <w:sz w:val="18"/>
+          <w:u w:val="none"/>
+        </w:rPr>
+        <w:t>잘못</w:t>
+      </w:r>
+      <w:r>
+        <w:rPr>
+          <w:rFonts w:ascii="맑은 고딕" w:hAnsi="맑은 고딕" w:eastAsia="맑은 고딕"/>
+          <w:b w:val="0"/>
+          <w:i w:val="0"/>
+          <w:sz w:val="18"/>
+          <w:u w:val="none"/>
+        </w:rPr>
+        <w:t xml:space="preserve"> 연결된 것은? </w:t>
+      </w:r>
+      <w:r>
+        <w:rPr>
+          <w:rFonts w:ascii="맑은 고딕" w:hAnsi="맑은 고딕" w:eastAsia="맑은 고딕"/>
+          <w:b w:val="0"/>
+          <w:i w:val="0"/>
+          <w:sz w:val="18"/>
+          <w:u w:val="none"/>
+        </w:rPr>
+        <w:t>(3점)</w:t>
+      </w:r>
+    </w:p>
+    <w:p>
+      <w:pPr>
+        <w:spacing w:before="0" w:after="0" w:line="259" w:lineRule="auto"/>
+        <w:ind w:left="113"/>
+      </w:pPr>
+      <w:r>
+        <w:rPr>
+          <w:rFonts w:ascii="맑은 고딕" w:hAnsi="맑은 고딕" w:eastAsia="맑은 고딕"/>
+          <w:b w:val="0"/>
+          <w:i w:val="0"/>
+          <w:sz w:val="18"/>
+          <w:u w:val="none"/>
+        </w:rPr>
+        <w:t>① symbol(n.) – symbolize(v.) – symbolic(a.)</w:t>
+      </w:r>
+    </w:p>
+    <w:p>
+      <w:pPr>
+        <w:spacing w:before="0" w:after="0" w:line="259" w:lineRule="auto"/>
+        <w:ind w:left="113"/>
+      </w:pPr>
+      <w:r>
+        <w:rPr>
+          <w:rFonts w:ascii="맑은 고딕" w:hAnsi="맑은 고딕" w:eastAsia="맑은 고딕"/>
+          <w:b w:val="0"/>
+          <w:i w:val="0"/>
+          <w:sz w:val="18"/>
+          <w:u w:val="none"/>
+        </w:rPr>
+        <w:t>② predict(v.) – prediction(n.)</w:t>
+      </w:r>
+    </w:p>
+    <w:p>
+      <w:pPr>
+        <w:spacing w:before="0" w:after="0" w:line="259" w:lineRule="auto"/>
+        <w:ind w:left="113"/>
+      </w:pPr>
+      <w:r>
+        <w:rPr>
+          <w:rFonts w:ascii="맑은 고딕" w:hAnsi="맑은 고딕" w:eastAsia="맑은 고딕"/>
+          <w:b w:val="0"/>
+          <w:i w:val="0"/>
+          <w:sz w:val="18"/>
+          <w:u w:val="none"/>
+        </w:rPr>
+        <w:t>③ analyze(v.) – analysis(n.)</w:t>
+      </w:r>
+    </w:p>
+    <w:p>
+      <w:pPr>
+        <w:spacing w:before="0" w:after="0" w:line="259" w:lineRule="auto"/>
+        <w:ind w:left="113"/>
+      </w:pPr>
+      <w:r>
+        <w:rPr>
+          <w:rFonts w:ascii="맑은 고딕" w:hAnsi="맑은 고딕" w:eastAsia="맑은 고딕"/>
+          <w:b w:val="0"/>
+          <w:i w:val="0"/>
+          <w:sz w:val="18"/>
+          <w:u w:val="none"/>
+        </w:rPr>
+        <w:t>④ improve(v.) – improvement(n.)</w:t>
+      </w:r>
+    </w:p>
+    <w:p>
+      <w:pPr>
+        <w:spacing w:before="0" w:after="0" w:line="259" w:lineRule="auto"/>
+        <w:ind w:left="113"/>
+      </w:pPr>
+      <w:r>
+        <w:rPr>
+          <w:rFonts w:ascii="맑은 고딕" w:hAnsi="맑은 고딕" w:eastAsia="맑은 고딕"/>
+          <w:b w:val="0"/>
+          <w:i w:val="0"/>
+          <w:sz w:val="18"/>
+          <w:u w:val="none"/>
+        </w:rPr>
+        <w:t>⑤ behave(v.) – behaviorful(n.)</w:t>
+      </w:r>
+    </w:p>
+    <w:p>
+      <w:pPr>
+        <w:spacing w:before="0" w:after="0" w:line="259" w:lineRule="auto"/>
+      </w:pPr>
+    </w:p>
+    <w:p>
+      <w:pPr>
+        <w:spacing w:before="0" w:after="40" w:line="259" w:lineRule="auto"/>
+      </w:pPr>
+    </w:p>
+    <w:p>
+      <w:pPr>
+        <w:keepNext/>
+        <w:spacing w:before="0" w:after="20" w:line="259" w:lineRule="auto"/>
+      </w:pPr>
+      <w:r>
+        <w:rPr>
+          <w:rFonts w:ascii="맑은 고딕" w:hAnsi="맑은 고딕" w:eastAsia="맑은 고딕"/>
+          <w:b/>
+          <w:i w:val="0"/>
+          <w:sz w:val="18"/>
+          <w:u w:val="none"/>
+        </w:rPr>
+        <w:t xml:space="preserve">15. </w:t>
+      </w:r>
+      <w:r>
+        <w:rPr>
+          <w:rFonts w:ascii="맑은 고딕" w:hAnsi="맑은 고딕" w:eastAsia="맑은 고딕"/>
+          <w:b w:val="0"/>
+          <w:i w:val="0"/>
+          <w:sz w:val="18"/>
+          <w:u w:val="none"/>
+        </w:rPr>
+        <w:t xml:space="preserve">다음 중 밑줄 친 단어의 쓰임이 문맥상 </w:t>
+      </w:r>
+      <w:r>
+        <w:rPr>
+          <w:rFonts w:ascii="맑은 고딕" w:hAnsi="맑은 고딕" w:eastAsia="맑은 고딕"/>
+          <w:b/>
+          <w:i w:val="0"/>
+          <w:sz w:val="18"/>
+          <w:u w:val="none"/>
+        </w:rPr>
+        <w:t>어색한</w:t>
+      </w:r>
+      <w:r>
+        <w:rPr>
+          <w:rFonts w:ascii="맑은 고딕" w:hAnsi="맑은 고딕" w:eastAsia="맑은 고딕"/>
+          <w:b w:val="0"/>
+          <w:i w:val="0"/>
+          <w:sz w:val="18"/>
+          <w:u w:val="none"/>
+        </w:rPr>
+        <w:t xml:space="preserve"> 것을 </w:t>
+      </w:r>
+      <w:r>
+        <w:rPr>
+          <w:rFonts w:ascii="맑은 고딕" w:hAnsi="맑은 고딕" w:eastAsia="맑은 고딕"/>
+          <w:b/>
+          <w:i w:val="0"/>
+          <w:sz w:val="18"/>
+          <w:u w:val="none"/>
+        </w:rPr>
+        <w:t>있는 대로</w:t>
+      </w:r>
+      <w:r>
+        <w:rPr>
+          <w:rFonts w:ascii="맑은 고딕" w:hAnsi="맑은 고딕" w:eastAsia="맑은 고딕"/>
+          <w:b w:val="0"/>
+          <w:i w:val="0"/>
+          <w:sz w:val="18"/>
+          <w:u w:val="none"/>
+        </w:rPr>
+        <w:t xml:space="preserve"> 고르면? </w:t>
+      </w:r>
+      <w:r>
+        <w:rPr>
+          <w:rFonts w:ascii="맑은 고딕" w:hAnsi="맑은 고딕" w:eastAsia="맑은 고딕"/>
+          <w:b w:val="0"/>
+          <w:i w:val="0"/>
+          <w:sz w:val="18"/>
+          <w:u w:val="none"/>
+        </w:rPr>
+        <w:t>(4점)</w:t>
+      </w:r>
+    </w:p>
+    <w:p>
+      <w:pPr>
+        <w:spacing w:before="0" w:after="0" w:line="259" w:lineRule="auto"/>
+        <w:ind w:left="113"/>
+      </w:pPr>
+      <w:r>
+        <w:rPr>
+          <w:rFonts w:ascii="맑은 고딕" w:hAnsi="맑은 고딕" w:eastAsia="맑은 고딕"/>
+          <w:b w:val="0"/>
+          <w:i w:val="0"/>
+          <w:sz w:val="18"/>
+          <w:u w:val="none"/>
+        </w:rPr>
+        <w:t xml:space="preserve">① Changing the tires is especially important because the tires </w:t>
+      </w:r>
+      <w:r>
+        <w:rPr>
+          <w:rFonts w:ascii="맑은 고딕" w:hAnsi="맑은 고딕" w:eastAsia="맑은 고딕"/>
+          <w:b w:val="0"/>
+          <w:i w:val="0"/>
+          <w:sz w:val="18"/>
+          <w:u w:val="single"/>
+        </w:rPr>
+        <w:t>wear out</w:t>
+      </w:r>
+      <w:r>
+        <w:rPr>
+          <w:rFonts w:ascii="맑은 고딕" w:hAnsi="맑은 고딕" w:eastAsia="맑은 고딕"/>
+          <w:b w:val="0"/>
+          <w:i w:val="0"/>
+          <w:sz w:val="18"/>
+          <w:u w:val="none"/>
+        </w:rPr>
+        <w:t xml:space="preserve"> easily in a high speed race.</w:t>
+      </w:r>
+    </w:p>
+    <w:p>
+      <w:pPr>
+        <w:spacing w:before="0" w:after="0" w:line="259" w:lineRule="auto"/>
+        <w:ind w:left="113"/>
+      </w:pPr>
+      <w:r>
+        <w:rPr>
+          <w:rFonts w:ascii="맑은 고딕" w:hAnsi="맑은 고딕" w:eastAsia="맑은 고딕"/>
+          <w:b w:val="0"/>
+          <w:i w:val="0"/>
+          <w:sz w:val="18"/>
+          <w:u w:val="none"/>
+        </w:rPr>
+        <w:t xml:space="preserve">② Police can prevent further crime by </w:t>
+      </w:r>
+      <w:r>
+        <w:rPr>
+          <w:rFonts w:ascii="맑은 고딕" w:hAnsi="맑은 고딕" w:eastAsia="맑은 고딕"/>
+          <w:b w:val="0"/>
+          <w:i w:val="0"/>
+          <w:sz w:val="18"/>
+          <w:u w:val="single"/>
+        </w:rPr>
+        <w:t>avoiding</w:t>
+      </w:r>
+      <w:r>
+        <w:rPr>
+          <w:rFonts w:ascii="맑은 고딕" w:hAnsi="맑은 고딕" w:eastAsia="맑은 고딕"/>
+          <w:b w:val="0"/>
+          <w:i w:val="0"/>
+          <w:sz w:val="18"/>
+          <w:u w:val="none"/>
+        </w:rPr>
+        <w:t xml:space="preserve"> the areas and the times this map predicts.</w:t>
+      </w:r>
+    </w:p>
+    <w:p>
+      <w:pPr>
+        <w:spacing w:before="0" w:after="0" w:line="259" w:lineRule="auto"/>
+        <w:ind w:left="113"/>
+      </w:pPr>
+      <w:r>
+        <w:rPr>
+          <w:rFonts w:ascii="맑은 고딕" w:hAnsi="맑은 고딕" w:eastAsia="맑은 고딕"/>
+          <w:b w:val="0"/>
+          <w:i w:val="0"/>
+          <w:sz w:val="18"/>
+          <w:u w:val="none"/>
+        </w:rPr>
+        <w:t xml:space="preserve">③ Bamboo </w:t>
+      </w:r>
+      <w:r>
+        <w:rPr>
+          <w:rFonts w:ascii="맑은 고딕" w:hAnsi="맑은 고딕" w:eastAsia="맑은 고딕"/>
+          <w:b w:val="0"/>
+          <w:i w:val="0"/>
+          <w:sz w:val="18"/>
+          <w:u w:val="single"/>
+        </w:rPr>
+        <w:t>bends</w:t>
+      </w:r>
+      <w:r>
+        <w:rPr>
+          <w:rFonts w:ascii="맑은 고딕" w:hAnsi="맑은 고딕" w:eastAsia="맑은 고딕"/>
+          <w:b w:val="0"/>
+          <w:i w:val="0"/>
+          <w:sz w:val="18"/>
+          <w:u w:val="none"/>
+        </w:rPr>
+        <w:t xml:space="preserve"> easily in all kinds of weather.</w:t>
+      </w:r>
+    </w:p>
+    <w:p>
+      <w:pPr>
+        <w:spacing w:before="0" w:after="0" w:line="259" w:lineRule="auto"/>
+        <w:ind w:left="113"/>
+      </w:pPr>
+      <w:r>
+        <w:rPr>
+          <w:rFonts w:ascii="맑은 고딕" w:hAnsi="맑은 고딕" w:eastAsia="맑은 고딕"/>
+          <w:b w:val="0"/>
+          <w:i w:val="0"/>
+          <w:sz w:val="18"/>
+          <w:u w:val="none"/>
+        </w:rPr>
+        <w:t xml:space="preserve">④ With the help of this database, Germany's national soccer team was able to </w:t>
+      </w:r>
+      <w:r>
+        <w:rPr>
+          <w:rFonts w:ascii="맑은 고딕" w:hAnsi="맑은 고딕" w:eastAsia="맑은 고딕"/>
+          <w:b w:val="0"/>
+          <w:i w:val="0"/>
+          <w:sz w:val="18"/>
+          <w:u w:val="single"/>
+        </w:rPr>
+        <w:t>improve</w:t>
+      </w:r>
+      <w:r>
+        <w:rPr>
+          <w:rFonts w:ascii="맑은 고딕" w:hAnsi="맑은 고딕" w:eastAsia="맑은 고딕"/>
+          <w:b w:val="0"/>
+          <w:i w:val="0"/>
+          <w:sz w:val="18"/>
+          <w:u w:val="none"/>
+        </w:rPr>
+        <w:t xml:space="preserve"> its performance and win the 2014 World Cup.</w:t>
+      </w:r>
+    </w:p>
+    <w:p>
+      <w:pPr>
+        <w:spacing w:before="0" w:after="0" w:line="259" w:lineRule="auto"/>
+        <w:ind w:left="113"/>
+      </w:pPr>
+      <w:r>
+        <w:rPr>
+          <w:rFonts w:ascii="맑은 고딕" w:hAnsi="맑은 고딕" w:eastAsia="맑은 고딕"/>
+          <w:b w:val="0"/>
+          <w:i w:val="0"/>
+          <w:sz w:val="18"/>
+          <w:u w:val="none"/>
+        </w:rPr>
+        <w:t xml:space="preserve">⑤ The man was so </w:t>
+      </w:r>
+      <w:r>
+        <w:rPr>
+          <w:rFonts w:ascii="맑은 고딕" w:hAnsi="맑은 고딕" w:eastAsia="맑은 고딕"/>
+          <w:b w:val="0"/>
+          <w:i w:val="0"/>
+          <w:sz w:val="18"/>
+          <w:u w:val="single"/>
+        </w:rPr>
+        <w:t>disappointed</w:t>
+      </w:r>
+      <w:r>
+        <w:rPr>
+          <w:rFonts w:ascii="맑은 고딕" w:hAnsi="맑은 고딕" w:eastAsia="맑은 고딕"/>
+          <w:b w:val="0"/>
+          <w:i w:val="0"/>
+          <w:sz w:val="18"/>
+          <w:u w:val="none"/>
+        </w:rPr>
+        <w:t xml:space="preserve"> that he cried out to the sky, “What should I do? Please help me.”</w:t>
+      </w:r>
+    </w:p>
+    <w:p>
+      <w:pPr>
+        <w:spacing w:before="0" w:after="0" w:line="259" w:lineRule="auto"/>
+      </w:pPr>
+    </w:p>
+    <w:p>
+      <w:pPr>
+        <w:spacing w:before="0" w:after="40" w:line="259" w:lineRule="auto"/>
+      </w:pPr>
+    </w:p>
+    <w:p>
+      <w:pPr>
+        <w:keepNext/>
+        <w:spacing w:before="0" w:after="40" w:line="259" w:lineRule="auto"/>
+      </w:pPr>
+      <w:r>
+        <w:rPr>
+          <w:rFonts w:ascii="맑은 고딕" w:hAnsi="맑은 고딕" w:eastAsia="맑은 고딕"/>
           <w:b/>
           <w:i w:val="0"/>
           <w:color w:val="1F3864"/>
           <w:sz w:val="20"/>
           <w:u w:val="none"/>
         </w:rPr>
-        <w:t xml:space="preserve">4. </w:t>
-      </w:r>
-      <w:r>
-        <w:rPr>
-          <w:b w:val="0"/>
-          <w:i w:val="0"/>
-          <w:sz w:val="20"/>
-          <w:u w:val="none"/>
-        </w:rPr>
-        <w:t xml:space="preserve">다음은 5과 본문의 요약문이다. 〈보기〉의 말을 (1)~(5)에 한 번씩 넣을 때 들어갈 수 </w:t>
-      </w:r>
-      <w:r>
-        <w:rPr>
-          <w:b/>
-          <w:i w:val="0"/>
-          <w:sz w:val="20"/>
-          <w:u w:val="none"/>
-        </w:rPr>
-        <w:t>없는</w:t>
-      </w:r>
-      <w:r>
-        <w:rPr>
-          <w:b w:val="0"/>
-          <w:i w:val="0"/>
-          <w:sz w:val="20"/>
-          <w:u w:val="none"/>
-        </w:rPr>
-        <w:t xml:space="preserve"> 것은? (순서 상관없음) </w:t>
-      </w:r>
-      <w:r>
-        <w:rPr>
-          <w:b w:val="0"/>
-          <w:i w:val="0"/>
-          <w:sz w:val="20"/>
-          <w:u w:val="none"/>
-        </w:rPr>
-        <w:t>(4점)</w:t>
+        <w:t>■ [16~20] 서술형 — 영영풀이 · 철자 조합 · 배열영작</w:t>
       </w:r>
     </w:p>
     <w:p>
       <w:pPr>
-        <w:pBdr>
-          <w:top w:val="single" w:sz="4" w:space="3" w:color="8DA2C4"/>
-          <w:left w:val="single" w:sz="4" w:space="3" w:color="8DA2C4"/>
-          <w:bottom w:val="single" w:sz="4" w:space="3" w:color="8DA2C4"/>
-          <w:right w:val="single" w:sz="4" w:space="3" w:color="8DA2C4"/>
-        </w:pBdr>
-        <w:shd w:val="clear" w:color="auto" w:fill="F7F9FC"/>
-        <w:spacing w:after="30"/>
-        <w:ind w:left="57" w:right="57"/>
-      </w:pPr>
-      <w:r>
-        <w:rPr>
+        <w:keepNext/>
+        <w:spacing w:before="0" w:after="20" w:line="259" w:lineRule="auto"/>
+      </w:pPr>
+      <w:r>
+        <w:rPr>
+          <w:rFonts w:ascii="맑은 고딕" w:hAnsi="맑은 고딕" w:eastAsia="맑은 고딕"/>
+          <w:b/>
+          <w:i w:val="0"/>
+          <w:sz w:val="18"/>
+          <w:u w:val="none"/>
+        </w:rPr>
+        <w:t xml:space="preserve">16. </w:t>
+      </w:r>
+      <w:r>
+        <w:rPr>
+          <w:rFonts w:ascii="맑은 고딕" w:hAnsi="맑은 고딕" w:eastAsia="맑은 고딕"/>
           <w:b w:val="0"/>
           <w:i w:val="0"/>
-          <w:sz w:val="20"/>
+          <w:sz w:val="18"/>
           <w:u w:val="none"/>
         </w:rPr>
-        <w:t>〈보기〉 depending on · keeps track of · achieve · wear out · register · harmony</w:t>
-      </w:r>
-      <w:r>
-        <w:br/>
-      </w:r>
-      <w:r>
-        <w:rPr>
+        <w:t xml:space="preserve">다음 영영풀이에 해당하는 단어를 주어진 철자로 시작하여 쓰시오. </w:t>
+      </w:r>
+      <w:r>
+        <w:rPr>
+          <w:rFonts w:ascii="맑은 고딕" w:hAnsi="맑은 고딕" w:eastAsia="맑은 고딕"/>
           <w:b w:val="0"/>
           <w:i w:val="0"/>
-          <w:sz w:val="20"/>
+          <w:sz w:val="18"/>
           <w:u w:val="none"/>
         </w:rPr>
-        <w:t>Pacers are experienced runners who help others manage their race. Runners choose a pacer (1)________ their target finish time. Since the pacer (2)________ the time, runners can (3)________ their goals more easily. A pit crew checks the car and changes the tires, which (4)________ easily in a high speed race. Because a pit stop is very short, the crew has to work in perfect (5)________.</w:t>
+        <w:t>(3점)</w:t>
       </w:r>
     </w:p>
     <w:p>
       <w:pPr>
-        <w:spacing w:after="10"/>
-        <w:ind w:left="170"/>
-      </w:pPr>
-      <w:r>
-        <w:rPr>
+        <w:spacing w:before="0" w:after="20" w:line="259" w:lineRule="auto"/>
+        <w:ind w:left="57"/>
+      </w:pPr>
+      <w:r>
+        <w:rPr>
+          <w:rFonts w:ascii="맑은 고딕" w:hAnsi="맑은 고딕" w:eastAsia="맑은 고딕"/>
           <w:b w:val="0"/>
           <w:i w:val="0"/>
-          <w:sz w:val="20"/>
+          <w:sz w:val="18"/>
           <w:u w:val="none"/>
         </w:rPr>
-        <w:t>① depending on</w:t>
+        <w:t>(1) the aim or result that you try to achieve → t________</w:t>
+      </w:r>
+      <w:r>
+        <w:br/>
+      </w:r>
+      <w:r>
+        <w:rPr>
+          <w:rFonts w:ascii="맑은 고딕" w:hAnsi="맑은 고딕" w:eastAsia="맑은 고딕"/>
+          <w:b w:val="0"/>
+          <w:i w:val="0"/>
+          <w:sz w:val="18"/>
+          <w:u w:val="none"/>
+        </w:rPr>
+        <w:t>(2) a mark, object, or other indication of the existence or passing of something → t________</w:t>
       </w:r>
     </w:p>
     <w:p>
       <w:pPr>
-        <w:spacing w:after="10"/>
-        <w:ind w:left="170"/>
-      </w:pPr>
-      <w:r>
-        <w:rPr>
+        <w:spacing w:before="0" w:after="20" w:line="259" w:lineRule="auto"/>
+        <w:ind w:left="57"/>
+      </w:pPr>
+      <w:r>
+        <w:rPr>
+          <w:rFonts w:ascii="맑은 고딕" w:hAnsi="맑은 고딕" w:eastAsia="맑은 고딕"/>
           <w:b w:val="0"/>
           <w:i w:val="0"/>
-          <w:sz w:val="20"/>
+          <w:sz w:val="18"/>
           <w:u w:val="none"/>
         </w:rPr>
-        <w:t>② keeps track of</w:t>
+        <w:t>(1) ____________ (2) ____________</w:t>
       </w:r>
     </w:p>
     <w:p>
       <w:pPr>
-        <w:spacing w:after="10"/>
-        <w:ind w:left="170"/>
-      </w:pPr>
-      <w:r>
-        <w:rPr>
-          <w:b w:val="0"/>
-          <w:i w:val="0"/>
-          <w:sz w:val="20"/>
-          <w:u w:val="none"/>
-        </w:rPr>
-        <w:t>③ achieve</w:t>
-      </w:r>
+        <w:spacing w:before="0" w:after="40" w:line="259" w:lineRule="auto"/>
+      </w:pPr>
     </w:p>
     <w:p>
       <w:pPr>
-        <w:spacing w:after="10"/>
-        <w:ind w:left="170"/>
-      </w:pPr>
-      <w:r>
-        <w:rPr>
+        <w:keepNext/>
+        <w:spacing w:before="0" w:after="20" w:line="259" w:lineRule="auto"/>
+      </w:pPr>
+      <w:r>
+        <w:rPr>
+          <w:rFonts w:ascii="맑은 고딕" w:hAnsi="맑은 고딕" w:eastAsia="맑은 고딕"/>
+          <w:b/>
+          <w:i w:val="0"/>
+          <w:sz w:val="18"/>
+          <w:u w:val="none"/>
+        </w:rPr>
+        <w:t xml:space="preserve">17. </w:t>
+      </w:r>
+      <w:r>
+        <w:rPr>
+          <w:rFonts w:ascii="맑은 고딕" w:hAnsi="맑은 고딕" w:eastAsia="맑은 고딕"/>
           <w:b w:val="0"/>
           <w:i w:val="0"/>
-          <w:sz w:val="20"/>
+          <w:sz w:val="18"/>
           <w:u w:val="none"/>
         </w:rPr>
-        <w:t>④ wear out</w:t>
+        <w:t xml:space="preserve">(1)~(4)의 영영풀이에 해당하는 단어를 쓴 뒤, 지시된 자리의 철자를 순서대로 조합하여 만들어지는 단어와 그 단어의 영영풀이를 쓰시오. </w:t>
+      </w:r>
+      <w:r>
+        <w:rPr>
+          <w:rFonts w:ascii="맑은 고딕" w:hAnsi="맑은 고딕" w:eastAsia="맑은 고딕"/>
+          <w:b w:val="0"/>
+          <w:i w:val="0"/>
+          <w:sz w:val="18"/>
+          <w:u w:val="none"/>
+        </w:rPr>
+        <w:t>(4점)</w:t>
       </w:r>
     </w:p>
     <w:p>
       <w:pPr>
-        <w:spacing w:after="10"/>
-        <w:ind w:left="170"/>
-      </w:pPr>
-      <w:r>
-        <w:rPr>
+        <w:spacing w:before="0" w:after="20" w:line="259" w:lineRule="auto"/>
+        <w:ind w:left="57"/>
+      </w:pPr>
+      <w:r>
+        <w:rPr>
+          <w:rFonts w:ascii="맑은 고딕" w:hAnsi="맑은 고딕" w:eastAsia="맑은 고딕"/>
           <w:b w:val="0"/>
           <w:i w:val="0"/>
-          <w:sz w:val="20"/>
+          <w:sz w:val="18"/>
           <w:u w:val="none"/>
         </w:rPr>
-        <w:t>⑤ register</w:t>
+        <w:t>(1) n. a polite way of behaving toward other people → ________ 【1번째 철자】</w:t>
+      </w:r>
+      <w:r>
+        <w:br/>
+      </w:r>
+      <w:r>
+        <w:rPr>
+          <w:rFonts w:ascii="맑은 고딕" w:hAnsi="맑은 고딕" w:eastAsia="맑은 고딕"/>
+          <w:b w:val="0"/>
+          <w:i w:val="0"/>
+          <w:sz w:val="18"/>
+          <w:u w:val="none"/>
+        </w:rPr>
+        <w:t>(2) v. to make someone remember something → ________ 【2번째 철자】</w:t>
+      </w:r>
+      <w:r>
+        <w:br/>
+      </w:r>
+      <w:r>
+        <w:rPr>
+          <w:rFonts w:ascii="맑은 고딕" w:hAnsi="맑은 고딕" w:eastAsia="맑은 고딕"/>
+          <w:b w:val="0"/>
+          <w:i w:val="0"/>
+          <w:sz w:val="18"/>
+          <w:u w:val="none"/>
+        </w:rPr>
+        <w:t>(3) n. a period of time during which members of the same family rule a country or region → ________ 【3번째 철자】</w:t>
+      </w:r>
+      <w:r>
+        <w:br/>
+      </w:r>
+      <w:r>
+        <w:rPr>
+          <w:rFonts w:ascii="맑은 고딕" w:hAnsi="맑은 고딕" w:eastAsia="맑은 고딕"/>
+          <w:b w:val="0"/>
+          <w:i w:val="0"/>
+          <w:sz w:val="18"/>
+          <w:u w:val="none"/>
+        </w:rPr>
+        <w:t>(4) n. a metal cup or other object that someone gets for winning a game or race → ________ 【1번째 철자】</w:t>
       </w:r>
     </w:p>
     <w:p>
       <w:pPr>
-        <w:spacing w:after="20" w:before="50"/>
-      </w:pPr>
-      <w:r>
-        <w:rPr>
-          <w:b/>
-          <w:i w:val="0"/>
-          <w:color w:val="1F3864"/>
-          <w:sz w:val="20"/>
+        <w:spacing w:before="0" w:after="20" w:line="259" w:lineRule="auto"/>
+        <w:ind w:left="57"/>
+      </w:pPr>
+      <w:r>
+        <w:rPr>
+          <w:rFonts w:ascii="맑은 고딕" w:hAnsi="맑은 고딕" w:eastAsia="맑은 고딕"/>
+          <w:b w:val="0"/>
+          <w:i w:val="0"/>
+          <w:sz w:val="18"/>
           <w:u w:val="none"/>
         </w:rPr>
-        <w:t xml:space="preserve">5. </w:t>
-      </w:r>
-      <w:r>
-        <w:rPr>
-          <w:b w:val="0"/>
-          <w:i w:val="0"/>
-          <w:sz w:val="20"/>
-          <w:u w:val="none"/>
-        </w:rPr>
-        <w:t xml:space="preserve">다음 영영풀이의 빈칸에 들어갈 말로 알맞은 것은? </w:t>
-      </w:r>
-      <w:r>
-        <w:rPr>
-          <w:b w:val="0"/>
-          <w:i w:val="0"/>
-          <w:sz w:val="20"/>
-          <w:u w:val="none"/>
-        </w:rPr>
-        <w:t>(3점)</w:t>
+        <w:t>(1) ________ (2) ________ (3) ________ (4) ________ → 조합 단어: ________ / 영영풀이: ______________________</w:t>
       </w:r>
     </w:p>
     <w:p>
       <w:pPr>
-        <w:pBdr>
-          <w:top w:val="single" w:sz="4" w:space="3" w:color="8DA2C4"/>
-          <w:left w:val="single" w:sz="4" w:space="3" w:color="8DA2C4"/>
-          <w:bottom w:val="single" w:sz="4" w:space="3" w:color="8DA2C4"/>
-          <w:right w:val="single" w:sz="4" w:space="3" w:color="8DA2C4"/>
-        </w:pBdr>
-        <w:shd w:val="clear" w:color="auto" w:fill="F7F9FC"/>
-        <w:spacing w:after="30"/>
-        <w:ind w:left="57" w:right="57"/>
-      </w:pPr>
-      <w:r>
-        <w:rPr>
-          <w:b w:val="0"/>
-          <w:i w:val="0"/>
-          <w:sz w:val="20"/>
-          <w:u w:val="none"/>
-        </w:rPr>
-        <w:t>invisible: not able to be ________</w:t>
-      </w:r>
+        <w:spacing w:before="0" w:after="40" w:line="259" w:lineRule="auto"/>
+      </w:pPr>
     </w:p>
     <w:p>
       <w:pPr>
-        <w:spacing w:after="30"/>
-        <w:ind w:left="170"/>
-      </w:pPr>
-      <w:r>
-        <w:rPr>
+        <w:keepNext/>
+        <w:spacing w:before="0" w:after="20" w:line="259" w:lineRule="auto"/>
+      </w:pPr>
+      <w:r>
+        <w:rPr>
+          <w:rFonts w:ascii="맑은 고딕" w:hAnsi="맑은 고딕" w:eastAsia="맑은 고딕"/>
+          <w:b/>
+          <w:i w:val="0"/>
+          <w:sz w:val="18"/>
+          <w:u w:val="none"/>
+        </w:rPr>
+        <w:t xml:space="preserve">18. </w:t>
+      </w:r>
+      <w:r>
+        <w:rPr>
+          <w:rFonts w:ascii="맑은 고딕" w:hAnsi="맑은 고딕" w:eastAsia="맑은 고딕"/>
           <w:b w:val="0"/>
           <w:i w:val="0"/>
-          <w:sz w:val="20"/>
+          <w:sz w:val="18"/>
           <w:u w:val="none"/>
         </w:rPr>
-        <w:t>① heard    ② seen    ③ touched    ④ moved    ⑤ found</w:t>
+        <w:t xml:space="preserve">〈보기〉의 말을 모두 한 번씩 배열하여 우리말에 맞게 영작하고 ★ 자리(두 번째 어구)의 단어를 쓰시오. (함정어 1개 제외) </w:t>
+      </w:r>
+      <w:r>
+        <w:rPr>
+          <w:rFonts w:ascii="맑은 고딕" w:hAnsi="맑은 고딕" w:eastAsia="맑은 고딕"/>
+          <w:b w:val="0"/>
+          <w:i w:val="0"/>
+          <w:sz w:val="18"/>
+          <w:u w:val="none"/>
+        </w:rPr>
+        <w:t>(4점)</w:t>
       </w:r>
     </w:p>
     <w:p>
       <w:pPr>
-        <w:spacing w:after="20" w:before="50"/>
-      </w:pPr>
-      <w:r>
-        <w:rPr>
-          <w:b/>
-          <w:i w:val="0"/>
-          <w:color w:val="1F3864"/>
-          <w:sz w:val="20"/>
+        <w:spacing w:before="0" w:after="20" w:line="259" w:lineRule="auto"/>
+        <w:ind w:left="57"/>
+      </w:pPr>
+      <w:r>
+        <w:rPr>
+          <w:rFonts w:ascii="맑은 고딕" w:hAnsi="맑은 고딕" w:eastAsia="맑은 고딕"/>
+          <w:b w:val="0"/>
+          <w:i w:val="0"/>
+          <w:sz w:val="18"/>
           <w:u w:val="none"/>
         </w:rPr>
-        <w:t xml:space="preserve">6. </w:t>
-      </w:r>
-      <w:r>
-        <w:rPr>
+        <w:t>〈보기〉 ( them / remembered / important values / it / of / reminded )</w:t>
+      </w:r>
+      <w:r>
+        <w:br/>
+      </w:r>
+      <w:r>
+        <w:rPr>
+          <w:rFonts w:ascii="맑은 고딕" w:hAnsi="맑은 고딕" w:eastAsia="맑은 고딕"/>
           <w:b w:val="0"/>
           <w:i w:val="0"/>
-          <w:sz w:val="20"/>
+          <w:sz w:val="18"/>
           <w:u w:val="none"/>
         </w:rPr>
-        <w:t xml:space="preserve">단어와 그 영영풀이가 </w:t>
-      </w:r>
-      <w:r>
-        <w:rPr>
-          <w:b/>
-          <w:i w:val="0"/>
-          <w:sz w:val="20"/>
+        <w:t>“그것은 그들에게 중요한 가치들을 상기시켰다.”</w:t>
+      </w:r>
+      <w:r>
+        <w:br/>
+      </w:r>
+      <w:r>
+        <w:rPr>
+          <w:rFonts w:ascii="맑은 고딕" w:hAnsi="맑은 고딕" w:eastAsia="맑은 고딕"/>
+          <w:b w:val="0"/>
+          <w:i w:val="0"/>
+          <w:sz w:val="18"/>
           <w:u w:val="none"/>
         </w:rPr>
-        <w:t>바르게</w:t>
-      </w:r>
-      <w:r>
-        <w:rPr>
-          <w:b w:val="0"/>
-          <w:i w:val="0"/>
-          <w:sz w:val="20"/>
-          <w:u w:val="none"/>
-        </w:rPr>
-        <w:t xml:space="preserve"> 연결된 것을 </w:t>
-      </w:r>
-      <w:r>
-        <w:rPr>
-          <w:b/>
-          <w:i w:val="0"/>
-          <w:sz w:val="20"/>
-          <w:u w:val="none"/>
-        </w:rPr>
-        <w:t>있는 대로</w:t>
-      </w:r>
-      <w:r>
-        <w:rPr>
-          <w:b w:val="0"/>
-          <w:i w:val="0"/>
-          <w:sz w:val="20"/>
-          <w:u w:val="none"/>
-        </w:rPr>
-        <w:t xml:space="preserve"> 고르면? </w:t>
-      </w:r>
-      <w:r>
-        <w:rPr>
-          <w:b w:val="0"/>
-          <w:i w:val="0"/>
-          <w:sz w:val="20"/>
-          <w:u w:val="none"/>
-        </w:rPr>
-        <w:t>(4점)</w:t>
+        <w:t>→ ________ ★________ ________ ________ ________.</w:t>
       </w:r>
     </w:p>
     <w:p>
       <w:pPr>
-        <w:spacing w:after="10"/>
-        <w:ind w:left="170"/>
-      </w:pPr>
-      <w:r>
-        <w:rPr>
+        <w:spacing w:before="0" w:after="20" w:line="259" w:lineRule="auto"/>
+        <w:ind w:left="57"/>
+      </w:pPr>
+      <w:r>
+        <w:rPr>
+          <w:rFonts w:ascii="맑은 고딕" w:hAnsi="맑은 고딕" w:eastAsia="맑은 고딕"/>
           <w:b w:val="0"/>
           <w:i w:val="0"/>
-          <w:sz w:val="20"/>
+          <w:sz w:val="18"/>
           <w:u w:val="none"/>
         </w:rPr>
-        <w:t>① analyze – to examine something carefully</w:t>
+        <w:t>→ ____________________________________ / ★ = ________</w:t>
       </w:r>
     </w:p>
     <w:p>
       <w:pPr>
-        <w:spacing w:after="10"/>
-        <w:ind w:left="170"/>
-      </w:pPr>
-      <w:r>
-        <w:rPr>
-          <w:b w:val="0"/>
-          <w:i w:val="0"/>
-          <w:sz w:val="20"/>
-          <w:u w:val="none"/>
-        </w:rPr>
-        <w:t>② avoid – to stay away from someone or something</w:t>
-      </w:r>
+        <w:spacing w:before="0" w:after="40" w:line="259" w:lineRule="auto"/>
+      </w:pPr>
     </w:p>
     <w:p>
       <w:pPr>
-        <w:spacing w:after="10"/>
-        <w:ind w:left="170"/>
-      </w:pPr>
-      <w:r>
-        <w:rPr>
+        <w:keepNext/>
+        <w:spacing w:before="0" w:after="20" w:line="259" w:lineRule="auto"/>
+      </w:pPr>
+      <w:r>
+        <w:rPr>
+          <w:rFonts w:ascii="맑은 고딕" w:hAnsi="맑은 고딕" w:eastAsia="맑은 고딕"/>
+          <w:b/>
+          <w:i w:val="0"/>
+          <w:sz w:val="18"/>
+          <w:u w:val="none"/>
+        </w:rPr>
+        <w:t xml:space="preserve">19. </w:t>
+      </w:r>
+      <w:r>
+        <w:rPr>
+          <w:rFonts w:ascii="맑은 고딕" w:hAnsi="맑은 고딕" w:eastAsia="맑은 고딕"/>
           <w:b w:val="0"/>
           <w:i w:val="0"/>
-          <w:sz w:val="20"/>
+          <w:sz w:val="18"/>
           <w:u w:val="none"/>
         </w:rPr>
-        <w:t>③ identify – to make something better</w:t>
+        <w:t xml:space="preserve">다음 문장의 빈칸에 알맞은 단어를 [보기]의 영영풀이를 참고하여 쓰시오. </w:t>
+      </w:r>
+      <w:r>
+        <w:rPr>
+          <w:rFonts w:ascii="맑은 고딕" w:hAnsi="맑은 고딕" w:eastAsia="맑은 고딕"/>
+          <w:b w:val="0"/>
+          <w:i w:val="0"/>
+          <w:sz w:val="18"/>
+          <w:u w:val="none"/>
+        </w:rPr>
+        <w:t>(4점)</w:t>
       </w:r>
     </w:p>
     <w:p>
       <w:pPr>
-        <w:spacing w:after="10"/>
-        <w:ind w:left="170"/>
-      </w:pPr>
-      <w:r>
-        <w:rPr>
+        <w:spacing w:before="0" w:after="20" w:line="259" w:lineRule="auto"/>
+        <w:ind w:left="57"/>
+      </w:pPr>
+      <w:r>
+        <w:rPr>
+          <w:rFonts w:ascii="맑은 고딕" w:hAnsi="맑은 고딕" w:eastAsia="맑은 고딕"/>
           <w:b w:val="0"/>
           <w:i w:val="0"/>
-          <w:sz w:val="20"/>
+          <w:sz w:val="18"/>
           <w:u w:val="none"/>
         </w:rPr>
-        <w:t>④ tribe – a group of people with a particular skill who work together</w:t>
+        <w:t>[보기] to say that something is going to happen</w:t>
+      </w:r>
+      <w:r>
+        <w:br/>
+      </w:r>
+      <w:r>
+        <w:rPr>
+          <w:rFonts w:ascii="맑은 고딕" w:hAnsi="맑은 고딕" w:eastAsia="맑은 고딕"/>
+          <w:b w:val="0"/>
+          <w:i w:val="0"/>
+          <w:sz w:val="18"/>
+          <w:u w:val="none"/>
+        </w:rPr>
+        <w:t>The weather forecaster ________ heavy rain for tonight.</w:t>
       </w:r>
     </w:p>
     <w:p>
       <w:pPr>
-        <w:spacing w:after="10"/>
-        <w:ind w:left="170"/>
-      </w:pPr>
-      <w:r>
-        <w:rPr>
+        <w:spacing w:before="0" w:after="20" w:line="259" w:lineRule="auto"/>
+        <w:ind w:left="57"/>
+      </w:pPr>
+      <w:r>
+        <w:rPr>
+          <w:rFonts w:ascii="맑은 고딕" w:hAnsi="맑은 고딕" w:eastAsia="맑은 고딕"/>
           <w:b w:val="0"/>
           <w:i w:val="0"/>
-          <w:sz w:val="20"/>
+          <w:sz w:val="18"/>
           <w:u w:val="none"/>
         </w:rPr>
-        <w:t>⑤ therefore – for the reason that you have mentioned</w:t>
+        <w:t>→ ____________</w:t>
       </w:r>
     </w:p>
     <w:p>
       <w:pPr>
-        <w:spacing w:after="30" w:before="100"/>
-      </w:pPr>
-      <w:r>
-        <w:rPr>
-          <w:b/>
-          <w:i w:val="0"/>
-          <w:color w:val="1F3864"/>
-          <w:sz w:val="21"/>
-          <w:u w:val="none"/>
-        </w:rPr>
-        <w:t>■ [7~11] 문맥 어휘 · 보기 고르기</w:t>
-      </w:r>
+        <w:spacing w:before="0" w:after="40" w:line="259" w:lineRule="auto"/>
+      </w:pPr>
     </w:p>
     <w:p>
       <w:pPr>
-        <w:spacing w:after="20" w:before="50"/>
-      </w:pPr>
-      <w:r>
-        <w:rPr>
+        <w:keepNext/>
+        <w:spacing w:before="0" w:after="20" w:line="259" w:lineRule="auto"/>
+      </w:pPr>
+      <w:r>
+        <w:rPr>
+          <w:rFonts w:ascii="맑은 고딕" w:hAnsi="맑은 고딕" w:eastAsia="맑은 고딕"/>
           <w:b/>
           <w:i w:val="0"/>
-          <w:color w:val="1F3864"/>
-          <w:sz w:val="20"/>
+          <w:sz w:val="18"/>
           <w:u w:val="none"/>
         </w:rPr>
-        <w:t xml:space="preserve">7. </w:t>
-      </w:r>
-      <w:r>
-        <w:rPr>
+        <w:t xml:space="preserve">20. </w:t>
+      </w:r>
+      <w:r>
+        <w:rPr>
+          <w:rFonts w:ascii="맑은 고딕" w:hAnsi="맑은 고딕" w:eastAsia="맑은 고딕"/>
           <w:b w:val="0"/>
           <w:i w:val="0"/>
-          <w:sz w:val="20"/>
+          <w:sz w:val="18"/>
           <w:u w:val="none"/>
         </w:rPr>
-        <w:t xml:space="preserve">다음 글의 (A), (B), (C)에서 문맥상 알맞은 어휘로 바르게 짝지어진 것은? </w:t>
-      </w:r>
-      <w:r>
-        <w:rPr>
+        <w:t xml:space="preserve">다음 영영풀이 (a)~(c)에 해당하는 단어를 순서대로 바르게 나열한 것은? </w:t>
+      </w:r>
+      <w:r>
+        <w:rPr>
+          <w:rFonts w:ascii="맑은 고딕" w:hAnsi="맑은 고딕" w:eastAsia="맑은 고딕"/>
           <w:b w:val="0"/>
           <w:i w:val="0"/>
-          <w:sz w:val="20"/>
+          <w:sz w:val="18"/>
           <w:u w:val="none"/>
         </w:rPr>
-        <w:t>(3점)</w:t>
+        <w:t>(4점)</w:t>
       </w:r>
     </w:p>
     <w:p>
       <w:pPr>
-        <w:pBdr>
-          <w:top w:val="single" w:sz="4" w:space="3" w:color="8DA2C4"/>
-          <w:left w:val="single" w:sz="4" w:space="3" w:color="8DA2C4"/>
-          <w:bottom w:val="single" w:sz="4" w:space="3" w:color="8DA2C4"/>
-          <w:right w:val="single" w:sz="4" w:space="3" w:color="8DA2C4"/>
-        </w:pBdr>
-        <w:shd w:val="clear" w:color="auto" w:fill="F7F9FC"/>
-        <w:spacing w:after="30"/>
-        <w:ind w:left="57" w:right="57"/>
-      </w:pPr>
-      <w:r>
-        <w:rPr>
+        <w:spacing w:before="0" w:after="20" w:line="259" w:lineRule="auto"/>
+        <w:ind w:left="57"/>
+      </w:pPr>
+      <w:r>
+        <w:rPr>
+          <w:rFonts w:ascii="맑은 고딕" w:hAnsi="맑은 고딕" w:eastAsia="맑은 고딕"/>
           <w:b w:val="0"/>
           <w:i w:val="0"/>
-          <w:sz w:val="20"/>
+          <w:sz w:val="18"/>
           <w:u w:val="none"/>
         </w:rPr>
-        <w:t>Last weekend, I participated in a half-marathon. There were a lot of (A) [pacers / players] to help us finish the race in a specific time. They were running at different speeds, so I chose one of them (B) [target / depending on] how fast I wanted to run. The pacer helped me keep a steady pace, and with her (C) [support / attention], I was able to break my own record.</w:t>
+        <w:t>(a) to change or affect something</w:t>
+      </w:r>
+      <w:r>
+        <w:br/>
+      </w:r>
+      <w:r>
+        <w:rPr>
+          <w:rFonts w:ascii="맑은 고딕" w:hAnsi="맑은 고딕" w:eastAsia="맑은 고딕"/>
+          <w:b w:val="0"/>
+          <w:i w:val="0"/>
+          <w:sz w:val="18"/>
+          <w:u w:val="none"/>
+        </w:rPr>
+        <w:t>(b) to become better, or to make something better</w:t>
+      </w:r>
+      <w:r>
+        <w:br/>
+      </w:r>
+      <w:r>
+        <w:rPr>
+          <w:rFonts w:ascii="맑은 고딕" w:hAnsi="맑은 고딕" w:eastAsia="맑은 고딕"/>
+          <w:b w:val="0"/>
+          <w:i w:val="0"/>
+          <w:sz w:val="18"/>
+          <w:u w:val="none"/>
+        </w:rPr>
+        <w:t>(c) contain as part of a whole</w:t>
       </w:r>
     </w:p>
     <w:p>
       <w:pPr>
-        <w:spacing w:after="10"/>
-        <w:ind w:left="170"/>
-      </w:pPr>
-      <w:r>
-        <w:rPr>
+        <w:spacing w:before="0" w:after="0" w:line="259" w:lineRule="auto"/>
+        <w:ind w:left="113"/>
+      </w:pPr>
+      <w:r>
+        <w:rPr>
+          <w:rFonts w:ascii="맑은 고딕" w:hAnsi="맑은 고딕" w:eastAsia="맑은 고딕"/>
           <w:b w:val="0"/>
           <w:i w:val="0"/>
-          <w:sz w:val="20"/>
+          <w:sz w:val="18"/>
           <w:u w:val="none"/>
         </w:rPr>
-        <w:t>① pacers – target – attention</w:t>
+        <w:t>① influence – improve – include</w:t>
       </w:r>
     </w:p>
     <w:p>
       <w:pPr>
-        <w:spacing w:after="10"/>
-        <w:ind w:left="170"/>
-      </w:pPr>
-      <w:r>
-        <w:rPr>
+        <w:spacing w:before="0" w:after="0" w:line="259" w:lineRule="auto"/>
+        <w:ind w:left="113"/>
+      </w:pPr>
+      <w:r>
+        <w:rPr>
+          <w:rFonts w:ascii="맑은 고딕" w:hAnsi="맑은 고딕" w:eastAsia="맑은 고딕"/>
           <w:b w:val="0"/>
           <w:i w:val="0"/>
-          <w:sz w:val="20"/>
+          <w:sz w:val="18"/>
           <w:u w:val="none"/>
         </w:rPr>
-        <w:t>② players – depending on – support</w:t>
+        <w:t>② include – improve – influence</w:t>
       </w:r>
     </w:p>
     <w:p>
       <w:pPr>
-        <w:spacing w:after="10"/>
-        <w:ind w:left="170"/>
-      </w:pPr>
-      <w:r>
-        <w:rPr>
+        <w:spacing w:before="0" w:after="0" w:line="259" w:lineRule="auto"/>
+        <w:ind w:left="113"/>
+      </w:pPr>
+      <w:r>
+        <w:rPr>
+          <w:rFonts w:ascii="맑은 고딕" w:hAnsi="맑은 고딕" w:eastAsia="맑은 고딕"/>
           <w:b w:val="0"/>
           <w:i w:val="0"/>
-          <w:sz w:val="20"/>
+          <w:sz w:val="18"/>
           <w:u w:val="none"/>
         </w:rPr>
-        <w:t>③ pacers – depending on – support</w:t>
+        <w:t>③ influence – include – improve</w:t>
       </w:r>
     </w:p>
     <w:p>
       <w:pPr>
-        <w:spacing w:after="10"/>
-        <w:ind w:left="170"/>
-      </w:pPr>
-      <w:r>
-        <w:rPr>
+        <w:spacing w:before="0" w:after="0" w:line="259" w:lineRule="auto"/>
+        <w:ind w:left="113"/>
+      </w:pPr>
+      <w:r>
+        <w:rPr>
+          <w:rFonts w:ascii="맑은 고딕" w:hAnsi="맑은 고딕" w:eastAsia="맑은 고딕"/>
           <w:b w:val="0"/>
           <w:i w:val="0"/>
-          <w:sz w:val="20"/>
+          <w:sz w:val="18"/>
           <w:u w:val="none"/>
         </w:rPr>
-        <w:t>④ players – target – attention</w:t>
+        <w:t>④ improve – influence – include</w:t>
       </w:r>
     </w:p>
     <w:p>
       <w:pPr>
-        <w:spacing w:after="10"/>
-        <w:ind w:left="170"/>
-      </w:pPr>
-      <w:r>
-        <w:rPr>
+        <w:spacing w:before="0" w:after="0" w:line="259" w:lineRule="auto"/>
+        <w:ind w:left="113"/>
+      </w:pPr>
+      <w:r>
+        <w:rPr>
+          <w:rFonts w:ascii="맑은 고딕" w:hAnsi="맑은 고딕" w:eastAsia="맑은 고딕"/>
           <w:b w:val="0"/>
           <w:i w:val="0"/>
-          <w:sz w:val="20"/>
+          <w:sz w:val="18"/>
           <w:u w:val="none"/>
         </w:rPr>
-        <w:t>⑤ pacers – depending on – attention</w:t>
+        <w:t>⑤ influence – identify – include</w:t>
       </w:r>
     </w:p>
     <w:p>
       <w:pPr>
-        <w:spacing w:after="20" w:before="50"/>
-      </w:pPr>
-      <w:r>
-        <w:rPr>
-          <w:b/>
-          <w:i w:val="0"/>
-          <w:color w:val="1F3864"/>
-          <w:sz w:val="20"/>
-          <w:u w:val="none"/>
-        </w:rPr>
-        <w:t xml:space="preserve">8. </w:t>
-      </w:r>
-      <w:r>
-        <w:rPr>
-          <w:b w:val="0"/>
-          <w:i w:val="0"/>
-          <w:sz w:val="20"/>
-          <w:u w:val="none"/>
-        </w:rPr>
-        <w:t xml:space="preserve">&lt;보기&gt;에서 알맞은 표현을 골라 문장에 맞게 형태를 바꿔 쓰시오. </w:t>
-      </w:r>
-      <w:r>
-        <w:rPr>
-          <w:b w:val="0"/>
-          <w:i w:val="0"/>
-          <w:sz w:val="20"/>
-          <w:u w:val="none"/>
-        </w:rPr>
-        <w:t>(3점)</w:t>
-      </w:r>
+        <w:spacing w:before="0" w:after="0" w:line="259" w:lineRule="auto"/>
+      </w:pPr>
     </w:p>
     <w:p>
       <w:pPr>
-        <w:pBdr>
-          <w:top w:val="single" w:sz="4" w:space="3" w:color="8DA2C4"/>
-          <w:left w:val="single" w:sz="4" w:space="3" w:color="8DA2C4"/>
-          <w:bottom w:val="single" w:sz="4" w:space="3" w:color="8DA2C4"/>
-          <w:right w:val="single" w:sz="4" w:space="3" w:color="8DA2C4"/>
-        </w:pBdr>
-        <w:shd w:val="clear" w:color="auto" w:fill="F7F9FC"/>
-        <w:spacing w:after="30"/>
-        <w:ind w:left="57" w:right="57"/>
-      </w:pPr>
-      <w:r>
-        <w:rPr>
-          <w:b w:val="0"/>
-          <w:i w:val="0"/>
-          <w:sz w:val="20"/>
-          <w:u w:val="none"/>
-        </w:rPr>
-        <w:t>&lt;보기&gt; register, wear out, hire, keep track of</w:t>
-      </w:r>
-      <w:r>
-        <w:br/>
-      </w:r>
-      <w:r>
-        <w:rPr>
-          <w:b w:val="0"/>
-          <w:i w:val="0"/>
-          <w:sz w:val="20"/>
-          <w:u w:val="none"/>
-        </w:rPr>
-        <w:t>(1) My old backpack ________ and its zipper stopped working.</w:t>
-      </w:r>
-      <w:r>
-        <w:br/>
-      </w:r>
-      <w:r>
-        <w:rPr>
-          <w:b w:val="0"/>
-          <w:i w:val="0"/>
-          <w:sz w:val="20"/>
-          <w:u w:val="none"/>
-        </w:rPr>
-        <w:t>(2) How many students ________ for the English class?</w:t>
-      </w:r>
-    </w:p>
-    <w:p>
-      <w:pPr>
-        <w:spacing w:after="30"/>
-        <w:ind w:left="170"/>
-      </w:pPr>
-      <w:r>
-        <w:rPr>
-          <w:b w:val="0"/>
-          <w:i w:val="0"/>
-          <w:sz w:val="20"/>
-          <w:u w:val="none"/>
-        </w:rPr>
-        <w:t>(1) ____________ (2) ____________</w:t>
-      </w:r>
-    </w:p>
-    <w:p>
-      <w:pPr>
-        <w:spacing w:after="20" w:before="50"/>
-      </w:pPr>
-      <w:r>
-        <w:rPr>
-          <w:b/>
-          <w:i w:val="0"/>
-          <w:color w:val="1F3864"/>
-          <w:sz w:val="20"/>
-          <w:u w:val="none"/>
-        </w:rPr>
-        <w:t xml:space="preserve">9. </w:t>
-      </w:r>
-      <w:r>
-        <w:rPr>
-          <w:b w:val="0"/>
-          <w:i w:val="0"/>
-          <w:sz w:val="20"/>
-          <w:u w:val="none"/>
-        </w:rPr>
-        <w:t xml:space="preserve">다음 글의 (A), (B), (C)에서 문맥상 알맞은 어휘로 바르게 짝지어진 것은? </w:t>
-      </w:r>
-      <w:r>
-        <w:rPr>
-          <w:b w:val="0"/>
-          <w:i w:val="0"/>
-          <w:sz w:val="20"/>
-          <w:u w:val="none"/>
-        </w:rPr>
-        <w:t>(4점)</w:t>
-      </w:r>
-    </w:p>
-    <w:p>
-      <w:pPr>
-        <w:pBdr>
-          <w:top w:val="single" w:sz="4" w:space="3" w:color="8DA2C4"/>
-          <w:left w:val="single" w:sz="4" w:space="3" w:color="8DA2C4"/>
-          <w:bottom w:val="single" w:sz="4" w:space="3" w:color="8DA2C4"/>
-          <w:right w:val="single" w:sz="4" w:space="3" w:color="8DA2C4"/>
-        </w:pBdr>
-        <w:shd w:val="clear" w:color="auto" w:fill="F7F9FC"/>
-        <w:spacing w:after="30"/>
-        <w:ind w:left="57" w:right="57"/>
-      </w:pPr>
-      <w:r>
-        <w:rPr>
-          <w:b w:val="0"/>
-          <w:i w:val="0"/>
-          <w:sz w:val="20"/>
-          <w:u w:val="none"/>
-        </w:rPr>
-        <w:t>To (A) [avoid / upload] spreading or catching the flu, you should keep your distance and stay home. Cover your mouth when you cough and wash your hands a lot. The usual (B) [medicine / symptoms] of flu are high temperature, cough, and headache. Take some medicine or see a doctor, then you're (C) [likely / lucky] to get better soon.</w:t>
-      </w:r>
-    </w:p>
-    <w:p>
-      <w:pPr>
-        <w:spacing w:after="10"/>
-        <w:ind w:left="170"/>
-      </w:pPr>
-      <w:r>
-        <w:rPr>
-          <w:b w:val="0"/>
-          <w:i w:val="0"/>
-          <w:sz w:val="20"/>
-          <w:u w:val="none"/>
-        </w:rPr>
-        <w:t>① avoid – medicine – likely</w:t>
-      </w:r>
-    </w:p>
-    <w:p>
-      <w:pPr>
-        <w:spacing w:after="10"/>
-        <w:ind w:left="170"/>
-      </w:pPr>
-      <w:r>
-        <w:rPr>
-          <w:b w:val="0"/>
-          <w:i w:val="0"/>
-          <w:sz w:val="20"/>
-          <w:u w:val="none"/>
-        </w:rPr>
-        <w:t>② avoid – symptoms – likely</w:t>
-      </w:r>
-    </w:p>
-    <w:p>
-      <w:pPr>
-        <w:spacing w:after="10"/>
-        <w:ind w:left="170"/>
-      </w:pPr>
-      <w:r>
-        <w:rPr>
-          <w:b w:val="0"/>
-          <w:i w:val="0"/>
-          <w:sz w:val="20"/>
-          <w:u w:val="none"/>
-        </w:rPr>
-        <w:t>③ upload – symptoms – lucky</w:t>
-      </w:r>
-    </w:p>
-    <w:p>
-      <w:pPr>
-        <w:spacing w:after="10"/>
-        <w:ind w:left="170"/>
-      </w:pPr>
-      <w:r>
-        <w:rPr>
-          <w:b w:val="0"/>
-          <w:i w:val="0"/>
-          <w:sz w:val="20"/>
-          <w:u w:val="none"/>
-        </w:rPr>
-        <w:t>④ upload – medicine – lucky</w:t>
-      </w:r>
-    </w:p>
-    <w:p>
-      <w:pPr>
-        <w:spacing w:after="10"/>
-        <w:ind w:left="170"/>
-      </w:pPr>
-      <w:r>
-        <w:rPr>
-          <w:b w:val="0"/>
-          <w:i w:val="0"/>
-          <w:sz w:val="20"/>
-          <w:u w:val="none"/>
-        </w:rPr>
-        <w:t>⑤ avoid – symptoms – lucky</w:t>
-      </w:r>
-    </w:p>
-    <w:p>
-      <w:pPr>
-        <w:spacing w:after="20" w:before="50"/>
-      </w:pPr>
-      <w:r>
-        <w:rPr>
-          <w:b/>
-          <w:i w:val="0"/>
-          <w:color w:val="1F3864"/>
-          <w:sz w:val="20"/>
-          <w:u w:val="none"/>
-        </w:rPr>
-        <w:t xml:space="preserve">10. </w:t>
-      </w:r>
-      <w:r>
-        <w:rPr>
-          <w:b w:val="0"/>
-          <w:i w:val="0"/>
-          <w:sz w:val="20"/>
-          <w:u w:val="none"/>
-        </w:rPr>
-        <w:t xml:space="preserve">다음 빈칸에 공통으로 들어갈 말로 알맞은 것은? </w:t>
-      </w:r>
-      <w:r>
-        <w:rPr>
-          <w:b w:val="0"/>
-          <w:i w:val="0"/>
-          <w:sz w:val="20"/>
-          <w:u w:val="none"/>
-        </w:rPr>
-        <w:t>(3점)</w:t>
-      </w:r>
-    </w:p>
-    <w:p>
-      <w:pPr>
-        <w:pBdr>
-          <w:top w:val="single" w:sz="4" w:space="3" w:color="8DA2C4"/>
-          <w:left w:val="single" w:sz="4" w:space="3" w:color="8DA2C4"/>
-          <w:bottom w:val="single" w:sz="4" w:space="3" w:color="8DA2C4"/>
-          <w:right w:val="single" w:sz="4" w:space="3" w:color="8DA2C4"/>
-        </w:pBdr>
-        <w:shd w:val="clear" w:color="auto" w:fill="F7F9FC"/>
-        <w:spacing w:after="30"/>
-        <w:ind w:left="57" w:right="57"/>
-      </w:pPr>
-      <w:r>
-        <w:rPr>
-          <w:b w:val="0"/>
-          <w:i w:val="0"/>
-          <w:sz w:val="20"/>
-          <w:u w:val="none"/>
-        </w:rPr>
-        <w:t>• Big data will play a more and more important ________ in our lives.</w:t>
-      </w:r>
-      <w:r>
-        <w:br/>
-      </w:r>
-      <w:r>
-        <w:rPr>
-          <w:b w:val="0"/>
-          <w:i w:val="0"/>
-          <w:sz w:val="20"/>
-          <w:u w:val="none"/>
-        </w:rPr>
-        <w:t>• Parents play an important ________ in a child's education.</w:t>
-      </w:r>
-    </w:p>
-    <w:p>
-      <w:pPr>
-        <w:spacing w:after="30"/>
-        <w:ind w:left="170"/>
-      </w:pPr>
-      <w:r>
-        <w:rPr>
-          <w:b w:val="0"/>
-          <w:i w:val="0"/>
-          <w:sz w:val="20"/>
-          <w:u w:val="none"/>
-        </w:rPr>
-        <w:t>① part    ② role    ③ method    ④ trace    ⑤ target</w:t>
-      </w:r>
-    </w:p>
-    <w:p>
-      <w:pPr>
-        <w:spacing w:after="20" w:before="50"/>
-      </w:pPr>
-      <w:r>
-        <w:rPr>
-          <w:b/>
-          <w:i w:val="0"/>
-          <w:color w:val="1F3864"/>
-          <w:sz w:val="20"/>
-          <w:u w:val="none"/>
-        </w:rPr>
-        <w:t xml:space="preserve">11. </w:t>
-      </w:r>
-      <w:r>
-        <w:rPr>
-          <w:b w:val="0"/>
-          <w:i w:val="0"/>
-          <w:sz w:val="20"/>
-          <w:u w:val="none"/>
-        </w:rPr>
-        <w:t xml:space="preserve">밑줄 친 단어의 의미가 바르게 연결된 것을 </w:t>
-      </w:r>
-      <w:r>
-        <w:rPr>
-          <w:b/>
-          <w:i w:val="0"/>
-          <w:sz w:val="20"/>
-          <w:u w:val="none"/>
-        </w:rPr>
-        <w:t>있는 대로</w:t>
-      </w:r>
-      <w:r>
-        <w:rPr>
-          <w:b w:val="0"/>
-          <w:i w:val="0"/>
-          <w:sz w:val="20"/>
-          <w:u w:val="none"/>
-        </w:rPr>
-        <w:t xml:space="preserve"> 고르면? </w:t>
-      </w:r>
-      <w:r>
-        <w:rPr>
-          <w:b w:val="0"/>
-          <w:i w:val="0"/>
-          <w:sz w:val="20"/>
-          <w:u w:val="none"/>
-        </w:rPr>
-        <w:t>(4점)</w:t>
-      </w:r>
-    </w:p>
-    <w:p>
-      <w:pPr>
-        <w:spacing w:after="10"/>
-        <w:ind w:left="170"/>
-      </w:pPr>
-      <w:r>
-        <w:rPr>
-          <w:b w:val="0"/>
-          <w:i w:val="0"/>
-          <w:sz w:val="20"/>
-          <w:u w:val="none"/>
-        </w:rPr>
-        <w:t xml:space="preserve">① Look, there's a strange </w:t>
-      </w:r>
-      <w:r>
-        <w:rPr>
-          <w:b w:val="0"/>
-          <w:i w:val="0"/>
-          <w:sz w:val="20"/>
-          <w:u w:val="single"/>
-        </w:rPr>
-        <w:t>object</w:t>
-      </w:r>
-      <w:r>
-        <w:rPr>
-          <w:b w:val="0"/>
-          <w:i w:val="0"/>
-          <w:sz w:val="20"/>
-          <w:u w:val="none"/>
-        </w:rPr>
-        <w:t xml:space="preserve"> in the sky! – 목적</w:t>
-      </w:r>
-    </w:p>
-    <w:p>
-      <w:pPr>
-        <w:spacing w:after="10"/>
-        <w:ind w:left="170"/>
-      </w:pPr>
-      <w:r>
-        <w:rPr>
-          <w:b w:val="0"/>
-          <w:i w:val="0"/>
-          <w:sz w:val="20"/>
-          <w:u w:val="none"/>
-        </w:rPr>
-        <w:t xml:space="preserve">② He is a man of strong </w:t>
-      </w:r>
-      <w:r>
-        <w:rPr>
-          <w:b w:val="0"/>
-          <w:i w:val="0"/>
-          <w:sz w:val="20"/>
-          <w:u w:val="single"/>
-        </w:rPr>
-        <w:t>will</w:t>
-      </w:r>
-      <w:r>
-        <w:rPr>
-          <w:b w:val="0"/>
-          <w:i w:val="0"/>
-          <w:sz w:val="20"/>
-          <w:u w:val="none"/>
-        </w:rPr>
-        <w:t>. – 의지</w:t>
-      </w:r>
-    </w:p>
-    <w:p>
-      <w:pPr>
-        <w:spacing w:after="10"/>
-        <w:ind w:left="170"/>
-      </w:pPr>
-      <w:r>
-        <w:rPr>
-          <w:b w:val="0"/>
-          <w:i w:val="0"/>
-          <w:sz w:val="20"/>
-          <w:u w:val="none"/>
-        </w:rPr>
-        <w:t xml:space="preserve">③ The </w:t>
-      </w:r>
-      <w:r>
-        <w:rPr>
-          <w:b w:val="0"/>
-          <w:i w:val="0"/>
-          <w:sz w:val="20"/>
-          <w:u w:val="single"/>
-        </w:rPr>
-        <w:t>object</w:t>
-      </w:r>
-      <w:r>
-        <w:rPr>
-          <w:b w:val="0"/>
-          <w:i w:val="0"/>
-          <w:sz w:val="20"/>
-          <w:u w:val="none"/>
-        </w:rPr>
-        <w:t xml:space="preserve"> of the game is to improve math skills. – 목적</w:t>
-      </w:r>
-    </w:p>
-    <w:p>
-      <w:pPr>
-        <w:spacing w:after="10"/>
-        <w:ind w:left="170"/>
-      </w:pPr>
-      <w:r>
-        <w:rPr>
-          <w:b w:val="0"/>
-          <w:i w:val="0"/>
-          <w:sz w:val="20"/>
-          <w:u w:val="none"/>
-        </w:rPr>
-        <w:t xml:space="preserve">④ I </w:t>
-      </w:r>
-      <w:r>
-        <w:rPr>
-          <w:b w:val="0"/>
-          <w:i w:val="0"/>
-          <w:sz w:val="20"/>
-          <w:u w:val="single"/>
-        </w:rPr>
-        <w:t>will</w:t>
-      </w:r>
-      <w:r>
-        <w:rPr>
-          <w:b w:val="0"/>
-          <w:i w:val="0"/>
-          <w:sz w:val="20"/>
-          <w:u w:val="none"/>
-        </w:rPr>
-        <w:t xml:space="preserve"> do my best to win the game. – 유언</w:t>
-      </w:r>
-    </w:p>
-    <w:p>
-      <w:pPr>
-        <w:spacing w:after="10"/>
-        <w:ind w:left="170"/>
-      </w:pPr>
-      <w:r>
-        <w:rPr>
-          <w:b w:val="0"/>
-          <w:i w:val="0"/>
-          <w:sz w:val="20"/>
-          <w:u w:val="none"/>
-        </w:rPr>
-        <w:t xml:space="preserve">⑤ Drivers stop at the </w:t>
-      </w:r>
-      <w:r>
-        <w:rPr>
-          <w:b w:val="0"/>
-          <w:i w:val="0"/>
-          <w:sz w:val="20"/>
-          <w:u w:val="single"/>
-        </w:rPr>
-        <w:t>pit</w:t>
-      </w:r>
-      <w:r>
-        <w:rPr>
-          <w:b w:val="0"/>
-          <w:i w:val="0"/>
-          <w:sz w:val="20"/>
-          <w:u w:val="none"/>
-        </w:rPr>
-        <w:t xml:space="preserve"> several times. – 구덩이</w:t>
-      </w:r>
-    </w:p>
-    <w:p>
-      <w:pPr>
-        <w:spacing w:after="30" w:before="100"/>
-      </w:pPr>
-      <w:r>
-        <w:rPr>
-          <w:b/>
-          <w:i w:val="0"/>
-          <w:color w:val="1F3864"/>
-          <w:sz w:val="21"/>
-          <w:u w:val="none"/>
-        </w:rPr>
-        <w:t>■ [12~15] 지문 어휘 · 숙어 · 어형 변화</w:t>
-      </w:r>
-    </w:p>
-    <w:p>
-      <w:pPr>
-        <w:spacing w:after="20" w:before="50"/>
-      </w:pPr>
-      <w:r>
-        <w:rPr>
-          <w:b/>
-          <w:i w:val="0"/>
-          <w:color w:val="1F3864"/>
-          <w:sz w:val="20"/>
-          <w:u w:val="none"/>
-        </w:rPr>
-        <w:t xml:space="preserve">12. </w:t>
-      </w:r>
-      <w:r>
-        <w:rPr>
-          <w:b w:val="0"/>
-          <w:i w:val="0"/>
-          <w:sz w:val="20"/>
-          <w:u w:val="none"/>
-        </w:rPr>
-        <w:t xml:space="preserve">다음 영영풀이 중 윗글에서 찾을 수 </w:t>
-      </w:r>
-      <w:r>
-        <w:rPr>
-          <w:b/>
-          <w:i w:val="0"/>
-          <w:sz w:val="20"/>
-          <w:u w:val="none"/>
-        </w:rPr>
-        <w:t>없는</w:t>
-      </w:r>
-      <w:r>
-        <w:rPr>
-          <w:b w:val="0"/>
-          <w:i w:val="0"/>
-          <w:sz w:val="20"/>
-          <w:u w:val="none"/>
-        </w:rPr>
-        <w:t xml:space="preserve"> 단어의 풀이는? </w:t>
-      </w:r>
-      <w:r>
-        <w:rPr>
-          <w:b w:val="0"/>
-          <w:i w:val="0"/>
-          <w:sz w:val="20"/>
-          <w:u w:val="none"/>
-        </w:rPr>
-        <w:t>(3점)</w:t>
-      </w:r>
-    </w:p>
-    <w:p>
-      <w:pPr>
-        <w:pBdr>
-          <w:top w:val="single" w:sz="4" w:space="3" w:color="8DA2C4"/>
-          <w:left w:val="single" w:sz="4" w:space="3" w:color="8DA2C4"/>
-          <w:bottom w:val="single" w:sz="4" w:space="3" w:color="8DA2C4"/>
-          <w:right w:val="single" w:sz="4" w:space="3" w:color="8DA2C4"/>
-        </w:pBdr>
-        <w:shd w:val="clear" w:color="auto" w:fill="F7F9FC"/>
-        <w:spacing w:after="30"/>
-        <w:ind w:left="57" w:right="57"/>
-      </w:pPr>
-      <w:r>
-        <w:rPr>
-          <w:b w:val="0"/>
-          <w:i w:val="0"/>
-          <w:sz w:val="20"/>
-          <w:u w:val="none"/>
-        </w:rPr>
-        <w:t>Once upon a time, a man lived with his old mother. One winter, the man's mother became ill and couldn't eat anything. On one very cold day, the mother said to the man, "It would be wonderful if I could eat fresh fish." The man went out to the river, but it was completely frozen. It was impossible for him to catch any fish. The man was so disappointed that he cried out to the sky, "What should I do? Please help me." Then the ice melted, and three carp suddenly came out of the water. The man went back home and cooked the fish for his mother. Then his mother got well.</w:t>
-      </w:r>
-    </w:p>
-    <w:p>
-      <w:pPr>
-        <w:spacing w:after="10"/>
-        <w:ind w:left="170"/>
-      </w:pPr>
-      <w:r>
-        <w:rPr>
-          <w:b w:val="0"/>
-          <w:i w:val="0"/>
-          <w:sz w:val="20"/>
-          <w:u w:val="none"/>
-        </w:rPr>
-        <w:t>① turned into ice; very cold</w:t>
-      </w:r>
-    </w:p>
-    <w:p>
-      <w:pPr>
-        <w:spacing w:after="10"/>
-        <w:ind w:left="170"/>
-      </w:pPr>
-      <w:r>
-        <w:rPr>
-          <w:b w:val="0"/>
-          <w:i w:val="0"/>
-          <w:sz w:val="20"/>
-          <w:u w:val="none"/>
-        </w:rPr>
-        <w:t>② sad because something was not as good as you hoped</w:t>
-      </w:r>
-    </w:p>
-    <w:p>
-      <w:pPr>
-        <w:spacing w:after="10"/>
-        <w:ind w:left="170"/>
-      </w:pPr>
-      <w:r>
-        <w:rPr>
-          <w:b w:val="0"/>
-          <w:i w:val="0"/>
-          <w:sz w:val="20"/>
-          <w:u w:val="none"/>
-        </w:rPr>
-        <w:t>③ a large fish that lives in lakes and rivers</w:t>
-      </w:r>
-    </w:p>
-    <w:p>
-      <w:pPr>
-        <w:spacing w:after="10"/>
-        <w:ind w:left="170"/>
-      </w:pPr>
-      <w:r>
-        <w:rPr>
-          <w:b w:val="0"/>
-          <w:i w:val="0"/>
-          <w:sz w:val="20"/>
-          <w:u w:val="none"/>
-        </w:rPr>
-        <w:t>④ to begin to be seen; come into existence or use</w:t>
-      </w:r>
-    </w:p>
-    <w:p>
-      <w:pPr>
-        <w:spacing w:after="10"/>
-        <w:ind w:left="170"/>
-      </w:pPr>
-      <w:r>
-        <w:rPr>
-          <w:b w:val="0"/>
-          <w:i w:val="0"/>
-          <w:sz w:val="20"/>
-          <w:u w:val="none"/>
-        </w:rPr>
-        <w:t>⑤ a long time ago</w:t>
-      </w:r>
-    </w:p>
-    <w:p>
-      <w:pPr>
-        <w:spacing w:after="20" w:before="50"/>
-      </w:pPr>
-      <w:r>
-        <w:rPr>
-          <w:b/>
-          <w:i w:val="0"/>
-          <w:color w:val="1F3864"/>
-          <w:sz w:val="20"/>
-          <w:u w:val="none"/>
-        </w:rPr>
-        <w:t xml:space="preserve">13. </w:t>
-      </w:r>
-      <w:r>
-        <w:rPr>
-          <w:b w:val="0"/>
-          <w:i w:val="0"/>
-          <w:sz w:val="20"/>
-          <w:u w:val="none"/>
-        </w:rPr>
-        <w:t xml:space="preserve">다음 문장의 빈칸에 들어갈 말을 &lt;보기&gt;에서 골라 바르게 짝지은 것은? </w:t>
-      </w:r>
-      <w:r>
-        <w:rPr>
-          <w:b w:val="0"/>
-          <w:i w:val="0"/>
-          <w:sz w:val="20"/>
-          <w:u w:val="none"/>
-        </w:rPr>
-        <w:t>(4점)</w:t>
-      </w:r>
-    </w:p>
-    <w:p>
-      <w:pPr>
-        <w:pBdr>
-          <w:top w:val="single" w:sz="4" w:space="3" w:color="8DA2C4"/>
-          <w:left w:val="single" w:sz="4" w:space="3" w:color="8DA2C4"/>
-          <w:bottom w:val="single" w:sz="4" w:space="3" w:color="8DA2C4"/>
-          <w:right w:val="single" w:sz="4" w:space="3" w:color="8DA2C4"/>
-        </w:pBdr>
-        <w:shd w:val="clear" w:color="auto" w:fill="F7F9FC"/>
-        <w:spacing w:after="30"/>
-        <w:ind w:left="57" w:right="57"/>
-      </w:pPr>
-      <w:r>
-        <w:rPr>
-          <w:b w:val="0"/>
-          <w:i w:val="0"/>
-          <w:sz w:val="20"/>
-          <w:u w:val="none"/>
-        </w:rPr>
-        <w:t>&lt;보기&gt; despite / although</w:t>
-      </w:r>
-      <w:r>
-        <w:br/>
-      </w:r>
-      <w:r>
-        <w:rPr>
-          <w:b w:val="0"/>
-          <w:i w:val="0"/>
-          <w:sz w:val="20"/>
-          <w:u w:val="none"/>
-        </w:rPr>
-        <w:t>(a) They grow in muddy ponds, but still bloom beautifully ________ the dirty water.</w:t>
-      </w:r>
-      <w:r>
-        <w:br/>
-      </w:r>
-      <w:r>
-        <w:rPr>
-          <w:b w:val="0"/>
-          <w:i w:val="0"/>
-          <w:sz w:val="20"/>
-          <w:u w:val="none"/>
-        </w:rPr>
-        <w:t>(b) ________ it was raining, we played soccer.</w:t>
-      </w:r>
-    </w:p>
-    <w:p>
-      <w:pPr>
-        <w:spacing w:after="10"/>
-        <w:ind w:left="170"/>
-      </w:pPr>
-      <w:r>
-        <w:rPr>
-          <w:b w:val="0"/>
-          <w:i w:val="0"/>
-          <w:sz w:val="20"/>
-          <w:u w:val="none"/>
-        </w:rPr>
-        <w:t>① despite – despite</w:t>
-      </w:r>
-    </w:p>
-    <w:p>
-      <w:pPr>
-        <w:spacing w:after="10"/>
-        <w:ind w:left="170"/>
-      </w:pPr>
-      <w:r>
-        <w:rPr>
-          <w:b w:val="0"/>
-          <w:i w:val="0"/>
-          <w:sz w:val="20"/>
-          <w:u w:val="none"/>
-        </w:rPr>
-        <w:t>② despite – Although</w:t>
-      </w:r>
-    </w:p>
-    <w:p>
-      <w:pPr>
-        <w:spacing w:after="10"/>
-        <w:ind w:left="170"/>
-      </w:pPr>
-      <w:r>
-        <w:rPr>
-          <w:b w:val="0"/>
-          <w:i w:val="0"/>
-          <w:sz w:val="20"/>
-          <w:u w:val="none"/>
-        </w:rPr>
-        <w:t>③ although – Despite</w:t>
-      </w:r>
-    </w:p>
-    <w:p>
-      <w:pPr>
-        <w:spacing w:after="10"/>
-        <w:ind w:left="170"/>
-      </w:pPr>
-      <w:r>
-        <w:rPr>
-          <w:b w:val="0"/>
-          <w:i w:val="0"/>
-          <w:sz w:val="20"/>
-          <w:u w:val="none"/>
-        </w:rPr>
-        <w:t>④ although – Although</w:t>
-      </w:r>
-    </w:p>
-    <w:p>
-      <w:pPr>
-        <w:spacing w:after="10"/>
-        <w:ind w:left="170"/>
-      </w:pPr>
-      <w:r>
-        <w:rPr>
-          <w:b w:val="0"/>
-          <w:i w:val="0"/>
-          <w:sz w:val="20"/>
-          <w:u w:val="none"/>
-        </w:rPr>
-        <w:t>⑤ in spite – Although</w:t>
-      </w:r>
-    </w:p>
-    <w:p>
-      <w:pPr>
-        <w:spacing w:after="20" w:before="50"/>
-      </w:pPr>
-      <w:r>
-        <w:rPr>
-          <w:b/>
-          <w:i w:val="0"/>
-          <w:color w:val="1F3864"/>
-          <w:sz w:val="20"/>
-          <w:u w:val="none"/>
-        </w:rPr>
-        <w:t xml:space="preserve">14. </w:t>
-      </w:r>
-      <w:r>
-        <w:rPr>
-          <w:b w:val="0"/>
-          <w:i w:val="0"/>
-          <w:sz w:val="20"/>
-          <w:u w:val="none"/>
-        </w:rPr>
-        <w:t xml:space="preserve">다음 중 단어의 품사 변화가 </w:t>
-      </w:r>
-      <w:r>
-        <w:rPr>
-          <w:b/>
-          <w:i w:val="0"/>
-          <w:sz w:val="20"/>
-          <w:u w:val="none"/>
-        </w:rPr>
-        <w:t>잘못</w:t>
-      </w:r>
-      <w:r>
-        <w:rPr>
-          <w:b w:val="0"/>
-          <w:i w:val="0"/>
-          <w:sz w:val="20"/>
-          <w:u w:val="none"/>
-        </w:rPr>
-        <w:t xml:space="preserve"> 연결된 것은? </w:t>
-      </w:r>
-      <w:r>
-        <w:rPr>
-          <w:b w:val="0"/>
-          <w:i w:val="0"/>
-          <w:sz w:val="20"/>
-          <w:u w:val="none"/>
-        </w:rPr>
-        <w:t>(3점)</w:t>
-      </w:r>
-    </w:p>
-    <w:p>
-      <w:pPr>
-        <w:spacing w:after="10"/>
-        <w:ind w:left="170"/>
-      </w:pPr>
-      <w:r>
-        <w:rPr>
-          <w:b w:val="0"/>
-          <w:i w:val="0"/>
-          <w:sz w:val="20"/>
-          <w:u w:val="none"/>
-        </w:rPr>
-        <w:t>① symbol(n.) – symbolize(v.) – symbolic(a.)</w:t>
-      </w:r>
-    </w:p>
-    <w:p>
-      <w:pPr>
-        <w:spacing w:after="10"/>
-        <w:ind w:left="170"/>
-      </w:pPr>
-      <w:r>
-        <w:rPr>
-          <w:b w:val="0"/>
-          <w:i w:val="0"/>
-          <w:sz w:val="20"/>
-          <w:u w:val="none"/>
-        </w:rPr>
-        <w:t>② predict(v.) – prediction(n.)</w:t>
-      </w:r>
-    </w:p>
-    <w:p>
-      <w:pPr>
-        <w:spacing w:after="10"/>
-        <w:ind w:left="170"/>
-      </w:pPr>
-      <w:r>
-        <w:rPr>
-          <w:b w:val="0"/>
-          <w:i w:val="0"/>
-          <w:sz w:val="20"/>
-          <w:u w:val="none"/>
-        </w:rPr>
-        <w:t>③ analyze(v.) – analysis(n.)</w:t>
-      </w:r>
-    </w:p>
-    <w:p>
-      <w:pPr>
-        <w:spacing w:after="10"/>
-        <w:ind w:left="170"/>
-      </w:pPr>
-      <w:r>
-        <w:rPr>
-          <w:b w:val="0"/>
-          <w:i w:val="0"/>
-          <w:sz w:val="20"/>
-          <w:u w:val="none"/>
-        </w:rPr>
-        <w:t>④ improve(v.) – improvement(n.)</w:t>
-      </w:r>
-    </w:p>
-    <w:p>
-      <w:pPr>
-        <w:spacing w:after="10"/>
-        <w:ind w:left="170"/>
-      </w:pPr>
-      <w:r>
-        <w:rPr>
-          <w:b w:val="0"/>
-          <w:i w:val="0"/>
-          <w:sz w:val="20"/>
-          <w:u w:val="none"/>
-        </w:rPr>
-        <w:t>⑤ behave(v.) – behaviorful(n.)</w:t>
-      </w:r>
-    </w:p>
-    <w:p>
-      <w:pPr>
-        <w:spacing w:after="20" w:before="50"/>
-      </w:pPr>
-      <w:r>
-        <w:rPr>
-          <w:b/>
-          <w:i w:val="0"/>
-          <w:color w:val="1F3864"/>
-          <w:sz w:val="20"/>
-          <w:u w:val="none"/>
-        </w:rPr>
-        <w:t xml:space="preserve">15. </w:t>
-      </w:r>
-      <w:r>
-        <w:rPr>
-          <w:b w:val="0"/>
-          <w:i w:val="0"/>
-          <w:sz w:val="20"/>
-          <w:u w:val="none"/>
-        </w:rPr>
-        <w:t xml:space="preserve">다음 중 밑줄 친 단어의 쓰임이 문맥상 </w:t>
-      </w:r>
-      <w:r>
-        <w:rPr>
-          <w:b/>
-          <w:i w:val="0"/>
-          <w:sz w:val="20"/>
-          <w:u w:val="none"/>
-        </w:rPr>
-        <w:t>어색한</w:t>
-      </w:r>
-      <w:r>
-        <w:rPr>
-          <w:b w:val="0"/>
-          <w:i w:val="0"/>
-          <w:sz w:val="20"/>
-          <w:u w:val="none"/>
-        </w:rPr>
-        <w:t xml:space="preserve"> 것을 </w:t>
-      </w:r>
-      <w:r>
-        <w:rPr>
-          <w:b/>
-          <w:i w:val="0"/>
-          <w:sz w:val="20"/>
-          <w:u w:val="none"/>
-        </w:rPr>
-        <w:t>있는 대로</w:t>
-      </w:r>
-      <w:r>
-        <w:rPr>
-          <w:b w:val="0"/>
-          <w:i w:val="0"/>
-          <w:sz w:val="20"/>
-          <w:u w:val="none"/>
-        </w:rPr>
-        <w:t xml:space="preserve"> 고르면? </w:t>
-      </w:r>
-      <w:r>
-        <w:rPr>
-          <w:b w:val="0"/>
-          <w:i w:val="0"/>
-          <w:sz w:val="20"/>
-          <w:u w:val="none"/>
-        </w:rPr>
-        <w:t>(4점)</w:t>
-      </w:r>
-    </w:p>
-    <w:p>
-      <w:pPr>
-        <w:spacing w:after="10"/>
-        <w:ind w:left="170"/>
-      </w:pPr>
-      <w:r>
-        <w:rPr>
-          <w:b w:val="0"/>
-          <w:i w:val="0"/>
-          <w:sz w:val="20"/>
-          <w:u w:val="none"/>
-        </w:rPr>
-        <w:t xml:space="preserve">① The tires </w:t>
-      </w:r>
-      <w:r>
-        <w:rPr>
-          <w:b w:val="0"/>
-          <w:i w:val="0"/>
-          <w:sz w:val="20"/>
-          <w:u w:val="single"/>
-        </w:rPr>
-        <w:t>wear out</w:t>
-      </w:r>
-      <w:r>
-        <w:rPr>
-          <w:b w:val="0"/>
-          <w:i w:val="0"/>
-          <w:sz w:val="20"/>
-          <w:u w:val="none"/>
-        </w:rPr>
-        <w:t xml:space="preserve"> easily in a high speed race.</w:t>
-      </w:r>
-    </w:p>
-    <w:p>
-      <w:pPr>
-        <w:spacing w:after="10"/>
-        <w:ind w:left="170"/>
-      </w:pPr>
-      <w:r>
-        <w:rPr>
-          <w:b w:val="0"/>
-          <w:i w:val="0"/>
-          <w:sz w:val="20"/>
-          <w:u w:val="none"/>
-        </w:rPr>
-        <w:t xml:space="preserve">② Police can </w:t>
-      </w:r>
-      <w:r>
-        <w:rPr>
-          <w:b w:val="0"/>
-          <w:i w:val="0"/>
-          <w:sz w:val="20"/>
-          <w:u w:val="single"/>
-        </w:rPr>
-        <w:t>prevent</w:t>
-      </w:r>
-      <w:r>
-        <w:rPr>
-          <w:b w:val="0"/>
-          <w:i w:val="0"/>
-          <w:sz w:val="20"/>
-          <w:u w:val="none"/>
-        </w:rPr>
-        <w:t xml:space="preserve"> crime by focusing on hot spots.</w:t>
-      </w:r>
-    </w:p>
-    <w:p>
-      <w:pPr>
-        <w:spacing w:after="10"/>
-        <w:ind w:left="170"/>
-      </w:pPr>
-      <w:r>
-        <w:rPr>
-          <w:b w:val="0"/>
-          <w:i w:val="0"/>
-          <w:sz w:val="20"/>
-          <w:u w:val="none"/>
-        </w:rPr>
-        <w:t xml:space="preserve">③ Bamboo stays green, so it </w:t>
-      </w:r>
-      <w:r>
-        <w:rPr>
-          <w:b w:val="0"/>
-          <w:i w:val="0"/>
-          <w:sz w:val="20"/>
-          <w:u w:val="single"/>
-        </w:rPr>
-        <w:t>bends</w:t>
-      </w:r>
-      <w:r>
-        <w:rPr>
-          <w:b w:val="0"/>
-          <w:i w:val="0"/>
-          <w:sz w:val="20"/>
-          <w:u w:val="none"/>
-        </w:rPr>
-        <w:t xml:space="preserve"> easily.</w:t>
-      </w:r>
-    </w:p>
-    <w:p>
-      <w:pPr>
-        <w:spacing w:after="10"/>
-        <w:ind w:left="170"/>
-      </w:pPr>
-      <w:r>
-        <w:rPr>
-          <w:b w:val="0"/>
-          <w:i w:val="0"/>
-          <w:sz w:val="20"/>
-          <w:u w:val="none"/>
-        </w:rPr>
-        <w:t xml:space="preserve">④ Germany's team </w:t>
-      </w:r>
-      <w:r>
-        <w:rPr>
-          <w:b w:val="0"/>
-          <w:i w:val="0"/>
-          <w:sz w:val="20"/>
-          <w:u w:val="single"/>
-        </w:rPr>
-        <w:t>improved</w:t>
-      </w:r>
-      <w:r>
-        <w:rPr>
-          <w:b w:val="0"/>
-          <w:i w:val="0"/>
-          <w:sz w:val="20"/>
-          <w:u w:val="none"/>
-        </w:rPr>
-        <w:t xml:space="preserve"> its performance with big data.</w:t>
-      </w:r>
-    </w:p>
-    <w:p>
-      <w:pPr>
-        <w:spacing w:after="10"/>
-        <w:ind w:left="170"/>
-      </w:pPr>
-      <w:r>
-        <w:rPr>
-          <w:b w:val="0"/>
-          <w:i w:val="0"/>
-          <w:sz w:val="20"/>
-          <w:u w:val="none"/>
-        </w:rPr>
-        <w:t xml:space="preserve">⑤ The man was </w:t>
-      </w:r>
-      <w:r>
-        <w:rPr>
-          <w:b w:val="0"/>
-          <w:i w:val="0"/>
-          <w:sz w:val="20"/>
-          <w:u w:val="single"/>
-        </w:rPr>
-        <w:t>disappointed</w:t>
-      </w:r>
-      <w:r>
-        <w:rPr>
-          <w:b w:val="0"/>
-          <w:i w:val="0"/>
-          <w:sz w:val="20"/>
-          <w:u w:val="none"/>
-        </w:rPr>
-        <w:t xml:space="preserve"> because he caught a lot of fish.</w:t>
-      </w:r>
-    </w:p>
-    <w:p>
-      <w:pPr>
-        <w:spacing w:after="30" w:before="100"/>
-      </w:pPr>
-      <w:r>
-        <w:rPr>
-          <w:b/>
-          <w:i w:val="0"/>
-          <w:color w:val="1F3864"/>
-          <w:sz w:val="21"/>
-          <w:u w:val="none"/>
-        </w:rPr>
-        <w:t>■ [16~20] 서술형 — 영영풀이 · 철자 조합 · 배열영작</w:t>
-      </w:r>
-    </w:p>
-    <w:p>
-      <w:pPr>
-        <w:spacing w:after="20" w:before="50"/>
-      </w:pPr>
-      <w:r>
-        <w:rPr>
-          <w:b/>
-          <w:i w:val="0"/>
-          <w:color w:val="1F3864"/>
-          <w:sz w:val="20"/>
-          <w:u w:val="none"/>
-        </w:rPr>
-        <w:t xml:space="preserve">16. </w:t>
-      </w:r>
-      <w:r>
-        <w:rPr>
-          <w:b w:val="0"/>
-          <w:i w:val="0"/>
-          <w:sz w:val="20"/>
-          <w:u w:val="none"/>
-        </w:rPr>
-        <w:t xml:space="preserve">다음 영영풀이에 해당하는 단어를 주어진 철자로 시작하여 쓰시오. </w:t>
-      </w:r>
-      <w:r>
-        <w:rPr>
-          <w:b w:val="0"/>
-          <w:i w:val="0"/>
-          <w:sz w:val="20"/>
-          <w:u w:val="none"/>
-        </w:rPr>
-        <w:t>(3점)</w:t>
-      </w:r>
-    </w:p>
-    <w:p>
-      <w:pPr>
-        <w:pBdr>
-          <w:top w:val="single" w:sz="4" w:space="3" w:color="8DA2C4"/>
-          <w:left w:val="single" w:sz="4" w:space="3" w:color="8DA2C4"/>
-          <w:bottom w:val="single" w:sz="4" w:space="3" w:color="8DA2C4"/>
-          <w:right w:val="single" w:sz="4" w:space="3" w:color="8DA2C4"/>
-        </w:pBdr>
-        <w:shd w:val="clear" w:color="auto" w:fill="F7F9FC"/>
-        <w:spacing w:after="30"/>
-        <w:ind w:left="57" w:right="57"/>
-      </w:pPr>
-      <w:r>
-        <w:rPr>
-          <w:b w:val="0"/>
-          <w:i w:val="0"/>
-          <w:sz w:val="20"/>
-          <w:u w:val="none"/>
-        </w:rPr>
-        <w:t>(1) the aim or result that you try to achieve → t________</w:t>
-      </w:r>
-      <w:r>
-        <w:br/>
-      </w:r>
-      <w:r>
-        <w:rPr>
-          <w:b w:val="0"/>
-          <w:i w:val="0"/>
-          <w:sz w:val="20"/>
-          <w:u w:val="none"/>
-        </w:rPr>
-        <w:t>(2) a mark, object, or other indication of the existence or passing of something → t________</w:t>
-      </w:r>
-    </w:p>
-    <w:p>
-      <w:pPr>
-        <w:spacing w:after="30"/>
-        <w:ind w:left="170"/>
-      </w:pPr>
-      <w:r>
-        <w:rPr>
-          <w:b w:val="0"/>
-          <w:i w:val="0"/>
-          <w:sz w:val="20"/>
-          <w:u w:val="none"/>
-        </w:rPr>
-        <w:t>(1) ____________ (2) ____________</w:t>
-      </w:r>
-    </w:p>
-    <w:p>
-      <w:pPr>
-        <w:spacing w:after="20" w:before="50"/>
-      </w:pPr>
-      <w:r>
-        <w:rPr>
-          <w:b/>
-          <w:i w:val="0"/>
-          <w:color w:val="1F3864"/>
-          <w:sz w:val="20"/>
-          <w:u w:val="none"/>
-        </w:rPr>
-        <w:t xml:space="preserve">17. </w:t>
-      </w:r>
-      <w:r>
-        <w:rPr>
-          <w:b w:val="0"/>
-          <w:i w:val="0"/>
-          <w:sz w:val="20"/>
-          <w:u w:val="none"/>
-        </w:rPr>
-        <w:t xml:space="preserve">(1)~(4)의 영영풀이에 해당하는 단어를 쓴 뒤, 지시된 자리의 철자를 순서대로 조합하여 만들어지는 단어와 그 단어의 영영풀이를 쓰시오. </w:t>
-      </w:r>
-      <w:r>
-        <w:rPr>
-          <w:b w:val="0"/>
-          <w:i w:val="0"/>
-          <w:sz w:val="20"/>
-          <w:u w:val="none"/>
-        </w:rPr>
-        <w:t>(4점)</w:t>
-      </w:r>
-    </w:p>
-    <w:p>
-      <w:pPr>
-        <w:pBdr>
-          <w:top w:val="single" w:sz="4" w:space="3" w:color="8DA2C4"/>
-          <w:left w:val="single" w:sz="4" w:space="3" w:color="8DA2C4"/>
-          <w:bottom w:val="single" w:sz="4" w:space="3" w:color="8DA2C4"/>
-          <w:right w:val="single" w:sz="4" w:space="3" w:color="8DA2C4"/>
-        </w:pBdr>
-        <w:shd w:val="clear" w:color="auto" w:fill="F7F9FC"/>
-        <w:spacing w:after="30"/>
-        <w:ind w:left="57" w:right="57"/>
-      </w:pPr>
-      <w:r>
-        <w:rPr>
-          <w:b w:val="0"/>
-          <w:i w:val="0"/>
-          <w:sz w:val="20"/>
-          <w:u w:val="none"/>
-        </w:rPr>
-        <w:t>(1) n. a polite way of behaving toward other people → ________ 【1번째 철자】</w:t>
-      </w:r>
-      <w:r>
-        <w:br/>
-      </w:r>
-      <w:r>
-        <w:rPr>
-          <w:b w:val="0"/>
-          <w:i w:val="0"/>
-          <w:sz w:val="20"/>
-          <w:u w:val="none"/>
-        </w:rPr>
-        <w:t>(2) v. to make someone remember something → ________ 【2번째 철자】</w:t>
-      </w:r>
-      <w:r>
-        <w:br/>
-      </w:r>
-      <w:r>
-        <w:rPr>
-          <w:b w:val="0"/>
-          <w:i w:val="0"/>
-          <w:sz w:val="20"/>
-          <w:u w:val="none"/>
-        </w:rPr>
-        <w:t>(3) n. a period of time during which members of the same family rule a country or region → ________ 【3번째 철자】</w:t>
-      </w:r>
-      <w:r>
-        <w:br/>
-      </w:r>
-      <w:r>
-        <w:rPr>
-          <w:b w:val="0"/>
-          <w:i w:val="0"/>
-          <w:sz w:val="20"/>
-          <w:u w:val="none"/>
-        </w:rPr>
-        <w:t>(4) n. a metal cup or other object that someone gets for winning a game or race → ________ 【1번째 철자】</w:t>
-      </w:r>
-    </w:p>
-    <w:p>
-      <w:pPr>
-        <w:spacing w:after="30"/>
-        <w:ind w:left="170"/>
-      </w:pPr>
-      <w:r>
-        <w:rPr>
-          <w:b w:val="0"/>
-          <w:i w:val="0"/>
-          <w:sz w:val="20"/>
-          <w:u w:val="none"/>
-        </w:rPr>
-        <w:t>(1) ________ (2) ________ (3) ________ (4) ________ → 조합 단어: ________ / 영영풀이: ______________________</w:t>
-      </w:r>
-    </w:p>
-    <w:p>
-      <w:pPr>
-        <w:spacing w:after="20" w:before="50"/>
-      </w:pPr>
-      <w:r>
-        <w:rPr>
-          <w:b/>
-          <w:i w:val="0"/>
-          <w:color w:val="1F3864"/>
-          <w:sz w:val="20"/>
-          <w:u w:val="none"/>
-        </w:rPr>
-        <w:t xml:space="preserve">18. </w:t>
-      </w:r>
-      <w:r>
-        <w:rPr>
-          <w:b w:val="0"/>
-          <w:i w:val="0"/>
-          <w:sz w:val="20"/>
-          <w:u w:val="none"/>
-        </w:rPr>
-        <w:t xml:space="preserve">〈보기〉의 말을 모두 한 번씩 배열하여 우리말에 맞게 영작하고 ★ 자리(세 번째 어구)의 단어를 쓰시오. (함정어 1개 제외) </w:t>
-      </w:r>
-      <w:r>
-        <w:rPr>
-          <w:b w:val="0"/>
-          <w:i w:val="0"/>
-          <w:sz w:val="20"/>
-          <w:u w:val="none"/>
-        </w:rPr>
-        <w:t>(4점)</w:t>
-      </w:r>
-    </w:p>
-    <w:p>
-      <w:pPr>
-        <w:pBdr>
-          <w:top w:val="single" w:sz="4" w:space="3" w:color="8DA2C4"/>
-          <w:left w:val="single" w:sz="4" w:space="3" w:color="8DA2C4"/>
-          <w:bottom w:val="single" w:sz="4" w:space="3" w:color="8DA2C4"/>
-          <w:right w:val="single" w:sz="4" w:space="3" w:color="8DA2C4"/>
-        </w:pBdr>
-        <w:shd w:val="clear" w:color="auto" w:fill="F7F9FC"/>
-        <w:spacing w:after="30"/>
-        <w:ind w:left="57" w:right="57"/>
-      </w:pPr>
-      <w:r>
-        <w:rPr>
-          <w:b w:val="0"/>
-          <w:i w:val="0"/>
-          <w:sz w:val="20"/>
-          <w:u w:val="none"/>
-        </w:rPr>
-        <w:t>〈보기〉 ( my hometown / remembers / the song / me / reminds / of )</w:t>
-      </w:r>
-      <w:r>
-        <w:br/>
-      </w:r>
-      <w:r>
-        <w:rPr>
-          <w:b w:val="0"/>
-          <w:i w:val="0"/>
-          <w:sz w:val="20"/>
-          <w:u w:val="none"/>
-        </w:rPr>
-        <w:t>“그 노래는 나에게 고향을 생각나게 한다.”</w:t>
-      </w:r>
-      <w:r>
-        <w:br/>
-      </w:r>
-      <w:r>
-        <w:rPr>
-          <w:b w:val="0"/>
-          <w:i w:val="0"/>
-          <w:sz w:val="20"/>
-          <w:u w:val="none"/>
-        </w:rPr>
-        <w:t>→ ________ ________ ★________ ________ ________.</w:t>
-      </w:r>
-    </w:p>
-    <w:p>
-      <w:pPr>
-        <w:spacing w:after="30"/>
-        <w:ind w:left="170"/>
-      </w:pPr>
-      <w:r>
-        <w:rPr>
-          <w:b w:val="0"/>
-          <w:i w:val="0"/>
-          <w:sz w:val="20"/>
-          <w:u w:val="none"/>
-        </w:rPr>
-        <w:t>→ ____________________________________ / ★ = ________</w:t>
-      </w:r>
-    </w:p>
-    <w:p>
-      <w:pPr>
-        <w:spacing w:after="20" w:before="50"/>
-      </w:pPr>
-      <w:r>
-        <w:rPr>
-          <w:b/>
-          <w:i w:val="0"/>
-          <w:color w:val="1F3864"/>
-          <w:sz w:val="20"/>
-          <w:u w:val="none"/>
-        </w:rPr>
-        <w:t xml:space="preserve">19. </w:t>
-      </w:r>
-      <w:r>
-        <w:rPr>
-          <w:b w:val="0"/>
-          <w:i w:val="0"/>
-          <w:sz w:val="20"/>
-          <w:u w:val="none"/>
-        </w:rPr>
-        <w:t xml:space="preserve">다음 문장의 빈칸에 알맞은 단어를 [보기]의 영영풀이를 참고하여 쓰시오. </w:t>
-      </w:r>
-      <w:r>
-        <w:rPr>
-          <w:b w:val="0"/>
-          <w:i w:val="0"/>
-          <w:sz w:val="20"/>
-          <w:u w:val="none"/>
-        </w:rPr>
-        <w:t>(4점)</w:t>
-      </w:r>
-    </w:p>
-    <w:p>
-      <w:pPr>
-        <w:pBdr>
-          <w:top w:val="single" w:sz="4" w:space="3" w:color="8DA2C4"/>
-          <w:left w:val="single" w:sz="4" w:space="3" w:color="8DA2C4"/>
-          <w:bottom w:val="single" w:sz="4" w:space="3" w:color="8DA2C4"/>
-          <w:right w:val="single" w:sz="4" w:space="3" w:color="8DA2C4"/>
-        </w:pBdr>
-        <w:shd w:val="clear" w:color="auto" w:fill="F7F9FC"/>
-        <w:spacing w:after="30"/>
-        <w:ind w:left="57" w:right="57"/>
-      </w:pPr>
-      <w:r>
-        <w:rPr>
-          <w:b w:val="0"/>
-          <w:i w:val="0"/>
-          <w:sz w:val="20"/>
-          <w:u w:val="none"/>
-        </w:rPr>
-        <w:t>[보기] to say that something is going to happen</w:t>
-      </w:r>
-      <w:r>
-        <w:br/>
-      </w:r>
-      <w:r>
-        <w:rPr>
-          <w:b w:val="0"/>
-          <w:i w:val="0"/>
-          <w:sz w:val="20"/>
-          <w:u w:val="none"/>
-        </w:rPr>
-        <w:t>The weather forecaster ________ heavy rain for tonight.</w:t>
-      </w:r>
-    </w:p>
-    <w:p>
-      <w:pPr>
-        <w:spacing w:after="30"/>
-        <w:ind w:left="170"/>
-      </w:pPr>
-      <w:r>
-        <w:rPr>
-          <w:b w:val="0"/>
-          <w:i w:val="0"/>
-          <w:sz w:val="20"/>
-          <w:u w:val="none"/>
-        </w:rPr>
-        <w:t>→ ____________</w:t>
-      </w:r>
-    </w:p>
-    <w:p>
-      <w:pPr>
-        <w:spacing w:after="20" w:before="50"/>
-      </w:pPr>
-      <w:r>
-        <w:rPr>
-          <w:b/>
-          <w:i w:val="0"/>
-          <w:color w:val="1F3864"/>
-          <w:sz w:val="20"/>
-          <w:u w:val="none"/>
-        </w:rPr>
-        <w:t xml:space="preserve">20. </w:t>
-      </w:r>
-      <w:r>
-        <w:rPr>
-          <w:b w:val="0"/>
-          <w:i w:val="0"/>
-          <w:sz w:val="20"/>
-          <w:u w:val="none"/>
-        </w:rPr>
-        <w:t xml:space="preserve">다음 영영풀이 (a)~(c)에 해당하는 단어를 순서대로 바르게 나열한 것은? </w:t>
-      </w:r>
-      <w:r>
-        <w:rPr>
-          <w:b w:val="0"/>
-          <w:i w:val="0"/>
-          <w:sz w:val="20"/>
-          <w:u w:val="none"/>
-        </w:rPr>
-        <w:t>(4점)</w:t>
-      </w:r>
-    </w:p>
-    <w:p>
-      <w:pPr>
-        <w:pBdr>
-          <w:top w:val="single" w:sz="4" w:space="3" w:color="8DA2C4"/>
-          <w:left w:val="single" w:sz="4" w:space="3" w:color="8DA2C4"/>
-          <w:bottom w:val="single" w:sz="4" w:space="3" w:color="8DA2C4"/>
-          <w:right w:val="single" w:sz="4" w:space="3" w:color="8DA2C4"/>
-        </w:pBdr>
-        <w:shd w:val="clear" w:color="auto" w:fill="F7F9FC"/>
-        <w:spacing w:after="30"/>
-        <w:ind w:left="57" w:right="57"/>
-      </w:pPr>
-      <w:r>
-        <w:rPr>
-          <w:b w:val="0"/>
-          <w:i w:val="0"/>
-          <w:sz w:val="20"/>
-          <w:u w:val="none"/>
-        </w:rPr>
-        <w:t>(a) to change or affect something</w:t>
-      </w:r>
-      <w:r>
-        <w:br/>
-      </w:r>
-      <w:r>
-        <w:rPr>
-          <w:b w:val="0"/>
-          <w:i w:val="0"/>
-          <w:sz w:val="20"/>
-          <w:u w:val="none"/>
-        </w:rPr>
-        <w:t>(b) to become better, or to make something better</w:t>
-      </w:r>
-      <w:r>
-        <w:br/>
-      </w:r>
-      <w:r>
-        <w:rPr>
-          <w:b w:val="0"/>
-          <w:i w:val="0"/>
-          <w:sz w:val="20"/>
-          <w:u w:val="none"/>
-        </w:rPr>
-        <w:t>(c) contain as part of a whole</w:t>
-      </w:r>
-    </w:p>
-    <w:p>
-      <w:pPr>
-        <w:spacing w:after="10"/>
-        <w:ind w:left="170"/>
-      </w:pPr>
-      <w:r>
-        <w:rPr>
-          <w:b w:val="0"/>
-          <w:i w:val="0"/>
-          <w:sz w:val="20"/>
-          <w:u w:val="none"/>
-        </w:rPr>
-        <w:t>① influence – improve – include</w:t>
-      </w:r>
-    </w:p>
-    <w:p>
-      <w:pPr>
-        <w:spacing w:after="10"/>
-        <w:ind w:left="170"/>
-      </w:pPr>
-      <w:r>
-        <w:rPr>
-          <w:b w:val="0"/>
-          <w:i w:val="0"/>
-          <w:sz w:val="20"/>
-          <w:u w:val="none"/>
-        </w:rPr>
-        <w:t>② include – improve – influence</w:t>
-      </w:r>
-    </w:p>
-    <w:p>
-      <w:pPr>
-        <w:spacing w:after="10"/>
-        <w:ind w:left="170"/>
-      </w:pPr>
-      <w:r>
-        <w:rPr>
-          <w:b w:val="0"/>
-          <w:i w:val="0"/>
-          <w:sz w:val="20"/>
-          <w:u w:val="none"/>
-        </w:rPr>
-        <w:t>③ influence – include – improve</w:t>
-      </w:r>
-    </w:p>
-    <w:p>
-      <w:pPr>
-        <w:spacing w:after="10"/>
-        <w:ind w:left="170"/>
-      </w:pPr>
-      <w:r>
-        <w:rPr>
-          <w:b w:val="0"/>
-          <w:i w:val="0"/>
-          <w:sz w:val="20"/>
-          <w:u w:val="none"/>
-        </w:rPr>
-        <w:t>④ improve – influence – include</w:t>
-      </w:r>
-    </w:p>
-    <w:p>
-      <w:pPr>
-        <w:spacing w:after="10"/>
-        <w:ind w:left="170"/>
-      </w:pPr>
-      <w:r>
-        <w:rPr>
-          <w:b w:val="0"/>
-          <w:i w:val="0"/>
-          <w:sz w:val="20"/>
-          <w:u w:val="none"/>
-        </w:rPr>
-        <w:t>⑤ influence – identify – include</w:t>
-      </w:r>
+        <w:spacing w:before="0" w:after="40" w:line="259" w:lineRule="auto"/>
+      </w:pPr>
     </w:p>
     <w:p>
       <w:pPr>
@@ -2878,21 +3321,21 @@
           <w:type w:val="continuous"/>
           <w:pgSz w:w="11906" w:h="16838"/>
           <w:pgMar w:top="680" w:right="794" w:bottom="624" w:left="794" w:header="720" w:footer="720" w:gutter="0"/>
-          <w:cols w:num="2" w:space="396" w:sep="1"/>
           <w:docGrid w:linePitch="360"/>
+          <w:cols w:num="2" w:space="360" w:sep="1"/>
         </w:sectPr>
       </w:pPr>
     </w:p>
     <w:p>
       <w:pPr>
-        <w:spacing w:after="60"/>
-      </w:pPr>
-      <w:r>
-        <w:rPr>
+        <w:spacing w:before="0" w:after="60" w:line="259" w:lineRule="auto"/>
+      </w:pPr>
+      <w:r>
+        <w:rPr>
+          <w:rFonts w:ascii="맑은 고딕" w:hAnsi="맑은 고딕" w:eastAsia="맑은 고딕"/>
           <w:b/>
           <w:i w:val="0"/>
-          <w:color w:val="1F3864"/>
-          <w:sz w:val="24"/>
+          <w:sz w:val="22"/>
           <w:u w:val="none"/>
         </w:rPr>
         <w:t>L5~8 어휘 전문문제 — 정답</w:t>
@@ -2900,584 +3343,414 @@
     </w:p>
     <w:p>
       <w:pPr>
-        <w:spacing w:after="20"/>
-      </w:pPr>
-      <w:r>
-        <w:rPr>
+        <w:spacing w:before="0" w:after="20" w:line="259" w:lineRule="auto"/>
+      </w:pPr>
+      <w:r>
+        <w:rPr>
+          <w:rFonts w:ascii="맑은 고딕" w:hAnsi="맑은 고딕" w:eastAsia="맑은 고딕"/>
           <w:b/>
           <w:i w:val="0"/>
-          <w:color w:val="1F3864"/>
-          <w:sz w:val="18"/>
+          <w:sz w:val="19"/>
           <w:u w:val="none"/>
         </w:rPr>
-        <w:t>1</w:t>
-      </w:r>
-      <w:r>
-        <w:rPr>
+        <w:t xml:space="preserve">1 </w:t>
+      </w:r>
+      <w:r>
+        <w:rPr>
+          <w:rFonts w:ascii="맑은 고딕" w:hAnsi="맑은 고딕" w:eastAsia="맑은 고딕"/>
           <w:b w:val="0"/>
           <w:i w:val="0"/>
-          <w:sz w:val="18"/>
+          <w:sz w:val="19"/>
           <w:u w:val="none"/>
         </w:rPr>
-        <w:t xml:space="preserve"> ④</w:t>
-      </w:r>
-      <w:r>
-        <w:rPr>
+        <w:t xml:space="preserve">④   │   </w:t>
+      </w:r>
+      <w:r>
+        <w:rPr>
+          <w:rFonts w:ascii="맑은 고딕" w:hAnsi="맑은 고딕" w:eastAsia="맑은 고딕"/>
+          <w:b/>
+          <w:i w:val="0"/>
+          <w:sz w:val="19"/>
+          <w:u w:val="none"/>
+        </w:rPr>
+        <w:t xml:space="preserve">2 </w:t>
+      </w:r>
+      <w:r>
+        <w:rPr>
+          <w:rFonts w:ascii="맑은 고딕" w:hAnsi="맑은 고딕" w:eastAsia="맑은 고딕"/>
           <w:b w:val="0"/>
           <w:i w:val="0"/>
-          <w:color w:val="B0B8C8"/>
-          <w:sz w:val="18"/>
+          <w:sz w:val="19"/>
           <w:u w:val="none"/>
         </w:rPr>
-        <w:t xml:space="preserve">   │   </w:t>
-      </w:r>
-      <w:r>
-        <w:rPr>
+        <w:t xml:space="preserve">④   │   </w:t>
+      </w:r>
+      <w:r>
+        <w:rPr>
+          <w:rFonts w:ascii="맑은 고딕" w:hAnsi="맑은 고딕" w:eastAsia="맑은 고딕"/>
           <w:b/>
           <w:i w:val="0"/>
-          <w:color w:val="1F3864"/>
-          <w:sz w:val="18"/>
+          <w:sz w:val="19"/>
           <w:u w:val="none"/>
         </w:rPr>
-        <w:t>2</w:t>
-      </w:r>
-      <w:r>
-        <w:rPr>
+        <w:t xml:space="preserve">3 </w:t>
+      </w:r>
+      <w:r>
+        <w:rPr>
+          <w:rFonts w:ascii="맑은 고딕" w:hAnsi="맑은 고딕" w:eastAsia="맑은 고딕"/>
           <w:b w:val="0"/>
           <w:i w:val="0"/>
-          <w:sz w:val="18"/>
+          <w:sz w:val="19"/>
           <w:u w:val="none"/>
         </w:rPr>
-        <w:t xml:space="preserve"> ④</w:t>
-      </w:r>
-      <w:r>
-        <w:rPr>
+        <w:t xml:space="preserve">④   │   </w:t>
+      </w:r>
+      <w:r>
+        <w:rPr>
+          <w:rFonts w:ascii="맑은 고딕" w:hAnsi="맑은 고딕" w:eastAsia="맑은 고딕"/>
+          <w:b/>
+          <w:i w:val="0"/>
+          <w:sz w:val="19"/>
+          <w:u w:val="none"/>
+        </w:rPr>
+        <w:t xml:space="preserve">4 </w:t>
+      </w:r>
+      <w:r>
+        <w:rPr>
+          <w:rFonts w:ascii="맑은 고딕" w:hAnsi="맑은 고딕" w:eastAsia="맑은 고딕"/>
           <w:b w:val="0"/>
           <w:i w:val="0"/>
-          <w:color w:val="B0B8C8"/>
-          <w:sz w:val="18"/>
+          <w:sz w:val="19"/>
           <w:u w:val="none"/>
         </w:rPr>
-        <w:t xml:space="preserve">   │   </w:t>
-      </w:r>
-      <w:r>
-        <w:rPr>
+        <w:t xml:space="preserve">⑤   │   </w:t>
+      </w:r>
+      <w:r>
+        <w:rPr>
+          <w:rFonts w:ascii="맑은 고딕" w:hAnsi="맑은 고딕" w:eastAsia="맑은 고딕"/>
           <w:b/>
           <w:i w:val="0"/>
-          <w:color w:val="1F3864"/>
-          <w:sz w:val="18"/>
+          <w:sz w:val="19"/>
           <w:u w:val="none"/>
         </w:rPr>
-        <w:t>3</w:t>
-      </w:r>
-      <w:r>
-        <w:rPr>
+        <w:t xml:space="preserve">5 </w:t>
+      </w:r>
+      <w:r>
+        <w:rPr>
+          <w:rFonts w:ascii="맑은 고딕" w:hAnsi="맑은 고딕" w:eastAsia="맑은 고딕"/>
           <w:b w:val="0"/>
           <w:i w:val="0"/>
-          <w:sz w:val="18"/>
+          <w:sz w:val="19"/>
           <w:u w:val="none"/>
         </w:rPr>
-        <w:t xml:space="preserve"> ④</w:t>
-      </w:r>
-      <w:r>
-        <w:rPr>
+        <w:t xml:space="preserve">②   │   </w:t>
+      </w:r>
+      <w:r>
+        <w:rPr>
+          <w:rFonts w:ascii="맑은 고딕" w:hAnsi="맑은 고딕" w:eastAsia="맑은 고딕"/>
+          <w:b/>
+          <w:i w:val="0"/>
+          <w:sz w:val="19"/>
+          <w:u w:val="none"/>
+        </w:rPr>
+        <w:t xml:space="preserve">6 </w:t>
+      </w:r>
+      <w:r>
+        <w:rPr>
+          <w:rFonts w:ascii="맑은 고딕" w:hAnsi="맑은 고딕" w:eastAsia="맑은 고딕"/>
           <w:b w:val="0"/>
           <w:i w:val="0"/>
-          <w:color w:val="B0B8C8"/>
-          <w:sz w:val="18"/>
+          <w:sz w:val="19"/>
           <w:u w:val="none"/>
         </w:rPr>
-        <w:t xml:space="preserve">   │   </w:t>
-      </w:r>
-      <w:r>
-        <w:rPr>
+        <w:t xml:space="preserve">①, ②, ⑤   │   </w:t>
+      </w:r>
+      <w:r>
+        <w:rPr>
+          <w:rFonts w:ascii="맑은 고딕" w:hAnsi="맑은 고딕" w:eastAsia="맑은 고딕"/>
           <w:b/>
           <w:i w:val="0"/>
-          <w:color w:val="1F3864"/>
-          <w:sz w:val="18"/>
+          <w:sz w:val="19"/>
           <w:u w:val="none"/>
         </w:rPr>
-        <w:t>4</w:t>
-      </w:r>
-      <w:r>
-        <w:rPr>
+        <w:t xml:space="preserve">7 </w:t>
+      </w:r>
+      <w:r>
+        <w:rPr>
+          <w:rFonts w:ascii="맑은 고딕" w:hAnsi="맑은 고딕" w:eastAsia="맑은 고딕"/>
           <w:b w:val="0"/>
           <w:i w:val="0"/>
-          <w:sz w:val="18"/>
+          <w:sz w:val="19"/>
           <w:u w:val="none"/>
         </w:rPr>
-        <w:t xml:space="preserve"> ⑤</w:t>
-      </w:r>
-      <w:r>
-        <w:rPr>
+        <w:t xml:space="preserve">③   │   </w:t>
+      </w:r>
+      <w:r>
+        <w:rPr>
+          <w:rFonts w:ascii="맑은 고딕" w:hAnsi="맑은 고딕" w:eastAsia="맑은 고딕"/>
+          <w:b/>
+          <w:i w:val="0"/>
+          <w:sz w:val="19"/>
+          <w:u w:val="none"/>
+        </w:rPr>
+        <w:t xml:space="preserve">8 </w:t>
+      </w:r>
+      <w:r>
+        <w:rPr>
+          <w:rFonts w:ascii="맑은 고딕" w:hAnsi="맑은 고딕" w:eastAsia="맑은 고딕"/>
           <w:b w:val="0"/>
           <w:i w:val="0"/>
-          <w:color w:val="B0B8C8"/>
-          <w:sz w:val="18"/>
+          <w:sz w:val="19"/>
           <w:u w:val="none"/>
         </w:rPr>
-        <w:t xml:space="preserve">   │   </w:t>
-      </w:r>
-      <w:r>
-        <w:rPr>
+        <w:t xml:space="preserve">(1) wore out (2) registered   │   </w:t>
+      </w:r>
+      <w:r>
+        <w:rPr>
+          <w:rFonts w:ascii="맑은 고딕" w:hAnsi="맑은 고딕" w:eastAsia="맑은 고딕"/>
           <w:b/>
           <w:i w:val="0"/>
-          <w:color w:val="1F3864"/>
-          <w:sz w:val="18"/>
+          <w:sz w:val="19"/>
           <w:u w:val="none"/>
         </w:rPr>
-        <w:t>5</w:t>
-      </w:r>
-      <w:r>
-        <w:rPr>
+        <w:t xml:space="preserve">9 </w:t>
+      </w:r>
+      <w:r>
+        <w:rPr>
+          <w:rFonts w:ascii="맑은 고딕" w:hAnsi="맑은 고딕" w:eastAsia="맑은 고딕"/>
           <w:b w:val="0"/>
           <w:i w:val="0"/>
-          <w:sz w:val="18"/>
+          <w:sz w:val="19"/>
           <w:u w:val="none"/>
         </w:rPr>
-        <w:t xml:space="preserve"> ②</w:t>
-      </w:r>
-      <w:r>
-        <w:rPr>
+        <w:t xml:space="preserve">②   │   </w:t>
+      </w:r>
+      <w:r>
+        <w:rPr>
+          <w:rFonts w:ascii="맑은 고딕" w:hAnsi="맑은 고딕" w:eastAsia="맑은 고딕"/>
+          <w:b/>
+          <w:i w:val="0"/>
+          <w:sz w:val="19"/>
+          <w:u w:val="none"/>
+        </w:rPr>
+        <w:t xml:space="preserve">10 </w:t>
+      </w:r>
+      <w:r>
+        <w:rPr>
+          <w:rFonts w:ascii="맑은 고딕" w:hAnsi="맑은 고딕" w:eastAsia="맑은 고딕"/>
           <w:b w:val="0"/>
           <w:i w:val="0"/>
-          <w:color w:val="B0B8C8"/>
-          <w:sz w:val="18"/>
+          <w:sz w:val="19"/>
           <w:u w:val="none"/>
         </w:rPr>
-        <w:t xml:space="preserve">   │   </w:t>
-      </w:r>
-      <w:r>
-        <w:rPr>
+        <w:t xml:space="preserve">②   │   </w:t>
+      </w:r>
+      <w:r>
+        <w:rPr>
+          <w:rFonts w:ascii="맑은 고딕" w:hAnsi="맑은 고딕" w:eastAsia="맑은 고딕"/>
           <w:b/>
           <w:i w:val="0"/>
-          <w:color w:val="1F3864"/>
-          <w:sz w:val="18"/>
+          <w:sz w:val="19"/>
           <w:u w:val="none"/>
         </w:rPr>
-        <w:t>6</w:t>
-      </w:r>
-      <w:r>
-        <w:rPr>
+        <w:t xml:space="preserve">11 </w:t>
+      </w:r>
+      <w:r>
+        <w:rPr>
+          <w:rFonts w:ascii="맑은 고딕" w:hAnsi="맑은 고딕" w:eastAsia="맑은 고딕"/>
           <w:b w:val="0"/>
           <w:i w:val="0"/>
-          <w:sz w:val="18"/>
+          <w:sz w:val="19"/>
           <w:u w:val="none"/>
         </w:rPr>
-        <w:t xml:space="preserve"> ①, ②, ⑤</w:t>
-      </w:r>
-      <w:r>
-        <w:rPr>
+        <w:t xml:space="preserve">②, ③   │   </w:t>
+      </w:r>
+      <w:r>
+        <w:rPr>
+          <w:rFonts w:ascii="맑은 고딕" w:hAnsi="맑은 고딕" w:eastAsia="맑은 고딕"/>
+          <w:b/>
+          <w:i w:val="0"/>
+          <w:sz w:val="19"/>
+          <w:u w:val="none"/>
+        </w:rPr>
+        <w:t xml:space="preserve">12 </w:t>
+      </w:r>
+      <w:r>
+        <w:rPr>
+          <w:rFonts w:ascii="맑은 고딕" w:hAnsi="맑은 고딕" w:eastAsia="맑은 고딕"/>
           <w:b w:val="0"/>
           <w:i w:val="0"/>
-          <w:color w:val="B0B8C8"/>
-          <w:sz w:val="18"/>
+          <w:sz w:val="19"/>
           <w:u w:val="none"/>
         </w:rPr>
-        <w:t xml:space="preserve">   │   </w:t>
-      </w:r>
-      <w:r>
-        <w:rPr>
+        <w:t xml:space="preserve">④   │   </w:t>
+      </w:r>
+      <w:r>
+        <w:rPr>
+          <w:rFonts w:ascii="맑은 고딕" w:hAnsi="맑은 고딕" w:eastAsia="맑은 고딕"/>
           <w:b/>
           <w:i w:val="0"/>
-          <w:color w:val="1F3864"/>
-          <w:sz w:val="18"/>
+          <w:sz w:val="19"/>
           <w:u w:val="none"/>
         </w:rPr>
-        <w:t>7</w:t>
-      </w:r>
-      <w:r>
-        <w:rPr>
+        <w:t xml:space="preserve">13 </w:t>
+      </w:r>
+      <w:r>
+        <w:rPr>
+          <w:rFonts w:ascii="맑은 고딕" w:hAnsi="맑은 고딕" w:eastAsia="맑은 고딕"/>
           <w:b w:val="0"/>
           <w:i w:val="0"/>
-          <w:sz w:val="18"/>
+          <w:sz w:val="19"/>
           <w:u w:val="none"/>
         </w:rPr>
-        <w:t xml:space="preserve"> ③</w:t>
-      </w:r>
-      <w:r>
-        <w:rPr>
+        <w:t xml:space="preserve">②   │   </w:t>
+      </w:r>
+      <w:r>
+        <w:rPr>
+          <w:rFonts w:ascii="맑은 고딕" w:hAnsi="맑은 고딕" w:eastAsia="맑은 고딕"/>
+          <w:b/>
+          <w:i w:val="0"/>
+          <w:sz w:val="19"/>
+          <w:u w:val="none"/>
+        </w:rPr>
+        <w:t xml:space="preserve">14 </w:t>
+      </w:r>
+      <w:r>
+        <w:rPr>
+          <w:rFonts w:ascii="맑은 고딕" w:hAnsi="맑은 고딕" w:eastAsia="맑은 고딕"/>
           <w:b w:val="0"/>
           <w:i w:val="0"/>
-          <w:color w:val="B0B8C8"/>
-          <w:sz w:val="18"/>
+          <w:sz w:val="19"/>
           <w:u w:val="none"/>
         </w:rPr>
-        <w:t xml:space="preserve">   │   </w:t>
-      </w:r>
-      <w:r>
-        <w:rPr>
+        <w:t xml:space="preserve">⑤   │   </w:t>
+      </w:r>
+      <w:r>
+        <w:rPr>
+          <w:rFonts w:ascii="맑은 고딕" w:hAnsi="맑은 고딕" w:eastAsia="맑은 고딕"/>
           <w:b/>
           <w:i w:val="0"/>
-          <w:color w:val="1F3864"/>
-          <w:sz w:val="18"/>
+          <w:sz w:val="19"/>
           <w:u w:val="none"/>
         </w:rPr>
-        <w:t>8</w:t>
-      </w:r>
-      <w:r>
-        <w:rPr>
+        <w:t xml:space="preserve">15 </w:t>
+      </w:r>
+      <w:r>
+        <w:rPr>
+          <w:rFonts w:ascii="맑은 고딕" w:hAnsi="맑은 고딕" w:eastAsia="맑은 고딕"/>
           <w:b w:val="0"/>
           <w:i w:val="0"/>
-          <w:sz w:val="18"/>
+          <w:sz w:val="19"/>
           <w:u w:val="none"/>
         </w:rPr>
-        <w:t xml:space="preserve"> (1) wore out (2) registered</w:t>
-      </w:r>
-      <w:r>
-        <w:rPr>
+        <w:t xml:space="preserve">②, ③   │   </w:t>
+      </w:r>
+      <w:r>
+        <w:rPr>
+          <w:rFonts w:ascii="맑은 고딕" w:hAnsi="맑은 고딕" w:eastAsia="맑은 고딕"/>
+          <w:b/>
+          <w:i w:val="0"/>
+          <w:sz w:val="19"/>
+          <w:u w:val="none"/>
+        </w:rPr>
+        <w:t xml:space="preserve">16 </w:t>
+      </w:r>
+      <w:r>
+        <w:rPr>
+          <w:rFonts w:ascii="맑은 고딕" w:hAnsi="맑은 고딕" w:eastAsia="맑은 고딕"/>
           <w:b w:val="0"/>
           <w:i w:val="0"/>
-          <w:color w:val="B0B8C8"/>
-          <w:sz w:val="18"/>
+          <w:sz w:val="19"/>
           <w:u w:val="none"/>
         </w:rPr>
-        <w:t xml:space="preserve">   │   </w:t>
-      </w:r>
-      <w:r>
-        <w:rPr>
+        <w:t xml:space="preserve">(1) target (2) trace   │   </w:t>
+      </w:r>
+      <w:r>
+        <w:rPr>
+          <w:rFonts w:ascii="맑은 고딕" w:hAnsi="맑은 고딕" w:eastAsia="맑은 고딕"/>
           <w:b/>
           <w:i w:val="0"/>
-          <w:color w:val="1F3864"/>
-          <w:sz w:val="18"/>
+          <w:sz w:val="19"/>
           <w:u w:val="none"/>
         </w:rPr>
-        <w:t>9</w:t>
-      </w:r>
-      <w:r>
-        <w:rPr>
+        <w:t xml:space="preserve">17 </w:t>
+      </w:r>
+      <w:r>
+        <w:rPr>
+          <w:rFonts w:ascii="맑은 고딕" w:hAnsi="맑은 고딕" w:eastAsia="맑은 고딕"/>
           <w:b w:val="0"/>
           <w:i w:val="0"/>
-          <w:sz w:val="18"/>
+          <w:sz w:val="19"/>
           <w:u w:val="none"/>
         </w:rPr>
-        <w:t xml:space="preserve"> ②</w:t>
-      </w:r>
-      <w:r>
-        <w:rPr>
+        <w:t xml:space="preserve">(1) respect (2) remind (3) dynasty (4) trophy → r·e·n·t = rent : to pay money to use something for a short time   │   </w:t>
+      </w:r>
+      <w:r>
+        <w:rPr>
+          <w:rFonts w:ascii="맑은 고딕" w:hAnsi="맑은 고딕" w:eastAsia="맑은 고딕"/>
+          <w:b/>
+          <w:i w:val="0"/>
+          <w:sz w:val="19"/>
+          <w:u w:val="none"/>
+        </w:rPr>
+        <w:t xml:space="preserve">18 </w:t>
+      </w:r>
+      <w:r>
+        <w:rPr>
+          <w:rFonts w:ascii="맑은 고딕" w:hAnsi="맑은 고딕" w:eastAsia="맑은 고딕"/>
           <w:b w:val="0"/>
           <w:i w:val="0"/>
-          <w:color w:val="B0B8C8"/>
-          <w:sz w:val="18"/>
+          <w:sz w:val="19"/>
           <w:u w:val="none"/>
         </w:rPr>
-        <w:t xml:space="preserve">   │   </w:t>
-      </w:r>
-      <w:r>
-        <w:rPr>
+        <w:t xml:space="preserve">It reminded them of important values. / ★ = reminded   │   </w:t>
+      </w:r>
+      <w:r>
+        <w:rPr>
+          <w:rFonts w:ascii="맑은 고딕" w:hAnsi="맑은 고딕" w:eastAsia="맑은 고딕"/>
           <w:b/>
           <w:i w:val="0"/>
-          <w:color w:val="1F3864"/>
-          <w:sz w:val="18"/>
+          <w:sz w:val="19"/>
           <w:u w:val="none"/>
         </w:rPr>
-        <w:t>10</w:t>
-      </w:r>
-      <w:r>
-        <w:rPr>
+        <w:t xml:space="preserve">19 </w:t>
+      </w:r>
+      <w:r>
+        <w:rPr>
+          <w:rFonts w:ascii="맑은 고딕" w:hAnsi="맑은 고딕" w:eastAsia="맑은 고딕"/>
           <w:b w:val="0"/>
           <w:i w:val="0"/>
-          <w:sz w:val="18"/>
+          <w:sz w:val="19"/>
           <w:u w:val="none"/>
         </w:rPr>
-        <w:t xml:space="preserve"> ②</w:t>
-      </w:r>
-      <w:r>
-        <w:rPr>
+        <w:t xml:space="preserve">predicts   │   </w:t>
+      </w:r>
+      <w:r>
+        <w:rPr>
+          <w:rFonts w:ascii="맑은 고딕" w:hAnsi="맑은 고딕" w:eastAsia="맑은 고딕"/>
+          <w:b/>
+          <w:i w:val="0"/>
+          <w:sz w:val="19"/>
+          <w:u w:val="none"/>
+        </w:rPr>
+        <w:t xml:space="preserve">20 </w:t>
+      </w:r>
+      <w:r>
+        <w:rPr>
+          <w:rFonts w:ascii="맑은 고딕" w:hAnsi="맑은 고딕" w:eastAsia="맑은 고딕"/>
           <w:b w:val="0"/>
           <w:i w:val="0"/>
-          <w:color w:val="B0B8C8"/>
-          <w:sz w:val="18"/>
+          <w:sz w:val="19"/>
           <w:u w:val="none"/>
         </w:rPr>
-        <w:t xml:space="preserve">   │   </w:t>
-      </w:r>
-      <w:r>
-        <w:rPr>
-          <w:b/>
-          <w:i w:val="0"/>
-          <w:color w:val="1F3864"/>
-          <w:sz w:val="18"/>
-          <w:u w:val="none"/>
-        </w:rPr>
-        <w:t>11</w:t>
-      </w:r>
-      <w:r>
-        <w:rPr>
-          <w:b w:val="0"/>
-          <w:i w:val="0"/>
-          <w:sz w:val="18"/>
-          <w:u w:val="none"/>
-        </w:rPr>
-        <w:t xml:space="preserve"> ②, ③</w:t>
-      </w:r>
-      <w:r>
-        <w:rPr>
-          <w:b w:val="0"/>
-          <w:i w:val="0"/>
-          <w:color w:val="B0B8C8"/>
-          <w:sz w:val="18"/>
-          <w:u w:val="none"/>
-        </w:rPr>
-        <w:t xml:space="preserve">   │   </w:t>
-      </w:r>
-      <w:r>
-        <w:rPr>
-          <w:b/>
-          <w:i w:val="0"/>
-          <w:color w:val="1F3864"/>
-          <w:sz w:val="18"/>
-          <w:u w:val="none"/>
-        </w:rPr>
-        <w:t>12</w:t>
-      </w:r>
-      <w:r>
-        <w:rPr>
-          <w:b w:val="0"/>
-          <w:i w:val="0"/>
-          <w:sz w:val="18"/>
-          <w:u w:val="none"/>
-        </w:rPr>
-        <w:t xml:space="preserve"> ④</w:t>
-      </w:r>
-      <w:r>
-        <w:rPr>
-          <w:b w:val="0"/>
-          <w:i w:val="0"/>
-          <w:color w:val="B0B8C8"/>
-          <w:sz w:val="18"/>
-          <w:u w:val="none"/>
-        </w:rPr>
-        <w:t xml:space="preserve">   │   </w:t>
-      </w:r>
-      <w:r>
-        <w:rPr>
-          <w:b/>
-          <w:i w:val="0"/>
-          <w:color w:val="1F3864"/>
-          <w:sz w:val="18"/>
-          <w:u w:val="none"/>
-        </w:rPr>
-        <w:t>13</w:t>
-      </w:r>
-      <w:r>
-        <w:rPr>
-          <w:b w:val="0"/>
-          <w:i w:val="0"/>
-          <w:sz w:val="18"/>
-          <w:u w:val="none"/>
-        </w:rPr>
-        <w:t xml:space="preserve"> ②</w:t>
-      </w:r>
-      <w:r>
-        <w:rPr>
-          <w:b w:val="0"/>
-          <w:i w:val="0"/>
-          <w:color w:val="B0B8C8"/>
-          <w:sz w:val="18"/>
-          <w:u w:val="none"/>
-        </w:rPr>
-        <w:t xml:space="preserve">   │   </w:t>
-      </w:r>
-      <w:r>
-        <w:rPr>
-          <w:b/>
-          <w:i w:val="0"/>
-          <w:color w:val="1F3864"/>
-          <w:sz w:val="18"/>
-          <w:u w:val="none"/>
-        </w:rPr>
-        <w:t>14</w:t>
-      </w:r>
-      <w:r>
-        <w:rPr>
-          <w:b w:val="0"/>
-          <w:i w:val="0"/>
-          <w:sz w:val="18"/>
-          <w:u w:val="none"/>
-        </w:rPr>
-        <w:t xml:space="preserve"> ⑤</w:t>
-      </w:r>
-      <w:r>
-        <w:rPr>
-          <w:b w:val="0"/>
-          <w:i w:val="0"/>
-          <w:color w:val="B0B8C8"/>
-          <w:sz w:val="18"/>
-          <w:u w:val="none"/>
-        </w:rPr>
-        <w:t xml:space="preserve">   │   </w:t>
-      </w:r>
-      <w:r>
-        <w:rPr>
-          <w:b/>
-          <w:i w:val="0"/>
-          <w:color w:val="1F3864"/>
-          <w:sz w:val="18"/>
-          <w:u w:val="none"/>
-        </w:rPr>
-        <w:t>15</w:t>
-      </w:r>
-      <w:r>
-        <w:rPr>
-          <w:b w:val="0"/>
-          <w:i w:val="0"/>
-          <w:sz w:val="18"/>
-          <w:u w:val="none"/>
-        </w:rPr>
-        <w:t xml:space="preserve"> ③, ⑤</w:t>
-      </w:r>
-      <w:r>
-        <w:rPr>
-          <w:b w:val="0"/>
-          <w:i w:val="0"/>
-          <w:color w:val="B0B8C8"/>
-          <w:sz w:val="18"/>
-          <w:u w:val="none"/>
-        </w:rPr>
-        <w:t xml:space="preserve">   │   </w:t>
-      </w:r>
-      <w:r>
-        <w:rPr>
-          <w:b/>
-          <w:i w:val="0"/>
-          <w:color w:val="1F3864"/>
-          <w:sz w:val="18"/>
-          <w:u w:val="none"/>
-        </w:rPr>
-        <w:t>16</w:t>
-      </w:r>
-      <w:r>
-        <w:rPr>
-          <w:b w:val="0"/>
-          <w:i w:val="0"/>
-          <w:sz w:val="18"/>
-          <w:u w:val="none"/>
-        </w:rPr>
-        <w:t xml:space="preserve"> (1) target (2) trace</w:t>
-      </w:r>
-      <w:r>
-        <w:rPr>
-          <w:b w:val="0"/>
-          <w:i w:val="0"/>
-          <w:color w:val="B0B8C8"/>
-          <w:sz w:val="18"/>
-          <w:u w:val="none"/>
-        </w:rPr>
-        <w:t xml:space="preserve">   │   </w:t>
-      </w:r>
-      <w:r>
-        <w:rPr>
-          <w:b/>
-          <w:i w:val="0"/>
-          <w:color w:val="1F3864"/>
-          <w:sz w:val="18"/>
-          <w:u w:val="none"/>
-        </w:rPr>
-        <w:t>17</w:t>
-      </w:r>
-      <w:r>
-        <w:rPr>
-          <w:b w:val="0"/>
-          <w:i w:val="0"/>
-          <w:sz w:val="18"/>
-          <w:u w:val="none"/>
-        </w:rPr>
-        <w:t xml:space="preserve"> (1) respect (2) remind (3) dynasty (4) trophy → r·e·n·t = rent : to pay money to use something for a short time</w:t>
-      </w:r>
-      <w:r>
-        <w:rPr>
-          <w:b w:val="0"/>
-          <w:i w:val="0"/>
-          <w:color w:val="B0B8C8"/>
-          <w:sz w:val="18"/>
-          <w:u w:val="none"/>
-        </w:rPr>
-        <w:t xml:space="preserve">   │   </w:t>
-      </w:r>
-      <w:r>
-        <w:rPr>
-          <w:b/>
-          <w:i w:val="0"/>
-          <w:color w:val="1F3864"/>
-          <w:sz w:val="18"/>
-          <w:u w:val="none"/>
-        </w:rPr>
-        <w:t>18</w:t>
-      </w:r>
-      <w:r>
-        <w:rPr>
-          <w:b w:val="0"/>
-          <w:i w:val="0"/>
-          <w:sz w:val="18"/>
-          <w:u w:val="none"/>
-        </w:rPr>
-        <w:t xml:space="preserve"> The song reminds me of my hometown. / ★ = reminds</w:t>
-      </w:r>
-      <w:r>
-        <w:rPr>
-          <w:b w:val="0"/>
-          <w:i w:val="0"/>
-          <w:color w:val="B0B8C8"/>
-          <w:sz w:val="18"/>
-          <w:u w:val="none"/>
-        </w:rPr>
-        <w:t xml:space="preserve">   │   </w:t>
-      </w:r>
-      <w:r>
-        <w:rPr>
-          <w:b/>
-          <w:i w:val="0"/>
-          <w:color w:val="1F3864"/>
-          <w:sz w:val="18"/>
-          <w:u w:val="none"/>
-        </w:rPr>
-        <w:t>19</w:t>
-      </w:r>
-      <w:r>
-        <w:rPr>
-          <w:b w:val="0"/>
-          <w:i w:val="0"/>
-          <w:sz w:val="18"/>
-          <w:u w:val="none"/>
-        </w:rPr>
-        <w:t xml:space="preserve"> predicts</w:t>
-      </w:r>
-      <w:r>
-        <w:rPr>
-          <w:b w:val="0"/>
-          <w:i w:val="0"/>
-          <w:color w:val="B0B8C8"/>
-          <w:sz w:val="18"/>
-          <w:u w:val="none"/>
-        </w:rPr>
-        <w:t xml:space="preserve">   │   </w:t>
-      </w:r>
-      <w:r>
-        <w:rPr>
-          <w:b/>
-          <w:i w:val="0"/>
-          <w:color w:val="1F3864"/>
-          <w:sz w:val="18"/>
-          <w:u w:val="none"/>
-        </w:rPr>
-        <w:t>20</w:t>
-      </w:r>
-      <w:r>
-        <w:rPr>
-          <w:b w:val="0"/>
-          <w:i w:val="0"/>
-          <w:sz w:val="18"/>
-          <w:u w:val="none"/>
-        </w:rPr>
-        <w:t xml:space="preserve"> ①</w:t>
+        <w:t>①</w:t>
       </w:r>
     </w:p>
     <w:sectPr>
       <w:pgSz w:w="11906" w:h="16838"/>
       <w:pgMar w:top="680" w:right="794" w:bottom="624" w:left="794" w:header="720" w:footer="720" w:gutter="0"/>
-      <w:cols w:num="1" w:space="396"/>
       <w:docGrid w:linePitch="360"/>
+      <w:cols w:num="1" w:space="360"/>
     </w:sectPr>
   </w:body>
 </w:document>
@@ -3846,12 +4119,9 @@
     <w:name w:val="Normal"/>
     <w:qFormat/>
     <w:rsid w:val="00FC693F"/>
-    <w:pPr>
-      <w:spacing w:before="0" w:after="30" w:line="259" w:lineRule="auto"/>
-    </w:pPr>
     <w:rPr>
       <w:rFonts w:ascii="맑은 고딕" w:hAnsi="맑은 고딕" w:eastAsia="맑은 고딕"/>
-      <w:sz w:val="20"/>
+      <w:sz w:val="18"/>
     </w:rPr>
   </w:style>
   <w:style w:type="paragraph" w:styleId="Header">

--- a/mokdong3/2fin/word/md3s2_vocab_test_exam.docx
+++ b/mokdong3/2fin/word/md3s2_vocab_test_exam.docx
@@ -4,14 +4,14 @@
   <w:body>
     <w:p>
       <w:pPr>
-        <w:spacing w:before="0" w:after="20" w:line="259" w:lineRule="auto"/>
+        <w:spacing w:after="20"/>
       </w:pPr>
       <w:r>
         <w:rPr>
-          <w:rFonts w:ascii="맑은 고딕" w:hAnsi="맑은 고딕" w:eastAsia="맑은 고딕"/>
           <w:b/>
           <w:i w:val="0"/>
-          <w:sz w:val="28"/>
+          <w:color w:val="1F3864"/>
+          <w:sz w:val="26"/>
           <w:u w:val="none"/>
         </w:rPr>
         <w:t>L5~8 어휘 전문문제</w:t>
@@ -19,20 +19,19 @@
     </w:p>
     <w:p>
       <w:pPr>
-        <w:spacing w:before="0" w:after="60" w:line="259" w:lineRule="auto"/>
         <w:pBdr>
-          <w:bottom w:val="single" w:sz="8" w:space="1" w:color="1F3864"/>
+          <w:bottom w:val="single" w:sz="8" w:space="2" w:color="1F3864"/>
         </w:pBdr>
+        <w:spacing w:after="80"/>
       </w:pPr>
       <w:r>
         <w:rPr>
-          <w:rFonts w:ascii="맑은 고딕" w:hAnsi="맑은 고딕" w:eastAsia="맑은 고딕"/>
           <w:b w:val="0"/>
           <w:i w:val="0"/>
           <w:sz w:val="18"/>
           <w:u w:val="none"/>
         </w:rPr>
-        <w:t>목동중 3학년 · 2학기 기말 · 실전문제      반 ____  번호 ____  이름 ____________  점수 ______</w:t>
+        <w:t>목동중 3학년 · 2학기 기말 · 실전문제   반 ____  번호 ____  이름 ____________  점수 ______</w:t>
       </w:r>
     </w:p>
     <w:p>
@@ -40,1332 +39,1419 @@
         <w:sectPr>
           <w:pgSz w:w="11906" w:h="16838"/>
           <w:pgMar w:top="680" w:right="794" w:bottom="624" w:left="794" w:header="720" w:footer="720" w:gutter="0"/>
+          <w:cols w:space="720"/>
           <w:docGrid w:linePitch="360"/>
-          <w:cols w:num="1" w:space="360"/>
         </w:sectPr>
       </w:pPr>
     </w:p>
     <w:p>
       <w:pPr>
-        <w:keepNext/>
-        <w:spacing w:before="0" w:after="40" w:line="259" w:lineRule="auto"/>
+        <w:spacing w:after="60"/>
       </w:pPr>
       <w:r>
         <w:rPr>
-          <w:rFonts w:ascii="맑은 고딕" w:hAnsi="맑은 고딕" w:eastAsia="맑은 고딕"/>
+          <w:b w:val="0"/>
+          <w:i/>
+          <w:sz w:val="17"/>
+          <w:u w:val="none"/>
+        </w:rPr>
+        <w:t>배점: 4점 12문항(2·3·4·6·9·11·13·15·17·18·19·20번) / 3점 8문항 · 「있는 대로」 복수정답 3문항(6·11·15번) · 서술형 5문항(8·16·17·18·19번)</w:t>
+      </w:r>
+    </w:p>
+    <w:p>
+      <w:pPr>
+        <w:spacing w:after="30" w:before="100"/>
+      </w:pPr>
+      <w:r>
+        <w:rPr>
+          <w:b/>
+          <w:i w:val="0"/>
+          <w:color w:val="1F3864"/>
+          <w:sz w:val="21"/>
+          <w:u w:val="none"/>
+        </w:rPr>
+        <w:t>■ [1~6] 영영풀이 · 2단계 추론</w:t>
+      </w:r>
+    </w:p>
+    <w:p>
+      <w:pPr>
+        <w:spacing w:after="20" w:before="50"/>
+      </w:pPr>
+      <w:r>
+        <w:rPr>
           <w:b/>
           <w:i w:val="0"/>
           <w:color w:val="1F3864"/>
           <w:sz w:val="20"/>
           <w:u w:val="none"/>
         </w:rPr>
-        <w:t>■ [1~6] 영영풀이 · 2단계 추론</w:t>
+        <w:t xml:space="preserve">1. </w:t>
+      </w:r>
+      <w:r>
+        <w:rPr>
+          <w:b w:val="0"/>
+          <w:i w:val="0"/>
+          <w:sz w:val="20"/>
+          <w:u w:val="none"/>
+        </w:rPr>
+        <w:t xml:space="preserve">다음 글의 밑줄 친 단어의 영영풀이로 알맞지 </w:t>
+      </w:r>
+      <w:r>
+        <w:rPr>
+          <w:b/>
+          <w:i w:val="0"/>
+          <w:sz w:val="20"/>
+          <w:u w:val="none"/>
+        </w:rPr>
+        <w:t>않은</w:t>
+      </w:r>
+      <w:r>
+        <w:rPr>
+          <w:b w:val="0"/>
+          <w:i w:val="0"/>
+          <w:sz w:val="20"/>
+          <w:u w:val="none"/>
+        </w:rPr>
+        <w:t xml:space="preserve"> 것은? </w:t>
+      </w:r>
+      <w:r>
+        <w:rPr>
+          <w:b w:val="0"/>
+          <w:i w:val="0"/>
+          <w:sz w:val="20"/>
+          <w:u w:val="none"/>
+        </w:rPr>
+        <w:t>(3점)</w:t>
       </w:r>
     </w:p>
     <w:p>
       <w:pPr>
-        <w:keepNext/>
-        <w:spacing w:before="0" w:after="20" w:line="259" w:lineRule="auto"/>
+        <w:pBdr>
+          <w:top w:val="single" w:sz="4" w:space="3" w:color="8DA2C4"/>
+          <w:left w:val="single" w:sz="4" w:space="3" w:color="8DA2C4"/>
+          <w:bottom w:val="single" w:sz="4" w:space="3" w:color="8DA2C4"/>
+          <w:right w:val="single" w:sz="4" w:space="3" w:color="8DA2C4"/>
+        </w:pBdr>
+        <w:shd w:val="clear" w:color="auto" w:fill="F7F9FC"/>
+        <w:spacing w:after="30"/>
+        <w:ind w:left="57" w:right="57"/>
       </w:pPr>
       <w:r>
         <w:rPr>
-          <w:rFonts w:ascii="맑은 고딕" w:hAnsi="맑은 고딕" w:eastAsia="맑은 고딕"/>
-          <w:b/>
-          <w:i w:val="0"/>
-          <w:sz w:val="18"/>
+          <w:b w:val="0"/>
+          <w:i w:val="0"/>
+          <w:sz w:val="20"/>
           <w:u w:val="none"/>
         </w:rPr>
-        <w:t xml:space="preserve">1. </w:t>
-      </w:r>
-      <w:r>
-        <w:rPr>
-          <w:rFonts w:ascii="맑은 고딕" w:hAnsi="맑은 고딕" w:eastAsia="맑은 고딕"/>
+        <w:t>You may only see the car and the driver during most car races, but there is a team behind the driver. This team is called a pit crew. A ⓐ</w:t>
+      </w:r>
+      <w:r>
+        <w:rPr>
           <w:b w:val="0"/>
           <w:i w:val="0"/>
-          <w:sz w:val="18"/>
+          <w:sz w:val="20"/>
+          <w:u w:val="single"/>
+        </w:rPr>
+        <w:t>pit</w:t>
+      </w:r>
+      <w:r>
+        <w:rPr>
+          <w:b w:val="0"/>
+          <w:i w:val="0"/>
+          <w:sz w:val="20"/>
           <w:u w:val="none"/>
         </w:rPr>
-        <w:t xml:space="preserve">다음 글의 밑줄 친 단어의 영영풀이로 알맞지 </w:t>
-      </w:r>
-      <w:r>
-        <w:rPr>
-          <w:rFonts w:ascii="맑은 고딕" w:hAnsi="맑은 고딕" w:eastAsia="맑은 고딕"/>
-          <w:b/>
-          <w:i w:val="0"/>
-          <w:sz w:val="18"/>
+        <w:t xml:space="preserve"> is a place on the side of the race track, and drivers stop there ⓑ</w:t>
+      </w:r>
+      <w:r>
+        <w:rPr>
+          <w:b w:val="0"/>
+          <w:i w:val="0"/>
+          <w:sz w:val="20"/>
+          <w:u w:val="single"/>
+        </w:rPr>
+        <w:t>several</w:t>
+      </w:r>
+      <w:r>
+        <w:rPr>
+          <w:b w:val="0"/>
+          <w:i w:val="0"/>
+          <w:sz w:val="20"/>
           <w:u w:val="none"/>
         </w:rPr>
-        <w:t>않은</w:t>
-      </w:r>
-      <w:r>
-        <w:rPr>
-          <w:rFonts w:ascii="맑은 고딕" w:hAnsi="맑은 고딕" w:eastAsia="맑은 고딕"/>
+        <w:t xml:space="preserve"> times during a race. The main job of the pit crew is to check the car and change the tires. Changing the tires is especially important because the tires ⓒ</w:t>
+      </w:r>
+      <w:r>
+        <w:rPr>
           <w:b w:val="0"/>
           <w:i w:val="0"/>
-          <w:sz w:val="18"/>
+          <w:sz w:val="20"/>
+          <w:u w:val="single"/>
+        </w:rPr>
+        <w:t>wear out</w:t>
+      </w:r>
+      <w:r>
+        <w:rPr>
+          <w:b w:val="0"/>
+          <w:i w:val="0"/>
+          <w:sz w:val="20"/>
           <w:u w:val="none"/>
         </w:rPr>
-        <w:t xml:space="preserve"> 것은? </w:t>
-      </w:r>
-      <w:r>
-        <w:rPr>
-          <w:rFonts w:ascii="맑은 고딕" w:hAnsi="맑은 고딕" w:eastAsia="맑은 고딕"/>
+        <w:t xml:space="preserve"> easily in a high speed race. A pit stop can be as short as 2 seconds, and there are as many as 20 members on a crew. ⓓ</w:t>
+      </w:r>
+      <w:r>
+        <w:rPr>
           <w:b w:val="0"/>
           <w:i w:val="0"/>
-          <w:sz w:val="18"/>
+          <w:sz w:val="20"/>
+          <w:u w:val="single"/>
+        </w:rPr>
+        <w:t>Therefore</w:t>
+      </w:r>
+      <w:r>
+        <w:rPr>
+          <w:b w:val="0"/>
+          <w:i w:val="0"/>
+          <w:sz w:val="20"/>
           <w:u w:val="none"/>
         </w:rPr>
-        <w:t>(3점)</w:t>
+        <w:t>, the pit crew has to work in perfect harmony. The driver may get all the ⓔ</w:t>
+      </w:r>
+      <w:r>
+        <w:rPr>
+          <w:b w:val="0"/>
+          <w:i w:val="0"/>
+          <w:sz w:val="20"/>
+          <w:u w:val="single"/>
+        </w:rPr>
+        <w:t>attention</w:t>
+      </w:r>
+      <w:r>
+        <w:rPr>
+          <w:b w:val="0"/>
+          <w:i w:val="0"/>
+          <w:sz w:val="20"/>
+          <w:u w:val="none"/>
+        </w:rPr>
+        <w:t>, but as people say, “Races are won in the pits.”</w:t>
       </w:r>
     </w:p>
     <w:p>
       <w:pPr>
-        <w:spacing w:before="0" w:after="20" w:line="259" w:lineRule="auto"/>
-        <w:ind w:left="57"/>
+        <w:spacing w:after="10"/>
+        <w:ind w:left="170"/>
       </w:pPr>
       <w:r>
         <w:rPr>
-          <w:rFonts w:ascii="맑은 고딕" w:hAnsi="맑은 고딕" w:eastAsia="맑은 고딕"/>
           <w:b w:val="0"/>
           <w:i w:val="0"/>
-          <w:sz w:val="18"/>
+          <w:sz w:val="20"/>
           <w:u w:val="none"/>
         </w:rPr>
-        <w:t>The word Sherpa comes from the Sherpa ⓐ</w:t>
-      </w:r>
-      <w:r>
-        <w:rPr>
-          <w:rFonts w:ascii="맑은 고딕" w:hAnsi="맑은 고딕" w:eastAsia="맑은 고딕"/>
-          <w:b w:val="0"/>
-          <w:i w:val="0"/>
-          <w:sz w:val="18"/>
-          <w:u w:val="single"/>
-        </w:rPr>
-        <w:t>tribe</w:t>
-      </w:r>
-      <w:r>
-        <w:rPr>
-          <w:rFonts w:ascii="맑은 고딕" w:hAnsi="맑은 고딕" w:eastAsia="맑은 고딕"/>
-          <w:b w:val="0"/>
-          <w:i w:val="0"/>
-          <w:sz w:val="18"/>
-          <w:u w:val="none"/>
-        </w:rPr>
-        <w:t>, which lives in the eastern part of Nepal. Sherpas have good climbing skills and know their way around the mountains well. They also have little difficulty ⓑ</w:t>
-      </w:r>
-      <w:r>
-        <w:rPr>
-          <w:rFonts w:ascii="맑은 고딕" w:hAnsi="맑은 고딕" w:eastAsia="맑은 고딕"/>
-          <w:b w:val="0"/>
-          <w:i w:val="0"/>
-          <w:sz w:val="18"/>
-          <w:u w:val="single"/>
-        </w:rPr>
-        <w:t>breathing</w:t>
-      </w:r>
-      <w:r>
-        <w:rPr>
-          <w:rFonts w:ascii="맑은 고딕" w:hAnsi="맑은 고딕" w:eastAsia="맑은 고딕"/>
-          <w:b w:val="0"/>
-          <w:i w:val="0"/>
-          <w:sz w:val="18"/>
-          <w:u w:val="none"/>
-        </w:rPr>
-        <w:t xml:space="preserve"> high up in the mountains. Therefore, mountain climbers started to ⓒ</w:t>
-      </w:r>
-      <w:r>
-        <w:rPr>
-          <w:rFonts w:ascii="맑은 고딕" w:hAnsi="맑은 고딕" w:eastAsia="맑은 고딕"/>
-          <w:b w:val="0"/>
-          <w:i w:val="0"/>
-          <w:sz w:val="18"/>
-          <w:u w:val="single"/>
-        </w:rPr>
-        <w:t>hire</w:t>
-      </w:r>
-      <w:r>
-        <w:rPr>
-          <w:rFonts w:ascii="맑은 고딕" w:hAnsi="맑은 고딕" w:eastAsia="맑은 고딕"/>
-          <w:b w:val="0"/>
-          <w:i w:val="0"/>
-          <w:sz w:val="18"/>
-          <w:u w:val="none"/>
-        </w:rPr>
-        <w:t xml:space="preserve"> Sherpas to help them climb Mount Everest. Sherpas lead mountain climbers to the top of the mountain. They ⓓ</w:t>
-      </w:r>
-      <w:r>
-        <w:rPr>
-          <w:rFonts w:ascii="맑은 고딕" w:hAnsi="맑은 고딕" w:eastAsia="맑은 고딕"/>
-          <w:b w:val="0"/>
-          <w:i w:val="0"/>
-          <w:sz w:val="18"/>
-          <w:u w:val="single"/>
-        </w:rPr>
-        <w:t>support</w:t>
-      </w:r>
-      <w:r>
-        <w:rPr>
-          <w:rFonts w:ascii="맑은 고딕" w:hAnsi="맑은 고딕" w:eastAsia="맑은 고딕"/>
-          <w:b w:val="0"/>
-          <w:i w:val="0"/>
-          <w:sz w:val="18"/>
-          <w:u w:val="none"/>
-        </w:rPr>
-        <w:t xml:space="preserve"> climbers in many ways. For example, they put up tents and carry climbers' bags. Sherpas are often called the ⓔ</w:t>
-      </w:r>
-      <w:r>
-        <w:rPr>
-          <w:rFonts w:ascii="맑은 고딕" w:hAnsi="맑은 고딕" w:eastAsia="맑은 고딕"/>
-          <w:b w:val="0"/>
-          <w:i w:val="0"/>
-          <w:sz w:val="18"/>
-          <w:u w:val="single"/>
-        </w:rPr>
-        <w:t>invisible</w:t>
-      </w:r>
-      <w:r>
-        <w:rPr>
-          <w:rFonts w:ascii="맑은 고딕" w:hAnsi="맑은 고딕" w:eastAsia="맑은 고딕"/>
-          <w:b w:val="0"/>
-          <w:i w:val="0"/>
-          <w:sz w:val="18"/>
-          <w:u w:val="none"/>
-        </w:rPr>
-        <w:t xml:space="preserve"> people of Mount Everest because people often see a picture of only the climbers at the top of the mountain.</w:t>
+        <w:t>① ⓐ n. the area beside a race track where cars are repaired or get more gas during a race</w:t>
       </w:r>
     </w:p>
     <w:p>
       <w:pPr>
-        <w:spacing w:before="0" w:after="0" w:line="259" w:lineRule="auto"/>
-        <w:ind w:left="113"/>
+        <w:spacing w:after="10"/>
+        <w:ind w:left="170"/>
       </w:pPr>
       <w:r>
         <w:rPr>
-          <w:rFonts w:ascii="맑은 고딕" w:hAnsi="맑은 고딕" w:eastAsia="맑은 고딕"/>
           <w:b w:val="0"/>
           <w:i w:val="0"/>
-          <w:sz w:val="18"/>
+          <w:sz w:val="20"/>
           <w:u w:val="none"/>
         </w:rPr>
-        <w:t>① ⓐ a group of people who have their own language and ways of living</w:t>
+        <w:t>② ⓑ some, but not many</w:t>
       </w:r>
     </w:p>
     <w:p>
       <w:pPr>
-        <w:spacing w:before="0" w:after="0" w:line="259" w:lineRule="auto"/>
-        <w:ind w:left="113"/>
+        <w:spacing w:after="10"/>
+        <w:ind w:left="170"/>
       </w:pPr>
       <w:r>
         <w:rPr>
-          <w:rFonts w:ascii="맑은 고딕" w:hAnsi="맑은 고딕" w:eastAsia="맑은 고딕"/>
           <w:b w:val="0"/>
           <w:i w:val="0"/>
-          <w:sz w:val="18"/>
+          <w:sz w:val="20"/>
           <w:u w:val="none"/>
         </w:rPr>
-        <w:t>② ⓑ to take air into your body and let it out again</w:t>
+        <w:t>③ ⓒ to pay attention to someone or something, so that you know where they are or what is happening to them</w:t>
       </w:r>
     </w:p>
     <w:p>
       <w:pPr>
-        <w:spacing w:before="0" w:after="0" w:line="259" w:lineRule="auto"/>
-        <w:ind w:left="113"/>
+        <w:spacing w:after="10"/>
+        <w:ind w:left="170"/>
       </w:pPr>
       <w:r>
         <w:rPr>
-          <w:rFonts w:ascii="맑은 고딕" w:hAnsi="맑은 고딕" w:eastAsia="맑은 고딕"/>
           <w:b w:val="0"/>
           <w:i w:val="0"/>
-          <w:sz w:val="18"/>
+          <w:sz w:val="20"/>
           <w:u w:val="none"/>
         </w:rPr>
-        <w:t>③ ⓒ to pay someone to work for you</w:t>
+        <w:t>④ ⓓ ad. for the reason that you have mentioned</w:t>
       </w:r>
     </w:p>
     <w:p>
       <w:pPr>
-        <w:spacing w:before="0" w:after="0" w:line="259" w:lineRule="auto"/>
-        <w:ind w:left="113"/>
+        <w:spacing w:after="10"/>
+        <w:ind w:left="170"/>
       </w:pPr>
       <w:r>
         <w:rPr>
-          <w:rFonts w:ascii="맑은 고딕" w:hAnsi="맑은 고딕" w:eastAsia="맑은 고딕"/>
           <w:b w:val="0"/>
           <w:i w:val="0"/>
-          <w:sz w:val="18"/>
+          <w:sz w:val="20"/>
           <w:u w:val="none"/>
         </w:rPr>
-        <w:t>④ ⓓ to stay away from someone or something</w:t>
+        <w:t>⑤ ⓔ n. listening or looking carefully</w:t>
       </w:r>
     </w:p>
     <w:p>
       <w:pPr>
-        <w:spacing w:before="0" w:after="0" w:line="259" w:lineRule="auto"/>
-        <w:ind w:left="113"/>
+        <w:spacing w:after="20" w:before="50"/>
       </w:pPr>
       <w:r>
         <w:rPr>
-          <w:rFonts w:ascii="맑은 고딕" w:hAnsi="맑은 고딕" w:eastAsia="맑은 고딕"/>
+          <w:b/>
+          <w:i w:val="0"/>
+          <w:color w:val="1F3864"/>
+          <w:sz w:val="20"/>
+          <w:u w:val="none"/>
+        </w:rPr>
+        <w:t xml:space="preserve">2. </w:t>
+      </w:r>
+      <w:r>
+        <w:rPr>
           <w:b w:val="0"/>
           <w:i w:val="0"/>
-          <w:sz w:val="18"/>
+          <w:sz w:val="20"/>
           <w:u w:val="none"/>
         </w:rPr>
-        <w:t>⑤ ⓔ not able to be seen</w:t>
+        <w:t xml:space="preserve">다음 (A)~(D)의 빈칸에 들어갈 단어의 영영풀이가 </w:t>
+      </w:r>
+      <w:r>
+        <w:rPr>
+          <w:b/>
+          <w:i w:val="0"/>
+          <w:sz w:val="20"/>
+          <w:u w:val="none"/>
+        </w:rPr>
+        <w:t>아닌</w:t>
+      </w:r>
+      <w:r>
+        <w:rPr>
+          <w:b w:val="0"/>
+          <w:i w:val="0"/>
+          <w:sz w:val="20"/>
+          <w:u w:val="none"/>
+        </w:rPr>
+        <w:t xml:space="preserve"> 것은? (필요하면 형태를 바꿀 것) </w:t>
+      </w:r>
+      <w:r>
+        <w:rPr>
+          <w:b w:val="0"/>
+          <w:i w:val="0"/>
+          <w:sz w:val="20"/>
+          <w:u w:val="none"/>
+        </w:rPr>
+        <w:t>(4점)</w:t>
       </w:r>
     </w:p>
     <w:p>
       <w:pPr>
-        <w:spacing w:before="0" w:after="0" w:line="259" w:lineRule="auto"/>
+        <w:pBdr>
+          <w:top w:val="single" w:sz="4" w:space="3" w:color="8DA2C4"/>
+          <w:left w:val="single" w:sz="4" w:space="3" w:color="8DA2C4"/>
+          <w:bottom w:val="single" w:sz="4" w:space="3" w:color="8DA2C4"/>
+          <w:right w:val="single" w:sz="4" w:space="3" w:color="8DA2C4"/>
+        </w:pBdr>
+        <w:shd w:val="clear" w:color="auto" w:fill="F7F9FC"/>
+        <w:spacing w:after="30"/>
+        <w:ind w:left="57" w:right="57"/>
       </w:pPr>
+      <w:r>
+        <w:rPr>
+          <w:b w:val="0"/>
+          <w:i w:val="0"/>
+          <w:sz w:val="20"/>
+          <w:u w:val="none"/>
+        </w:rPr>
+        <w:t>(A) Big data has to be ________d, and this is done by big data experts.</w:t>
+      </w:r>
+      <w:r>
+        <w:br/>
+      </w:r>
+      <w:r>
+        <w:rPr>
+          <w:b w:val="0"/>
+          <w:i w:val="0"/>
+          <w:sz w:val="20"/>
+          <w:u w:val="none"/>
+        </w:rPr>
+        <w:t>(B) Runners can choose a pacer depending on their ________ finish time.</w:t>
+      </w:r>
+      <w:r>
+        <w:br/>
+      </w:r>
+      <w:r>
+        <w:rPr>
+          <w:b w:val="0"/>
+          <w:i w:val="0"/>
+          <w:sz w:val="20"/>
+          <w:u w:val="none"/>
+        </w:rPr>
+        <w:t>(C) One of eight Chinese characters ________s in Munjado.</w:t>
+      </w:r>
+      <w:r>
+        <w:br/>
+      </w:r>
+      <w:r>
+        <w:rPr>
+          <w:b w:val="0"/>
+          <w:i w:val="0"/>
+          <w:sz w:val="20"/>
+          <w:u w:val="none"/>
+        </w:rPr>
+        <w:t>(D) They also have little difficulty ________ing high up in the mountains.</w:t>
+      </w:r>
     </w:p>
     <w:p>
       <w:pPr>
-        <w:spacing w:before="0" w:after="40" w:line="259" w:lineRule="auto"/>
+        <w:spacing w:after="10"/>
+        <w:ind w:left="170"/>
       </w:pPr>
+      <w:r>
+        <w:rPr>
+          <w:b w:val="0"/>
+          <w:i w:val="0"/>
+          <w:sz w:val="20"/>
+          <w:u w:val="none"/>
+        </w:rPr>
+        <w:t>① v. to examine something carefully</w:t>
+      </w:r>
     </w:p>
     <w:p>
       <w:pPr>
-        <w:keepNext/>
-        <w:spacing w:before="0" w:after="20" w:line="259" w:lineRule="auto"/>
+        <w:spacing w:after="10"/>
+        <w:ind w:left="170"/>
       </w:pPr>
       <w:r>
         <w:rPr>
-          <w:rFonts w:ascii="맑은 고딕" w:hAnsi="맑은 고딕" w:eastAsia="맑은 고딕"/>
-          <w:b/>
-          <w:i w:val="0"/>
-          <w:sz w:val="18"/>
+          <w:b w:val="0"/>
+          <w:i w:val="0"/>
+          <w:sz w:val="20"/>
           <w:u w:val="none"/>
         </w:rPr>
-        <w:t xml:space="preserve">2. </w:t>
-      </w:r>
-      <w:r>
-        <w:rPr>
-          <w:rFonts w:ascii="맑은 고딕" w:hAnsi="맑은 고딕" w:eastAsia="맑은 고딕"/>
-          <w:b w:val="0"/>
-          <w:i w:val="0"/>
-          <w:sz w:val="18"/>
-          <w:u w:val="none"/>
-        </w:rPr>
-        <w:t xml:space="preserve">다음 (A)~(D)의 빈칸에 들어갈 단어의 영영풀이가 </w:t>
-      </w:r>
-      <w:r>
-        <w:rPr>
-          <w:rFonts w:ascii="맑은 고딕" w:hAnsi="맑은 고딕" w:eastAsia="맑은 고딕"/>
-          <w:b/>
-          <w:i w:val="0"/>
-          <w:sz w:val="18"/>
-          <w:u w:val="none"/>
-        </w:rPr>
-        <w:t>아닌</w:t>
-      </w:r>
-      <w:r>
-        <w:rPr>
-          <w:rFonts w:ascii="맑은 고딕" w:hAnsi="맑은 고딕" w:eastAsia="맑은 고딕"/>
-          <w:b w:val="0"/>
-          <w:i w:val="0"/>
-          <w:sz w:val="18"/>
-          <w:u w:val="none"/>
-        </w:rPr>
-        <w:t xml:space="preserve"> 것은? </w:t>
-      </w:r>
-      <w:r>
-        <w:rPr>
-          <w:rFonts w:ascii="맑은 고딕" w:hAnsi="맑은 고딕" w:eastAsia="맑은 고딕"/>
-          <w:b w:val="0"/>
-          <w:i w:val="0"/>
-          <w:sz w:val="18"/>
-          <w:u w:val="none"/>
-        </w:rPr>
-        <w:t>(4점)</w:t>
+        <w:t>② n. the aim or result that you try to achieve</w:t>
       </w:r>
     </w:p>
     <w:p>
       <w:pPr>
-        <w:spacing w:before="0" w:after="20" w:line="259" w:lineRule="auto"/>
-        <w:ind w:left="57"/>
+        <w:spacing w:after="10"/>
+        <w:ind w:left="170"/>
       </w:pPr>
       <w:r>
         <w:rPr>
-          <w:rFonts w:ascii="맑은 고딕" w:hAnsi="맑은 고딕" w:eastAsia="맑은 고딕"/>
           <w:b w:val="0"/>
           <w:i w:val="0"/>
-          <w:sz w:val="18"/>
+          <w:sz w:val="20"/>
           <w:u w:val="none"/>
         </w:rPr>
-        <w:t>(A) Big data has to be ________d, and this is done by big data experts.</w:t>
-      </w:r>
-      <w:r>
-        <w:br/>
-      </w:r>
-      <w:r>
-        <w:rPr>
-          <w:rFonts w:ascii="맑은 고딕" w:hAnsi="맑은 고딕" w:eastAsia="맑은 고딕"/>
-          <w:b w:val="0"/>
-          <w:i w:val="0"/>
-          <w:sz w:val="18"/>
-          <w:u w:val="none"/>
-        </w:rPr>
-        <w:t>(B) Runners can choose a pacer depending on their ________ finish time.</w:t>
-      </w:r>
-      <w:r>
-        <w:br/>
-      </w:r>
-      <w:r>
-        <w:rPr>
-          <w:rFonts w:ascii="맑은 고딕" w:hAnsi="맑은 고딕" w:eastAsia="맑은 고딕"/>
-          <w:b w:val="0"/>
-          <w:i w:val="0"/>
-          <w:sz w:val="18"/>
-          <w:u w:val="none"/>
-        </w:rPr>
-        <w:t>(C) The man was so ________ that he cried out to the sky, “What should I do? Please help me.”</w:t>
-      </w:r>
-      <w:r>
-        <w:br/>
-      </w:r>
-      <w:r>
-        <w:rPr>
-          <w:rFonts w:ascii="맑은 고딕" w:hAnsi="맑은 고딕" w:eastAsia="맑은 고딕"/>
-          <w:b w:val="0"/>
-          <w:i w:val="0"/>
-          <w:sz w:val="18"/>
-          <w:u w:val="none"/>
-        </w:rPr>
-        <w:t>(D) Sherpas have little difficulty ________ing high up in the mountains.</w:t>
+        <w:t>③ v. to begin to be seen; come into existence or use</w:t>
       </w:r>
     </w:p>
     <w:p>
       <w:pPr>
-        <w:spacing w:before="0" w:after="0" w:line="259" w:lineRule="auto"/>
-        <w:ind w:left="113"/>
+        <w:spacing w:after="10"/>
+        <w:ind w:left="170"/>
       </w:pPr>
       <w:r>
         <w:rPr>
-          <w:rFonts w:ascii="맑은 고딕" w:hAnsi="맑은 고딕" w:eastAsia="맑은 고딕"/>
           <w:b w:val="0"/>
           <w:i w:val="0"/>
-          <w:sz w:val="18"/>
+          <w:sz w:val="20"/>
           <w:u w:val="none"/>
         </w:rPr>
-        <w:t>① to examine something carefully</w:t>
+        <w:t>④ v. to stay away from someone or something</w:t>
       </w:r>
     </w:p>
     <w:p>
       <w:pPr>
-        <w:spacing w:before="0" w:after="0" w:line="259" w:lineRule="auto"/>
-        <w:ind w:left="113"/>
+        <w:spacing w:after="10"/>
+        <w:ind w:left="170"/>
       </w:pPr>
       <w:r>
         <w:rPr>
-          <w:rFonts w:ascii="맑은 고딕" w:hAnsi="맑은 고딕" w:eastAsia="맑은 고딕"/>
           <w:b w:val="0"/>
           <w:i w:val="0"/>
-          <w:sz w:val="18"/>
+          <w:sz w:val="20"/>
           <w:u w:val="none"/>
         </w:rPr>
-        <w:t>② the aim or result that you try to achieve</w:t>
+        <w:t>⑤ v. to take air into your body and let it out again</w:t>
       </w:r>
     </w:p>
     <w:p>
       <w:pPr>
-        <w:spacing w:before="0" w:after="0" w:line="259" w:lineRule="auto"/>
-        <w:ind w:left="113"/>
+        <w:spacing w:after="20" w:before="50"/>
       </w:pPr>
       <w:r>
         <w:rPr>
-          <w:rFonts w:ascii="맑은 고딕" w:hAnsi="맑은 고딕" w:eastAsia="맑은 고딕"/>
+          <w:b/>
+          <w:i w:val="0"/>
+          <w:color w:val="1F3864"/>
+          <w:sz w:val="20"/>
+          <w:u w:val="none"/>
+        </w:rPr>
+        <w:t xml:space="preserve">3. </w:t>
+      </w:r>
+      <w:r>
+        <w:rPr>
           <w:b w:val="0"/>
           <w:i w:val="0"/>
-          <w:sz w:val="18"/>
+          <w:sz w:val="20"/>
           <w:u w:val="none"/>
         </w:rPr>
-        <w:t>③ sad because something was not as good as you hoped</w:t>
+        <w:t xml:space="preserve">다음 단어와 영영풀이의 연결이 </w:t>
+      </w:r>
+      <w:r>
+        <w:rPr>
+          <w:b/>
+          <w:i w:val="0"/>
+          <w:sz w:val="20"/>
+          <w:u w:val="none"/>
+        </w:rPr>
+        <w:t>어색한</w:t>
+      </w:r>
+      <w:r>
+        <w:rPr>
+          <w:b w:val="0"/>
+          <w:i w:val="0"/>
+          <w:sz w:val="20"/>
+          <w:u w:val="none"/>
+        </w:rPr>
+        <w:t xml:space="preserve"> 것은? </w:t>
+      </w:r>
+      <w:r>
+        <w:rPr>
+          <w:b w:val="0"/>
+          <w:i w:val="0"/>
+          <w:sz w:val="20"/>
+          <w:u w:val="none"/>
+        </w:rPr>
+        <w:t>(4점)</w:t>
       </w:r>
     </w:p>
     <w:p>
       <w:pPr>
-        <w:spacing w:before="0" w:after="0" w:line="259" w:lineRule="auto"/>
-        <w:ind w:left="113"/>
+        <w:spacing w:after="10"/>
+        <w:ind w:left="170"/>
       </w:pPr>
       <w:r>
         <w:rPr>
-          <w:rFonts w:ascii="맑은 고딕" w:hAnsi="맑은 고딕" w:eastAsia="맑은 고딕"/>
           <w:b w:val="0"/>
           <w:i w:val="0"/>
-          <w:sz w:val="18"/>
+          <w:sz w:val="20"/>
           <w:u w:val="none"/>
         </w:rPr>
-        <w:t>④ to stay away from someone or something</w:t>
+        <w:t>① loyalty – n. a feeling of support for someone or something</w:t>
       </w:r>
     </w:p>
     <w:p>
       <w:pPr>
-        <w:spacing w:before="0" w:after="0" w:line="259" w:lineRule="auto"/>
-        <w:ind w:left="113"/>
+        <w:spacing w:after="10"/>
+        <w:ind w:left="170"/>
       </w:pPr>
       <w:r>
         <w:rPr>
-          <w:rFonts w:ascii="맑은 고딕" w:hAnsi="맑은 고딕" w:eastAsia="맑은 고딕"/>
           <w:b w:val="0"/>
           <w:i w:val="0"/>
-          <w:sz w:val="18"/>
+          <w:sz w:val="20"/>
           <w:u w:val="none"/>
         </w:rPr>
-        <w:t>⑤ to take air into your body and let it out again</w:t>
+        <w:t>② dynasty – n. a period of time during which members of the same family rule a country or region</w:t>
       </w:r>
     </w:p>
     <w:p>
       <w:pPr>
-        <w:spacing w:before="0" w:after="0" w:line="259" w:lineRule="auto"/>
+        <w:spacing w:after="10"/>
+        <w:ind w:left="170"/>
       </w:pPr>
+      <w:r>
+        <w:rPr>
+          <w:b w:val="0"/>
+          <w:i w:val="0"/>
+          <w:sz w:val="20"/>
+          <w:u w:val="none"/>
+        </w:rPr>
+        <w:t>③ attitude – n. the way you think or feel about something</w:t>
+      </w:r>
     </w:p>
     <w:p>
       <w:pPr>
-        <w:spacing w:before="0" w:after="40" w:line="259" w:lineRule="auto"/>
+        <w:spacing w:after="10"/>
+        <w:ind w:left="170"/>
       </w:pPr>
+      <w:r>
+        <w:rPr>
+          <w:b w:val="0"/>
+          <w:i w:val="0"/>
+          <w:sz w:val="20"/>
+          <w:u w:val="none"/>
+        </w:rPr>
+        <w:t>④ bloom – v. to shape or force something straight into a curve or angle</w:t>
+      </w:r>
     </w:p>
     <w:p>
       <w:pPr>
-        <w:keepNext/>
-        <w:spacing w:before="0" w:after="20" w:line="259" w:lineRule="auto"/>
+        <w:spacing w:after="10"/>
+        <w:ind w:left="170"/>
       </w:pPr>
       <w:r>
         <w:rPr>
-          <w:rFonts w:ascii="맑은 고딕" w:hAnsi="맑은 고딕" w:eastAsia="맑은 고딕"/>
-          <w:b/>
-          <w:i w:val="0"/>
-          <w:sz w:val="18"/>
+          <w:b w:val="0"/>
+          <w:i w:val="0"/>
+          <w:sz w:val="20"/>
           <w:u w:val="none"/>
         </w:rPr>
-        <w:t xml:space="preserve">3. </w:t>
-      </w:r>
-      <w:r>
-        <w:rPr>
-          <w:rFonts w:ascii="맑은 고딕" w:hAnsi="맑은 고딕" w:eastAsia="맑은 고딕"/>
-          <w:b w:val="0"/>
-          <w:i w:val="0"/>
-          <w:sz w:val="18"/>
-          <w:u w:val="none"/>
-        </w:rPr>
-        <w:t xml:space="preserve">다음 영영풀이와 단어의 연결이 </w:t>
-      </w:r>
-      <w:r>
-        <w:rPr>
-          <w:rFonts w:ascii="맑은 고딕" w:hAnsi="맑은 고딕" w:eastAsia="맑은 고딕"/>
-          <w:b/>
-          <w:i w:val="0"/>
-          <w:sz w:val="18"/>
-          <w:u w:val="none"/>
-        </w:rPr>
-        <w:t>어색한</w:t>
-      </w:r>
-      <w:r>
-        <w:rPr>
-          <w:rFonts w:ascii="맑은 고딕" w:hAnsi="맑은 고딕" w:eastAsia="맑은 고딕"/>
-          <w:b w:val="0"/>
-          <w:i w:val="0"/>
-          <w:sz w:val="18"/>
-          <w:u w:val="none"/>
-        </w:rPr>
-        <w:t xml:space="preserve"> 것은? </w:t>
-      </w:r>
-      <w:r>
-        <w:rPr>
-          <w:rFonts w:ascii="맑은 고딕" w:hAnsi="맑은 고딕" w:eastAsia="맑은 고딕"/>
-          <w:b w:val="0"/>
-          <w:i w:val="0"/>
-          <w:sz w:val="18"/>
-          <w:u w:val="none"/>
-        </w:rPr>
-        <w:t>(4점)</w:t>
+        <w:t>⑤ justice – n. the quality of being fair and reasonable; fairness in the way people are treated</w:t>
       </w:r>
     </w:p>
     <w:p>
       <w:pPr>
-        <w:spacing w:before="0" w:after="0" w:line="259" w:lineRule="auto"/>
-        <w:ind w:left="113"/>
+        <w:spacing w:after="20" w:before="50"/>
       </w:pPr>
       <w:r>
         <w:rPr>
-          <w:rFonts w:ascii="맑은 고딕" w:hAnsi="맑은 고딕" w:eastAsia="맑은 고딕"/>
+          <w:b/>
+          <w:i w:val="0"/>
+          <w:color w:val="1F3864"/>
+          <w:sz w:val="20"/>
+          <w:u w:val="none"/>
+        </w:rPr>
+        <w:t xml:space="preserve">4. </w:t>
+      </w:r>
+      <w:r>
+        <w:rPr>
           <w:b w:val="0"/>
           <w:i w:val="0"/>
-          <w:sz w:val="18"/>
+          <w:sz w:val="20"/>
           <w:u w:val="none"/>
         </w:rPr>
-        <w:t>① loyalty – a feeling of support for someone or something</w:t>
+        <w:t xml:space="preserve">다음은 학교 프린트(5과)의 문장이다. 〈보기〉의 말을 (1)~(5)에 한 번씩 넣을 때 들어갈 수 </w:t>
+      </w:r>
+      <w:r>
+        <w:rPr>
+          <w:b/>
+          <w:i w:val="0"/>
+          <w:sz w:val="20"/>
+          <w:u w:val="none"/>
+        </w:rPr>
+        <w:t>없는</w:t>
+      </w:r>
+      <w:r>
+        <w:rPr>
+          <w:b w:val="0"/>
+          <w:i w:val="0"/>
+          <w:sz w:val="20"/>
+          <w:u w:val="none"/>
+        </w:rPr>
+        <w:t xml:space="preserve"> 것은? (순서 상관없음, 필요하면 형태를 바꿀 것) </w:t>
+      </w:r>
+      <w:r>
+        <w:rPr>
+          <w:b w:val="0"/>
+          <w:i w:val="0"/>
+          <w:sz w:val="20"/>
+          <w:u w:val="none"/>
+        </w:rPr>
+        <w:t>(4점)</w:t>
       </w:r>
     </w:p>
     <w:p>
       <w:pPr>
-        <w:spacing w:before="0" w:after="0" w:line="259" w:lineRule="auto"/>
-        <w:ind w:left="113"/>
+        <w:pBdr>
+          <w:top w:val="single" w:sz="4" w:space="3" w:color="8DA2C4"/>
+          <w:left w:val="single" w:sz="4" w:space="3" w:color="8DA2C4"/>
+          <w:bottom w:val="single" w:sz="4" w:space="3" w:color="8DA2C4"/>
+          <w:right w:val="single" w:sz="4" w:space="3" w:color="8DA2C4"/>
+        </w:pBdr>
+        <w:shd w:val="clear" w:color="auto" w:fill="F7F9FC"/>
+        <w:spacing w:after="30"/>
+        <w:ind w:left="57" w:right="57"/>
       </w:pPr>
       <w:r>
         <w:rPr>
-          <w:rFonts w:ascii="맑은 고딕" w:hAnsi="맑은 고딕" w:eastAsia="맑은 고딕"/>
           <w:b w:val="0"/>
           <w:i w:val="0"/>
-          <w:sz w:val="18"/>
+          <w:sz w:val="20"/>
           <w:u w:val="none"/>
         </w:rPr>
-        <w:t>② dynasty – a period of time during which members of the same family rule a country</w:t>
+        <w:t>〈보기〉 depending on · keeps track of · on her own · wear out · tribe · register</w:t>
+      </w:r>
+      <w:r>
+        <w:br/>
+      </w:r>
+      <w:r>
+        <w:rPr>
+          <w:b w:val="0"/>
+          <w:i w:val="0"/>
+          <w:sz w:val="20"/>
+          <w:u w:val="none"/>
+        </w:rPr>
+        <w:t>(1) Runners can choose a pacer ________ their target finish time.</w:t>
+      </w:r>
+      <w:r>
+        <w:br/>
+      </w:r>
+      <w:r>
+        <w:rPr>
+          <w:b w:val="0"/>
+          <w:i w:val="0"/>
+          <w:sz w:val="20"/>
+          <w:u w:val="none"/>
+        </w:rPr>
+        <w:t>(2) The pacer ________ the time.</w:t>
+      </w:r>
+      <w:r>
+        <w:br/>
+      </w:r>
+      <w:r>
+        <w:rPr>
+          <w:b w:val="0"/>
+          <w:i w:val="0"/>
+          <w:sz w:val="20"/>
+          <w:u w:val="none"/>
+        </w:rPr>
+        <w:t>(3) She managed to fix the problem ________.</w:t>
+      </w:r>
+      <w:r>
+        <w:br/>
+      </w:r>
+      <w:r>
+        <w:rPr>
+          <w:b w:val="0"/>
+          <w:i w:val="0"/>
+          <w:sz w:val="20"/>
+          <w:u w:val="none"/>
+        </w:rPr>
+        <w:t>(4) Changing the tires is especially important because the tires ________ easily in a high speed race.</w:t>
+      </w:r>
+      <w:r>
+        <w:br/>
+      </w:r>
+      <w:r>
+        <w:rPr>
+          <w:b w:val="0"/>
+          <w:i w:val="0"/>
+          <w:sz w:val="20"/>
+          <w:u w:val="none"/>
+        </w:rPr>
+        <w:t>(5) The Hopi are a Native American ________, which lives in northeastern Arizona.</w:t>
       </w:r>
     </w:p>
     <w:p>
       <w:pPr>
-        <w:spacing w:before="0" w:after="0" w:line="259" w:lineRule="auto"/>
-        <w:ind w:left="113"/>
+        <w:spacing w:after="10"/>
+        <w:ind w:left="170"/>
       </w:pPr>
       <w:r>
         <w:rPr>
-          <w:rFonts w:ascii="맑은 고딕" w:hAnsi="맑은 고딕" w:eastAsia="맑은 고딕"/>
           <w:b w:val="0"/>
           <w:i w:val="0"/>
-          <w:sz w:val="18"/>
+          <w:sz w:val="20"/>
           <w:u w:val="none"/>
         </w:rPr>
-        <w:t>③ attitude – the way you think or feel about something</w:t>
+        <w:t>① depending on</w:t>
       </w:r>
     </w:p>
     <w:p>
       <w:pPr>
-        <w:spacing w:before="0" w:after="0" w:line="259" w:lineRule="auto"/>
-        <w:ind w:left="113"/>
+        <w:spacing w:after="10"/>
+        <w:ind w:left="170"/>
       </w:pPr>
       <w:r>
         <w:rPr>
-          <w:rFonts w:ascii="맑은 고딕" w:hAnsi="맑은 고딕" w:eastAsia="맑은 고딕"/>
           <w:b w:val="0"/>
           <w:i w:val="0"/>
-          <w:sz w:val="18"/>
+          <w:sz w:val="20"/>
           <w:u w:val="none"/>
         </w:rPr>
-        <w:t>④ bloom – to shape or force something straight into a curve</w:t>
+        <w:t>② keeps track of</w:t>
       </w:r>
     </w:p>
     <w:p>
       <w:pPr>
-        <w:spacing w:before="0" w:after="0" w:line="259" w:lineRule="auto"/>
-        <w:ind w:left="113"/>
+        <w:spacing w:after="10"/>
+        <w:ind w:left="170"/>
       </w:pPr>
       <w:r>
         <w:rPr>
-          <w:rFonts w:ascii="맑은 고딕" w:hAnsi="맑은 고딕" w:eastAsia="맑은 고딕"/>
           <w:b w:val="0"/>
           <w:i w:val="0"/>
-          <w:sz w:val="18"/>
+          <w:sz w:val="20"/>
           <w:u w:val="none"/>
         </w:rPr>
-        <w:t>⑤ justice – fairness in the way people are treated</w:t>
+        <w:t>③ wear out</w:t>
       </w:r>
     </w:p>
     <w:p>
       <w:pPr>
-        <w:spacing w:before="0" w:after="0" w:line="259" w:lineRule="auto"/>
+        <w:spacing w:after="10"/>
+        <w:ind w:left="170"/>
       </w:pPr>
+      <w:r>
+        <w:rPr>
+          <w:b w:val="0"/>
+          <w:i w:val="0"/>
+          <w:sz w:val="20"/>
+          <w:u w:val="none"/>
+        </w:rPr>
+        <w:t>④ tribe</w:t>
+      </w:r>
     </w:p>
     <w:p>
       <w:pPr>
-        <w:spacing w:before="0" w:after="40" w:line="259" w:lineRule="auto"/>
+        <w:spacing w:after="10"/>
+        <w:ind w:left="170"/>
       </w:pPr>
+      <w:r>
+        <w:rPr>
+          <w:b w:val="0"/>
+          <w:i w:val="0"/>
+          <w:sz w:val="20"/>
+          <w:u w:val="none"/>
+        </w:rPr>
+        <w:t>⑤ register</w:t>
+      </w:r>
     </w:p>
     <w:p>
       <w:pPr>
-        <w:keepNext/>
-        <w:spacing w:before="0" w:after="20" w:line="259" w:lineRule="auto"/>
+        <w:spacing w:after="20" w:before="50"/>
       </w:pPr>
       <w:r>
         <w:rPr>
-          <w:rFonts w:ascii="맑은 고딕" w:hAnsi="맑은 고딕" w:eastAsia="맑은 고딕"/>
           <w:b/>
           <w:i w:val="0"/>
-          <w:sz w:val="18"/>
+          <w:color w:val="1F3864"/>
+          <w:sz w:val="20"/>
           <w:u w:val="none"/>
         </w:rPr>
-        <w:t xml:space="preserve">4. </w:t>
-      </w:r>
-      <w:r>
-        <w:rPr>
-          <w:rFonts w:ascii="맑은 고딕" w:hAnsi="맑은 고딕" w:eastAsia="맑은 고딕"/>
+        <w:t xml:space="preserve">5. </w:t>
+      </w:r>
+      <w:r>
+        <w:rPr>
           <w:b w:val="0"/>
           <w:i w:val="0"/>
-          <w:sz w:val="18"/>
+          <w:sz w:val="20"/>
           <w:u w:val="none"/>
         </w:rPr>
-        <w:t xml:space="preserve">다음은 5과 본문의 요약문이다. 〈보기〉의 말을 (1)~(5)에 한 번씩 넣을 때 들어갈 수 </w:t>
-      </w:r>
-      <w:r>
-        <w:rPr>
-          <w:rFonts w:ascii="맑은 고딕" w:hAnsi="맑은 고딕" w:eastAsia="맑은 고딕"/>
-          <w:b/>
-          <w:i w:val="0"/>
-          <w:sz w:val="18"/>
+        <w:t xml:space="preserve">다음 대화의 빈칸에 들어갈 말로 알맞은 것은? </w:t>
+      </w:r>
+      <w:r>
+        <w:rPr>
+          <w:b w:val="0"/>
+          <w:i w:val="0"/>
+          <w:sz w:val="20"/>
           <w:u w:val="none"/>
         </w:rPr>
-        <w:t>없는</w:t>
-      </w:r>
-      <w:r>
-        <w:rPr>
-          <w:rFonts w:ascii="맑은 고딕" w:hAnsi="맑은 고딕" w:eastAsia="맑은 고딕"/>
-          <w:b w:val="0"/>
-          <w:i w:val="0"/>
-          <w:sz w:val="18"/>
-          <w:u w:val="none"/>
-        </w:rPr>
-        <w:t xml:space="preserve"> 것은? (순서 상관없음) </w:t>
-      </w:r>
-      <w:r>
-        <w:rPr>
-          <w:rFonts w:ascii="맑은 고딕" w:hAnsi="맑은 고딕" w:eastAsia="맑은 고딕"/>
-          <w:b w:val="0"/>
-          <w:i w:val="0"/>
-          <w:sz w:val="18"/>
-          <w:u w:val="none"/>
-        </w:rPr>
-        <w:t>(4점)</w:t>
+        <w:t>(3점)</w:t>
       </w:r>
     </w:p>
     <w:p>
       <w:pPr>
-        <w:spacing w:before="0" w:after="20" w:line="259" w:lineRule="auto"/>
-        <w:ind w:left="57"/>
+        <w:pBdr>
+          <w:top w:val="single" w:sz="4" w:space="3" w:color="8DA2C4"/>
+          <w:left w:val="single" w:sz="4" w:space="3" w:color="8DA2C4"/>
+          <w:bottom w:val="single" w:sz="4" w:space="3" w:color="8DA2C4"/>
+          <w:right w:val="single" w:sz="4" w:space="3" w:color="8DA2C4"/>
+        </w:pBdr>
+        <w:shd w:val="clear" w:color="auto" w:fill="F7F9FC"/>
+        <w:spacing w:after="30"/>
+        <w:ind w:left="57" w:right="57"/>
       </w:pPr>
       <w:r>
         <w:rPr>
-          <w:rFonts w:ascii="맑은 고딕" w:hAnsi="맑은 고딕" w:eastAsia="맑은 고딕"/>
           <w:b w:val="0"/>
           <w:i w:val="0"/>
-          <w:sz w:val="18"/>
+          <w:sz w:val="20"/>
           <w:u w:val="none"/>
         </w:rPr>
-        <w:t>〈보기〉 depending on · keeps track of · achieve · wear out · register · harmony</w:t>
+        <w:t>A: Can you see it?</w:t>
       </w:r>
       <w:r>
         <w:br/>
       </w:r>
       <w:r>
         <w:rPr>
-          <w:rFonts w:ascii="맑은 고딕" w:hAnsi="맑은 고딕" w:eastAsia="맑은 고딕"/>
           <w:b w:val="0"/>
           <w:i w:val="0"/>
-          <w:sz w:val="18"/>
+          <w:sz w:val="20"/>
           <w:u w:val="none"/>
         </w:rPr>
-        <w:t>Pacers are experienced runners, and their job is to help other runners manage their race better. Runners choose a pacer (1)________ their target finish time. Since the pacer (2)________ the time, runners can (3)________ their goals more easily. A pit crew checks the car and changes the tires, which (4)________ easily in a high speed race. Because a pit stop is very short, the crew has to work in perfect (5)________.</w:t>
+        <w:t>B: No. It’s so small that it’s ________ to the human eye.</w:t>
       </w:r>
     </w:p>
     <w:p>
       <w:pPr>
-        <w:spacing w:before="0" w:after="20" w:line="259" w:lineRule="auto"/>
-        <w:ind w:left="113"/>
+        <w:spacing w:after="30"/>
+        <w:ind w:left="170"/>
       </w:pPr>
       <w:r>
         <w:rPr>
-          <w:rFonts w:ascii="맑은 고딕" w:hAnsi="맑은 고딕" w:eastAsia="맑은 고딕"/>
           <w:b w:val="0"/>
           <w:i w:val="0"/>
-          <w:sz w:val="18"/>
+          <w:sz w:val="20"/>
           <w:u w:val="none"/>
         </w:rPr>
-        <w:t>① depending on</w:t>
-      </w:r>
-      <w:r>
-        <w:rPr>
-          <w:rFonts w:ascii="맑은 고딕" w:hAnsi="맑은 고딕" w:eastAsia="맑은 고딕"/>
-          <w:b w:val="0"/>
-          <w:i w:val="0"/>
-          <w:sz w:val="18"/>
-          <w:u w:val="none"/>
-        </w:rPr>
-        <w:t xml:space="preserve">    </w:t>
-      </w:r>
-      <w:r>
-        <w:rPr>
-          <w:rFonts w:ascii="맑은 고딕" w:hAnsi="맑은 고딕" w:eastAsia="맑은 고딕"/>
-          <w:b w:val="0"/>
-          <w:i w:val="0"/>
-          <w:sz w:val="18"/>
-          <w:u w:val="none"/>
-        </w:rPr>
-        <w:t>② keeps track of</w:t>
-      </w:r>
-      <w:r>
-        <w:rPr>
-          <w:rFonts w:ascii="맑은 고딕" w:hAnsi="맑은 고딕" w:eastAsia="맑은 고딕"/>
-          <w:b w:val="0"/>
-          <w:i w:val="0"/>
-          <w:sz w:val="18"/>
-          <w:u w:val="none"/>
-        </w:rPr>
-        <w:t xml:space="preserve">    </w:t>
-      </w:r>
-      <w:r>
-        <w:rPr>
-          <w:rFonts w:ascii="맑은 고딕" w:hAnsi="맑은 고딕" w:eastAsia="맑은 고딕"/>
-          <w:b w:val="0"/>
-          <w:i w:val="0"/>
-          <w:sz w:val="18"/>
-          <w:u w:val="none"/>
-        </w:rPr>
-        <w:t>③ achieve</w:t>
-      </w:r>
-      <w:r>
-        <w:rPr>
-          <w:rFonts w:ascii="맑은 고딕" w:hAnsi="맑은 고딕" w:eastAsia="맑은 고딕"/>
-          <w:b w:val="0"/>
-          <w:i w:val="0"/>
-          <w:sz w:val="18"/>
-          <w:u w:val="none"/>
-        </w:rPr>
-        <w:t xml:space="preserve">    </w:t>
-      </w:r>
-      <w:r>
-        <w:rPr>
-          <w:rFonts w:ascii="맑은 고딕" w:hAnsi="맑은 고딕" w:eastAsia="맑은 고딕"/>
-          <w:b w:val="0"/>
-          <w:i w:val="0"/>
-          <w:sz w:val="18"/>
-          <w:u w:val="none"/>
-        </w:rPr>
-        <w:t>④ wear out</w:t>
-      </w:r>
-      <w:r>
-        <w:rPr>
-          <w:rFonts w:ascii="맑은 고딕" w:hAnsi="맑은 고딕" w:eastAsia="맑은 고딕"/>
-          <w:b w:val="0"/>
-          <w:i w:val="0"/>
-          <w:sz w:val="18"/>
-          <w:u w:val="none"/>
-        </w:rPr>
-        <w:t xml:space="preserve">    </w:t>
-      </w:r>
-      <w:r>
-        <w:rPr>
-          <w:rFonts w:ascii="맑은 고딕" w:hAnsi="맑은 고딕" w:eastAsia="맑은 고딕"/>
-          <w:b w:val="0"/>
-          <w:i w:val="0"/>
-          <w:sz w:val="18"/>
-          <w:u w:val="none"/>
-        </w:rPr>
-        <w:t>⑤ register</w:t>
+        <w:t>① invisible    ② particular    ③ several    ④ therefore    ⑤ experienced</w:t>
       </w:r>
     </w:p>
     <w:p>
       <w:pPr>
-        <w:spacing w:before="0" w:after="40" w:line="259" w:lineRule="auto"/>
+        <w:spacing w:after="20" w:before="50"/>
       </w:pPr>
+      <w:r>
+        <w:rPr>
+          <w:b/>
+          <w:i w:val="0"/>
+          <w:color w:val="1F3864"/>
+          <w:sz w:val="20"/>
+          <w:u w:val="none"/>
+        </w:rPr>
+        <w:t xml:space="preserve">6. </w:t>
+      </w:r>
+      <w:r>
+        <w:rPr>
+          <w:b w:val="0"/>
+          <w:i w:val="0"/>
+          <w:sz w:val="20"/>
+          <w:u w:val="none"/>
+        </w:rPr>
+        <w:t xml:space="preserve">단어와 그 영영풀이가 </w:t>
+      </w:r>
+      <w:r>
+        <w:rPr>
+          <w:b/>
+          <w:i w:val="0"/>
+          <w:sz w:val="20"/>
+          <w:u w:val="none"/>
+        </w:rPr>
+        <w:t>바르게</w:t>
+      </w:r>
+      <w:r>
+        <w:rPr>
+          <w:b w:val="0"/>
+          <w:i w:val="0"/>
+          <w:sz w:val="20"/>
+          <w:u w:val="none"/>
+        </w:rPr>
+        <w:t xml:space="preserve"> 연결된 것을 </w:t>
+      </w:r>
+      <w:r>
+        <w:rPr>
+          <w:b/>
+          <w:i w:val="0"/>
+          <w:sz w:val="20"/>
+          <w:u w:val="none"/>
+        </w:rPr>
+        <w:t>있는 대로</w:t>
+      </w:r>
+      <w:r>
+        <w:rPr>
+          <w:b w:val="0"/>
+          <w:i w:val="0"/>
+          <w:sz w:val="20"/>
+          <w:u w:val="none"/>
+        </w:rPr>
+        <w:t xml:space="preserve"> 고르면? </w:t>
+      </w:r>
+      <w:r>
+        <w:rPr>
+          <w:b w:val="0"/>
+          <w:i w:val="0"/>
+          <w:sz w:val="20"/>
+          <w:u w:val="none"/>
+        </w:rPr>
+        <w:t>(4점)</w:t>
+      </w:r>
     </w:p>
     <w:p>
       <w:pPr>
-        <w:keepNext/>
-        <w:spacing w:before="0" w:after="20" w:line="259" w:lineRule="auto"/>
+        <w:spacing w:after="10"/>
+        <w:ind w:left="170"/>
       </w:pPr>
       <w:r>
         <w:rPr>
-          <w:rFonts w:ascii="맑은 고딕" w:hAnsi="맑은 고딕" w:eastAsia="맑은 고딕"/>
-          <w:b/>
-          <w:i w:val="0"/>
-          <w:sz w:val="18"/>
+          <w:b w:val="0"/>
+          <w:i w:val="0"/>
+          <w:sz w:val="20"/>
           <w:u w:val="none"/>
         </w:rPr>
-        <w:t xml:space="preserve">5. </w:t>
-      </w:r>
-      <w:r>
-        <w:rPr>
-          <w:rFonts w:ascii="맑은 고딕" w:hAnsi="맑은 고딕" w:eastAsia="맑은 고딕"/>
-          <w:b w:val="0"/>
-          <w:i w:val="0"/>
-          <w:sz w:val="18"/>
-          <w:u w:val="none"/>
-        </w:rPr>
-        <w:t xml:space="preserve">다음 영영풀이의 빈칸에 들어갈 말로 알맞은 것은? </w:t>
-      </w:r>
-      <w:r>
-        <w:rPr>
-          <w:rFonts w:ascii="맑은 고딕" w:hAnsi="맑은 고딕" w:eastAsia="맑은 고딕"/>
-          <w:b w:val="0"/>
-          <w:i w:val="0"/>
-          <w:sz w:val="18"/>
-          <w:u w:val="none"/>
-        </w:rPr>
-        <w:t>(3점)</w:t>
+        <w:t>① analyze – v. to examine something carefully</w:t>
       </w:r>
     </w:p>
     <w:p>
       <w:pPr>
-        <w:spacing w:before="0" w:after="20" w:line="259" w:lineRule="auto"/>
-        <w:ind w:left="57"/>
+        <w:spacing w:after="10"/>
+        <w:ind w:left="170"/>
       </w:pPr>
       <w:r>
         <w:rPr>
-          <w:rFonts w:ascii="맑은 고딕" w:hAnsi="맑은 고딕" w:eastAsia="맑은 고딕"/>
           <w:b w:val="0"/>
           <w:i w:val="0"/>
-          <w:sz w:val="18"/>
+          <w:sz w:val="20"/>
           <w:u w:val="none"/>
         </w:rPr>
-        <w:t>invisible: not able to be ________</w:t>
+        <w:t>② avoid – v. to stay away from someone or something</w:t>
       </w:r>
     </w:p>
     <w:p>
       <w:pPr>
-        <w:spacing w:before="0" w:after="20" w:line="259" w:lineRule="auto"/>
-        <w:ind w:left="113"/>
+        <w:spacing w:after="10"/>
+        <w:ind w:left="170"/>
       </w:pPr>
       <w:r>
         <w:rPr>
-          <w:rFonts w:ascii="맑은 고딕" w:hAnsi="맑은 고딕" w:eastAsia="맑은 고딕"/>
           <w:b w:val="0"/>
           <w:i w:val="0"/>
-          <w:sz w:val="18"/>
+          <w:sz w:val="20"/>
           <w:u w:val="none"/>
         </w:rPr>
-        <w:t>① heard</w:t>
-      </w:r>
-      <w:r>
-        <w:rPr>
-          <w:rFonts w:ascii="맑은 고딕" w:hAnsi="맑은 고딕" w:eastAsia="맑은 고딕"/>
-          <w:b w:val="0"/>
-          <w:i w:val="0"/>
-          <w:sz w:val="18"/>
-          <w:u w:val="none"/>
-        </w:rPr>
-        <w:t xml:space="preserve">    </w:t>
-      </w:r>
-      <w:r>
-        <w:rPr>
-          <w:rFonts w:ascii="맑은 고딕" w:hAnsi="맑은 고딕" w:eastAsia="맑은 고딕"/>
-          <w:b w:val="0"/>
-          <w:i w:val="0"/>
-          <w:sz w:val="18"/>
-          <w:u w:val="none"/>
-        </w:rPr>
-        <w:t>② seen</w:t>
-      </w:r>
-      <w:r>
-        <w:rPr>
-          <w:rFonts w:ascii="맑은 고딕" w:hAnsi="맑은 고딕" w:eastAsia="맑은 고딕"/>
-          <w:b w:val="0"/>
-          <w:i w:val="0"/>
-          <w:sz w:val="18"/>
-          <w:u w:val="none"/>
-        </w:rPr>
-        <w:t xml:space="preserve">    </w:t>
-      </w:r>
-      <w:r>
-        <w:rPr>
-          <w:rFonts w:ascii="맑은 고딕" w:hAnsi="맑은 고딕" w:eastAsia="맑은 고딕"/>
-          <w:b w:val="0"/>
-          <w:i w:val="0"/>
-          <w:sz w:val="18"/>
-          <w:u w:val="none"/>
-        </w:rPr>
-        <w:t>③ touched</w:t>
-      </w:r>
-      <w:r>
-        <w:rPr>
-          <w:rFonts w:ascii="맑은 고딕" w:hAnsi="맑은 고딕" w:eastAsia="맑은 고딕"/>
-          <w:b w:val="0"/>
-          <w:i w:val="0"/>
-          <w:sz w:val="18"/>
-          <w:u w:val="none"/>
-        </w:rPr>
-        <w:t xml:space="preserve">    </w:t>
-      </w:r>
-      <w:r>
-        <w:rPr>
-          <w:rFonts w:ascii="맑은 고딕" w:hAnsi="맑은 고딕" w:eastAsia="맑은 고딕"/>
-          <w:b w:val="0"/>
-          <w:i w:val="0"/>
-          <w:sz w:val="18"/>
-          <w:u w:val="none"/>
-        </w:rPr>
-        <w:t>④ moved</w:t>
-      </w:r>
-      <w:r>
-        <w:rPr>
-          <w:rFonts w:ascii="맑은 고딕" w:hAnsi="맑은 고딕" w:eastAsia="맑은 고딕"/>
-          <w:b w:val="0"/>
-          <w:i w:val="0"/>
-          <w:sz w:val="18"/>
-          <w:u w:val="none"/>
-        </w:rPr>
-        <w:t xml:space="preserve">    </w:t>
-      </w:r>
-      <w:r>
-        <w:rPr>
-          <w:rFonts w:ascii="맑은 고딕" w:hAnsi="맑은 고딕" w:eastAsia="맑은 고딕"/>
-          <w:b w:val="0"/>
-          <w:i w:val="0"/>
-          <w:sz w:val="18"/>
-          <w:u w:val="none"/>
-        </w:rPr>
-        <w:t>⑤ found</w:t>
+        <w:t>③ identify – v. to become better, or to make something better</w:t>
       </w:r>
     </w:p>
     <w:p>
       <w:pPr>
-        <w:spacing w:before="0" w:after="40" w:line="259" w:lineRule="auto"/>
+        <w:spacing w:after="10"/>
+        <w:ind w:left="170"/>
       </w:pPr>
+      <w:r>
+        <w:rPr>
+          <w:b w:val="0"/>
+          <w:i w:val="0"/>
+          <w:sz w:val="20"/>
+          <w:u w:val="none"/>
+        </w:rPr>
+        <w:t>④ tribe – n. a group of people with a particular skill who work together</w:t>
+      </w:r>
     </w:p>
     <w:p>
       <w:pPr>
-        <w:keepNext/>
-        <w:spacing w:before="0" w:after="20" w:line="259" w:lineRule="auto"/>
+        <w:spacing w:after="10"/>
+        <w:ind w:left="170"/>
       </w:pPr>
       <w:r>
         <w:rPr>
-          <w:rFonts w:ascii="맑은 고딕" w:hAnsi="맑은 고딕" w:eastAsia="맑은 고딕"/>
-          <w:b/>
-          <w:i w:val="0"/>
-          <w:sz w:val="18"/>
+          <w:b w:val="0"/>
+          <w:i w:val="0"/>
+          <w:sz w:val="20"/>
           <w:u w:val="none"/>
         </w:rPr>
-        <w:t xml:space="preserve">6. </w:t>
-      </w:r>
-      <w:r>
-        <w:rPr>
-          <w:rFonts w:ascii="맑은 고딕" w:hAnsi="맑은 고딕" w:eastAsia="맑은 고딕"/>
-          <w:b w:val="0"/>
-          <w:i w:val="0"/>
-          <w:sz w:val="18"/>
-          <w:u w:val="none"/>
-        </w:rPr>
-        <w:t xml:space="preserve">단어와 그 영영풀이가 </w:t>
-      </w:r>
-      <w:r>
-        <w:rPr>
-          <w:rFonts w:ascii="맑은 고딕" w:hAnsi="맑은 고딕" w:eastAsia="맑은 고딕"/>
-          <w:b/>
-          <w:i w:val="0"/>
-          <w:sz w:val="18"/>
-          <w:u w:val="none"/>
-        </w:rPr>
-        <w:t>바르게</w:t>
-      </w:r>
-      <w:r>
-        <w:rPr>
-          <w:rFonts w:ascii="맑은 고딕" w:hAnsi="맑은 고딕" w:eastAsia="맑은 고딕"/>
-          <w:b w:val="0"/>
-          <w:i w:val="0"/>
-          <w:sz w:val="18"/>
-          <w:u w:val="none"/>
-        </w:rPr>
-        <w:t xml:space="preserve"> 연결된 것을 </w:t>
-      </w:r>
-      <w:r>
-        <w:rPr>
-          <w:rFonts w:ascii="맑은 고딕" w:hAnsi="맑은 고딕" w:eastAsia="맑은 고딕"/>
-          <w:b/>
-          <w:i w:val="0"/>
-          <w:sz w:val="18"/>
-          <w:u w:val="none"/>
-        </w:rPr>
-        <w:t>있는 대로</w:t>
-      </w:r>
-      <w:r>
-        <w:rPr>
-          <w:rFonts w:ascii="맑은 고딕" w:hAnsi="맑은 고딕" w:eastAsia="맑은 고딕"/>
-          <w:b w:val="0"/>
-          <w:i w:val="0"/>
-          <w:sz w:val="18"/>
-          <w:u w:val="none"/>
-        </w:rPr>
-        <w:t xml:space="preserve"> 고르면? </w:t>
-      </w:r>
-      <w:r>
-        <w:rPr>
-          <w:rFonts w:ascii="맑은 고딕" w:hAnsi="맑은 고딕" w:eastAsia="맑은 고딕"/>
-          <w:b w:val="0"/>
-          <w:i w:val="0"/>
-          <w:sz w:val="18"/>
-          <w:u w:val="none"/>
-        </w:rPr>
-        <w:t>(4점)</w:t>
+        <w:t>⑤ therefore – ad. for the reason that you have mentioned</w:t>
       </w:r>
     </w:p>
     <w:p>
       <w:pPr>
-        <w:spacing w:before="0" w:after="0" w:line="259" w:lineRule="auto"/>
-        <w:ind w:left="113"/>
+        <w:spacing w:after="30" w:before="100"/>
       </w:pPr>
       <w:r>
         <w:rPr>
-          <w:rFonts w:ascii="맑은 고딕" w:hAnsi="맑은 고딕" w:eastAsia="맑은 고딕"/>
-          <w:b w:val="0"/>
-          <w:i w:val="0"/>
-          <w:sz w:val="18"/>
+          <w:b/>
+          <w:i w:val="0"/>
+          <w:color w:val="1F3864"/>
+          <w:sz w:val="21"/>
           <w:u w:val="none"/>
         </w:rPr>
-        <w:t>① analyze – to examine something carefully</w:t>
+        <w:t>■ [7~11] 문맥 어휘 · 보기 고르기</w:t>
       </w:r>
     </w:p>
     <w:p>
       <w:pPr>
-        <w:spacing w:before="0" w:after="0" w:line="259" w:lineRule="auto"/>
-        <w:ind w:left="113"/>
+        <w:spacing w:after="20" w:before="50"/>
       </w:pPr>
       <w:r>
         <w:rPr>
-          <w:rFonts w:ascii="맑은 고딕" w:hAnsi="맑은 고딕" w:eastAsia="맑은 고딕"/>
+          <w:b/>
+          <w:i w:val="0"/>
+          <w:color w:val="1F3864"/>
+          <w:sz w:val="20"/>
+          <w:u w:val="none"/>
+        </w:rPr>
+        <w:t xml:space="preserve">7. </w:t>
+      </w:r>
+      <w:r>
+        <w:rPr>
           <w:b w:val="0"/>
           <w:i w:val="0"/>
-          <w:sz w:val="18"/>
+          <w:sz w:val="20"/>
           <w:u w:val="none"/>
         </w:rPr>
-        <w:t>② avoid – to stay away from someone or something</w:t>
+        <w:t xml:space="preserve">다음 글의 (A), (B), (C)에서 문맥상 알맞은 어휘로 바르게 짝지어진 것은? </w:t>
+      </w:r>
+      <w:r>
+        <w:rPr>
+          <w:b w:val="0"/>
+          <w:i w:val="0"/>
+          <w:sz w:val="20"/>
+          <w:u w:val="none"/>
+        </w:rPr>
+        <w:t>(3점)</w:t>
       </w:r>
     </w:p>
     <w:p>
       <w:pPr>
-        <w:spacing w:before="0" w:after="0" w:line="259" w:lineRule="auto"/>
-        <w:ind w:left="113"/>
+        <w:pBdr>
+          <w:top w:val="single" w:sz="4" w:space="3" w:color="8DA2C4"/>
+          <w:left w:val="single" w:sz="4" w:space="3" w:color="8DA2C4"/>
+          <w:bottom w:val="single" w:sz="4" w:space="3" w:color="8DA2C4"/>
+          <w:right w:val="single" w:sz="4" w:space="3" w:color="8DA2C4"/>
+        </w:pBdr>
+        <w:shd w:val="clear" w:color="auto" w:fill="F7F9FC"/>
+        <w:spacing w:after="30"/>
+        <w:ind w:left="57" w:right="57"/>
       </w:pPr>
       <w:r>
         <w:rPr>
-          <w:rFonts w:ascii="맑은 고딕" w:hAnsi="맑은 고딕" w:eastAsia="맑은 고딕"/>
           <w:b w:val="0"/>
           <w:i w:val="0"/>
-          <w:sz w:val="18"/>
+          <w:sz w:val="20"/>
           <w:u w:val="none"/>
         </w:rPr>
-        <w:t>③ identify – to make something better</w:t>
+        <w:t>Last weekend, I participated in a half-marathon. There were a lot of (A) [pacers / players] to help us finish the race in a specific time. They were running at different speeds, so I chose one of them (B) [target / depending on] how fast I wanted to run. The pacer helped me keep a steady pace, and with her (C) [support / attention], I was able to break my own record.</w:t>
       </w:r>
     </w:p>
     <w:p>
       <w:pPr>
-        <w:spacing w:before="0" w:after="0" w:line="259" w:lineRule="auto"/>
-        <w:ind w:left="113"/>
+        <w:spacing w:after="10"/>
+        <w:ind w:left="170"/>
       </w:pPr>
       <w:r>
         <w:rPr>
-          <w:rFonts w:ascii="맑은 고딕" w:hAnsi="맑은 고딕" w:eastAsia="맑은 고딕"/>
           <w:b w:val="0"/>
           <w:i w:val="0"/>
-          <w:sz w:val="18"/>
+          <w:sz w:val="20"/>
           <w:u w:val="none"/>
         </w:rPr>
-        <w:t>④ tribe – a group of people with a particular skill who work together</w:t>
+        <w:t>① pacers – target – attention</w:t>
       </w:r>
     </w:p>
     <w:p>
       <w:pPr>
-        <w:spacing w:before="0" w:after="0" w:line="259" w:lineRule="auto"/>
-        <w:ind w:left="113"/>
+        <w:spacing w:after="10"/>
+        <w:ind w:left="170"/>
       </w:pPr>
       <w:r>
         <w:rPr>
-          <w:rFonts w:ascii="맑은 고딕" w:hAnsi="맑은 고딕" w:eastAsia="맑은 고딕"/>
           <w:b w:val="0"/>
           <w:i w:val="0"/>
-          <w:sz w:val="18"/>
+          <w:sz w:val="20"/>
           <w:u w:val="none"/>
         </w:rPr>
-        <w:t>⑤ therefore – for the reason that you have mentioned</w:t>
+        <w:t>② players – depending on – support</w:t>
       </w:r>
     </w:p>
     <w:p>
       <w:pPr>
-        <w:spacing w:before="0" w:after="0" w:line="259" w:lineRule="auto"/>
+        <w:spacing w:after="10"/>
+        <w:ind w:left="170"/>
       </w:pPr>
+      <w:r>
+        <w:rPr>
+          <w:b w:val="0"/>
+          <w:i w:val="0"/>
+          <w:sz w:val="20"/>
+          <w:u w:val="none"/>
+        </w:rPr>
+        <w:t>③ pacers – depending on – support</w:t>
+      </w:r>
     </w:p>
     <w:p>
       <w:pPr>
-        <w:spacing w:before="0" w:after="40" w:line="259" w:lineRule="auto"/>
+        <w:spacing w:after="10"/>
+        <w:ind w:left="170"/>
       </w:pPr>
+      <w:r>
+        <w:rPr>
+          <w:b w:val="0"/>
+          <w:i w:val="0"/>
+          <w:sz w:val="20"/>
+          <w:u w:val="none"/>
+        </w:rPr>
+        <w:t>④ players – target – attention</w:t>
+      </w:r>
     </w:p>
     <w:p>
       <w:pPr>
-        <w:keepNext/>
-        <w:spacing w:before="0" w:after="40" w:line="259" w:lineRule="auto"/>
+        <w:spacing w:after="10"/>
+        <w:ind w:left="170"/>
       </w:pPr>
       <w:r>
         <w:rPr>
-          <w:rFonts w:ascii="맑은 고딕" w:hAnsi="맑은 고딕" w:eastAsia="맑은 고딕"/>
+          <w:b w:val="0"/>
+          <w:i w:val="0"/>
+          <w:sz w:val="20"/>
+          <w:u w:val="none"/>
+        </w:rPr>
+        <w:t>⑤ pacers – depending on – attention</w:t>
+      </w:r>
+    </w:p>
+    <w:p>
+      <w:pPr>
+        <w:spacing w:after="20" w:before="50"/>
+      </w:pPr>
+      <w:r>
+        <w:rPr>
           <w:b/>
           <w:i w:val="0"/>
           <w:color w:val="1F3864"/>
           <w:sz w:val="20"/>
           <w:u w:val="none"/>
         </w:rPr>
-        <w:t>■ [7~11] 문맥 어휘 · 보기 고르기</w:t>
+        <w:t xml:space="preserve">8. </w:t>
+      </w:r>
+      <w:r>
+        <w:rPr>
+          <w:b w:val="0"/>
+          <w:i w:val="0"/>
+          <w:sz w:val="20"/>
+          <w:u w:val="none"/>
+        </w:rPr>
+        <w:t xml:space="preserve">&lt;보기&gt;에서 알맞은 표현을 골라 문장에 맞게 형태를 바꿔 쓰시오. </w:t>
+      </w:r>
+      <w:r>
+        <w:rPr>
+          <w:b w:val="0"/>
+          <w:i w:val="0"/>
+          <w:sz w:val="20"/>
+          <w:u w:val="none"/>
+        </w:rPr>
+        <w:t>(3점)</w:t>
       </w:r>
     </w:p>
     <w:p>
       <w:pPr>
-        <w:keepNext/>
-        <w:spacing w:before="0" w:after="20" w:line="259" w:lineRule="auto"/>
+        <w:pBdr>
+          <w:top w:val="single" w:sz="4" w:space="3" w:color="8DA2C4"/>
+          <w:left w:val="single" w:sz="4" w:space="3" w:color="8DA2C4"/>
+          <w:bottom w:val="single" w:sz="4" w:space="3" w:color="8DA2C4"/>
+          <w:right w:val="single" w:sz="4" w:space="3" w:color="8DA2C4"/>
+        </w:pBdr>
+        <w:shd w:val="clear" w:color="auto" w:fill="F7F9FC"/>
+        <w:spacing w:after="30"/>
+        <w:ind w:left="57" w:right="57"/>
       </w:pPr>
       <w:r>
         <w:rPr>
-          <w:rFonts w:ascii="맑은 고딕" w:hAnsi="맑은 고딕" w:eastAsia="맑은 고딕"/>
-          <w:b/>
-          <w:i w:val="0"/>
-          <w:sz w:val="18"/>
+          <w:b w:val="0"/>
+          <w:i w:val="0"/>
+          <w:sz w:val="20"/>
           <w:u w:val="none"/>
         </w:rPr>
-        <w:t xml:space="preserve">7. </w:t>
-      </w:r>
-      <w:r>
-        <w:rPr>
-          <w:rFonts w:ascii="맑은 고딕" w:hAnsi="맑은 고딕" w:eastAsia="맑은 고딕"/>
+        <w:t>&lt;보기&gt; register, wear out, hire, keep track of</w:t>
+      </w:r>
+      <w:r>
+        <w:br/>
+      </w:r>
+      <w:r>
+        <w:rPr>
           <w:b w:val="0"/>
           <w:i w:val="0"/>
-          <w:sz w:val="18"/>
+          <w:sz w:val="20"/>
           <w:u w:val="none"/>
         </w:rPr>
-        <w:t xml:space="preserve">다음 글의 (A), (B), (C)에서 문맥상 알맞은 어휘로 바르게 짝지어진 것은? </w:t>
-      </w:r>
-      <w:r>
-        <w:rPr>
-          <w:rFonts w:ascii="맑은 고딕" w:hAnsi="맑은 고딕" w:eastAsia="맑은 고딕"/>
+        <w:t>(1) My old backpack ________ and its zipper stopped working.</w:t>
+      </w:r>
+      <w:r>
+        <w:br/>
+      </w:r>
+      <w:r>
+        <w:rPr>
           <w:b w:val="0"/>
           <w:i w:val="0"/>
-          <w:sz w:val="18"/>
+          <w:sz w:val="20"/>
           <w:u w:val="none"/>
         </w:rPr>
-        <w:t>(3점)</w:t>
+        <w:t>(2) How many students ________ for the English class?</w:t>
       </w:r>
     </w:p>
     <w:p>
       <w:pPr>
-        <w:spacing w:before="0" w:after="20" w:line="259" w:lineRule="auto"/>
-        <w:ind w:left="57"/>
+        <w:spacing w:after="30"/>
+        <w:ind w:left="170"/>
       </w:pPr>
       <w:r>
         <w:rPr>
-          <w:rFonts w:ascii="맑은 고딕" w:hAnsi="맑은 고딕" w:eastAsia="맑은 고딕"/>
           <w:b w:val="0"/>
           <w:i w:val="0"/>
-          <w:sz w:val="18"/>
+          <w:sz w:val="20"/>
           <w:u w:val="none"/>
         </w:rPr>
-        <w:t>Last weekend, I participated in a half-marathon. There were a lot of (A) [pacers / players] to help us finish the race in a specific time. They were running at different speeds, so I chose one of them (B) [target / depending on] how fast I wanted to run. The pacer helped me keep a steady pace, and with her (C) [support / attention], I was able to break my own record.</w:t>
+        <w:t>(1) ____________ (2) ____________</w:t>
       </w:r>
     </w:p>
     <w:p>
       <w:pPr>
-        <w:spacing w:before="0" w:after="0" w:line="259" w:lineRule="auto"/>
-        <w:ind w:left="113"/>
+        <w:spacing w:after="20" w:before="50"/>
       </w:pPr>
       <w:r>
         <w:rPr>
-          <w:rFonts w:ascii="맑은 고딕" w:hAnsi="맑은 고딕" w:eastAsia="맑은 고딕"/>
+          <w:b/>
+          <w:i w:val="0"/>
+          <w:color w:val="1F3864"/>
+          <w:sz w:val="20"/>
+          <w:u w:val="none"/>
+        </w:rPr>
+        <w:t xml:space="preserve">9. </w:t>
+      </w:r>
+      <w:r>
+        <w:rPr>
           <w:b w:val="0"/>
           <w:i w:val="0"/>
-          <w:sz w:val="18"/>
+          <w:sz w:val="20"/>
           <w:u w:val="none"/>
         </w:rPr>
-        <w:t>① pacers – target – attention</w:t>
+        <w:t xml:space="preserve">다음 글의 (A), (B), (C)에서 문맥상 알맞은 어휘로 바르게 짝지어진 것은? </w:t>
+      </w:r>
+      <w:r>
+        <w:rPr>
+          <w:b w:val="0"/>
+          <w:i w:val="0"/>
+          <w:sz w:val="20"/>
+          <w:u w:val="none"/>
+        </w:rPr>
+        <w:t>(4점)</w:t>
       </w:r>
     </w:p>
     <w:p>
       <w:pPr>
-        <w:spacing w:before="0" w:after="0" w:line="259" w:lineRule="auto"/>
-        <w:ind w:left="113"/>
+        <w:pBdr>
+          <w:top w:val="single" w:sz="4" w:space="3" w:color="8DA2C4"/>
+          <w:left w:val="single" w:sz="4" w:space="3" w:color="8DA2C4"/>
+          <w:bottom w:val="single" w:sz="4" w:space="3" w:color="8DA2C4"/>
+          <w:right w:val="single" w:sz="4" w:space="3" w:color="8DA2C4"/>
+        </w:pBdr>
+        <w:shd w:val="clear" w:color="auto" w:fill="F7F9FC"/>
+        <w:spacing w:after="30"/>
+        <w:ind w:left="57" w:right="57"/>
       </w:pPr>
       <w:r>
         <w:rPr>
-          <w:rFonts w:ascii="맑은 고딕" w:hAnsi="맑은 고딕" w:eastAsia="맑은 고딕"/>
           <w:b w:val="0"/>
           <w:i w:val="0"/>
-          <w:sz w:val="18"/>
+          <w:sz w:val="20"/>
           <w:u w:val="none"/>
         </w:rPr>
-        <w:t>② players – depending on – support</w:t>
+        <w:t>To (A) [avoid / upload] spreading or catching the flu, you should keep your distance and stay home. Cover your mouth when you cough and wash your hands a lot. The usual (B) [medicines / symptoms] of flu are high temperature, cough, and headache. To treat flu, rest a lot and drink water all the time. Take some medicine or see a doctor, then you’re (C) [likely / lucky] to get better soon.</w:t>
       </w:r>
     </w:p>
     <w:p>
       <w:pPr>
-        <w:spacing w:before="0" w:after="0" w:line="259" w:lineRule="auto"/>
-        <w:ind w:left="113"/>
+        <w:spacing w:after="10"/>
+        <w:ind w:left="170"/>
       </w:pPr>
       <w:r>
         <w:rPr>
-          <w:rFonts w:ascii="맑은 고딕" w:hAnsi="맑은 고딕" w:eastAsia="맑은 고딕"/>
           <w:b w:val="0"/>
           <w:i w:val="0"/>
-          <w:sz w:val="18"/>
+          <w:sz w:val="20"/>
           <w:u w:val="none"/>
         </w:rPr>
-        <w:t>③ pacers – depending on – support</w:t>
+        <w:t>① avoid – medicines – likely</w:t>
       </w:r>
     </w:p>
     <w:p>
       <w:pPr>
-        <w:spacing w:before="0" w:after="0" w:line="259" w:lineRule="auto"/>
-        <w:ind w:left="113"/>
+        <w:spacing w:after="10"/>
+        <w:ind w:left="170"/>
       </w:pPr>
       <w:r>
         <w:rPr>
-          <w:rFonts w:ascii="맑은 고딕" w:hAnsi="맑은 고딕" w:eastAsia="맑은 고딕"/>
           <w:b w:val="0"/>
           <w:i w:val="0"/>
-          <w:sz w:val="18"/>
+          <w:sz w:val="20"/>
           <w:u w:val="none"/>
         </w:rPr>
-        <w:t>④ players – target – attention</w:t>
+        <w:t>② avoid – symptoms – likely</w:t>
       </w:r>
     </w:p>
     <w:p>
       <w:pPr>
-        <w:spacing w:before="0" w:after="0" w:line="259" w:lineRule="auto"/>
-        <w:ind w:left="113"/>
+        <w:spacing w:after="10"/>
+        <w:ind w:left="170"/>
       </w:pPr>
       <w:r>
         <w:rPr>
-          <w:rFonts w:ascii="맑은 고딕" w:hAnsi="맑은 고딕" w:eastAsia="맑은 고딕"/>
           <w:b w:val="0"/>
           <w:i w:val="0"/>
-          <w:sz w:val="18"/>
+          <w:sz w:val="20"/>
           <w:u w:val="none"/>
         </w:rPr>
-        <w:t>⑤ pacers – depending on – attention</w:t>
+        <w:t>③ upload – symptoms – lucky</w:t>
       </w:r>
     </w:p>
     <w:p>
       <w:pPr>
-        <w:spacing w:before="0" w:after="0" w:line="259" w:lineRule="auto"/>
+        <w:spacing w:after="10"/>
+        <w:ind w:left="170"/>
       </w:pPr>
+      <w:r>
+        <w:rPr>
+          <w:b w:val="0"/>
+          <w:i w:val="0"/>
+          <w:sz w:val="20"/>
+          <w:u w:val="none"/>
+        </w:rPr>
+        <w:t>④ upload – medicines – lucky</w:t>
+      </w:r>
     </w:p>
     <w:p>
       <w:pPr>
-        <w:spacing w:before="0" w:after="40" w:line="259" w:lineRule="auto"/>
+        <w:spacing w:after="10"/>
+        <w:ind w:left="170"/>
       </w:pPr>
+      <w:r>
+        <w:rPr>
+          <w:b w:val="0"/>
+          <w:i w:val="0"/>
+          <w:sz w:val="20"/>
+          <w:u w:val="none"/>
+        </w:rPr>
+        <w:t>⑤ avoid – symptoms – lucky</w:t>
+      </w:r>
     </w:p>
     <w:p>
       <w:pPr>
-        <w:keepNext/>
-        <w:spacing w:before="0" w:after="20" w:line="259" w:lineRule="auto"/>
+        <w:spacing w:after="20" w:before="50"/>
       </w:pPr>
       <w:r>
         <w:rPr>
-          <w:rFonts w:ascii="맑은 고딕" w:hAnsi="맑은 고딕" w:eastAsia="맑은 고딕"/>
           <w:b/>
           <w:i w:val="0"/>
-          <w:sz w:val="18"/>
+          <w:color w:val="1F3864"/>
+          <w:sz w:val="20"/>
           <w:u w:val="none"/>
         </w:rPr>
-        <w:t xml:space="preserve">8. </w:t>
-      </w:r>
-      <w:r>
-        <w:rPr>
-          <w:rFonts w:ascii="맑은 고딕" w:hAnsi="맑은 고딕" w:eastAsia="맑은 고딕"/>
+        <w:t xml:space="preserve">10. </w:t>
+      </w:r>
+      <w:r>
+        <w:rPr>
           <w:b w:val="0"/>
           <w:i w:val="0"/>
-          <w:sz w:val="18"/>
+          <w:sz w:val="20"/>
           <w:u w:val="none"/>
         </w:rPr>
-        <w:t xml:space="preserve">&lt;보기&gt;에서 알맞은 표현을 골라 문장에 맞게 형태를 바꿔 쓰시오. </w:t>
-      </w:r>
-      <w:r>
-        <w:rPr>
-          <w:rFonts w:ascii="맑은 고딕" w:hAnsi="맑은 고딕" w:eastAsia="맑은 고딕"/>
+        <w:t xml:space="preserve">다음 빈칸에 공통으로 들어갈 말로 알맞은 것은? </w:t>
+      </w:r>
+      <w:r>
+        <w:rPr>
           <w:b w:val="0"/>
           <w:i w:val="0"/>
-          <w:sz w:val="18"/>
+          <w:sz w:val="20"/>
           <w:u w:val="none"/>
         </w:rPr>
         <w:t>(3점)</w:t>
@@ -1373,426 +1459,460 @@
     </w:p>
     <w:p>
       <w:pPr>
-        <w:spacing w:before="0" w:after="20" w:line="259" w:lineRule="auto"/>
-        <w:ind w:left="57"/>
+        <w:pBdr>
+          <w:top w:val="single" w:sz="4" w:space="3" w:color="8DA2C4"/>
+          <w:left w:val="single" w:sz="4" w:space="3" w:color="8DA2C4"/>
+          <w:bottom w:val="single" w:sz="4" w:space="3" w:color="8DA2C4"/>
+          <w:right w:val="single" w:sz="4" w:space="3" w:color="8DA2C4"/>
+        </w:pBdr>
+        <w:shd w:val="clear" w:color="auto" w:fill="F7F9FC"/>
+        <w:spacing w:after="30"/>
+        <w:ind w:left="57" w:right="57"/>
       </w:pPr>
       <w:r>
         <w:rPr>
-          <w:rFonts w:ascii="맑은 고딕" w:hAnsi="맑은 고딕" w:eastAsia="맑은 고딕"/>
           <w:b w:val="0"/>
           <w:i w:val="0"/>
-          <w:sz w:val="18"/>
+          <w:sz w:val="20"/>
           <w:u w:val="none"/>
         </w:rPr>
-        <w:t>&lt;보기&gt; register, wear out, hire, keep track of</w:t>
+        <w:t>• A clover with four leaves is a ________ of luck.</w:t>
       </w:r>
       <w:r>
         <w:br/>
       </w:r>
       <w:r>
         <w:rPr>
-          <w:rFonts w:ascii="맑은 고딕" w:hAnsi="맑은 고딕" w:eastAsia="맑은 고딕"/>
           <w:b w:val="0"/>
           <w:i w:val="0"/>
-          <w:sz w:val="18"/>
+          <w:sz w:val="20"/>
           <w:u w:val="none"/>
         </w:rPr>
-        <w:t>(1) My old backpack ________ and its zipper stopped working.</w:t>
-      </w:r>
-      <w:r>
-        <w:br/>
-      </w:r>
-      <w:r>
-        <w:rPr>
-          <w:rFonts w:ascii="맑은 고딕" w:hAnsi="맑은 고딕" w:eastAsia="맑은 고딕"/>
-          <w:b w:val="0"/>
-          <w:i w:val="0"/>
-          <w:sz w:val="18"/>
-          <w:u w:val="none"/>
-        </w:rPr>
-        <w:t>(2) How many students ________ for the English class?</w:t>
+        <w:t>• They thus became a ________ of a person’s will to fight for justice despite difficulties.</w:t>
       </w:r>
     </w:p>
     <w:p>
       <w:pPr>
-        <w:spacing w:before="0" w:after="20" w:line="259" w:lineRule="auto"/>
-        <w:ind w:left="57"/>
+        <w:spacing w:after="30"/>
+        <w:ind w:left="170"/>
       </w:pPr>
       <w:r>
         <w:rPr>
-          <w:rFonts w:ascii="맑은 고딕" w:hAnsi="맑은 고딕" w:eastAsia="맑은 고딕"/>
           <w:b w:val="0"/>
           <w:i w:val="0"/>
-          <w:sz w:val="18"/>
+          <w:sz w:val="20"/>
           <w:u w:val="none"/>
         </w:rPr>
-        <w:t>(1) ____________ (2) ____________</w:t>
+        <w:t>① symbol    ② symptom    ③ method    ④ trace    ⑤ target</w:t>
       </w:r>
     </w:p>
     <w:p>
       <w:pPr>
-        <w:spacing w:before="0" w:after="40" w:line="259" w:lineRule="auto"/>
+        <w:spacing w:after="20" w:before="50"/>
       </w:pPr>
+      <w:r>
+        <w:rPr>
+          <w:b/>
+          <w:i w:val="0"/>
+          <w:color w:val="1F3864"/>
+          <w:sz w:val="20"/>
+          <w:u w:val="none"/>
+        </w:rPr>
+        <w:t xml:space="preserve">11. </w:t>
+      </w:r>
+      <w:r>
+        <w:rPr>
+          <w:b w:val="0"/>
+          <w:i w:val="0"/>
+          <w:sz w:val="20"/>
+          <w:u w:val="none"/>
+        </w:rPr>
+        <w:t xml:space="preserve">밑줄 친 단어의 의미가 바르게 연결된 것을 </w:t>
+      </w:r>
+      <w:r>
+        <w:rPr>
+          <w:b/>
+          <w:i w:val="0"/>
+          <w:sz w:val="20"/>
+          <w:u w:val="none"/>
+        </w:rPr>
+        <w:t>있는 대로</w:t>
+      </w:r>
+      <w:r>
+        <w:rPr>
+          <w:b w:val="0"/>
+          <w:i w:val="0"/>
+          <w:sz w:val="20"/>
+          <w:u w:val="none"/>
+        </w:rPr>
+        <w:t xml:space="preserve"> 고르면? </w:t>
+      </w:r>
+      <w:r>
+        <w:rPr>
+          <w:b w:val="0"/>
+          <w:i w:val="0"/>
+          <w:sz w:val="20"/>
+          <w:u w:val="none"/>
+        </w:rPr>
+        <w:t>(4점)</w:t>
+      </w:r>
     </w:p>
     <w:p>
       <w:pPr>
-        <w:keepNext/>
-        <w:spacing w:before="0" w:after="20" w:line="259" w:lineRule="auto"/>
+        <w:spacing w:after="10"/>
+        <w:ind w:left="170"/>
       </w:pPr>
       <w:r>
         <w:rPr>
-          <w:rFonts w:ascii="맑은 고딕" w:hAnsi="맑은 고딕" w:eastAsia="맑은 고딕"/>
-          <w:b/>
-          <w:i w:val="0"/>
-          <w:sz w:val="18"/>
+          <w:b w:val="0"/>
+          <w:i w:val="0"/>
+          <w:sz w:val="20"/>
           <w:u w:val="none"/>
         </w:rPr>
-        <w:t xml:space="preserve">9. </w:t>
-      </w:r>
-      <w:r>
-        <w:rPr>
-          <w:rFonts w:ascii="맑은 고딕" w:hAnsi="맑은 고딕" w:eastAsia="맑은 고딕"/>
+        <w:t xml:space="preserve">① Look, there’s a strange </w:t>
+      </w:r>
+      <w:r>
+        <w:rPr>
           <w:b w:val="0"/>
           <w:i w:val="0"/>
-          <w:sz w:val="18"/>
+          <w:sz w:val="20"/>
+          <w:u w:val="single"/>
+        </w:rPr>
+        <w:t>object</w:t>
+      </w:r>
+      <w:r>
+        <w:rPr>
+          <w:b w:val="0"/>
+          <w:i w:val="0"/>
+          <w:sz w:val="20"/>
           <w:u w:val="none"/>
         </w:rPr>
-        <w:t xml:space="preserve">다음 글의 (A), (B), (C)에서 문맥상 알맞은 어휘로 바르게 짝지어진 것은? </w:t>
-      </w:r>
-      <w:r>
-        <w:rPr>
-          <w:rFonts w:ascii="맑은 고딕" w:hAnsi="맑은 고딕" w:eastAsia="맑은 고딕"/>
-          <w:b w:val="0"/>
-          <w:i w:val="0"/>
-          <w:sz w:val="18"/>
-          <w:u w:val="none"/>
-        </w:rPr>
-        <w:t>(4점)</w:t>
+        <w:t xml:space="preserve"> in the sky! – 목적</w:t>
       </w:r>
     </w:p>
     <w:p>
       <w:pPr>
-        <w:spacing w:before="0" w:after="20" w:line="259" w:lineRule="auto"/>
-        <w:ind w:left="57"/>
+        <w:spacing w:after="10"/>
+        <w:ind w:left="170"/>
       </w:pPr>
       <w:r>
         <w:rPr>
-          <w:rFonts w:ascii="맑은 고딕" w:hAnsi="맑은 고딕" w:eastAsia="맑은 고딕"/>
           <w:b w:val="0"/>
           <w:i w:val="0"/>
-          <w:sz w:val="18"/>
+          <w:sz w:val="20"/>
           <w:u w:val="none"/>
         </w:rPr>
-        <w:t>To (A) [avoid / upload] spreading or catching the flu, you should keep your distance and stay home. Cover your mouth when you cough and wash your hands a lot. The usual (B) [medicine / symptoms] of flu are high temperature, cough, and headache. Take some medicine or see a doctor, then you're (C) [likely / lucky] to get better soon.</w:t>
+        <w:t xml:space="preserve">② He is a man of strong </w:t>
+      </w:r>
+      <w:r>
+        <w:rPr>
+          <w:b w:val="0"/>
+          <w:i w:val="0"/>
+          <w:sz w:val="20"/>
+          <w:u w:val="single"/>
+        </w:rPr>
+        <w:t>will</w:t>
+      </w:r>
+      <w:r>
+        <w:rPr>
+          <w:b w:val="0"/>
+          <w:i w:val="0"/>
+          <w:sz w:val="20"/>
+          <w:u w:val="none"/>
+        </w:rPr>
+        <w:t>. – 의지</w:t>
       </w:r>
     </w:p>
     <w:p>
       <w:pPr>
-        <w:spacing w:before="0" w:after="0" w:line="259" w:lineRule="auto"/>
-        <w:ind w:left="113"/>
+        <w:spacing w:after="10"/>
+        <w:ind w:left="170"/>
       </w:pPr>
       <w:r>
         <w:rPr>
-          <w:rFonts w:ascii="맑은 고딕" w:hAnsi="맑은 고딕" w:eastAsia="맑은 고딕"/>
           <w:b w:val="0"/>
           <w:i w:val="0"/>
-          <w:sz w:val="18"/>
+          <w:sz w:val="20"/>
           <w:u w:val="none"/>
         </w:rPr>
-        <w:t>① avoid – medicine – likely</w:t>
+        <w:t xml:space="preserve">③ The </w:t>
+      </w:r>
+      <w:r>
+        <w:rPr>
+          <w:b w:val="0"/>
+          <w:i w:val="0"/>
+          <w:sz w:val="20"/>
+          <w:u w:val="single"/>
+        </w:rPr>
+        <w:t>object</w:t>
+      </w:r>
+      <w:r>
+        <w:rPr>
+          <w:b w:val="0"/>
+          <w:i w:val="0"/>
+          <w:sz w:val="20"/>
+          <w:u w:val="none"/>
+        </w:rPr>
+        <w:t xml:space="preserve"> of the game is to improve children’s math skills. – 목적</w:t>
       </w:r>
     </w:p>
     <w:p>
       <w:pPr>
-        <w:spacing w:before="0" w:after="0" w:line="259" w:lineRule="auto"/>
-        <w:ind w:left="113"/>
+        <w:spacing w:after="10"/>
+        <w:ind w:left="170"/>
       </w:pPr>
       <w:r>
         <w:rPr>
-          <w:rFonts w:ascii="맑은 고딕" w:hAnsi="맑은 고딕" w:eastAsia="맑은 고딕"/>
           <w:b w:val="0"/>
           <w:i w:val="0"/>
-          <w:sz w:val="18"/>
+          <w:sz w:val="20"/>
           <w:u w:val="none"/>
         </w:rPr>
-        <w:t>② avoid – symptoms – likely</w:t>
+        <w:t xml:space="preserve">④ I </w:t>
+      </w:r>
+      <w:r>
+        <w:rPr>
+          <w:b w:val="0"/>
+          <w:i w:val="0"/>
+          <w:sz w:val="20"/>
+          <w:u w:val="single"/>
+        </w:rPr>
+        <w:t>will</w:t>
+      </w:r>
+      <w:r>
+        <w:rPr>
+          <w:b w:val="0"/>
+          <w:i w:val="0"/>
+          <w:sz w:val="20"/>
+          <w:u w:val="none"/>
+        </w:rPr>
+        <w:t xml:space="preserve"> do my best to win the game. – 유언</w:t>
       </w:r>
     </w:p>
     <w:p>
       <w:pPr>
-        <w:spacing w:before="0" w:after="0" w:line="259" w:lineRule="auto"/>
-        <w:ind w:left="113"/>
+        <w:spacing w:after="10"/>
+        <w:ind w:left="170"/>
       </w:pPr>
       <w:r>
         <w:rPr>
-          <w:rFonts w:ascii="맑은 고딕" w:hAnsi="맑은 고딕" w:eastAsia="맑은 고딕"/>
           <w:b w:val="0"/>
           <w:i w:val="0"/>
-          <w:sz w:val="18"/>
+          <w:sz w:val="20"/>
           <w:u w:val="none"/>
         </w:rPr>
-        <w:t>③ upload – symptoms – lucky</w:t>
+        <w:t xml:space="preserve">⑤ A </w:t>
+      </w:r>
+      <w:r>
+        <w:rPr>
+          <w:b w:val="0"/>
+          <w:i w:val="0"/>
+          <w:sz w:val="20"/>
+          <w:u w:val="single"/>
+        </w:rPr>
+        <w:t>pit</w:t>
+      </w:r>
+      <w:r>
+        <w:rPr>
+          <w:b w:val="0"/>
+          <w:i w:val="0"/>
+          <w:sz w:val="20"/>
+          <w:u w:val="none"/>
+        </w:rPr>
+        <w:t xml:space="preserve"> is a place on the side of the race track, and drivers stop there several times during a race. – 구덩이</w:t>
       </w:r>
     </w:p>
     <w:p>
       <w:pPr>
-        <w:spacing w:before="0" w:after="0" w:line="259" w:lineRule="auto"/>
-        <w:ind w:left="113"/>
+        <w:spacing w:after="30" w:before="100"/>
       </w:pPr>
       <w:r>
         <w:rPr>
-          <w:rFonts w:ascii="맑은 고딕" w:hAnsi="맑은 고딕" w:eastAsia="맑은 고딕"/>
-          <w:b w:val="0"/>
-          <w:i w:val="0"/>
-          <w:sz w:val="18"/>
+          <w:b/>
+          <w:i w:val="0"/>
+          <w:color w:val="1F3864"/>
+          <w:sz w:val="21"/>
           <w:u w:val="none"/>
         </w:rPr>
-        <w:t>④ upload – medicine – lucky</w:t>
+        <w:t>■ [12~15] 지문 어휘 · 어형 변화</w:t>
       </w:r>
     </w:p>
     <w:p>
       <w:pPr>
-        <w:spacing w:before="0" w:after="0" w:line="259" w:lineRule="auto"/>
-        <w:ind w:left="113"/>
+        <w:spacing w:after="20" w:before="50"/>
       </w:pPr>
       <w:r>
         <w:rPr>
-          <w:rFonts w:ascii="맑은 고딕" w:hAnsi="맑은 고딕" w:eastAsia="맑은 고딕"/>
+          <w:b/>
+          <w:i w:val="0"/>
+          <w:color w:val="1F3864"/>
+          <w:sz w:val="20"/>
+          <w:u w:val="none"/>
+        </w:rPr>
+        <w:t xml:space="preserve">12. </w:t>
+      </w:r>
+      <w:r>
+        <w:rPr>
           <w:b w:val="0"/>
           <w:i w:val="0"/>
-          <w:sz w:val="18"/>
+          <w:sz w:val="20"/>
           <w:u w:val="none"/>
         </w:rPr>
-        <w:t>⑤ avoid – symptoms – lucky</w:t>
+        <w:t xml:space="preserve">다음 영영풀이 중 윗글에서 찾을 수 </w:t>
+      </w:r>
+      <w:r>
+        <w:rPr>
+          <w:b/>
+          <w:i w:val="0"/>
+          <w:sz w:val="20"/>
+          <w:u w:val="none"/>
+        </w:rPr>
+        <w:t>없는</w:t>
+      </w:r>
+      <w:r>
+        <w:rPr>
+          <w:b w:val="0"/>
+          <w:i w:val="0"/>
+          <w:sz w:val="20"/>
+          <w:u w:val="none"/>
+        </w:rPr>
+        <w:t xml:space="preserve"> 단어의 풀이는? </w:t>
+      </w:r>
+      <w:r>
+        <w:rPr>
+          <w:b w:val="0"/>
+          <w:i w:val="0"/>
+          <w:sz w:val="20"/>
+          <w:u w:val="none"/>
+        </w:rPr>
+        <w:t>(3점)</w:t>
       </w:r>
     </w:p>
     <w:p>
       <w:pPr>
-        <w:spacing w:before="0" w:after="0" w:line="259" w:lineRule="auto"/>
+        <w:pBdr>
+          <w:top w:val="single" w:sz="4" w:space="3" w:color="8DA2C4"/>
+          <w:left w:val="single" w:sz="4" w:space="3" w:color="8DA2C4"/>
+          <w:bottom w:val="single" w:sz="4" w:space="3" w:color="8DA2C4"/>
+          <w:right w:val="single" w:sz="4" w:space="3" w:color="8DA2C4"/>
+        </w:pBdr>
+        <w:shd w:val="clear" w:color="auto" w:fill="F7F9FC"/>
+        <w:spacing w:after="30"/>
+        <w:ind w:left="57" w:right="57"/>
       </w:pPr>
+      <w:r>
+        <w:rPr>
+          <w:b w:val="0"/>
+          <w:i w:val="0"/>
+          <w:sz w:val="20"/>
+          <w:u w:val="none"/>
+        </w:rPr>
+        <w:t>The animals or objects in Munjado are not just decorations. They often are symbolic. For example, carp in the paintings of hyo symbolize respect for parents because of an old story. The story goes as follows. Once upon a time, a man lived with his old mother. One winter, the man’s mother became ill and couldn’t eat anything. On one very cold day, the mother said to the man, “It would be wonderful if I could eat fresh fish.” The man went out to the river, but it was completely frozen. It was impossible for him to catch any fish. The man was so disappointed that he cried out to the sky, “What should I do? Please help me.” Then the ice melted, and three carp suddenly came out of the water. The man went back home and cooked the fish for his mother. Then his mother got well.</w:t>
+      </w:r>
     </w:p>
     <w:p>
       <w:pPr>
-        <w:spacing w:before="0" w:after="40" w:line="259" w:lineRule="auto"/>
+        <w:spacing w:after="10"/>
+        <w:ind w:left="170"/>
       </w:pPr>
+      <w:r>
+        <w:rPr>
+          <w:b w:val="0"/>
+          <w:i w:val="0"/>
+          <w:sz w:val="20"/>
+          <w:u w:val="none"/>
+        </w:rPr>
+        <w:t>① n. a thing that you can see and touch</w:t>
+      </w:r>
     </w:p>
     <w:p>
       <w:pPr>
-        <w:keepNext/>
-        <w:spacing w:before="0" w:after="20" w:line="259" w:lineRule="auto"/>
+        <w:spacing w:after="10"/>
+        <w:ind w:left="170"/>
       </w:pPr>
       <w:r>
         <w:rPr>
-          <w:rFonts w:ascii="맑은 고딕" w:hAnsi="맑은 고딕" w:eastAsia="맑은 고딕"/>
-          <w:b/>
-          <w:i w:val="0"/>
-          <w:sz w:val="18"/>
+          <w:b w:val="0"/>
+          <w:i w:val="0"/>
+          <w:sz w:val="20"/>
           <w:u w:val="none"/>
         </w:rPr>
-        <w:t xml:space="preserve">10. </w:t>
-      </w:r>
-      <w:r>
-        <w:rPr>
-          <w:rFonts w:ascii="맑은 고딕" w:hAnsi="맑은 고딕" w:eastAsia="맑은 고딕"/>
-          <w:b w:val="0"/>
-          <w:i w:val="0"/>
-          <w:sz w:val="18"/>
-          <w:u w:val="none"/>
-        </w:rPr>
-        <w:t xml:space="preserve">다음 빈칸에 공통으로 들어갈 말로 알맞은 것은? </w:t>
-      </w:r>
-      <w:r>
-        <w:rPr>
-          <w:rFonts w:ascii="맑은 고딕" w:hAnsi="맑은 고딕" w:eastAsia="맑은 고딕"/>
-          <w:b w:val="0"/>
-          <w:i w:val="0"/>
-          <w:sz w:val="18"/>
-          <w:u w:val="none"/>
-        </w:rPr>
-        <w:t>(3점)</w:t>
+        <w:t>② n. a polite way of behaving toward other people</w:t>
       </w:r>
     </w:p>
     <w:p>
       <w:pPr>
-        <w:spacing w:before="0" w:after="20" w:line="259" w:lineRule="auto"/>
-        <w:ind w:left="57"/>
+        <w:spacing w:after="10"/>
+        <w:ind w:left="170"/>
       </w:pPr>
       <w:r>
         <w:rPr>
-          <w:rFonts w:ascii="맑은 고딕" w:hAnsi="맑은 고딕" w:eastAsia="맑은 고딕"/>
           <w:b w:val="0"/>
           <w:i w:val="0"/>
-          <w:sz w:val="18"/>
+          <w:sz w:val="20"/>
           <w:u w:val="none"/>
         </w:rPr>
-        <w:t>• Big data will play a more and more important ________ in our lives.</w:t>
-      </w:r>
-      <w:r>
-        <w:br/>
-      </w:r>
-      <w:r>
-        <w:rPr>
-          <w:rFonts w:ascii="맑은 고딕" w:hAnsi="맑은 고딕" w:eastAsia="맑은 고딕"/>
-          <w:b w:val="0"/>
-          <w:i w:val="0"/>
-          <w:sz w:val="18"/>
-          <w:u w:val="none"/>
-        </w:rPr>
-        <w:t>• Parents play an important ________ in a child's education.</w:t>
+        <w:t>③ n. a large fish that lives in lakes and rivers</w:t>
       </w:r>
     </w:p>
     <w:p>
       <w:pPr>
-        <w:spacing w:before="0" w:after="20" w:line="259" w:lineRule="auto"/>
-        <w:ind w:left="113"/>
+        <w:spacing w:after="10"/>
+        <w:ind w:left="170"/>
       </w:pPr>
       <w:r>
         <w:rPr>
-          <w:rFonts w:ascii="맑은 고딕" w:hAnsi="맑은 고딕" w:eastAsia="맑은 고딕"/>
           <w:b w:val="0"/>
           <w:i w:val="0"/>
-          <w:sz w:val="18"/>
+          <w:sz w:val="20"/>
           <w:u w:val="none"/>
         </w:rPr>
-        <w:t>① part</w:t>
-      </w:r>
-      <w:r>
-        <w:rPr>
-          <w:rFonts w:ascii="맑은 고딕" w:hAnsi="맑은 고딕" w:eastAsia="맑은 고딕"/>
-          <w:b w:val="0"/>
-          <w:i w:val="0"/>
-          <w:sz w:val="18"/>
-          <w:u w:val="none"/>
-        </w:rPr>
-        <w:t xml:space="preserve">    </w:t>
-      </w:r>
-      <w:r>
-        <w:rPr>
-          <w:rFonts w:ascii="맑은 고딕" w:hAnsi="맑은 고딕" w:eastAsia="맑은 고딕"/>
-          <w:b w:val="0"/>
-          <w:i w:val="0"/>
-          <w:sz w:val="18"/>
-          <w:u w:val="none"/>
-        </w:rPr>
-        <w:t>② role</w:t>
-      </w:r>
-      <w:r>
-        <w:rPr>
-          <w:rFonts w:ascii="맑은 고딕" w:hAnsi="맑은 고딕" w:eastAsia="맑은 고딕"/>
-          <w:b w:val="0"/>
-          <w:i w:val="0"/>
-          <w:sz w:val="18"/>
-          <w:u w:val="none"/>
-        </w:rPr>
-        <w:t xml:space="preserve">    </w:t>
-      </w:r>
-      <w:r>
-        <w:rPr>
-          <w:rFonts w:ascii="맑은 고딕" w:hAnsi="맑은 고딕" w:eastAsia="맑은 고딕"/>
-          <w:b w:val="0"/>
-          <w:i w:val="0"/>
-          <w:sz w:val="18"/>
-          <w:u w:val="none"/>
-        </w:rPr>
-        <w:t>③ method</w:t>
-      </w:r>
-      <w:r>
-        <w:rPr>
-          <w:rFonts w:ascii="맑은 고딕" w:hAnsi="맑은 고딕" w:eastAsia="맑은 고딕"/>
-          <w:b w:val="0"/>
-          <w:i w:val="0"/>
-          <w:sz w:val="18"/>
-          <w:u w:val="none"/>
-        </w:rPr>
-        <w:t xml:space="preserve">    </w:t>
-      </w:r>
-      <w:r>
-        <w:rPr>
-          <w:rFonts w:ascii="맑은 고딕" w:hAnsi="맑은 고딕" w:eastAsia="맑은 고딕"/>
-          <w:b w:val="0"/>
-          <w:i w:val="0"/>
-          <w:sz w:val="18"/>
-          <w:u w:val="none"/>
-        </w:rPr>
-        <w:t>④ trace</w:t>
-      </w:r>
-      <w:r>
-        <w:rPr>
-          <w:rFonts w:ascii="맑은 고딕" w:hAnsi="맑은 고딕" w:eastAsia="맑은 고딕"/>
-          <w:b w:val="0"/>
-          <w:i w:val="0"/>
-          <w:sz w:val="18"/>
-          <w:u w:val="none"/>
-        </w:rPr>
-        <w:t xml:space="preserve">    </w:t>
-      </w:r>
-      <w:r>
-        <w:rPr>
-          <w:rFonts w:ascii="맑은 고딕" w:hAnsi="맑은 고딕" w:eastAsia="맑은 고딕"/>
-          <w:b w:val="0"/>
-          <w:i w:val="0"/>
-          <w:sz w:val="18"/>
-          <w:u w:val="none"/>
-        </w:rPr>
-        <w:t>⑤ target</w:t>
+        <w:t>④ v. to begin to be seen; come into existence or use</w:t>
       </w:r>
     </w:p>
     <w:p>
       <w:pPr>
-        <w:spacing w:before="0" w:after="40" w:line="259" w:lineRule="auto"/>
+        <w:spacing w:after="10"/>
+        <w:ind w:left="170"/>
       </w:pPr>
+      <w:r>
+        <w:rPr>
+          <w:b w:val="0"/>
+          <w:i w:val="0"/>
+          <w:sz w:val="20"/>
+          <w:u w:val="none"/>
+        </w:rPr>
+        <w:t>⑤ a long time ago</w:t>
+      </w:r>
     </w:p>
     <w:p>
       <w:pPr>
-        <w:keepNext/>
-        <w:spacing w:before="0" w:after="20" w:line="259" w:lineRule="auto"/>
+        <w:spacing w:after="20" w:before="50"/>
       </w:pPr>
       <w:r>
         <w:rPr>
-          <w:rFonts w:ascii="맑은 고딕" w:hAnsi="맑은 고딕" w:eastAsia="맑은 고딕"/>
           <w:b/>
           <w:i w:val="0"/>
-          <w:sz w:val="18"/>
+          <w:color w:val="1F3864"/>
+          <w:sz w:val="20"/>
           <w:u w:val="none"/>
         </w:rPr>
-        <w:t xml:space="preserve">11. </w:t>
-      </w:r>
-      <w:r>
-        <w:rPr>
-          <w:rFonts w:ascii="맑은 고딕" w:hAnsi="맑은 고딕" w:eastAsia="맑은 고딕"/>
+        <w:t xml:space="preserve">13. </w:t>
+      </w:r>
+      <w:r>
+        <w:rPr>
           <w:b w:val="0"/>
           <w:i w:val="0"/>
-          <w:sz w:val="18"/>
+          <w:sz w:val="20"/>
           <w:u w:val="none"/>
         </w:rPr>
-        <w:t xml:space="preserve">밑줄 친 단어의 의미가 바르게 연결된 것을 </w:t>
-      </w:r>
-      <w:r>
-        <w:rPr>
-          <w:rFonts w:ascii="맑은 고딕" w:hAnsi="맑은 고딕" w:eastAsia="맑은 고딕"/>
-          <w:b/>
-          <w:i w:val="0"/>
-          <w:sz w:val="18"/>
-          <w:u w:val="none"/>
-        </w:rPr>
-        <w:t>있는 대로</w:t>
-      </w:r>
-      <w:r>
-        <w:rPr>
-          <w:rFonts w:ascii="맑은 고딕" w:hAnsi="맑은 고딕" w:eastAsia="맑은 고딕"/>
+        <w:t xml:space="preserve">다음 (a)~(c)의 빈칸에 들어갈 말이 바르게 짝지어진 것은? </w:t>
+      </w:r>
+      <w:r>
+        <w:rPr>
           <w:b w:val="0"/>
           <w:i w:val="0"/>
-          <w:sz w:val="18"/>
-          <w:u w:val="none"/>
-        </w:rPr>
-        <w:t xml:space="preserve"> 고르면? </w:t>
-      </w:r>
-      <w:r>
-        <w:rPr>
-          <w:rFonts w:ascii="맑은 고딕" w:hAnsi="맑은 고딕" w:eastAsia="맑은 고딕"/>
-          <w:b w:val="0"/>
-          <w:i w:val="0"/>
-          <w:sz w:val="18"/>
+          <w:sz w:val="20"/>
           <w:u w:val="none"/>
         </w:rPr>
         <w:t>(4점)</w:t>
@@ -1800,404 +1920,610 @@
     </w:p>
     <w:p>
       <w:pPr>
-        <w:spacing w:before="0" w:after="0" w:line="259" w:lineRule="auto"/>
-        <w:ind w:left="113"/>
+        <w:pBdr>
+          <w:top w:val="single" w:sz="4" w:space="3" w:color="8DA2C4"/>
+          <w:left w:val="single" w:sz="4" w:space="3" w:color="8DA2C4"/>
+          <w:bottom w:val="single" w:sz="4" w:space="3" w:color="8DA2C4"/>
+          <w:right w:val="single" w:sz="4" w:space="3" w:color="8DA2C4"/>
+        </w:pBdr>
+        <w:shd w:val="clear" w:color="auto" w:fill="F7F9FC"/>
+        <w:spacing w:after="30"/>
+        <w:ind w:left="57" w:right="57"/>
       </w:pPr>
       <w:r>
         <w:rPr>
-          <w:rFonts w:ascii="맑은 고딕" w:hAnsi="맑은 고딕" w:eastAsia="맑은 고딕"/>
           <w:b w:val="0"/>
           <w:i w:val="0"/>
-          <w:sz w:val="18"/>
+          <w:sz w:val="20"/>
           <w:u w:val="none"/>
         </w:rPr>
-        <w:t xml:space="preserve">① Look, there's a strange </w:t>
-      </w:r>
-      <w:r>
-        <w:rPr>
-          <w:rFonts w:ascii="맑은 고딕" w:hAnsi="맑은 고딕" w:eastAsia="맑은 고딕"/>
+        <w:t>(a) Bamboo does not ________. It stays green in all kinds of weather.</w:t>
+      </w:r>
+      <w:r>
+        <w:br/>
+      </w:r>
+      <w:r>
+        <w:rPr>
           <w:b w:val="0"/>
           <w:i w:val="0"/>
-          <w:sz w:val="18"/>
-          <w:u w:val="single"/>
-        </w:rPr>
-        <w:t>object</w:t>
-      </w:r>
-      <w:r>
-        <w:rPr>
-          <w:rFonts w:ascii="맑은 고딕" w:hAnsi="맑은 고딕" w:eastAsia="맑은 고딕"/>
+          <w:sz w:val="20"/>
+          <w:u w:val="none"/>
+        </w:rPr>
+        <w:t>(b) In the case of lotus flowers, they grow in muddy ponds but still ________ beautifully.</w:t>
+      </w:r>
+      <w:r>
+        <w:br/>
+      </w:r>
+      <w:r>
+        <w:rPr>
           <w:b w:val="0"/>
           <w:i w:val="0"/>
-          <w:sz w:val="18"/>
+          <w:sz w:val="20"/>
           <w:u w:val="none"/>
         </w:rPr>
-        <w:t xml:space="preserve"> in the sky! – 목적</w:t>
+        <w:t>(c) They thus became a symbol of a person’s will to fight for justice ________ difficulties.</w:t>
       </w:r>
     </w:p>
     <w:p>
       <w:pPr>
-        <w:spacing w:before="0" w:after="0" w:line="259" w:lineRule="auto"/>
-        <w:ind w:left="113"/>
+        <w:spacing w:after="10"/>
+        <w:ind w:left="170"/>
       </w:pPr>
       <w:r>
         <w:rPr>
-          <w:rFonts w:ascii="맑은 고딕" w:hAnsi="맑은 고딕" w:eastAsia="맑은 고딕"/>
           <w:b w:val="0"/>
           <w:i w:val="0"/>
-          <w:sz w:val="18"/>
+          <w:sz w:val="20"/>
           <w:u w:val="none"/>
         </w:rPr>
-        <w:t xml:space="preserve">② He is a man of strong </w:t>
-      </w:r>
-      <w:r>
-        <w:rPr>
-          <w:rFonts w:ascii="맑은 고딕" w:hAnsi="맑은 고딕" w:eastAsia="맑은 고딕"/>
-          <w:b w:val="0"/>
-          <w:i w:val="0"/>
-          <w:sz w:val="18"/>
-          <w:u w:val="single"/>
-        </w:rPr>
-        <w:t>will</w:t>
-      </w:r>
-      <w:r>
-        <w:rPr>
-          <w:rFonts w:ascii="맑은 고딕" w:hAnsi="맑은 고딕" w:eastAsia="맑은 고딕"/>
-          <w:b w:val="0"/>
-          <w:i w:val="0"/>
-          <w:sz w:val="18"/>
-          <w:u w:val="none"/>
-        </w:rPr>
-        <w:t>. – 의지</w:t>
+        <w:t>① bend – bloom – despite</w:t>
       </w:r>
     </w:p>
     <w:p>
       <w:pPr>
-        <w:spacing w:before="0" w:after="0" w:line="259" w:lineRule="auto"/>
-        <w:ind w:left="113"/>
+        <w:spacing w:after="10"/>
+        <w:ind w:left="170"/>
       </w:pPr>
       <w:r>
         <w:rPr>
-          <w:rFonts w:ascii="맑은 고딕" w:hAnsi="맑은 고딕" w:eastAsia="맑은 고딕"/>
           <w:b w:val="0"/>
           <w:i w:val="0"/>
-          <w:sz w:val="18"/>
+          <w:sz w:val="20"/>
           <w:u w:val="none"/>
         </w:rPr>
-        <w:t xml:space="preserve">③ The </w:t>
-      </w:r>
-      <w:r>
-        <w:rPr>
-          <w:rFonts w:ascii="맑은 고딕" w:hAnsi="맑은 고딕" w:eastAsia="맑은 고딕"/>
-          <w:b w:val="0"/>
-          <w:i w:val="0"/>
-          <w:sz w:val="18"/>
-          <w:u w:val="single"/>
-        </w:rPr>
-        <w:t>object</w:t>
-      </w:r>
-      <w:r>
-        <w:rPr>
-          <w:rFonts w:ascii="맑은 고딕" w:hAnsi="맑은 고딕" w:eastAsia="맑은 고딕"/>
-          <w:b w:val="0"/>
-          <w:i w:val="0"/>
-          <w:sz w:val="18"/>
-          <w:u w:val="none"/>
-        </w:rPr>
-        <w:t xml:space="preserve"> of the game is to improve children's math skills. – 목적</w:t>
+        <w:t>② bloom – bend – despite</w:t>
       </w:r>
     </w:p>
     <w:p>
       <w:pPr>
-        <w:spacing w:before="0" w:after="0" w:line="259" w:lineRule="auto"/>
-        <w:ind w:left="113"/>
+        <w:spacing w:after="10"/>
+        <w:ind w:left="170"/>
       </w:pPr>
       <w:r>
         <w:rPr>
-          <w:rFonts w:ascii="맑은 고딕" w:hAnsi="맑은 고딕" w:eastAsia="맑은 고딕"/>
           <w:b w:val="0"/>
           <w:i w:val="0"/>
-          <w:sz w:val="18"/>
+          <w:sz w:val="20"/>
           <w:u w:val="none"/>
         </w:rPr>
-        <w:t xml:space="preserve">④ I </w:t>
-      </w:r>
-      <w:r>
-        <w:rPr>
-          <w:rFonts w:ascii="맑은 고딕" w:hAnsi="맑은 고딕" w:eastAsia="맑은 고딕"/>
-          <w:b w:val="0"/>
-          <w:i w:val="0"/>
-          <w:sz w:val="18"/>
-          <w:u w:val="single"/>
-        </w:rPr>
-        <w:t>will</w:t>
-      </w:r>
-      <w:r>
-        <w:rPr>
-          <w:rFonts w:ascii="맑은 고딕" w:hAnsi="맑은 고딕" w:eastAsia="맑은 고딕"/>
-          <w:b w:val="0"/>
-          <w:i w:val="0"/>
-          <w:sz w:val="18"/>
-          <w:u w:val="none"/>
-        </w:rPr>
-        <w:t xml:space="preserve"> do my best to win the game. – 유언</w:t>
+        <w:t>③ bend – bloom – respect</w:t>
       </w:r>
     </w:p>
     <w:p>
       <w:pPr>
-        <w:spacing w:before="0" w:after="0" w:line="259" w:lineRule="auto"/>
-        <w:ind w:left="113"/>
+        <w:spacing w:after="10"/>
+        <w:ind w:left="170"/>
       </w:pPr>
       <w:r>
         <w:rPr>
-          <w:rFonts w:ascii="맑은 고딕" w:hAnsi="맑은 고딕" w:eastAsia="맑은 고딕"/>
           <w:b w:val="0"/>
           <w:i w:val="0"/>
-          <w:sz w:val="18"/>
+          <w:sz w:val="20"/>
           <w:u w:val="none"/>
         </w:rPr>
-        <w:t xml:space="preserve">⑤ A </w:t>
-      </w:r>
-      <w:r>
-        <w:rPr>
-          <w:rFonts w:ascii="맑은 고딕" w:hAnsi="맑은 고딕" w:eastAsia="맑은 고딕"/>
-          <w:b w:val="0"/>
-          <w:i w:val="0"/>
-          <w:sz w:val="18"/>
-          <w:u w:val="single"/>
-        </w:rPr>
-        <w:t>pit</w:t>
-      </w:r>
-      <w:r>
-        <w:rPr>
-          <w:rFonts w:ascii="맑은 고딕" w:hAnsi="맑은 고딕" w:eastAsia="맑은 고딕"/>
-          <w:b w:val="0"/>
-          <w:i w:val="0"/>
-          <w:sz w:val="18"/>
-          <w:u w:val="none"/>
-        </w:rPr>
-        <w:t xml:space="preserve"> is a place on the side of the race track, and drivers stop there several times during a race. – 구덩이</w:t>
+        <w:t>④ bloom – bend – respect</w:t>
       </w:r>
     </w:p>
     <w:p>
       <w:pPr>
-        <w:spacing w:before="0" w:after="0" w:line="259" w:lineRule="auto"/>
+        <w:spacing w:after="10"/>
+        <w:ind w:left="170"/>
       </w:pPr>
+      <w:r>
+        <w:rPr>
+          <w:b w:val="0"/>
+          <w:i w:val="0"/>
+          <w:sz w:val="20"/>
+          <w:u w:val="none"/>
+        </w:rPr>
+        <w:t>⑤ bend – appear – despite</w:t>
+      </w:r>
     </w:p>
     <w:p>
       <w:pPr>
-        <w:spacing w:before="0" w:after="40" w:line="259" w:lineRule="auto"/>
+        <w:spacing w:after="20" w:before="50"/>
       </w:pPr>
+      <w:r>
+        <w:rPr>
+          <w:b/>
+          <w:i w:val="0"/>
+          <w:color w:val="1F3864"/>
+          <w:sz w:val="20"/>
+          <w:u w:val="none"/>
+        </w:rPr>
+        <w:t xml:space="preserve">14. </w:t>
+      </w:r>
+      <w:r>
+        <w:rPr>
+          <w:b w:val="0"/>
+          <w:i w:val="0"/>
+          <w:sz w:val="20"/>
+          <w:u w:val="none"/>
+        </w:rPr>
+        <w:t xml:space="preserve">다음 중 단어의 품사가 </w:t>
+      </w:r>
+      <w:r>
+        <w:rPr>
+          <w:b/>
+          <w:i w:val="0"/>
+          <w:sz w:val="20"/>
+          <w:u w:val="none"/>
+        </w:rPr>
+        <w:t>잘못</w:t>
+      </w:r>
+      <w:r>
+        <w:rPr>
+          <w:b w:val="0"/>
+          <w:i w:val="0"/>
+          <w:sz w:val="20"/>
+          <w:u w:val="none"/>
+        </w:rPr>
+        <w:t xml:space="preserve"> 표시된 것은? </w:t>
+      </w:r>
+      <w:r>
+        <w:rPr>
+          <w:b w:val="0"/>
+          <w:i w:val="0"/>
+          <w:sz w:val="20"/>
+          <w:u w:val="none"/>
+        </w:rPr>
+        <w:t>(3점)</w:t>
+      </w:r>
     </w:p>
     <w:p>
       <w:pPr>
-        <w:keepNext/>
-        <w:spacing w:before="0" w:after="40" w:line="259" w:lineRule="auto"/>
+        <w:spacing w:after="10"/>
+        <w:ind w:left="170"/>
       </w:pPr>
       <w:r>
         <w:rPr>
-          <w:rFonts w:ascii="맑은 고딕" w:hAnsi="맑은 고딕" w:eastAsia="맑은 고딕"/>
+          <w:b w:val="0"/>
+          <w:i w:val="0"/>
+          <w:sz w:val="20"/>
+          <w:u w:val="none"/>
+        </w:rPr>
+        <w:t>① symbol(n.) – symbolize(v.) – symbolic(a.)</w:t>
+      </w:r>
+    </w:p>
+    <w:p>
+      <w:pPr>
+        <w:spacing w:after="10"/>
+        <w:ind w:left="170"/>
+      </w:pPr>
+      <w:r>
+        <w:rPr>
+          <w:b w:val="0"/>
+          <w:i w:val="0"/>
+          <w:sz w:val="20"/>
+          <w:u w:val="none"/>
+        </w:rPr>
+        <w:t>② analyze(v.) – analysis(n.)</w:t>
+      </w:r>
+    </w:p>
+    <w:p>
+      <w:pPr>
+        <w:spacing w:after="10"/>
+        <w:ind w:left="170"/>
+      </w:pPr>
+      <w:r>
+        <w:rPr>
+          <w:b w:val="0"/>
+          <w:i w:val="0"/>
+          <w:sz w:val="20"/>
+          <w:u w:val="none"/>
+        </w:rPr>
+        <w:t>③ develop(v.) – development(n.)</w:t>
+      </w:r>
+    </w:p>
+    <w:p>
+      <w:pPr>
+        <w:spacing w:after="10"/>
+        <w:ind w:left="170"/>
+      </w:pPr>
+      <w:r>
+        <w:rPr>
+          <w:b w:val="0"/>
+          <w:i w:val="0"/>
+          <w:sz w:val="20"/>
+          <w:u w:val="none"/>
+        </w:rPr>
+        <w:t>④ influence(v.) – influencing(현재분사)</w:t>
+      </w:r>
+    </w:p>
+    <w:p>
+      <w:pPr>
+        <w:spacing w:after="10"/>
+        <w:ind w:left="170"/>
+      </w:pPr>
+      <w:r>
+        <w:rPr>
+          <w:b w:val="0"/>
+          <w:i w:val="0"/>
+          <w:sz w:val="20"/>
+          <w:u w:val="none"/>
+        </w:rPr>
+        <w:t>⑤ symbolic(v.) – symbolize(a.)</w:t>
+      </w:r>
+    </w:p>
+    <w:p>
+      <w:pPr>
+        <w:spacing w:after="20" w:before="50"/>
+      </w:pPr>
+      <w:r>
+        <w:rPr>
           <w:b/>
           <w:i w:val="0"/>
           <w:color w:val="1F3864"/>
           <w:sz w:val="20"/>
           <w:u w:val="none"/>
         </w:rPr>
-        <w:t>■ [12~15] 지문 어휘 · 숙어 · 어형 변화</w:t>
+        <w:t xml:space="preserve">15. </w:t>
+      </w:r>
+      <w:r>
+        <w:rPr>
+          <w:b w:val="0"/>
+          <w:i w:val="0"/>
+          <w:sz w:val="20"/>
+          <w:u w:val="none"/>
+        </w:rPr>
+        <w:t xml:space="preserve">다음 중 밑줄 친 단어의 쓰임이 본문 내용상 </w:t>
+      </w:r>
+      <w:r>
+        <w:rPr>
+          <w:b/>
+          <w:i w:val="0"/>
+          <w:sz w:val="20"/>
+          <w:u w:val="none"/>
+        </w:rPr>
+        <w:t>어색한</w:t>
+      </w:r>
+      <w:r>
+        <w:rPr>
+          <w:b w:val="0"/>
+          <w:i w:val="0"/>
+          <w:sz w:val="20"/>
+          <w:u w:val="none"/>
+        </w:rPr>
+        <w:t xml:space="preserve"> 것을 </w:t>
+      </w:r>
+      <w:r>
+        <w:rPr>
+          <w:b/>
+          <w:i w:val="0"/>
+          <w:sz w:val="20"/>
+          <w:u w:val="none"/>
+        </w:rPr>
+        <w:t>있는 대로</w:t>
+      </w:r>
+      <w:r>
+        <w:rPr>
+          <w:b w:val="0"/>
+          <w:i w:val="0"/>
+          <w:sz w:val="20"/>
+          <w:u w:val="none"/>
+        </w:rPr>
+        <w:t xml:space="preserve"> 고르면? </w:t>
+      </w:r>
+      <w:r>
+        <w:rPr>
+          <w:b w:val="0"/>
+          <w:i w:val="0"/>
+          <w:sz w:val="20"/>
+          <w:u w:val="none"/>
+        </w:rPr>
+        <w:t>(4점)</w:t>
       </w:r>
     </w:p>
     <w:p>
       <w:pPr>
-        <w:keepNext/>
-        <w:spacing w:before="0" w:after="20" w:line="259" w:lineRule="auto"/>
+        <w:spacing w:after="10"/>
+        <w:ind w:left="170"/>
       </w:pPr>
       <w:r>
         <w:rPr>
-          <w:rFonts w:ascii="맑은 고딕" w:hAnsi="맑은 고딕" w:eastAsia="맑은 고딕"/>
-          <w:b/>
-          <w:i w:val="0"/>
-          <w:sz w:val="18"/>
+          <w:b w:val="0"/>
+          <w:i w:val="0"/>
+          <w:sz w:val="20"/>
           <w:u w:val="none"/>
         </w:rPr>
-        <w:t xml:space="preserve">12. </w:t>
-      </w:r>
-      <w:r>
-        <w:rPr>
-          <w:rFonts w:ascii="맑은 고딕" w:hAnsi="맑은 고딕" w:eastAsia="맑은 고딕"/>
+        <w:t xml:space="preserve">① Changing the tires is especially important because the tires </w:t>
+      </w:r>
+      <w:r>
+        <w:rPr>
           <w:b w:val="0"/>
           <w:i w:val="0"/>
-          <w:sz w:val="18"/>
+          <w:sz w:val="20"/>
+          <w:u w:val="single"/>
+        </w:rPr>
+        <w:t>wear out</w:t>
+      </w:r>
+      <w:r>
+        <w:rPr>
+          <w:b w:val="0"/>
+          <w:i w:val="0"/>
+          <w:sz w:val="20"/>
           <w:u w:val="none"/>
         </w:rPr>
-        <w:t xml:space="preserve">다음 영영풀이 중 윗글에서 찾을 수 </w:t>
-      </w:r>
-      <w:r>
-        <w:rPr>
-          <w:rFonts w:ascii="맑은 고딕" w:hAnsi="맑은 고딕" w:eastAsia="맑은 고딕"/>
-          <w:b/>
-          <w:i w:val="0"/>
-          <w:sz w:val="18"/>
-          <w:u w:val="none"/>
-        </w:rPr>
-        <w:t>없는</w:t>
-      </w:r>
-      <w:r>
-        <w:rPr>
-          <w:rFonts w:ascii="맑은 고딕" w:hAnsi="맑은 고딕" w:eastAsia="맑은 고딕"/>
-          <w:b w:val="0"/>
-          <w:i w:val="0"/>
-          <w:sz w:val="18"/>
-          <w:u w:val="none"/>
-        </w:rPr>
-        <w:t xml:space="preserve"> 단어의 풀이는? </w:t>
-      </w:r>
-      <w:r>
-        <w:rPr>
-          <w:rFonts w:ascii="맑은 고딕" w:hAnsi="맑은 고딕" w:eastAsia="맑은 고딕"/>
-          <w:b w:val="0"/>
-          <w:i w:val="0"/>
-          <w:sz w:val="18"/>
-          <w:u w:val="none"/>
-        </w:rPr>
-        <w:t>(3점)</w:t>
+        <w:t xml:space="preserve"> easily in a high speed race.</w:t>
       </w:r>
     </w:p>
     <w:p>
       <w:pPr>
-        <w:spacing w:before="0" w:after="20" w:line="259" w:lineRule="auto"/>
-        <w:ind w:left="57"/>
+        <w:spacing w:after="10"/>
+        <w:ind w:left="170"/>
       </w:pPr>
       <w:r>
         <w:rPr>
-          <w:rFonts w:ascii="맑은 고딕" w:hAnsi="맑은 고딕" w:eastAsia="맑은 고딕"/>
           <w:b w:val="0"/>
           <w:i w:val="0"/>
-          <w:sz w:val="18"/>
+          <w:sz w:val="20"/>
           <w:u w:val="none"/>
         </w:rPr>
-        <w:t>Once upon a time, a man lived with his old mother. One winter, the man's mother became ill and couldn't eat anything. On one very cold day, the mother said to the man, "It would be wonderful if I could eat fresh fish." The man went out to the river, but it was completely frozen. It was impossible for him to catch any fish. The man was so disappointed that he cried out to the sky, "What should I do? Please help me." Then the ice melted, and three carp suddenly came out of the water. The man went back home and cooked the fish for his mother. Then his mother got well.</w:t>
+        <w:t xml:space="preserve">② Thanks to big data, police can now </w:t>
+      </w:r>
+      <w:r>
+        <w:rPr>
+          <w:b w:val="0"/>
+          <w:i w:val="0"/>
+          <w:sz w:val="20"/>
+          <w:u w:val="single"/>
+        </w:rPr>
+        <w:t>predict</w:t>
+      </w:r>
+      <w:r>
+        <w:rPr>
+          <w:b w:val="0"/>
+          <w:i w:val="0"/>
+          <w:sz w:val="20"/>
+          <w:u w:val="none"/>
+        </w:rPr>
+        <w:t xml:space="preserve"> crime before it happens.</w:t>
       </w:r>
     </w:p>
     <w:p>
       <w:pPr>
-        <w:spacing w:before="0" w:after="0" w:line="259" w:lineRule="auto"/>
-        <w:ind w:left="113"/>
+        <w:spacing w:after="10"/>
+        <w:ind w:left="170"/>
       </w:pPr>
       <w:r>
         <w:rPr>
-          <w:rFonts w:ascii="맑은 고딕" w:hAnsi="맑은 고딕" w:eastAsia="맑은 고딕"/>
           <w:b w:val="0"/>
           <w:i w:val="0"/>
-          <w:sz w:val="18"/>
+          <w:sz w:val="20"/>
           <w:u w:val="none"/>
         </w:rPr>
-        <w:t>① turned into ice; very cold</w:t>
+        <w:t xml:space="preserve">③ Bamboo </w:t>
+      </w:r>
+      <w:r>
+        <w:rPr>
+          <w:b w:val="0"/>
+          <w:i w:val="0"/>
+          <w:sz w:val="20"/>
+          <w:u w:val="single"/>
+        </w:rPr>
+        <w:t>bends</w:t>
+      </w:r>
+      <w:r>
+        <w:rPr>
+          <w:b w:val="0"/>
+          <w:i w:val="0"/>
+          <w:sz w:val="20"/>
+          <w:u w:val="none"/>
+        </w:rPr>
+        <w:t xml:space="preserve"> easily in all kinds of weather.</w:t>
       </w:r>
     </w:p>
     <w:p>
       <w:pPr>
-        <w:spacing w:before="0" w:after="0" w:line="259" w:lineRule="auto"/>
-        <w:ind w:left="113"/>
+        <w:spacing w:after="10"/>
+        <w:ind w:left="170"/>
       </w:pPr>
       <w:r>
         <w:rPr>
-          <w:rFonts w:ascii="맑은 고딕" w:hAnsi="맑은 고딕" w:eastAsia="맑은 고딕"/>
           <w:b w:val="0"/>
           <w:i w:val="0"/>
-          <w:sz w:val="18"/>
+          <w:sz w:val="20"/>
           <w:u w:val="none"/>
         </w:rPr>
-        <w:t>② sad because something was not as good as you hoped</w:t>
+        <w:t xml:space="preserve">④ With the help of this database, Germany’s national soccer team was able to </w:t>
+      </w:r>
+      <w:r>
+        <w:rPr>
+          <w:b w:val="0"/>
+          <w:i w:val="0"/>
+          <w:sz w:val="20"/>
+          <w:u w:val="single"/>
+        </w:rPr>
+        <w:t>improve</w:t>
+      </w:r>
+      <w:r>
+        <w:rPr>
+          <w:b w:val="0"/>
+          <w:i w:val="0"/>
+          <w:sz w:val="20"/>
+          <w:u w:val="none"/>
+        </w:rPr>
+        <w:t xml:space="preserve"> its performance and win the 2014 World Cup.</w:t>
       </w:r>
     </w:p>
     <w:p>
       <w:pPr>
-        <w:spacing w:before="0" w:after="0" w:line="259" w:lineRule="auto"/>
-        <w:ind w:left="113"/>
+        <w:spacing w:after="10"/>
+        <w:ind w:left="170"/>
       </w:pPr>
       <w:r>
         <w:rPr>
-          <w:rFonts w:ascii="맑은 고딕" w:hAnsi="맑은 고딕" w:eastAsia="맑은 고딕"/>
           <w:b w:val="0"/>
           <w:i w:val="0"/>
-          <w:sz w:val="18"/>
+          <w:sz w:val="20"/>
           <w:u w:val="none"/>
         </w:rPr>
-        <w:t>③ a large fish that lives in lakes and rivers</w:t>
+        <w:t xml:space="preserve">⑤ The man went out to the river, but it was completely </w:t>
+      </w:r>
+      <w:r>
+        <w:rPr>
+          <w:b w:val="0"/>
+          <w:i w:val="0"/>
+          <w:sz w:val="20"/>
+          <w:u w:val="single"/>
+        </w:rPr>
+        <w:t>invisible</w:t>
+      </w:r>
+      <w:r>
+        <w:rPr>
+          <w:b w:val="0"/>
+          <w:i w:val="0"/>
+          <w:sz w:val="20"/>
+          <w:u w:val="none"/>
+        </w:rPr>
+        <w:t>.</w:t>
       </w:r>
     </w:p>
     <w:p>
       <w:pPr>
-        <w:spacing w:before="0" w:after="0" w:line="259" w:lineRule="auto"/>
-        <w:ind w:left="113"/>
+        <w:spacing w:after="30" w:before="100"/>
       </w:pPr>
       <w:r>
         <w:rPr>
-          <w:rFonts w:ascii="맑은 고딕" w:hAnsi="맑은 고딕" w:eastAsia="맑은 고딕"/>
-          <w:b w:val="0"/>
-          <w:i w:val="0"/>
-          <w:sz w:val="18"/>
+          <w:b/>
+          <w:i w:val="0"/>
+          <w:color w:val="1F3864"/>
+          <w:sz w:val="21"/>
           <w:u w:val="none"/>
         </w:rPr>
-        <w:t>④ to begin to be seen; come into existence or use</w:t>
+        <w:t>■ [16~20] 서술형 — 영영풀이 · 철자 조합 · 배열영작</w:t>
       </w:r>
     </w:p>
     <w:p>
       <w:pPr>
-        <w:spacing w:before="0" w:after="0" w:line="259" w:lineRule="auto"/>
-        <w:ind w:left="113"/>
+        <w:spacing w:after="20" w:before="50"/>
       </w:pPr>
       <w:r>
         <w:rPr>
-          <w:rFonts w:ascii="맑은 고딕" w:hAnsi="맑은 고딕" w:eastAsia="맑은 고딕"/>
+          <w:b/>
+          <w:i w:val="0"/>
+          <w:color w:val="1F3864"/>
+          <w:sz w:val="20"/>
+          <w:u w:val="none"/>
+        </w:rPr>
+        <w:t xml:space="preserve">16. </w:t>
+      </w:r>
+      <w:r>
+        <w:rPr>
           <w:b w:val="0"/>
           <w:i w:val="0"/>
-          <w:sz w:val="18"/>
+          <w:sz w:val="20"/>
           <w:u w:val="none"/>
         </w:rPr>
-        <w:t>⑤ a long time ago</w:t>
+        <w:t xml:space="preserve">다음 영영풀이에 해당하는 단어를 주어진 철자로 시작하여 쓰시오. </w:t>
+      </w:r>
+      <w:r>
+        <w:rPr>
+          <w:b w:val="0"/>
+          <w:i w:val="0"/>
+          <w:sz w:val="20"/>
+          <w:u w:val="none"/>
+        </w:rPr>
+        <w:t>(3점)</w:t>
       </w:r>
     </w:p>
     <w:p>
       <w:pPr>
-        <w:spacing w:before="0" w:after="0" w:line="259" w:lineRule="auto"/>
+        <w:pBdr>
+          <w:top w:val="single" w:sz="4" w:space="3" w:color="8DA2C4"/>
+          <w:left w:val="single" w:sz="4" w:space="3" w:color="8DA2C4"/>
+          <w:bottom w:val="single" w:sz="4" w:space="3" w:color="8DA2C4"/>
+          <w:right w:val="single" w:sz="4" w:space="3" w:color="8DA2C4"/>
+        </w:pBdr>
+        <w:shd w:val="clear" w:color="auto" w:fill="F7F9FC"/>
+        <w:spacing w:after="30"/>
+        <w:ind w:left="57" w:right="57"/>
       </w:pPr>
+      <w:r>
+        <w:rPr>
+          <w:b w:val="0"/>
+          <w:i w:val="0"/>
+          <w:sz w:val="20"/>
+          <w:u w:val="none"/>
+        </w:rPr>
+        <w:t>(1) n. the aim or result that you try to achieve → t________</w:t>
+      </w:r>
+      <w:r>
+        <w:br/>
+      </w:r>
+      <w:r>
+        <w:rPr>
+          <w:b w:val="0"/>
+          <w:i w:val="0"/>
+          <w:sz w:val="20"/>
+          <w:u w:val="none"/>
+        </w:rPr>
+        <w:t>(2) n. a mark, object, or other indication of the existence or passing of something → t________</w:t>
+      </w:r>
     </w:p>
     <w:p>
       <w:pPr>
-        <w:spacing w:before="0" w:after="40" w:line="259" w:lineRule="auto"/>
+        <w:spacing w:after="30"/>
+        <w:ind w:left="170"/>
       </w:pPr>
+      <w:r>
+        <w:rPr>
+          <w:b w:val="0"/>
+          <w:i w:val="0"/>
+          <w:sz w:val="20"/>
+          <w:u w:val="none"/>
+        </w:rPr>
+        <w:t>(1) ____________ (2) ____________</w:t>
+      </w:r>
     </w:p>
     <w:p>
       <w:pPr>
-        <w:keepNext/>
-        <w:spacing w:before="0" w:after="20" w:line="259" w:lineRule="auto"/>
+        <w:spacing w:after="20" w:before="50"/>
       </w:pPr>
       <w:r>
         <w:rPr>
-          <w:rFonts w:ascii="맑은 고딕" w:hAnsi="맑은 고딕" w:eastAsia="맑은 고딕"/>
           <w:b/>
           <w:i w:val="0"/>
-          <w:sz w:val="18"/>
+          <w:color w:val="1F3864"/>
+          <w:sz w:val="20"/>
           <w:u w:val="none"/>
         </w:rPr>
-        <w:t xml:space="preserve">13. </w:t>
-      </w:r>
-      <w:r>
-        <w:rPr>
-          <w:rFonts w:ascii="맑은 고딕" w:hAnsi="맑은 고딕" w:eastAsia="맑은 고딕"/>
+        <w:t xml:space="preserve">17. </w:t>
+      </w:r>
+      <w:r>
+        <w:rPr>
           <w:b w:val="0"/>
           <w:i w:val="0"/>
-          <w:sz w:val="18"/>
+          <w:sz w:val="20"/>
           <w:u w:val="none"/>
         </w:rPr>
-        <w:t xml:space="preserve">다음 문장의 빈칸에 들어갈 말을 &lt;보기&gt;에서 골라 바르게 짝지은 것은? </w:t>
-      </w:r>
-      <w:r>
-        <w:rPr>
-          <w:rFonts w:ascii="맑은 고딕" w:hAnsi="맑은 고딕" w:eastAsia="맑은 고딕"/>
+        <w:t xml:space="preserve">(1)~(5)의 영영풀이에 해당하는 단어를 쓴 뒤, 지시된 자리의 철자를 순서대로 조합하여 만들어지는 단어와 그 단어의 영영풀이를 쓰시오. </w:t>
+      </w:r>
+      <w:r>
+        <w:rPr>
           <w:b w:val="0"/>
           <w:i w:val="0"/>
-          <w:sz w:val="18"/>
+          <w:sz w:val="20"/>
           <w:u w:val="none"/>
         </w:rPr>
         <w:t>(4점)</w:t>
@@ -2205,1115 +2531,418 @@
     </w:p>
     <w:p>
       <w:pPr>
-        <w:spacing w:before="0" w:after="20" w:line="259" w:lineRule="auto"/>
-        <w:ind w:left="57"/>
+        <w:pBdr>
+          <w:top w:val="single" w:sz="4" w:space="3" w:color="8DA2C4"/>
+          <w:left w:val="single" w:sz="4" w:space="3" w:color="8DA2C4"/>
+          <w:bottom w:val="single" w:sz="4" w:space="3" w:color="8DA2C4"/>
+          <w:right w:val="single" w:sz="4" w:space="3" w:color="8DA2C4"/>
+        </w:pBdr>
+        <w:shd w:val="clear" w:color="auto" w:fill="F7F9FC"/>
+        <w:spacing w:after="30"/>
+        <w:ind w:left="57" w:right="57"/>
       </w:pPr>
       <w:r>
         <w:rPr>
-          <w:rFonts w:ascii="맑은 고딕" w:hAnsi="맑은 고딕" w:eastAsia="맑은 고딕"/>
           <w:b w:val="0"/>
           <w:i w:val="0"/>
-          <w:sz w:val="18"/>
+          <w:sz w:val="20"/>
           <w:u w:val="none"/>
         </w:rPr>
-        <w:t>&lt;보기&gt; despite / although</w:t>
+        <w:t>(1) n. a metal cup or other object that someone gets for winning a game or race → ________ 【1번째 철자】</w:t>
       </w:r>
       <w:r>
         <w:br/>
       </w:r>
       <w:r>
         <w:rPr>
-          <w:rFonts w:ascii="맑은 고딕" w:hAnsi="맑은 고딕" w:eastAsia="맑은 고딕"/>
           <w:b w:val="0"/>
           <w:i w:val="0"/>
-          <w:sz w:val="18"/>
+          <w:sz w:val="20"/>
           <w:u w:val="none"/>
         </w:rPr>
-        <w:t>(a) They grow in muddy ponds, but still bloom beautifully ________ the dirty water.</w:t>
+        <w:t>(2) n. a polite way of behaving toward other people → ________ 【1번째 철자】</w:t>
       </w:r>
       <w:r>
         <w:br/>
       </w:r>
       <w:r>
         <w:rPr>
-          <w:rFonts w:ascii="맑은 고딕" w:hAnsi="맑은 고딕" w:eastAsia="맑은 고딕"/>
           <w:b w:val="0"/>
           <w:i w:val="0"/>
-          <w:sz w:val="18"/>
+          <w:sz w:val="20"/>
           <w:u w:val="none"/>
         </w:rPr>
-        <w:t>(b) ________ it was raining, we played soccer.</w:t>
+        <w:t>(3) n. the way you think or feel about something → ________ 【1번째 철자】</w:t>
+      </w:r>
+      <w:r>
+        <w:br/>
+      </w:r>
+      <w:r>
+        <w:rPr>
+          <w:b w:val="0"/>
+          <w:i w:val="0"/>
+          <w:sz w:val="20"/>
+          <w:u w:val="none"/>
+        </w:rPr>
+        <w:t>(4) n. a large fish that lives in lakes and rivers → ________ 【1번째 철자】</w:t>
+      </w:r>
+      <w:r>
+        <w:br/>
+      </w:r>
+      <w:r>
+        <w:rPr>
+          <w:b w:val="0"/>
+          <w:i w:val="0"/>
+          <w:sz w:val="20"/>
+          <w:u w:val="none"/>
+        </w:rPr>
+        <w:t>(5) prep. although something happens or exists → ________ 【2번째 철자】</w:t>
       </w:r>
     </w:p>
     <w:p>
       <w:pPr>
-        <w:spacing w:before="0" w:after="0" w:line="259" w:lineRule="auto"/>
-        <w:ind w:left="113"/>
+        <w:spacing w:after="30"/>
+        <w:ind w:left="170"/>
       </w:pPr>
       <w:r>
         <w:rPr>
-          <w:rFonts w:ascii="맑은 고딕" w:hAnsi="맑은 고딕" w:eastAsia="맑은 고딕"/>
           <w:b w:val="0"/>
           <w:i w:val="0"/>
-          <w:sz w:val="18"/>
+          <w:sz w:val="20"/>
           <w:u w:val="none"/>
         </w:rPr>
-        <w:t>① despite – despite</w:t>
+        <w:t>(1) ______ (2) ______ (3) ______ (4) ______ (5) ______ → 조합 단어: ________ / 영영풀이: ______________________</w:t>
       </w:r>
     </w:p>
     <w:p>
       <w:pPr>
-        <w:spacing w:before="0" w:after="0" w:line="259" w:lineRule="auto"/>
-        <w:ind w:left="113"/>
+        <w:spacing w:after="20" w:before="50"/>
       </w:pPr>
       <w:r>
         <w:rPr>
-          <w:rFonts w:ascii="맑은 고딕" w:hAnsi="맑은 고딕" w:eastAsia="맑은 고딕"/>
+          <w:b/>
+          <w:i w:val="0"/>
+          <w:color w:val="1F3864"/>
+          <w:sz w:val="20"/>
+          <w:u w:val="none"/>
+        </w:rPr>
+        <w:t xml:space="preserve">18. </w:t>
+      </w:r>
+      <w:r>
+        <w:rPr>
           <w:b w:val="0"/>
           <w:i w:val="0"/>
-          <w:sz w:val="18"/>
+          <w:sz w:val="20"/>
           <w:u w:val="none"/>
         </w:rPr>
-        <w:t>② despite – Although</w:t>
+        <w:t xml:space="preserve">〈보기〉의 말을 배열하여 우리말에 맞게 영작하고 ★ 자리(다섯 번째 어구)의 단어를 쓰시오. (필요 없는 단어 1개 제외) </w:t>
+      </w:r>
+      <w:r>
+        <w:rPr>
+          <w:b w:val="0"/>
+          <w:i w:val="0"/>
+          <w:sz w:val="20"/>
+          <w:u w:val="none"/>
+        </w:rPr>
+        <w:t>(4점)</w:t>
       </w:r>
     </w:p>
     <w:p>
       <w:pPr>
-        <w:spacing w:before="0" w:after="0" w:line="259" w:lineRule="auto"/>
-        <w:ind w:left="113"/>
+        <w:pBdr>
+          <w:top w:val="single" w:sz="4" w:space="3" w:color="8DA2C4"/>
+          <w:left w:val="single" w:sz="4" w:space="3" w:color="8DA2C4"/>
+          <w:bottom w:val="single" w:sz="4" w:space="3" w:color="8DA2C4"/>
+          <w:right w:val="single" w:sz="4" w:space="3" w:color="8DA2C4"/>
+        </w:pBdr>
+        <w:shd w:val="clear" w:color="auto" w:fill="F7F9FC"/>
+        <w:spacing w:after="30"/>
+        <w:ind w:left="57" w:right="57"/>
       </w:pPr>
       <w:r>
         <w:rPr>
-          <w:rFonts w:ascii="맑은 고딕" w:hAnsi="맑은 고딕" w:eastAsia="맑은 고딕"/>
           <w:b w:val="0"/>
           <w:i w:val="0"/>
-          <w:sz w:val="18"/>
+          <w:sz w:val="20"/>
           <w:u w:val="none"/>
         </w:rPr>
-        <w:t>③ although – Despite</w:t>
+        <w:t>〈보기〉 ( loyalty / came to / bamboo / symbolize / to the king / For these reasons, / respect )</w:t>
+      </w:r>
+      <w:r>
+        <w:br/>
+      </w:r>
+      <w:r>
+        <w:rPr>
+          <w:b w:val="0"/>
+          <w:i w:val="0"/>
+          <w:sz w:val="20"/>
+          <w:u w:val="none"/>
+        </w:rPr>
+        <w:t>“이런 이유로 대나무는 왕에 대한 충성을 상징하게 되었다.”</w:t>
+      </w:r>
+      <w:r>
+        <w:br/>
+      </w:r>
+      <w:r>
+        <w:rPr>
+          <w:b w:val="0"/>
+          <w:i w:val="0"/>
+          <w:sz w:val="20"/>
+          <w:u w:val="none"/>
+        </w:rPr>
+        <w:t>→ ________ ________ ________ ________ ★________ ________.</w:t>
       </w:r>
     </w:p>
     <w:p>
       <w:pPr>
-        <w:spacing w:before="0" w:after="0" w:line="259" w:lineRule="auto"/>
-        <w:ind w:left="113"/>
+        <w:spacing w:after="30"/>
+        <w:ind w:left="170"/>
       </w:pPr>
       <w:r>
         <w:rPr>
-          <w:rFonts w:ascii="맑은 고딕" w:hAnsi="맑은 고딕" w:eastAsia="맑은 고딕"/>
           <w:b w:val="0"/>
           <w:i w:val="0"/>
-          <w:sz w:val="18"/>
+          <w:sz w:val="20"/>
           <w:u w:val="none"/>
         </w:rPr>
-        <w:t>④ although – Although</w:t>
+        <w:t>→ ____________________________________ / ★ = ________</w:t>
       </w:r>
     </w:p>
     <w:p>
       <w:pPr>
-        <w:spacing w:before="0" w:after="0" w:line="259" w:lineRule="auto"/>
-        <w:ind w:left="113"/>
+        <w:spacing w:after="20" w:before="50"/>
       </w:pPr>
       <w:r>
         <w:rPr>
-          <w:rFonts w:ascii="맑은 고딕" w:hAnsi="맑은 고딕" w:eastAsia="맑은 고딕"/>
+          <w:b/>
+          <w:i w:val="0"/>
+          <w:color w:val="1F3864"/>
+          <w:sz w:val="20"/>
+          <w:u w:val="none"/>
+        </w:rPr>
+        <w:t xml:space="preserve">19. </w:t>
+      </w:r>
+      <w:r>
+        <w:rPr>
           <w:b w:val="0"/>
           <w:i w:val="0"/>
-          <w:sz w:val="18"/>
+          <w:sz w:val="20"/>
           <w:u w:val="none"/>
         </w:rPr>
-        <w:t>⑤ in spite – Although</w:t>
+        <w:t xml:space="preserve">다음 문장의 빈칸에 알맞은 단어를 [보기]의 영영풀이를 참고하여 쓰시오. </w:t>
+      </w:r>
+      <w:r>
+        <w:rPr>
+          <w:b w:val="0"/>
+          <w:i w:val="0"/>
+          <w:sz w:val="20"/>
+          <w:u w:val="none"/>
+        </w:rPr>
+        <w:t>(4점)</w:t>
       </w:r>
     </w:p>
     <w:p>
       <w:pPr>
-        <w:spacing w:before="0" w:after="0" w:line="259" w:lineRule="auto"/>
+        <w:pBdr>
+          <w:top w:val="single" w:sz="4" w:space="3" w:color="8DA2C4"/>
+          <w:left w:val="single" w:sz="4" w:space="3" w:color="8DA2C4"/>
+          <w:bottom w:val="single" w:sz="4" w:space="3" w:color="8DA2C4"/>
+          <w:right w:val="single" w:sz="4" w:space="3" w:color="8DA2C4"/>
+        </w:pBdr>
+        <w:shd w:val="clear" w:color="auto" w:fill="F7F9FC"/>
+        <w:spacing w:after="30"/>
+        <w:ind w:left="57" w:right="57"/>
       </w:pPr>
+      <w:r>
+        <w:rPr>
+          <w:b w:val="0"/>
+          <w:i w:val="0"/>
+          <w:sz w:val="20"/>
+          <w:u w:val="none"/>
+        </w:rPr>
+        <w:t>[보기] v. to say that something is going to happen</w:t>
+      </w:r>
+      <w:r>
+        <w:br/>
+      </w:r>
+      <w:r>
+        <w:rPr>
+          <w:b w:val="0"/>
+          <w:i w:val="0"/>
+          <w:sz w:val="20"/>
+          <w:u w:val="none"/>
+        </w:rPr>
+        <w:t>The weather forecaster ________ heavy rain for tonight.</w:t>
+      </w:r>
     </w:p>
     <w:p>
       <w:pPr>
-        <w:spacing w:before="0" w:after="40" w:line="259" w:lineRule="auto"/>
+        <w:spacing w:after="30"/>
+        <w:ind w:left="170"/>
       </w:pPr>
+      <w:r>
+        <w:rPr>
+          <w:b w:val="0"/>
+          <w:i w:val="0"/>
+          <w:sz w:val="20"/>
+          <w:u w:val="none"/>
+        </w:rPr>
+        <w:t>→ ____________</w:t>
+      </w:r>
     </w:p>
     <w:p>
       <w:pPr>
-        <w:keepNext/>
-        <w:spacing w:before="0" w:after="20" w:line="259" w:lineRule="auto"/>
+        <w:spacing w:after="20" w:before="50"/>
       </w:pPr>
       <w:r>
         <w:rPr>
-          <w:rFonts w:ascii="맑은 고딕" w:hAnsi="맑은 고딕" w:eastAsia="맑은 고딕"/>
           <w:b/>
           <w:i w:val="0"/>
-          <w:sz w:val="18"/>
+          <w:color w:val="1F3864"/>
+          <w:sz w:val="20"/>
           <w:u w:val="none"/>
         </w:rPr>
-        <w:t xml:space="preserve">14. </w:t>
-      </w:r>
-      <w:r>
-        <w:rPr>
-          <w:rFonts w:ascii="맑은 고딕" w:hAnsi="맑은 고딕" w:eastAsia="맑은 고딕"/>
+        <w:t xml:space="preserve">20. </w:t>
+      </w:r>
+      <w:r>
+        <w:rPr>
           <w:b w:val="0"/>
           <w:i w:val="0"/>
-          <w:sz w:val="18"/>
+          <w:sz w:val="20"/>
           <w:u w:val="none"/>
         </w:rPr>
-        <w:t xml:space="preserve">다음 중 단어의 품사 변화가 </w:t>
-      </w:r>
-      <w:r>
-        <w:rPr>
-          <w:rFonts w:ascii="맑은 고딕" w:hAnsi="맑은 고딕" w:eastAsia="맑은 고딕"/>
-          <w:b/>
-          <w:i w:val="0"/>
-          <w:sz w:val="18"/>
+        <w:t xml:space="preserve">다음 영영풀이 (a)~(c)에 해당하는 단어를 순서대로 바르게 나열한 것은? </w:t>
+      </w:r>
+      <w:r>
+        <w:rPr>
+          <w:b w:val="0"/>
+          <w:i w:val="0"/>
+          <w:sz w:val="20"/>
           <w:u w:val="none"/>
         </w:rPr>
-        <w:t>잘못</w:t>
-      </w:r>
-      <w:r>
-        <w:rPr>
-          <w:rFonts w:ascii="맑은 고딕" w:hAnsi="맑은 고딕" w:eastAsia="맑은 고딕"/>
-          <w:b w:val="0"/>
-          <w:i w:val="0"/>
-          <w:sz w:val="18"/>
-          <w:u w:val="none"/>
-        </w:rPr>
-        <w:t xml:space="preserve"> 연결된 것은? </w:t>
-      </w:r>
-      <w:r>
-        <w:rPr>
-          <w:rFonts w:ascii="맑은 고딕" w:hAnsi="맑은 고딕" w:eastAsia="맑은 고딕"/>
-          <w:b w:val="0"/>
-          <w:i w:val="0"/>
-          <w:sz w:val="18"/>
-          <w:u w:val="none"/>
-        </w:rPr>
-        <w:t>(3점)</w:t>
+        <w:t>(4점)</w:t>
       </w:r>
     </w:p>
     <w:p>
       <w:pPr>
-        <w:spacing w:before="0" w:after="0" w:line="259" w:lineRule="auto"/>
-        <w:ind w:left="113"/>
+        <w:pBdr>
+          <w:top w:val="single" w:sz="4" w:space="3" w:color="8DA2C4"/>
+          <w:left w:val="single" w:sz="4" w:space="3" w:color="8DA2C4"/>
+          <w:bottom w:val="single" w:sz="4" w:space="3" w:color="8DA2C4"/>
+          <w:right w:val="single" w:sz="4" w:space="3" w:color="8DA2C4"/>
+        </w:pBdr>
+        <w:shd w:val="clear" w:color="auto" w:fill="F7F9FC"/>
+        <w:spacing w:after="30"/>
+        <w:ind w:left="57" w:right="57"/>
       </w:pPr>
       <w:r>
         <w:rPr>
-          <w:rFonts w:ascii="맑은 고딕" w:hAnsi="맑은 고딕" w:eastAsia="맑은 고딕"/>
           <w:b w:val="0"/>
           <w:i w:val="0"/>
-          <w:sz w:val="18"/>
+          <w:sz w:val="20"/>
           <w:u w:val="none"/>
         </w:rPr>
-        <w:t>① symbol(n.) – symbolize(v.) – symbolic(a.)</w:t>
+        <w:t>(a) v. to change or affect something</w:t>
+      </w:r>
+      <w:r>
+        <w:br/>
+      </w:r>
+      <w:r>
+        <w:rPr>
+          <w:b w:val="0"/>
+          <w:i w:val="0"/>
+          <w:sz w:val="20"/>
+          <w:u w:val="none"/>
+        </w:rPr>
+        <w:t>(b) v. to become better, or to make something better</w:t>
+      </w:r>
+      <w:r>
+        <w:br/>
+      </w:r>
+      <w:r>
+        <w:rPr>
+          <w:b w:val="0"/>
+          <w:i w:val="0"/>
+          <w:sz w:val="20"/>
+          <w:u w:val="none"/>
+        </w:rPr>
+        <w:t>(c) v. contain as part of a whole</w:t>
       </w:r>
     </w:p>
     <w:p>
       <w:pPr>
-        <w:spacing w:before="0" w:after="0" w:line="259" w:lineRule="auto"/>
-        <w:ind w:left="113"/>
+        <w:spacing w:after="10"/>
+        <w:ind w:left="170"/>
       </w:pPr>
       <w:r>
         <w:rPr>
-          <w:rFonts w:ascii="맑은 고딕" w:hAnsi="맑은 고딕" w:eastAsia="맑은 고딕"/>
           <w:b w:val="0"/>
           <w:i w:val="0"/>
-          <w:sz w:val="18"/>
+          <w:sz w:val="20"/>
           <w:u w:val="none"/>
         </w:rPr>
-        <w:t>② predict(v.) – prediction(n.)</w:t>
+        <w:t>① influence – improve – include</w:t>
       </w:r>
     </w:p>
     <w:p>
       <w:pPr>
-        <w:spacing w:before="0" w:after="0" w:line="259" w:lineRule="auto"/>
-        <w:ind w:left="113"/>
+        <w:spacing w:after="10"/>
+        <w:ind w:left="170"/>
       </w:pPr>
       <w:r>
         <w:rPr>
-          <w:rFonts w:ascii="맑은 고딕" w:hAnsi="맑은 고딕" w:eastAsia="맑은 고딕"/>
           <w:b w:val="0"/>
           <w:i w:val="0"/>
-          <w:sz w:val="18"/>
+          <w:sz w:val="20"/>
           <w:u w:val="none"/>
         </w:rPr>
-        <w:t>③ analyze(v.) – analysis(n.)</w:t>
+        <w:t>② include – improve – influence</w:t>
       </w:r>
     </w:p>
     <w:p>
       <w:pPr>
-        <w:spacing w:before="0" w:after="0" w:line="259" w:lineRule="auto"/>
-        <w:ind w:left="113"/>
+        <w:spacing w:after="10"/>
+        <w:ind w:left="170"/>
       </w:pPr>
       <w:r>
         <w:rPr>
-          <w:rFonts w:ascii="맑은 고딕" w:hAnsi="맑은 고딕" w:eastAsia="맑은 고딕"/>
           <w:b w:val="0"/>
           <w:i w:val="0"/>
-          <w:sz w:val="18"/>
+          <w:sz w:val="20"/>
           <w:u w:val="none"/>
         </w:rPr>
-        <w:t>④ improve(v.) – improvement(n.)</w:t>
+        <w:t>③ influence – include – improve</w:t>
       </w:r>
     </w:p>
     <w:p>
       <w:pPr>
-        <w:spacing w:before="0" w:after="0" w:line="259" w:lineRule="auto"/>
-        <w:ind w:left="113"/>
+        <w:spacing w:after="10"/>
+        <w:ind w:left="170"/>
       </w:pPr>
       <w:r>
         <w:rPr>
-          <w:rFonts w:ascii="맑은 고딕" w:hAnsi="맑은 고딕" w:eastAsia="맑은 고딕"/>
           <w:b w:val="0"/>
           <w:i w:val="0"/>
-          <w:sz w:val="18"/>
+          <w:sz w:val="20"/>
           <w:u w:val="none"/>
         </w:rPr>
-        <w:t>⑤ behave(v.) – behaviorful(n.)</w:t>
+        <w:t>④ improve – influence – include</w:t>
       </w:r>
     </w:p>
     <w:p>
       <w:pPr>
-        <w:spacing w:before="0" w:after="0" w:line="259" w:lineRule="auto"/>
+        <w:spacing w:after="10"/>
+        <w:ind w:left="170"/>
       </w:pPr>
-    </w:p>
-    <w:p>
-      <w:pPr>
-        <w:spacing w:before="0" w:after="40" w:line="259" w:lineRule="auto"/>
-      </w:pPr>
-    </w:p>
-    <w:p>
-      <w:pPr>
-        <w:keepNext/>
-        <w:spacing w:before="0" w:after="20" w:line="259" w:lineRule="auto"/>
-      </w:pPr>
-      <w:r>
-        <w:rPr>
-          <w:rFonts w:ascii="맑은 고딕" w:hAnsi="맑은 고딕" w:eastAsia="맑은 고딕"/>
-          <w:b/>
-          <w:i w:val="0"/>
-          <w:sz w:val="18"/>
-          <w:u w:val="none"/>
-        </w:rPr>
-        <w:t xml:space="preserve">15. </w:t>
-      </w:r>
-      <w:r>
-        <w:rPr>
-          <w:rFonts w:ascii="맑은 고딕" w:hAnsi="맑은 고딕" w:eastAsia="맑은 고딕"/>
+      <w:r>
+        <w:rPr>
           <w:b w:val="0"/>
           <w:i w:val="0"/>
-          <w:sz w:val="18"/>
-          <w:u w:val="none"/>
-        </w:rPr>
-        <w:t xml:space="preserve">다음 중 밑줄 친 단어의 쓰임이 문맥상 </w:t>
-      </w:r>
-      <w:r>
-        <w:rPr>
-          <w:rFonts w:ascii="맑은 고딕" w:hAnsi="맑은 고딕" w:eastAsia="맑은 고딕"/>
-          <w:b/>
-          <w:i w:val="0"/>
-          <w:sz w:val="18"/>
-          <w:u w:val="none"/>
-        </w:rPr>
-        <w:t>어색한</w:t>
-      </w:r>
-      <w:r>
-        <w:rPr>
-          <w:rFonts w:ascii="맑은 고딕" w:hAnsi="맑은 고딕" w:eastAsia="맑은 고딕"/>
-          <w:b w:val="0"/>
-          <w:i w:val="0"/>
-          <w:sz w:val="18"/>
-          <w:u w:val="none"/>
-        </w:rPr>
-        <w:t xml:space="preserve"> 것을 </w:t>
-      </w:r>
-      <w:r>
-        <w:rPr>
-          <w:rFonts w:ascii="맑은 고딕" w:hAnsi="맑은 고딕" w:eastAsia="맑은 고딕"/>
-          <w:b/>
-          <w:i w:val="0"/>
-          <w:sz w:val="18"/>
-          <w:u w:val="none"/>
-        </w:rPr>
-        <w:t>있는 대로</w:t>
-      </w:r>
-      <w:r>
-        <w:rPr>
-          <w:rFonts w:ascii="맑은 고딕" w:hAnsi="맑은 고딕" w:eastAsia="맑은 고딕"/>
-          <w:b w:val="0"/>
-          <w:i w:val="0"/>
-          <w:sz w:val="18"/>
-          <w:u w:val="none"/>
-        </w:rPr>
-        <w:t xml:space="preserve"> 고르면? </w:t>
-      </w:r>
-      <w:r>
-        <w:rPr>
-          <w:rFonts w:ascii="맑은 고딕" w:hAnsi="맑은 고딕" w:eastAsia="맑은 고딕"/>
-          <w:b w:val="0"/>
-          <w:i w:val="0"/>
-          <w:sz w:val="18"/>
-          <w:u w:val="none"/>
-        </w:rPr>
-        <w:t>(4점)</w:t>
-      </w:r>
-    </w:p>
-    <w:p>
-      <w:pPr>
-        <w:spacing w:before="0" w:after="0" w:line="259" w:lineRule="auto"/>
-        <w:ind w:left="113"/>
-      </w:pPr>
-      <w:r>
-        <w:rPr>
-          <w:rFonts w:ascii="맑은 고딕" w:hAnsi="맑은 고딕" w:eastAsia="맑은 고딕"/>
-          <w:b w:val="0"/>
-          <w:i w:val="0"/>
-          <w:sz w:val="18"/>
-          <w:u w:val="none"/>
-        </w:rPr>
-        <w:t xml:space="preserve">① Changing the tires is especially important because the tires </w:t>
-      </w:r>
-      <w:r>
-        <w:rPr>
-          <w:rFonts w:ascii="맑은 고딕" w:hAnsi="맑은 고딕" w:eastAsia="맑은 고딕"/>
-          <w:b w:val="0"/>
-          <w:i w:val="0"/>
-          <w:sz w:val="18"/>
-          <w:u w:val="single"/>
-        </w:rPr>
-        <w:t>wear out</w:t>
-      </w:r>
-      <w:r>
-        <w:rPr>
-          <w:rFonts w:ascii="맑은 고딕" w:hAnsi="맑은 고딕" w:eastAsia="맑은 고딕"/>
-          <w:b w:val="0"/>
-          <w:i w:val="0"/>
-          <w:sz w:val="18"/>
-          <w:u w:val="none"/>
-        </w:rPr>
-        <w:t xml:space="preserve"> easily in a high speed race.</w:t>
-      </w:r>
-    </w:p>
-    <w:p>
-      <w:pPr>
-        <w:spacing w:before="0" w:after="0" w:line="259" w:lineRule="auto"/>
-        <w:ind w:left="113"/>
-      </w:pPr>
-      <w:r>
-        <w:rPr>
-          <w:rFonts w:ascii="맑은 고딕" w:hAnsi="맑은 고딕" w:eastAsia="맑은 고딕"/>
-          <w:b w:val="0"/>
-          <w:i w:val="0"/>
-          <w:sz w:val="18"/>
-          <w:u w:val="none"/>
-        </w:rPr>
-        <w:t xml:space="preserve">② Police can prevent further crime by </w:t>
-      </w:r>
-      <w:r>
-        <w:rPr>
-          <w:rFonts w:ascii="맑은 고딕" w:hAnsi="맑은 고딕" w:eastAsia="맑은 고딕"/>
-          <w:b w:val="0"/>
-          <w:i w:val="0"/>
-          <w:sz w:val="18"/>
-          <w:u w:val="single"/>
-        </w:rPr>
-        <w:t>avoiding</w:t>
-      </w:r>
-      <w:r>
-        <w:rPr>
-          <w:rFonts w:ascii="맑은 고딕" w:hAnsi="맑은 고딕" w:eastAsia="맑은 고딕"/>
-          <w:b w:val="0"/>
-          <w:i w:val="0"/>
-          <w:sz w:val="18"/>
-          <w:u w:val="none"/>
-        </w:rPr>
-        <w:t xml:space="preserve"> the areas and the times this map predicts.</w:t>
-      </w:r>
-    </w:p>
-    <w:p>
-      <w:pPr>
-        <w:spacing w:before="0" w:after="0" w:line="259" w:lineRule="auto"/>
-        <w:ind w:left="113"/>
-      </w:pPr>
-      <w:r>
-        <w:rPr>
-          <w:rFonts w:ascii="맑은 고딕" w:hAnsi="맑은 고딕" w:eastAsia="맑은 고딕"/>
-          <w:b w:val="0"/>
-          <w:i w:val="0"/>
-          <w:sz w:val="18"/>
-          <w:u w:val="none"/>
-        </w:rPr>
-        <w:t xml:space="preserve">③ Bamboo </w:t>
-      </w:r>
-      <w:r>
-        <w:rPr>
-          <w:rFonts w:ascii="맑은 고딕" w:hAnsi="맑은 고딕" w:eastAsia="맑은 고딕"/>
-          <w:b w:val="0"/>
-          <w:i w:val="0"/>
-          <w:sz w:val="18"/>
-          <w:u w:val="single"/>
-        </w:rPr>
-        <w:t>bends</w:t>
-      </w:r>
-      <w:r>
-        <w:rPr>
-          <w:rFonts w:ascii="맑은 고딕" w:hAnsi="맑은 고딕" w:eastAsia="맑은 고딕"/>
-          <w:b w:val="0"/>
-          <w:i w:val="0"/>
-          <w:sz w:val="18"/>
-          <w:u w:val="none"/>
-        </w:rPr>
-        <w:t xml:space="preserve"> easily in all kinds of weather.</w:t>
-      </w:r>
-    </w:p>
-    <w:p>
-      <w:pPr>
-        <w:spacing w:before="0" w:after="0" w:line="259" w:lineRule="auto"/>
-        <w:ind w:left="113"/>
-      </w:pPr>
-      <w:r>
-        <w:rPr>
-          <w:rFonts w:ascii="맑은 고딕" w:hAnsi="맑은 고딕" w:eastAsia="맑은 고딕"/>
-          <w:b w:val="0"/>
-          <w:i w:val="0"/>
-          <w:sz w:val="18"/>
-          <w:u w:val="none"/>
-        </w:rPr>
-        <w:t xml:space="preserve">④ With the help of this database, Germany's national soccer team was able to </w:t>
-      </w:r>
-      <w:r>
-        <w:rPr>
-          <w:rFonts w:ascii="맑은 고딕" w:hAnsi="맑은 고딕" w:eastAsia="맑은 고딕"/>
-          <w:b w:val="0"/>
-          <w:i w:val="0"/>
-          <w:sz w:val="18"/>
-          <w:u w:val="single"/>
-        </w:rPr>
-        <w:t>improve</w:t>
-      </w:r>
-      <w:r>
-        <w:rPr>
-          <w:rFonts w:ascii="맑은 고딕" w:hAnsi="맑은 고딕" w:eastAsia="맑은 고딕"/>
-          <w:b w:val="0"/>
-          <w:i w:val="0"/>
-          <w:sz w:val="18"/>
-          <w:u w:val="none"/>
-        </w:rPr>
-        <w:t xml:space="preserve"> its performance and win the 2014 World Cup.</w:t>
-      </w:r>
-    </w:p>
-    <w:p>
-      <w:pPr>
-        <w:spacing w:before="0" w:after="0" w:line="259" w:lineRule="auto"/>
-        <w:ind w:left="113"/>
-      </w:pPr>
-      <w:r>
-        <w:rPr>
-          <w:rFonts w:ascii="맑은 고딕" w:hAnsi="맑은 고딕" w:eastAsia="맑은 고딕"/>
-          <w:b w:val="0"/>
-          <w:i w:val="0"/>
-          <w:sz w:val="18"/>
-          <w:u w:val="none"/>
-        </w:rPr>
-        <w:t xml:space="preserve">⑤ The man was so </w:t>
-      </w:r>
-      <w:r>
-        <w:rPr>
-          <w:rFonts w:ascii="맑은 고딕" w:hAnsi="맑은 고딕" w:eastAsia="맑은 고딕"/>
-          <w:b w:val="0"/>
-          <w:i w:val="0"/>
-          <w:sz w:val="18"/>
-          <w:u w:val="single"/>
-        </w:rPr>
-        <w:t>disappointed</w:t>
-      </w:r>
-      <w:r>
-        <w:rPr>
-          <w:rFonts w:ascii="맑은 고딕" w:hAnsi="맑은 고딕" w:eastAsia="맑은 고딕"/>
-          <w:b w:val="0"/>
-          <w:i w:val="0"/>
-          <w:sz w:val="18"/>
-          <w:u w:val="none"/>
-        </w:rPr>
-        <w:t xml:space="preserve"> that he cried out to the sky, “What should I do? Please help me.”</w:t>
-      </w:r>
-    </w:p>
-    <w:p>
-      <w:pPr>
-        <w:spacing w:before="0" w:after="0" w:line="259" w:lineRule="auto"/>
-      </w:pPr>
-    </w:p>
-    <w:p>
-      <w:pPr>
-        <w:spacing w:before="0" w:after="40" w:line="259" w:lineRule="auto"/>
-      </w:pPr>
-    </w:p>
-    <w:p>
-      <w:pPr>
-        <w:keepNext/>
-        <w:spacing w:before="0" w:after="40" w:line="259" w:lineRule="auto"/>
-      </w:pPr>
-      <w:r>
-        <w:rPr>
-          <w:rFonts w:ascii="맑은 고딕" w:hAnsi="맑은 고딕" w:eastAsia="맑은 고딕"/>
-          <w:b/>
-          <w:i w:val="0"/>
-          <w:color w:val="1F3864"/>
           <w:sz w:val="20"/>
           <w:u w:val="none"/>
         </w:rPr>
-        <w:t>■ [16~20] 서술형 — 영영풀이 · 철자 조합 · 배열영작</w:t>
-      </w:r>
-    </w:p>
-    <w:p>
-      <w:pPr>
-        <w:keepNext/>
-        <w:spacing w:before="0" w:after="20" w:line="259" w:lineRule="auto"/>
-      </w:pPr>
-      <w:r>
-        <w:rPr>
-          <w:rFonts w:ascii="맑은 고딕" w:hAnsi="맑은 고딕" w:eastAsia="맑은 고딕"/>
-          <w:b/>
-          <w:i w:val="0"/>
-          <w:sz w:val="18"/>
-          <w:u w:val="none"/>
-        </w:rPr>
-        <w:t xml:space="preserve">16. </w:t>
-      </w:r>
-      <w:r>
-        <w:rPr>
-          <w:rFonts w:ascii="맑은 고딕" w:hAnsi="맑은 고딕" w:eastAsia="맑은 고딕"/>
-          <w:b w:val="0"/>
-          <w:i w:val="0"/>
-          <w:sz w:val="18"/>
-          <w:u w:val="none"/>
-        </w:rPr>
-        <w:t xml:space="preserve">다음 영영풀이에 해당하는 단어를 주어진 철자로 시작하여 쓰시오. </w:t>
-      </w:r>
-      <w:r>
-        <w:rPr>
-          <w:rFonts w:ascii="맑은 고딕" w:hAnsi="맑은 고딕" w:eastAsia="맑은 고딕"/>
-          <w:b w:val="0"/>
-          <w:i w:val="0"/>
-          <w:sz w:val="18"/>
-          <w:u w:val="none"/>
-        </w:rPr>
-        <w:t>(3점)</w:t>
-      </w:r>
-    </w:p>
-    <w:p>
-      <w:pPr>
-        <w:spacing w:before="0" w:after="20" w:line="259" w:lineRule="auto"/>
-        <w:ind w:left="57"/>
-      </w:pPr>
-      <w:r>
-        <w:rPr>
-          <w:rFonts w:ascii="맑은 고딕" w:hAnsi="맑은 고딕" w:eastAsia="맑은 고딕"/>
-          <w:b w:val="0"/>
-          <w:i w:val="0"/>
-          <w:sz w:val="18"/>
-          <w:u w:val="none"/>
-        </w:rPr>
-        <w:t>(1) the aim or result that you try to achieve → t________</w:t>
-      </w:r>
-      <w:r>
-        <w:br/>
-      </w:r>
-      <w:r>
-        <w:rPr>
-          <w:rFonts w:ascii="맑은 고딕" w:hAnsi="맑은 고딕" w:eastAsia="맑은 고딕"/>
-          <w:b w:val="0"/>
-          <w:i w:val="0"/>
-          <w:sz w:val="18"/>
-          <w:u w:val="none"/>
-        </w:rPr>
-        <w:t>(2) a mark, object, or other indication of the existence or passing of something → t________</w:t>
-      </w:r>
-    </w:p>
-    <w:p>
-      <w:pPr>
-        <w:spacing w:before="0" w:after="20" w:line="259" w:lineRule="auto"/>
-        <w:ind w:left="57"/>
-      </w:pPr>
-      <w:r>
-        <w:rPr>
-          <w:rFonts w:ascii="맑은 고딕" w:hAnsi="맑은 고딕" w:eastAsia="맑은 고딕"/>
-          <w:b w:val="0"/>
-          <w:i w:val="0"/>
-          <w:sz w:val="18"/>
-          <w:u w:val="none"/>
-        </w:rPr>
-        <w:t>(1) ____________ (2) ____________</w:t>
-      </w:r>
-    </w:p>
-    <w:p>
-      <w:pPr>
-        <w:spacing w:before="0" w:after="40" w:line="259" w:lineRule="auto"/>
-      </w:pPr>
-    </w:p>
-    <w:p>
-      <w:pPr>
-        <w:keepNext/>
-        <w:spacing w:before="0" w:after="20" w:line="259" w:lineRule="auto"/>
-      </w:pPr>
-      <w:r>
-        <w:rPr>
-          <w:rFonts w:ascii="맑은 고딕" w:hAnsi="맑은 고딕" w:eastAsia="맑은 고딕"/>
-          <w:b/>
-          <w:i w:val="0"/>
-          <w:sz w:val="18"/>
-          <w:u w:val="none"/>
-        </w:rPr>
-        <w:t xml:space="preserve">17. </w:t>
-      </w:r>
-      <w:r>
-        <w:rPr>
-          <w:rFonts w:ascii="맑은 고딕" w:hAnsi="맑은 고딕" w:eastAsia="맑은 고딕"/>
-          <w:b w:val="0"/>
-          <w:i w:val="0"/>
-          <w:sz w:val="18"/>
-          <w:u w:val="none"/>
-        </w:rPr>
-        <w:t xml:space="preserve">(1)~(4)의 영영풀이에 해당하는 단어를 쓴 뒤, 지시된 자리의 철자를 순서대로 조합하여 만들어지는 단어와 그 단어의 영영풀이를 쓰시오. </w:t>
-      </w:r>
-      <w:r>
-        <w:rPr>
-          <w:rFonts w:ascii="맑은 고딕" w:hAnsi="맑은 고딕" w:eastAsia="맑은 고딕"/>
-          <w:b w:val="0"/>
-          <w:i w:val="0"/>
-          <w:sz w:val="18"/>
-          <w:u w:val="none"/>
-        </w:rPr>
-        <w:t>(4점)</w:t>
-      </w:r>
-    </w:p>
-    <w:p>
-      <w:pPr>
-        <w:spacing w:before="0" w:after="20" w:line="259" w:lineRule="auto"/>
-        <w:ind w:left="57"/>
-      </w:pPr>
-      <w:r>
-        <w:rPr>
-          <w:rFonts w:ascii="맑은 고딕" w:hAnsi="맑은 고딕" w:eastAsia="맑은 고딕"/>
-          <w:b w:val="0"/>
-          <w:i w:val="0"/>
-          <w:sz w:val="18"/>
-          <w:u w:val="none"/>
-        </w:rPr>
-        <w:t>(1) n. a polite way of behaving toward other people → ________ 【1번째 철자】</w:t>
-      </w:r>
-      <w:r>
-        <w:br/>
-      </w:r>
-      <w:r>
-        <w:rPr>
-          <w:rFonts w:ascii="맑은 고딕" w:hAnsi="맑은 고딕" w:eastAsia="맑은 고딕"/>
-          <w:b w:val="0"/>
-          <w:i w:val="0"/>
-          <w:sz w:val="18"/>
-          <w:u w:val="none"/>
-        </w:rPr>
-        <w:t>(2) v. to make someone remember something → ________ 【2번째 철자】</w:t>
-      </w:r>
-      <w:r>
-        <w:br/>
-      </w:r>
-      <w:r>
-        <w:rPr>
-          <w:rFonts w:ascii="맑은 고딕" w:hAnsi="맑은 고딕" w:eastAsia="맑은 고딕"/>
-          <w:b w:val="0"/>
-          <w:i w:val="0"/>
-          <w:sz w:val="18"/>
-          <w:u w:val="none"/>
-        </w:rPr>
-        <w:t>(3) n. a period of time during which members of the same family rule a country or region → ________ 【3번째 철자】</w:t>
-      </w:r>
-      <w:r>
-        <w:br/>
-      </w:r>
-      <w:r>
-        <w:rPr>
-          <w:rFonts w:ascii="맑은 고딕" w:hAnsi="맑은 고딕" w:eastAsia="맑은 고딕"/>
-          <w:b w:val="0"/>
-          <w:i w:val="0"/>
-          <w:sz w:val="18"/>
-          <w:u w:val="none"/>
-        </w:rPr>
-        <w:t>(4) n. a metal cup or other object that someone gets for winning a game or race → ________ 【1번째 철자】</w:t>
-      </w:r>
-    </w:p>
-    <w:p>
-      <w:pPr>
-        <w:spacing w:before="0" w:after="20" w:line="259" w:lineRule="auto"/>
-        <w:ind w:left="57"/>
-      </w:pPr>
-      <w:r>
-        <w:rPr>
-          <w:rFonts w:ascii="맑은 고딕" w:hAnsi="맑은 고딕" w:eastAsia="맑은 고딕"/>
-          <w:b w:val="0"/>
-          <w:i w:val="0"/>
-          <w:sz w:val="18"/>
-          <w:u w:val="none"/>
-        </w:rPr>
-        <w:t>(1) ________ (2) ________ (3) ________ (4) ________ → 조합 단어: ________ / 영영풀이: ______________________</w:t>
-      </w:r>
-    </w:p>
-    <w:p>
-      <w:pPr>
-        <w:spacing w:before="0" w:after="40" w:line="259" w:lineRule="auto"/>
-      </w:pPr>
-    </w:p>
-    <w:p>
-      <w:pPr>
-        <w:keepNext/>
-        <w:spacing w:before="0" w:after="20" w:line="259" w:lineRule="auto"/>
-      </w:pPr>
-      <w:r>
-        <w:rPr>
-          <w:rFonts w:ascii="맑은 고딕" w:hAnsi="맑은 고딕" w:eastAsia="맑은 고딕"/>
-          <w:b/>
-          <w:i w:val="0"/>
-          <w:sz w:val="18"/>
-          <w:u w:val="none"/>
-        </w:rPr>
-        <w:t xml:space="preserve">18. </w:t>
-      </w:r>
-      <w:r>
-        <w:rPr>
-          <w:rFonts w:ascii="맑은 고딕" w:hAnsi="맑은 고딕" w:eastAsia="맑은 고딕"/>
-          <w:b w:val="0"/>
-          <w:i w:val="0"/>
-          <w:sz w:val="18"/>
-          <w:u w:val="none"/>
-        </w:rPr>
-        <w:t xml:space="preserve">〈보기〉의 말을 모두 한 번씩 배열하여 우리말에 맞게 영작하고 ★ 자리(두 번째 어구)의 단어를 쓰시오. (함정어 1개 제외) </w:t>
-      </w:r>
-      <w:r>
-        <w:rPr>
-          <w:rFonts w:ascii="맑은 고딕" w:hAnsi="맑은 고딕" w:eastAsia="맑은 고딕"/>
-          <w:b w:val="0"/>
-          <w:i w:val="0"/>
-          <w:sz w:val="18"/>
-          <w:u w:val="none"/>
-        </w:rPr>
-        <w:t>(4점)</w:t>
-      </w:r>
-    </w:p>
-    <w:p>
-      <w:pPr>
-        <w:spacing w:before="0" w:after="20" w:line="259" w:lineRule="auto"/>
-        <w:ind w:left="57"/>
-      </w:pPr>
-      <w:r>
-        <w:rPr>
-          <w:rFonts w:ascii="맑은 고딕" w:hAnsi="맑은 고딕" w:eastAsia="맑은 고딕"/>
-          <w:b w:val="0"/>
-          <w:i w:val="0"/>
-          <w:sz w:val="18"/>
-          <w:u w:val="none"/>
-        </w:rPr>
-        <w:t>〈보기〉 ( them / remembered / important values / it / of / reminded )</w:t>
-      </w:r>
-      <w:r>
-        <w:br/>
-      </w:r>
-      <w:r>
-        <w:rPr>
-          <w:rFonts w:ascii="맑은 고딕" w:hAnsi="맑은 고딕" w:eastAsia="맑은 고딕"/>
-          <w:b w:val="0"/>
-          <w:i w:val="0"/>
-          <w:sz w:val="18"/>
-          <w:u w:val="none"/>
-        </w:rPr>
-        <w:t>“그것은 그들에게 중요한 가치들을 상기시켰다.”</w:t>
-      </w:r>
-      <w:r>
-        <w:br/>
-      </w:r>
-      <w:r>
-        <w:rPr>
-          <w:rFonts w:ascii="맑은 고딕" w:hAnsi="맑은 고딕" w:eastAsia="맑은 고딕"/>
-          <w:b w:val="0"/>
-          <w:i w:val="0"/>
-          <w:sz w:val="18"/>
-          <w:u w:val="none"/>
-        </w:rPr>
-        <w:t>→ ________ ★________ ________ ________ ________.</w:t>
-      </w:r>
-    </w:p>
-    <w:p>
-      <w:pPr>
-        <w:spacing w:before="0" w:after="20" w:line="259" w:lineRule="auto"/>
-        <w:ind w:left="57"/>
-      </w:pPr>
-      <w:r>
-        <w:rPr>
-          <w:rFonts w:ascii="맑은 고딕" w:hAnsi="맑은 고딕" w:eastAsia="맑은 고딕"/>
-          <w:b w:val="0"/>
-          <w:i w:val="0"/>
-          <w:sz w:val="18"/>
-          <w:u w:val="none"/>
-        </w:rPr>
-        <w:t>→ ____________________________________ / ★ = ________</w:t>
-      </w:r>
-    </w:p>
-    <w:p>
-      <w:pPr>
-        <w:spacing w:before="0" w:after="40" w:line="259" w:lineRule="auto"/>
-      </w:pPr>
-    </w:p>
-    <w:p>
-      <w:pPr>
-        <w:keepNext/>
-        <w:spacing w:before="0" w:after="20" w:line="259" w:lineRule="auto"/>
-      </w:pPr>
-      <w:r>
-        <w:rPr>
-          <w:rFonts w:ascii="맑은 고딕" w:hAnsi="맑은 고딕" w:eastAsia="맑은 고딕"/>
-          <w:b/>
-          <w:i w:val="0"/>
-          <w:sz w:val="18"/>
-          <w:u w:val="none"/>
-        </w:rPr>
-        <w:t xml:space="preserve">19. </w:t>
-      </w:r>
-      <w:r>
-        <w:rPr>
-          <w:rFonts w:ascii="맑은 고딕" w:hAnsi="맑은 고딕" w:eastAsia="맑은 고딕"/>
-          <w:b w:val="0"/>
-          <w:i w:val="0"/>
-          <w:sz w:val="18"/>
-          <w:u w:val="none"/>
-        </w:rPr>
-        <w:t xml:space="preserve">다음 문장의 빈칸에 알맞은 단어를 [보기]의 영영풀이를 참고하여 쓰시오. </w:t>
-      </w:r>
-      <w:r>
-        <w:rPr>
-          <w:rFonts w:ascii="맑은 고딕" w:hAnsi="맑은 고딕" w:eastAsia="맑은 고딕"/>
-          <w:b w:val="0"/>
-          <w:i w:val="0"/>
-          <w:sz w:val="18"/>
-          <w:u w:val="none"/>
-        </w:rPr>
-        <w:t>(4점)</w:t>
-      </w:r>
-    </w:p>
-    <w:p>
-      <w:pPr>
-        <w:spacing w:before="0" w:after="20" w:line="259" w:lineRule="auto"/>
-        <w:ind w:left="57"/>
-      </w:pPr>
-      <w:r>
-        <w:rPr>
-          <w:rFonts w:ascii="맑은 고딕" w:hAnsi="맑은 고딕" w:eastAsia="맑은 고딕"/>
-          <w:b w:val="0"/>
-          <w:i w:val="0"/>
-          <w:sz w:val="18"/>
-          <w:u w:val="none"/>
-        </w:rPr>
-        <w:t>[보기] to say that something is going to happen</w:t>
-      </w:r>
-      <w:r>
-        <w:br/>
-      </w:r>
-      <w:r>
-        <w:rPr>
-          <w:rFonts w:ascii="맑은 고딕" w:hAnsi="맑은 고딕" w:eastAsia="맑은 고딕"/>
-          <w:b w:val="0"/>
-          <w:i w:val="0"/>
-          <w:sz w:val="18"/>
-          <w:u w:val="none"/>
-        </w:rPr>
-        <w:t>The weather forecaster ________ heavy rain for tonight.</w:t>
-      </w:r>
-    </w:p>
-    <w:p>
-      <w:pPr>
-        <w:spacing w:before="0" w:after="20" w:line="259" w:lineRule="auto"/>
-        <w:ind w:left="57"/>
-      </w:pPr>
-      <w:r>
-        <w:rPr>
-          <w:rFonts w:ascii="맑은 고딕" w:hAnsi="맑은 고딕" w:eastAsia="맑은 고딕"/>
-          <w:b w:val="0"/>
-          <w:i w:val="0"/>
-          <w:sz w:val="18"/>
-          <w:u w:val="none"/>
-        </w:rPr>
-        <w:t>→ ____________</w:t>
-      </w:r>
-    </w:p>
-    <w:p>
-      <w:pPr>
-        <w:spacing w:before="0" w:after="40" w:line="259" w:lineRule="auto"/>
-      </w:pPr>
-    </w:p>
-    <w:p>
-      <w:pPr>
-        <w:keepNext/>
-        <w:spacing w:before="0" w:after="20" w:line="259" w:lineRule="auto"/>
-      </w:pPr>
-      <w:r>
-        <w:rPr>
-          <w:rFonts w:ascii="맑은 고딕" w:hAnsi="맑은 고딕" w:eastAsia="맑은 고딕"/>
-          <w:b/>
-          <w:i w:val="0"/>
-          <w:sz w:val="18"/>
-          <w:u w:val="none"/>
-        </w:rPr>
-        <w:t xml:space="preserve">20. </w:t>
-      </w:r>
-      <w:r>
-        <w:rPr>
-          <w:rFonts w:ascii="맑은 고딕" w:hAnsi="맑은 고딕" w:eastAsia="맑은 고딕"/>
-          <w:b w:val="0"/>
-          <w:i w:val="0"/>
-          <w:sz w:val="18"/>
-          <w:u w:val="none"/>
-        </w:rPr>
-        <w:t xml:space="preserve">다음 영영풀이 (a)~(c)에 해당하는 단어를 순서대로 바르게 나열한 것은? </w:t>
-      </w:r>
-      <w:r>
-        <w:rPr>
-          <w:rFonts w:ascii="맑은 고딕" w:hAnsi="맑은 고딕" w:eastAsia="맑은 고딕"/>
-          <w:b w:val="0"/>
-          <w:i w:val="0"/>
-          <w:sz w:val="18"/>
-          <w:u w:val="none"/>
-        </w:rPr>
-        <w:t>(4점)</w:t>
-      </w:r>
-    </w:p>
-    <w:p>
-      <w:pPr>
-        <w:spacing w:before="0" w:after="20" w:line="259" w:lineRule="auto"/>
-        <w:ind w:left="57"/>
-      </w:pPr>
-      <w:r>
-        <w:rPr>
-          <w:rFonts w:ascii="맑은 고딕" w:hAnsi="맑은 고딕" w:eastAsia="맑은 고딕"/>
-          <w:b w:val="0"/>
-          <w:i w:val="0"/>
-          <w:sz w:val="18"/>
-          <w:u w:val="none"/>
-        </w:rPr>
-        <w:t>(a) to change or affect something</w:t>
-      </w:r>
-      <w:r>
-        <w:br/>
-      </w:r>
-      <w:r>
-        <w:rPr>
-          <w:rFonts w:ascii="맑은 고딕" w:hAnsi="맑은 고딕" w:eastAsia="맑은 고딕"/>
-          <w:b w:val="0"/>
-          <w:i w:val="0"/>
-          <w:sz w:val="18"/>
-          <w:u w:val="none"/>
-        </w:rPr>
-        <w:t>(b) to become better, or to make something better</w:t>
-      </w:r>
-      <w:r>
-        <w:br/>
-      </w:r>
-      <w:r>
-        <w:rPr>
-          <w:rFonts w:ascii="맑은 고딕" w:hAnsi="맑은 고딕" w:eastAsia="맑은 고딕"/>
-          <w:b w:val="0"/>
-          <w:i w:val="0"/>
-          <w:sz w:val="18"/>
-          <w:u w:val="none"/>
-        </w:rPr>
-        <w:t>(c) contain as part of a whole</w:t>
-      </w:r>
-    </w:p>
-    <w:p>
-      <w:pPr>
-        <w:spacing w:before="0" w:after="0" w:line="259" w:lineRule="auto"/>
-        <w:ind w:left="113"/>
-      </w:pPr>
-      <w:r>
-        <w:rPr>
-          <w:rFonts w:ascii="맑은 고딕" w:hAnsi="맑은 고딕" w:eastAsia="맑은 고딕"/>
-          <w:b w:val="0"/>
-          <w:i w:val="0"/>
-          <w:sz w:val="18"/>
-          <w:u w:val="none"/>
-        </w:rPr>
-        <w:t>① influence – improve – include</w:t>
-      </w:r>
-    </w:p>
-    <w:p>
-      <w:pPr>
-        <w:spacing w:before="0" w:after="0" w:line="259" w:lineRule="auto"/>
-        <w:ind w:left="113"/>
-      </w:pPr>
-      <w:r>
-        <w:rPr>
-          <w:rFonts w:ascii="맑은 고딕" w:hAnsi="맑은 고딕" w:eastAsia="맑은 고딕"/>
-          <w:b w:val="0"/>
-          <w:i w:val="0"/>
-          <w:sz w:val="18"/>
-          <w:u w:val="none"/>
-        </w:rPr>
-        <w:t>② include – improve – influence</w:t>
-      </w:r>
-    </w:p>
-    <w:p>
-      <w:pPr>
-        <w:spacing w:before="0" w:after="0" w:line="259" w:lineRule="auto"/>
-        <w:ind w:left="113"/>
-      </w:pPr>
-      <w:r>
-        <w:rPr>
-          <w:rFonts w:ascii="맑은 고딕" w:hAnsi="맑은 고딕" w:eastAsia="맑은 고딕"/>
-          <w:b w:val="0"/>
-          <w:i w:val="0"/>
-          <w:sz w:val="18"/>
-          <w:u w:val="none"/>
-        </w:rPr>
-        <w:t>③ influence – include – improve</w:t>
-      </w:r>
-    </w:p>
-    <w:p>
-      <w:pPr>
-        <w:spacing w:before="0" w:after="0" w:line="259" w:lineRule="auto"/>
-        <w:ind w:left="113"/>
-      </w:pPr>
-      <w:r>
-        <w:rPr>
-          <w:rFonts w:ascii="맑은 고딕" w:hAnsi="맑은 고딕" w:eastAsia="맑은 고딕"/>
-          <w:b w:val="0"/>
-          <w:i w:val="0"/>
-          <w:sz w:val="18"/>
-          <w:u w:val="none"/>
-        </w:rPr>
-        <w:t>④ improve – influence – include</w:t>
-      </w:r>
-    </w:p>
-    <w:p>
-      <w:pPr>
-        <w:spacing w:before="0" w:after="0" w:line="259" w:lineRule="auto"/>
-        <w:ind w:left="113"/>
-      </w:pPr>
-      <w:r>
-        <w:rPr>
-          <w:rFonts w:ascii="맑은 고딕" w:hAnsi="맑은 고딕" w:eastAsia="맑은 고딕"/>
-          <w:b w:val="0"/>
-          <w:i w:val="0"/>
-          <w:sz w:val="18"/>
-          <w:u w:val="none"/>
-        </w:rPr>
         <w:t>⑤ influence – identify – include</w:t>
       </w:r>
-    </w:p>
-    <w:p>
-      <w:pPr>
-        <w:spacing w:before="0" w:after="0" w:line="259" w:lineRule="auto"/>
-      </w:pPr>
-    </w:p>
-    <w:p>
-      <w:pPr>
-        <w:spacing w:before="0" w:after="40" w:line="259" w:lineRule="auto"/>
-      </w:pPr>
     </w:p>
     <w:p>
       <w:pPr>
@@ -3321,21 +2950,21 @@
           <w:type w:val="continuous"/>
           <w:pgSz w:w="11906" w:h="16838"/>
           <w:pgMar w:top="680" w:right="794" w:bottom="624" w:left="794" w:header="720" w:footer="720" w:gutter="0"/>
+          <w:cols w:num="2" w:space="396" w:sep="1"/>
           <w:docGrid w:linePitch="360"/>
-          <w:cols w:num="2" w:space="360" w:sep="1"/>
         </w:sectPr>
       </w:pPr>
     </w:p>
     <w:p>
       <w:pPr>
-        <w:spacing w:before="0" w:after="60" w:line="259" w:lineRule="auto"/>
+        <w:spacing w:after="60"/>
       </w:pPr>
       <w:r>
         <w:rPr>
-          <w:rFonts w:ascii="맑은 고딕" w:hAnsi="맑은 고딕" w:eastAsia="맑은 고딕"/>
           <w:b/>
           <w:i w:val="0"/>
-          <w:sz w:val="22"/>
+          <w:color w:val="1F3864"/>
+          <w:sz w:val="24"/>
           <w:u w:val="none"/>
         </w:rPr>
         <w:t>L5~8 어휘 전문문제 — 정답</w:t>
@@ -3343,414 +2972,584 @@
     </w:p>
     <w:p>
       <w:pPr>
-        <w:spacing w:before="0" w:after="20" w:line="259" w:lineRule="auto"/>
+        <w:spacing w:after="20"/>
       </w:pPr>
       <w:r>
         <w:rPr>
-          <w:rFonts w:ascii="맑은 고딕" w:hAnsi="맑은 고딕" w:eastAsia="맑은 고딕"/>
           <w:b/>
           <w:i w:val="0"/>
-          <w:sz w:val="19"/>
+          <w:color w:val="1F3864"/>
+          <w:sz w:val="18"/>
           <w:u w:val="none"/>
         </w:rPr>
-        <w:t xml:space="preserve">1 </w:t>
-      </w:r>
-      <w:r>
-        <w:rPr>
-          <w:rFonts w:ascii="맑은 고딕" w:hAnsi="맑은 고딕" w:eastAsia="맑은 고딕"/>
+        <w:t>1</w:t>
+      </w:r>
+      <w:r>
+        <w:rPr>
           <w:b w:val="0"/>
           <w:i w:val="0"/>
-          <w:sz w:val="19"/>
+          <w:sz w:val="18"/>
           <w:u w:val="none"/>
         </w:rPr>
-        <w:t xml:space="preserve">④   │   </w:t>
-      </w:r>
-      <w:r>
-        <w:rPr>
-          <w:rFonts w:ascii="맑은 고딕" w:hAnsi="맑은 고딕" w:eastAsia="맑은 고딕"/>
+        <w:t xml:space="preserve"> ③</w:t>
+      </w:r>
+      <w:r>
+        <w:rPr>
+          <w:b w:val="0"/>
+          <w:i w:val="0"/>
+          <w:color w:val="B0B8C8"/>
+          <w:sz w:val="18"/>
+          <w:u w:val="none"/>
+        </w:rPr>
+        <w:t xml:space="preserve">   │   </w:t>
+      </w:r>
+      <w:r>
+        <w:rPr>
           <w:b/>
           <w:i w:val="0"/>
-          <w:sz w:val="19"/>
+          <w:color w:val="1F3864"/>
+          <w:sz w:val="18"/>
           <w:u w:val="none"/>
         </w:rPr>
-        <w:t xml:space="preserve">2 </w:t>
-      </w:r>
-      <w:r>
-        <w:rPr>
-          <w:rFonts w:ascii="맑은 고딕" w:hAnsi="맑은 고딕" w:eastAsia="맑은 고딕"/>
+        <w:t>2</w:t>
+      </w:r>
+      <w:r>
+        <w:rPr>
           <w:b w:val="0"/>
           <w:i w:val="0"/>
-          <w:sz w:val="19"/>
+          <w:sz w:val="18"/>
           <w:u w:val="none"/>
         </w:rPr>
-        <w:t xml:space="preserve">④   │   </w:t>
-      </w:r>
-      <w:r>
-        <w:rPr>
-          <w:rFonts w:ascii="맑은 고딕" w:hAnsi="맑은 고딕" w:eastAsia="맑은 고딕"/>
+        <w:t xml:space="preserve"> ④</w:t>
+      </w:r>
+      <w:r>
+        <w:rPr>
+          <w:b w:val="0"/>
+          <w:i w:val="0"/>
+          <w:color w:val="B0B8C8"/>
+          <w:sz w:val="18"/>
+          <w:u w:val="none"/>
+        </w:rPr>
+        <w:t xml:space="preserve">   │   </w:t>
+      </w:r>
+      <w:r>
+        <w:rPr>
           <w:b/>
           <w:i w:val="0"/>
-          <w:sz w:val="19"/>
+          <w:color w:val="1F3864"/>
+          <w:sz w:val="18"/>
           <w:u w:val="none"/>
         </w:rPr>
-        <w:t xml:space="preserve">3 </w:t>
-      </w:r>
-      <w:r>
-        <w:rPr>
-          <w:rFonts w:ascii="맑은 고딕" w:hAnsi="맑은 고딕" w:eastAsia="맑은 고딕"/>
+        <w:t>3</w:t>
+      </w:r>
+      <w:r>
+        <w:rPr>
           <w:b w:val="0"/>
           <w:i w:val="0"/>
-          <w:sz w:val="19"/>
+          <w:sz w:val="18"/>
           <w:u w:val="none"/>
         </w:rPr>
-        <w:t xml:space="preserve">④   │   </w:t>
-      </w:r>
-      <w:r>
-        <w:rPr>
-          <w:rFonts w:ascii="맑은 고딕" w:hAnsi="맑은 고딕" w:eastAsia="맑은 고딕"/>
+        <w:t xml:space="preserve"> ④</w:t>
+      </w:r>
+      <w:r>
+        <w:rPr>
+          <w:b w:val="0"/>
+          <w:i w:val="0"/>
+          <w:color w:val="B0B8C8"/>
+          <w:sz w:val="18"/>
+          <w:u w:val="none"/>
+        </w:rPr>
+        <w:t xml:space="preserve">   │   </w:t>
+      </w:r>
+      <w:r>
+        <w:rPr>
           <w:b/>
           <w:i w:val="0"/>
-          <w:sz w:val="19"/>
+          <w:color w:val="1F3864"/>
+          <w:sz w:val="18"/>
           <w:u w:val="none"/>
         </w:rPr>
-        <w:t xml:space="preserve">4 </w:t>
-      </w:r>
-      <w:r>
-        <w:rPr>
-          <w:rFonts w:ascii="맑은 고딕" w:hAnsi="맑은 고딕" w:eastAsia="맑은 고딕"/>
+        <w:t>4</w:t>
+      </w:r>
+      <w:r>
+        <w:rPr>
           <w:b w:val="0"/>
           <w:i w:val="0"/>
-          <w:sz w:val="19"/>
+          <w:sz w:val="18"/>
           <w:u w:val="none"/>
         </w:rPr>
-        <w:t xml:space="preserve">⑤   │   </w:t>
-      </w:r>
-      <w:r>
-        <w:rPr>
-          <w:rFonts w:ascii="맑은 고딕" w:hAnsi="맑은 고딕" w:eastAsia="맑은 고딕"/>
+        <w:t xml:space="preserve"> ⑤</w:t>
+      </w:r>
+      <w:r>
+        <w:rPr>
+          <w:b w:val="0"/>
+          <w:i w:val="0"/>
+          <w:color w:val="B0B8C8"/>
+          <w:sz w:val="18"/>
+          <w:u w:val="none"/>
+        </w:rPr>
+        <w:t xml:space="preserve">   │   </w:t>
+      </w:r>
+      <w:r>
+        <w:rPr>
           <w:b/>
           <w:i w:val="0"/>
-          <w:sz w:val="19"/>
+          <w:color w:val="1F3864"/>
+          <w:sz w:val="18"/>
           <w:u w:val="none"/>
         </w:rPr>
-        <w:t xml:space="preserve">5 </w:t>
-      </w:r>
-      <w:r>
-        <w:rPr>
-          <w:rFonts w:ascii="맑은 고딕" w:hAnsi="맑은 고딕" w:eastAsia="맑은 고딕"/>
+        <w:t>5</w:t>
+      </w:r>
+      <w:r>
+        <w:rPr>
           <w:b w:val="0"/>
           <w:i w:val="0"/>
-          <w:sz w:val="19"/>
+          <w:sz w:val="18"/>
           <w:u w:val="none"/>
         </w:rPr>
-        <w:t xml:space="preserve">②   │   </w:t>
-      </w:r>
-      <w:r>
-        <w:rPr>
-          <w:rFonts w:ascii="맑은 고딕" w:hAnsi="맑은 고딕" w:eastAsia="맑은 고딕"/>
+        <w:t xml:space="preserve"> ①</w:t>
+      </w:r>
+      <w:r>
+        <w:rPr>
+          <w:b w:val="0"/>
+          <w:i w:val="0"/>
+          <w:color w:val="B0B8C8"/>
+          <w:sz w:val="18"/>
+          <w:u w:val="none"/>
+        </w:rPr>
+        <w:t xml:space="preserve">   │   </w:t>
+      </w:r>
+      <w:r>
+        <w:rPr>
           <w:b/>
           <w:i w:val="0"/>
-          <w:sz w:val="19"/>
+          <w:color w:val="1F3864"/>
+          <w:sz w:val="18"/>
           <w:u w:val="none"/>
         </w:rPr>
-        <w:t xml:space="preserve">6 </w:t>
-      </w:r>
-      <w:r>
-        <w:rPr>
-          <w:rFonts w:ascii="맑은 고딕" w:hAnsi="맑은 고딕" w:eastAsia="맑은 고딕"/>
+        <w:t>6</w:t>
+      </w:r>
+      <w:r>
+        <w:rPr>
           <w:b w:val="0"/>
           <w:i w:val="0"/>
-          <w:sz w:val="19"/>
+          <w:sz w:val="18"/>
           <w:u w:val="none"/>
         </w:rPr>
-        <w:t xml:space="preserve">①, ②, ⑤   │   </w:t>
-      </w:r>
-      <w:r>
-        <w:rPr>
-          <w:rFonts w:ascii="맑은 고딕" w:hAnsi="맑은 고딕" w:eastAsia="맑은 고딕"/>
+        <w:t xml:space="preserve"> ①, ②, ⑤</w:t>
+      </w:r>
+      <w:r>
+        <w:rPr>
+          <w:b w:val="0"/>
+          <w:i w:val="0"/>
+          <w:color w:val="B0B8C8"/>
+          <w:sz w:val="18"/>
+          <w:u w:val="none"/>
+        </w:rPr>
+        <w:t xml:space="preserve">   │   </w:t>
+      </w:r>
+      <w:r>
+        <w:rPr>
           <w:b/>
           <w:i w:val="0"/>
-          <w:sz w:val="19"/>
+          <w:color w:val="1F3864"/>
+          <w:sz w:val="18"/>
           <w:u w:val="none"/>
         </w:rPr>
-        <w:t xml:space="preserve">7 </w:t>
-      </w:r>
-      <w:r>
-        <w:rPr>
-          <w:rFonts w:ascii="맑은 고딕" w:hAnsi="맑은 고딕" w:eastAsia="맑은 고딕"/>
+        <w:t>7</w:t>
+      </w:r>
+      <w:r>
+        <w:rPr>
           <w:b w:val="0"/>
           <w:i w:val="0"/>
-          <w:sz w:val="19"/>
+          <w:sz w:val="18"/>
           <w:u w:val="none"/>
         </w:rPr>
-        <w:t xml:space="preserve">③   │   </w:t>
-      </w:r>
-      <w:r>
-        <w:rPr>
-          <w:rFonts w:ascii="맑은 고딕" w:hAnsi="맑은 고딕" w:eastAsia="맑은 고딕"/>
+        <w:t xml:space="preserve"> ③</w:t>
+      </w:r>
+      <w:r>
+        <w:rPr>
+          <w:b w:val="0"/>
+          <w:i w:val="0"/>
+          <w:color w:val="B0B8C8"/>
+          <w:sz w:val="18"/>
+          <w:u w:val="none"/>
+        </w:rPr>
+        <w:t xml:space="preserve">   │   </w:t>
+      </w:r>
+      <w:r>
+        <w:rPr>
           <w:b/>
           <w:i w:val="0"/>
-          <w:sz w:val="19"/>
+          <w:color w:val="1F3864"/>
+          <w:sz w:val="18"/>
           <w:u w:val="none"/>
         </w:rPr>
-        <w:t xml:space="preserve">8 </w:t>
-      </w:r>
-      <w:r>
-        <w:rPr>
-          <w:rFonts w:ascii="맑은 고딕" w:hAnsi="맑은 고딕" w:eastAsia="맑은 고딕"/>
+        <w:t>8</w:t>
+      </w:r>
+      <w:r>
+        <w:rPr>
           <w:b w:val="0"/>
           <w:i w:val="0"/>
-          <w:sz w:val="19"/>
+          <w:sz w:val="18"/>
           <w:u w:val="none"/>
         </w:rPr>
-        <w:t xml:space="preserve">(1) wore out (2) registered   │   </w:t>
-      </w:r>
-      <w:r>
-        <w:rPr>
-          <w:rFonts w:ascii="맑은 고딕" w:hAnsi="맑은 고딕" w:eastAsia="맑은 고딕"/>
+        <w:t xml:space="preserve"> (1) wore out (2) registered</w:t>
+      </w:r>
+      <w:r>
+        <w:rPr>
+          <w:b w:val="0"/>
+          <w:i w:val="0"/>
+          <w:color w:val="B0B8C8"/>
+          <w:sz w:val="18"/>
+          <w:u w:val="none"/>
+        </w:rPr>
+        <w:t xml:space="preserve">   │   </w:t>
+      </w:r>
+      <w:r>
+        <w:rPr>
           <w:b/>
           <w:i w:val="0"/>
-          <w:sz w:val="19"/>
+          <w:color w:val="1F3864"/>
+          <w:sz w:val="18"/>
           <w:u w:val="none"/>
         </w:rPr>
-        <w:t xml:space="preserve">9 </w:t>
-      </w:r>
-      <w:r>
-        <w:rPr>
-          <w:rFonts w:ascii="맑은 고딕" w:hAnsi="맑은 고딕" w:eastAsia="맑은 고딕"/>
+        <w:t>9</w:t>
+      </w:r>
+      <w:r>
+        <w:rPr>
           <w:b w:val="0"/>
           <w:i w:val="0"/>
-          <w:sz w:val="19"/>
+          <w:sz w:val="18"/>
           <w:u w:val="none"/>
         </w:rPr>
-        <w:t xml:space="preserve">②   │   </w:t>
-      </w:r>
-      <w:r>
-        <w:rPr>
-          <w:rFonts w:ascii="맑은 고딕" w:hAnsi="맑은 고딕" w:eastAsia="맑은 고딕"/>
+        <w:t xml:space="preserve"> ②</w:t>
+      </w:r>
+      <w:r>
+        <w:rPr>
+          <w:b w:val="0"/>
+          <w:i w:val="0"/>
+          <w:color w:val="B0B8C8"/>
+          <w:sz w:val="18"/>
+          <w:u w:val="none"/>
+        </w:rPr>
+        <w:t xml:space="preserve">   │   </w:t>
+      </w:r>
+      <w:r>
+        <w:rPr>
           <w:b/>
           <w:i w:val="0"/>
-          <w:sz w:val="19"/>
+          <w:color w:val="1F3864"/>
+          <w:sz w:val="18"/>
           <w:u w:val="none"/>
         </w:rPr>
-        <w:t xml:space="preserve">10 </w:t>
-      </w:r>
-      <w:r>
-        <w:rPr>
-          <w:rFonts w:ascii="맑은 고딕" w:hAnsi="맑은 고딕" w:eastAsia="맑은 고딕"/>
+        <w:t>10</w:t>
+      </w:r>
+      <w:r>
+        <w:rPr>
           <w:b w:val="0"/>
           <w:i w:val="0"/>
-          <w:sz w:val="19"/>
+          <w:sz w:val="18"/>
           <w:u w:val="none"/>
         </w:rPr>
-        <w:t xml:space="preserve">②   │   </w:t>
-      </w:r>
-      <w:r>
-        <w:rPr>
-          <w:rFonts w:ascii="맑은 고딕" w:hAnsi="맑은 고딕" w:eastAsia="맑은 고딕"/>
+        <w:t xml:space="preserve"> ①</w:t>
+      </w:r>
+      <w:r>
+        <w:rPr>
+          <w:b w:val="0"/>
+          <w:i w:val="0"/>
+          <w:color w:val="B0B8C8"/>
+          <w:sz w:val="18"/>
+          <w:u w:val="none"/>
+        </w:rPr>
+        <w:t xml:space="preserve">   │   </w:t>
+      </w:r>
+      <w:r>
+        <w:rPr>
           <w:b/>
           <w:i w:val="0"/>
-          <w:sz w:val="19"/>
+          <w:color w:val="1F3864"/>
+          <w:sz w:val="18"/>
           <w:u w:val="none"/>
         </w:rPr>
-        <w:t xml:space="preserve">11 </w:t>
-      </w:r>
-      <w:r>
-        <w:rPr>
-          <w:rFonts w:ascii="맑은 고딕" w:hAnsi="맑은 고딕" w:eastAsia="맑은 고딕"/>
+        <w:t>11</w:t>
+      </w:r>
+      <w:r>
+        <w:rPr>
           <w:b w:val="0"/>
           <w:i w:val="0"/>
-          <w:sz w:val="19"/>
+          <w:sz w:val="18"/>
           <w:u w:val="none"/>
         </w:rPr>
-        <w:t xml:space="preserve">②, ③   │   </w:t>
-      </w:r>
-      <w:r>
-        <w:rPr>
-          <w:rFonts w:ascii="맑은 고딕" w:hAnsi="맑은 고딕" w:eastAsia="맑은 고딕"/>
+        <w:t xml:space="preserve"> ②, ③</w:t>
+      </w:r>
+      <w:r>
+        <w:rPr>
+          <w:b w:val="0"/>
+          <w:i w:val="0"/>
+          <w:color w:val="B0B8C8"/>
+          <w:sz w:val="18"/>
+          <w:u w:val="none"/>
+        </w:rPr>
+        <w:t xml:space="preserve">   │   </w:t>
+      </w:r>
+      <w:r>
+        <w:rPr>
           <w:b/>
           <w:i w:val="0"/>
-          <w:sz w:val="19"/>
+          <w:color w:val="1F3864"/>
+          <w:sz w:val="18"/>
           <w:u w:val="none"/>
         </w:rPr>
-        <w:t xml:space="preserve">12 </w:t>
-      </w:r>
-      <w:r>
-        <w:rPr>
-          <w:rFonts w:ascii="맑은 고딕" w:hAnsi="맑은 고딕" w:eastAsia="맑은 고딕"/>
+        <w:t>12</w:t>
+      </w:r>
+      <w:r>
+        <w:rPr>
           <w:b w:val="0"/>
           <w:i w:val="0"/>
-          <w:sz w:val="19"/>
+          <w:sz w:val="18"/>
           <w:u w:val="none"/>
         </w:rPr>
-        <w:t xml:space="preserve">④   │   </w:t>
-      </w:r>
-      <w:r>
-        <w:rPr>
-          <w:rFonts w:ascii="맑은 고딕" w:hAnsi="맑은 고딕" w:eastAsia="맑은 고딕"/>
+        <w:t xml:space="preserve"> ④</w:t>
+      </w:r>
+      <w:r>
+        <w:rPr>
+          <w:b w:val="0"/>
+          <w:i w:val="0"/>
+          <w:color w:val="B0B8C8"/>
+          <w:sz w:val="18"/>
+          <w:u w:val="none"/>
+        </w:rPr>
+        <w:t xml:space="preserve">   │   </w:t>
+      </w:r>
+      <w:r>
+        <w:rPr>
           <w:b/>
           <w:i w:val="0"/>
-          <w:sz w:val="19"/>
+          <w:color w:val="1F3864"/>
+          <w:sz w:val="18"/>
           <w:u w:val="none"/>
         </w:rPr>
-        <w:t xml:space="preserve">13 </w:t>
-      </w:r>
-      <w:r>
-        <w:rPr>
-          <w:rFonts w:ascii="맑은 고딕" w:hAnsi="맑은 고딕" w:eastAsia="맑은 고딕"/>
+        <w:t>13</w:t>
+      </w:r>
+      <w:r>
+        <w:rPr>
           <w:b w:val="0"/>
           <w:i w:val="0"/>
-          <w:sz w:val="19"/>
+          <w:sz w:val="18"/>
           <w:u w:val="none"/>
         </w:rPr>
-        <w:t xml:space="preserve">②   │   </w:t>
-      </w:r>
-      <w:r>
-        <w:rPr>
-          <w:rFonts w:ascii="맑은 고딕" w:hAnsi="맑은 고딕" w:eastAsia="맑은 고딕"/>
+        <w:t xml:space="preserve"> ①</w:t>
+      </w:r>
+      <w:r>
+        <w:rPr>
+          <w:b w:val="0"/>
+          <w:i w:val="0"/>
+          <w:color w:val="B0B8C8"/>
+          <w:sz w:val="18"/>
+          <w:u w:val="none"/>
+        </w:rPr>
+        <w:t xml:space="preserve">   │   </w:t>
+      </w:r>
+      <w:r>
+        <w:rPr>
           <w:b/>
           <w:i w:val="0"/>
-          <w:sz w:val="19"/>
+          <w:color w:val="1F3864"/>
+          <w:sz w:val="18"/>
           <w:u w:val="none"/>
         </w:rPr>
-        <w:t xml:space="preserve">14 </w:t>
-      </w:r>
-      <w:r>
-        <w:rPr>
-          <w:rFonts w:ascii="맑은 고딕" w:hAnsi="맑은 고딕" w:eastAsia="맑은 고딕"/>
+        <w:t>14</w:t>
+      </w:r>
+      <w:r>
+        <w:rPr>
           <w:b w:val="0"/>
           <w:i w:val="0"/>
-          <w:sz w:val="19"/>
+          <w:sz w:val="18"/>
           <w:u w:val="none"/>
         </w:rPr>
-        <w:t xml:space="preserve">⑤   │   </w:t>
-      </w:r>
-      <w:r>
-        <w:rPr>
-          <w:rFonts w:ascii="맑은 고딕" w:hAnsi="맑은 고딕" w:eastAsia="맑은 고딕"/>
+        <w:t xml:space="preserve"> ⑤</w:t>
+      </w:r>
+      <w:r>
+        <w:rPr>
+          <w:b w:val="0"/>
+          <w:i w:val="0"/>
+          <w:color w:val="B0B8C8"/>
+          <w:sz w:val="18"/>
+          <w:u w:val="none"/>
+        </w:rPr>
+        <w:t xml:space="preserve">   │   </w:t>
+      </w:r>
+      <w:r>
+        <w:rPr>
           <w:b/>
           <w:i w:val="0"/>
-          <w:sz w:val="19"/>
+          <w:color w:val="1F3864"/>
+          <w:sz w:val="18"/>
           <w:u w:val="none"/>
         </w:rPr>
-        <w:t xml:space="preserve">15 </w:t>
-      </w:r>
-      <w:r>
-        <w:rPr>
-          <w:rFonts w:ascii="맑은 고딕" w:hAnsi="맑은 고딕" w:eastAsia="맑은 고딕"/>
+        <w:t>15</w:t>
+      </w:r>
+      <w:r>
+        <w:rPr>
           <w:b w:val="0"/>
           <w:i w:val="0"/>
-          <w:sz w:val="19"/>
+          <w:sz w:val="18"/>
           <w:u w:val="none"/>
         </w:rPr>
-        <w:t xml:space="preserve">②, ③   │   </w:t>
-      </w:r>
-      <w:r>
-        <w:rPr>
-          <w:rFonts w:ascii="맑은 고딕" w:hAnsi="맑은 고딕" w:eastAsia="맑은 고딕"/>
+        <w:t xml:space="preserve"> ③, ⑤</w:t>
+      </w:r>
+      <w:r>
+        <w:rPr>
+          <w:b w:val="0"/>
+          <w:i w:val="0"/>
+          <w:color w:val="B0B8C8"/>
+          <w:sz w:val="18"/>
+          <w:u w:val="none"/>
+        </w:rPr>
+        <w:t xml:space="preserve">   │   </w:t>
+      </w:r>
+      <w:r>
+        <w:rPr>
           <w:b/>
           <w:i w:val="0"/>
-          <w:sz w:val="19"/>
+          <w:color w:val="1F3864"/>
+          <w:sz w:val="18"/>
           <w:u w:val="none"/>
         </w:rPr>
-        <w:t xml:space="preserve">16 </w:t>
-      </w:r>
-      <w:r>
-        <w:rPr>
-          <w:rFonts w:ascii="맑은 고딕" w:hAnsi="맑은 고딕" w:eastAsia="맑은 고딕"/>
+        <w:t>16</w:t>
+      </w:r>
+      <w:r>
+        <w:rPr>
           <w:b w:val="0"/>
           <w:i w:val="0"/>
-          <w:sz w:val="19"/>
+          <w:sz w:val="18"/>
           <w:u w:val="none"/>
         </w:rPr>
-        <w:t xml:space="preserve">(1) target (2) trace   │   </w:t>
-      </w:r>
-      <w:r>
-        <w:rPr>
-          <w:rFonts w:ascii="맑은 고딕" w:hAnsi="맑은 고딕" w:eastAsia="맑은 고딕"/>
+        <w:t xml:space="preserve"> (1) target (2) trace</w:t>
+      </w:r>
+      <w:r>
+        <w:rPr>
+          <w:b w:val="0"/>
+          <w:i w:val="0"/>
+          <w:color w:val="B0B8C8"/>
+          <w:sz w:val="18"/>
+          <w:u w:val="none"/>
+        </w:rPr>
+        <w:t xml:space="preserve">   │   </w:t>
+      </w:r>
+      <w:r>
+        <w:rPr>
           <w:b/>
           <w:i w:val="0"/>
-          <w:sz w:val="19"/>
+          <w:color w:val="1F3864"/>
+          <w:sz w:val="18"/>
           <w:u w:val="none"/>
         </w:rPr>
-        <w:t xml:space="preserve">17 </w:t>
-      </w:r>
-      <w:r>
-        <w:rPr>
-          <w:rFonts w:ascii="맑은 고딕" w:hAnsi="맑은 고딕" w:eastAsia="맑은 고딕"/>
+        <w:t>17</w:t>
+      </w:r>
+      <w:r>
+        <w:rPr>
           <w:b w:val="0"/>
           <w:i w:val="0"/>
-          <w:sz w:val="19"/>
+          <w:sz w:val="18"/>
           <w:u w:val="none"/>
         </w:rPr>
-        <w:t xml:space="preserve">(1) respect (2) remind (3) dynasty (4) trophy → r·e·n·t = rent : to pay money to use something for a short time   │   </w:t>
-      </w:r>
-      <w:r>
-        <w:rPr>
-          <w:rFonts w:ascii="맑은 고딕" w:hAnsi="맑은 고딕" w:eastAsia="맑은 고딕"/>
+        <w:t xml:space="preserve"> (1) trophy (2) respect (3) attitude (4) carp (5) despite → t·r·a·c·e = trace : n. a mark, object, or other indication of the existence or passing of something</w:t>
+      </w:r>
+      <w:r>
+        <w:rPr>
+          <w:b w:val="0"/>
+          <w:i w:val="0"/>
+          <w:color w:val="B0B8C8"/>
+          <w:sz w:val="18"/>
+          <w:u w:val="none"/>
+        </w:rPr>
+        <w:t xml:space="preserve">   │   </w:t>
+      </w:r>
+      <w:r>
+        <w:rPr>
           <w:b/>
           <w:i w:val="0"/>
-          <w:sz w:val="19"/>
+          <w:color w:val="1F3864"/>
+          <w:sz w:val="18"/>
           <w:u w:val="none"/>
         </w:rPr>
-        <w:t xml:space="preserve">18 </w:t>
-      </w:r>
-      <w:r>
-        <w:rPr>
-          <w:rFonts w:ascii="맑은 고딕" w:hAnsi="맑은 고딕" w:eastAsia="맑은 고딕"/>
+        <w:t>18</w:t>
+      </w:r>
+      <w:r>
+        <w:rPr>
           <w:b w:val="0"/>
           <w:i w:val="0"/>
-          <w:sz w:val="19"/>
+          <w:sz w:val="18"/>
           <w:u w:val="none"/>
         </w:rPr>
-        <w:t xml:space="preserve">It reminded them of important values. / ★ = reminded   │   </w:t>
-      </w:r>
-      <w:r>
-        <w:rPr>
-          <w:rFonts w:ascii="맑은 고딕" w:hAnsi="맑은 고딕" w:eastAsia="맑은 고딕"/>
+        <w:t xml:space="preserve"> For these reasons, bamboo came to symbolize loyalty to the king. / ★ = loyalty</w:t>
+      </w:r>
+      <w:r>
+        <w:rPr>
+          <w:b w:val="0"/>
+          <w:i w:val="0"/>
+          <w:color w:val="B0B8C8"/>
+          <w:sz w:val="18"/>
+          <w:u w:val="none"/>
+        </w:rPr>
+        <w:t xml:space="preserve">   │   </w:t>
+      </w:r>
+      <w:r>
+        <w:rPr>
           <w:b/>
           <w:i w:val="0"/>
-          <w:sz w:val="19"/>
+          <w:color w:val="1F3864"/>
+          <w:sz w:val="18"/>
           <w:u w:val="none"/>
         </w:rPr>
-        <w:t xml:space="preserve">19 </w:t>
-      </w:r>
-      <w:r>
-        <w:rPr>
-          <w:rFonts w:ascii="맑은 고딕" w:hAnsi="맑은 고딕" w:eastAsia="맑은 고딕"/>
+        <w:t>19</w:t>
+      </w:r>
+      <w:r>
+        <w:rPr>
           <w:b w:val="0"/>
           <w:i w:val="0"/>
-          <w:sz w:val="19"/>
+          <w:sz w:val="18"/>
           <w:u w:val="none"/>
         </w:rPr>
-        <w:t xml:space="preserve">predicts   │   </w:t>
-      </w:r>
-      <w:r>
-        <w:rPr>
-          <w:rFonts w:ascii="맑은 고딕" w:hAnsi="맑은 고딕" w:eastAsia="맑은 고딕"/>
+        <w:t xml:space="preserve"> predicts</w:t>
+      </w:r>
+      <w:r>
+        <w:rPr>
+          <w:b w:val="0"/>
+          <w:i w:val="0"/>
+          <w:color w:val="B0B8C8"/>
+          <w:sz w:val="18"/>
+          <w:u w:val="none"/>
+        </w:rPr>
+        <w:t xml:space="preserve">   │   </w:t>
+      </w:r>
+      <w:r>
+        <w:rPr>
           <w:b/>
           <w:i w:val="0"/>
-          <w:sz w:val="19"/>
+          <w:color w:val="1F3864"/>
+          <w:sz w:val="18"/>
           <w:u w:val="none"/>
         </w:rPr>
-        <w:t xml:space="preserve">20 </w:t>
-      </w:r>
-      <w:r>
-        <w:rPr>
-          <w:rFonts w:ascii="맑은 고딕" w:hAnsi="맑은 고딕" w:eastAsia="맑은 고딕"/>
+        <w:t>20</w:t>
+      </w:r>
+      <w:r>
+        <w:rPr>
           <w:b w:val="0"/>
           <w:i w:val="0"/>
-          <w:sz w:val="19"/>
+          <w:sz w:val="18"/>
           <w:u w:val="none"/>
         </w:rPr>
-        <w:t>①</w:t>
+        <w:t xml:space="preserve"> ①</w:t>
       </w:r>
     </w:p>
     <w:sectPr>
       <w:pgSz w:w="11906" w:h="16838"/>
       <w:pgMar w:top="680" w:right="794" w:bottom="624" w:left="794" w:header="720" w:footer="720" w:gutter="0"/>
+      <w:cols w:num="1" w:space="396"/>
       <w:docGrid w:linePitch="360"/>
-      <w:cols w:num="1" w:space="360"/>
     </w:sectPr>
   </w:body>
 </w:document>
@@ -4119,9 +3918,12 @@
     <w:name w:val="Normal"/>
     <w:qFormat/>
     <w:rsid w:val="00FC693F"/>
+    <w:pPr>
+      <w:spacing w:before="0" w:after="30" w:line="259" w:lineRule="auto"/>
+    </w:pPr>
     <w:rPr>
       <w:rFonts w:ascii="맑은 고딕" w:hAnsi="맑은 고딕" w:eastAsia="맑은 고딕"/>
-      <w:sz w:val="18"/>
+      <w:sz w:val="20"/>
     </w:rPr>
   </w:style>
   <w:style w:type="paragraph" w:styleId="Header">
